--- a/LAB5/Lab5_Lop11THMT_1150080021_NguyenHungVanKhanh.docx
+++ b/LAB5/Lab5_Lop11THMT_1150080021_NguyenHungVanKhanh.docx
@@ -253,6 +253,7 @@
       <w:r>
         <w:rPr>
           <w:rFonts w:ascii="Times New Roman" w:hAnsi="Times New Roman" w:cs="Times New Roman"/>
+          <w:noProof/>
         </w:rPr>
         <w:drawing>
           <wp:inline distT="0" distB="0" distL="0" distR="0" wp14:anchorId="303D4AB8" wp14:editId="6A1379B0">
@@ -461,6 +462,7 @@
       <w:r>
         <w:rPr>
           <w:rFonts w:ascii="Times New Roman" w:hAnsi="Times New Roman" w:cs="Times New Roman"/>
+          <w:noProof/>
         </w:rPr>
         <w:lastRenderedPageBreak/>
         <w:drawing>
@@ -614,6 +616,7 @@
       <w:r>
         <w:rPr>
           <w:rFonts w:ascii="Times New Roman" w:hAnsi="Times New Roman" w:cs="Times New Roman"/>
+          <w:noProof/>
         </w:rPr>
         <w:drawing>
           <wp:inline distT="0" distB="0" distL="0" distR="0" wp14:anchorId="5193A102" wp14:editId="3B767FCE">
@@ -808,6 +811,7 @@
       <w:r>
         <w:rPr>
           <w:rFonts w:ascii="Times New Roman" w:hAnsi="Times New Roman" w:cs="Times New Roman"/>
+          <w:noProof/>
         </w:rPr>
         <w:drawing>
           <wp:inline distT="0" distB="0" distL="0" distR="0" wp14:anchorId="6DF93F88" wp14:editId="1827DE6C">
@@ -1183,6 +1187,7 @@
       <w:r>
         <w:rPr>
           <w:rFonts w:ascii="Times New Roman" w:hAnsi="Times New Roman" w:cs="Times New Roman"/>
+          <w:noProof/>
         </w:rPr>
         <w:drawing>
           <wp:inline distT="0" distB="0" distL="0" distR="0" wp14:anchorId="4D992288" wp14:editId="09A80526">
@@ -1220,6 +1225,9396 @@
           </wp:inline>
         </w:drawing>
       </w:r>
+    </w:p>
+    <w:p>
+      <w:pPr>
+        <w:rPr>
+          <w:rFonts w:ascii="Times New Roman" w:hAnsi="Times New Roman" w:cs="Times New Roman"/>
+        </w:rPr>
+      </w:pPr>
+      <w:proofErr w:type="spellStart"/>
+      <w:r>
+        <w:rPr>
+          <w:rFonts w:ascii="Times New Roman" w:hAnsi="Times New Roman" w:cs="Times New Roman"/>
+        </w:rPr>
+        <w:t>Cấu</w:t>
+      </w:r>
+      <w:proofErr w:type="spellEnd"/>
+      <w:r>
+        <w:rPr>
+          <w:rFonts w:ascii="Times New Roman" w:hAnsi="Times New Roman" w:cs="Times New Roman"/>
+        </w:rPr>
+        <w:t xml:space="preserve"> </w:t>
+      </w:r>
+      <w:proofErr w:type="spellStart"/>
+      <w:r>
+        <w:rPr>
+          <w:rFonts w:ascii="Times New Roman" w:hAnsi="Times New Roman" w:cs="Times New Roman"/>
+        </w:rPr>
+        <w:t>hình</w:t>
+      </w:r>
+      <w:proofErr w:type="spellEnd"/>
+      <w:r>
+        <w:rPr>
+          <w:rFonts w:ascii="Times New Roman" w:hAnsi="Times New Roman" w:cs="Times New Roman"/>
+        </w:rPr>
+        <w:t xml:space="preserve"> IP </w:t>
+      </w:r>
+      <w:proofErr w:type="spellStart"/>
+      <w:r>
+        <w:rPr>
+          <w:rFonts w:ascii="Times New Roman" w:hAnsi="Times New Roman" w:cs="Times New Roman"/>
+        </w:rPr>
+        <w:t>và</w:t>
+      </w:r>
+      <w:proofErr w:type="spellEnd"/>
+      <w:r>
+        <w:rPr>
+          <w:rFonts w:ascii="Times New Roman" w:hAnsi="Times New Roman" w:cs="Times New Roman"/>
+        </w:rPr>
+        <w:t xml:space="preserve"> </w:t>
+      </w:r>
+      <w:proofErr w:type="spellStart"/>
+      <w:r>
+        <w:rPr>
+          <w:rFonts w:ascii="Times New Roman" w:hAnsi="Times New Roman" w:cs="Times New Roman"/>
+        </w:rPr>
+        <w:t>kiểm</w:t>
+      </w:r>
+      <w:proofErr w:type="spellEnd"/>
+      <w:r>
+        <w:rPr>
+          <w:rFonts w:ascii="Times New Roman" w:hAnsi="Times New Roman" w:cs="Times New Roman"/>
+        </w:rPr>
+        <w:t xml:space="preserve"> </w:t>
+      </w:r>
+      <w:proofErr w:type="spellStart"/>
+      <w:r>
+        <w:rPr>
+          <w:rFonts w:ascii="Times New Roman" w:hAnsi="Times New Roman" w:cs="Times New Roman"/>
+        </w:rPr>
+        <w:t>tra</w:t>
+      </w:r>
+      <w:proofErr w:type="spellEnd"/>
+      <w:r>
+        <w:rPr>
+          <w:rFonts w:ascii="Times New Roman" w:hAnsi="Times New Roman" w:cs="Times New Roman"/>
+        </w:rPr>
+        <w:t xml:space="preserve"> </w:t>
+      </w:r>
+      <w:proofErr w:type="spellStart"/>
+      <w:r>
+        <w:rPr>
+          <w:rFonts w:ascii="Times New Roman" w:hAnsi="Times New Roman" w:cs="Times New Roman"/>
+        </w:rPr>
+        <w:t>kết</w:t>
+      </w:r>
+      <w:proofErr w:type="spellEnd"/>
+      <w:r>
+        <w:rPr>
+          <w:rFonts w:ascii="Times New Roman" w:hAnsi="Times New Roman" w:cs="Times New Roman"/>
+        </w:rPr>
+        <w:t xml:space="preserve"> </w:t>
+      </w:r>
+      <w:proofErr w:type="spellStart"/>
+      <w:r>
+        <w:rPr>
+          <w:rFonts w:ascii="Times New Roman" w:hAnsi="Times New Roman" w:cs="Times New Roman"/>
+        </w:rPr>
+        <w:t>nối</w:t>
+      </w:r>
+      <w:proofErr w:type="spellEnd"/>
+      <w:r>
+        <w:rPr>
+          <w:rFonts w:ascii="Times New Roman" w:hAnsi="Times New Roman" w:cs="Times New Roman"/>
+        </w:rPr>
+        <w:t xml:space="preserve"> Internet </w:t>
+      </w:r>
+      <w:proofErr w:type="spellStart"/>
+      <w:r>
+        <w:rPr>
+          <w:rFonts w:ascii="Times New Roman" w:hAnsi="Times New Roman" w:cs="Times New Roman"/>
+        </w:rPr>
+        <w:t>của</w:t>
+      </w:r>
+      <w:proofErr w:type="spellEnd"/>
+      <w:r>
+        <w:rPr>
+          <w:rFonts w:ascii="Times New Roman" w:hAnsi="Times New Roman" w:cs="Times New Roman"/>
+        </w:rPr>
+        <w:t xml:space="preserve"> Windows Server </w:t>
+      </w:r>
+      <w:proofErr w:type="spellStart"/>
+      <w:r>
+        <w:rPr>
+          <w:rFonts w:ascii="Times New Roman" w:hAnsi="Times New Roman" w:cs="Times New Roman"/>
+        </w:rPr>
+        <w:t>trong</w:t>
+      </w:r>
+      <w:proofErr w:type="spellEnd"/>
+      <w:r>
+        <w:rPr>
+          <w:rFonts w:ascii="Times New Roman" w:hAnsi="Times New Roman" w:cs="Times New Roman"/>
+        </w:rPr>
+        <w:t xml:space="preserve"> </w:t>
+      </w:r>
+      <w:proofErr w:type="spellStart"/>
+      <w:r>
+        <w:rPr>
+          <w:rFonts w:ascii="Times New Roman" w:hAnsi="Times New Roman" w:cs="Times New Roman"/>
+        </w:rPr>
+        <w:t>mạng</w:t>
+      </w:r>
+      <w:proofErr w:type="spellEnd"/>
+      <w:r>
+        <w:rPr>
+          <w:rFonts w:ascii="Times New Roman" w:hAnsi="Times New Roman" w:cs="Times New Roman"/>
+        </w:rPr>
+        <w:t xml:space="preserve"> LAN</w:t>
+      </w:r>
+    </w:p>
+    <w:p>
+      <w:pPr>
+        <w:rPr>
+          <w:noProof/>
+        </w:rPr>
+      </w:pPr>
+      <w:r>
+        <w:rPr>
+          <w:noProof/>
+        </w:rPr>
+        <w:lastRenderedPageBreak/>
+        <w:t xml:space="preserve"> </w:t>
+      </w:r>
+      <w:r>
+        <w:rPr>
+          <w:noProof/>
+        </w:rPr>
+        <w:drawing>
+          <wp:inline distT="0" distB="0" distL="0" distR="0" wp14:anchorId="14479DC0" wp14:editId="053BA561">
+            <wp:extent cx="2803311" cy="2583180"/>
+            <wp:effectExtent l="0" t="0" r="0" b="7620"/>
+            <wp:docPr id="616501505" name="Picture 1"/>
+            <wp:cNvGraphicFramePr>
+              <a:graphicFrameLocks xmlns:a="http://schemas.openxmlformats.org/drawingml/2006/main" noChangeAspect="1"/>
+            </wp:cNvGraphicFramePr>
+            <a:graphic xmlns:a="http://schemas.openxmlformats.org/drawingml/2006/main">
+              <a:graphicData uri="http://schemas.openxmlformats.org/drawingml/2006/picture">
+                <pic:pic xmlns:pic="http://schemas.openxmlformats.org/drawingml/2006/picture">
+                  <pic:nvPicPr>
+                    <pic:cNvPr id="616501505" name=""/>
+                    <pic:cNvPicPr/>
+                  </pic:nvPicPr>
+                  <pic:blipFill>
+                    <a:blip r:embed="rId13"/>
+                    <a:stretch>
+                      <a:fillRect/>
+                    </a:stretch>
+                  </pic:blipFill>
+                  <pic:spPr>
+                    <a:xfrm>
+                      <a:off x="0" y="0"/>
+                      <a:ext cx="2809680" cy="2589049"/>
+                    </a:xfrm>
+                    <a:prstGeom prst="rect">
+                      <a:avLst/>
+                    </a:prstGeom>
+                  </pic:spPr>
+                </pic:pic>
+              </a:graphicData>
+            </a:graphic>
+          </wp:inline>
+        </w:drawing>
+      </w:r>
+      <w:r>
+        <w:rPr>
+          <w:noProof/>
+        </w:rPr>
+        <w:t xml:space="preserve">     </w:t>
+      </w:r>
+      <w:r>
+        <w:rPr>
+          <w:noProof/>
+        </w:rPr>
+        <w:drawing>
+          <wp:inline distT="0" distB="0" distL="0" distR="0" wp14:anchorId="197EFCC1" wp14:editId="205B375F">
+            <wp:extent cx="2491740" cy="2491740"/>
+            <wp:effectExtent l="0" t="0" r="3810" b="3810"/>
+            <wp:docPr id="13069744" name="Picture 1"/>
+            <wp:cNvGraphicFramePr>
+              <a:graphicFrameLocks xmlns:a="http://schemas.openxmlformats.org/drawingml/2006/main" noChangeAspect="1"/>
+            </wp:cNvGraphicFramePr>
+            <a:graphic xmlns:a="http://schemas.openxmlformats.org/drawingml/2006/main">
+              <a:graphicData uri="http://schemas.openxmlformats.org/drawingml/2006/picture">
+                <pic:pic xmlns:pic="http://schemas.openxmlformats.org/drawingml/2006/picture">
+                  <pic:nvPicPr>
+                    <pic:cNvPr id="13069744" name=""/>
+                    <pic:cNvPicPr/>
+                  </pic:nvPicPr>
+                  <pic:blipFill>
+                    <a:blip r:embed="rId14"/>
+                    <a:stretch>
+                      <a:fillRect/>
+                    </a:stretch>
+                  </pic:blipFill>
+                  <pic:spPr>
+                    <a:xfrm>
+                      <a:off x="0" y="0"/>
+                      <a:ext cx="2491740" cy="2491740"/>
+                    </a:xfrm>
+                    <a:prstGeom prst="rect">
+                      <a:avLst/>
+                    </a:prstGeom>
+                  </pic:spPr>
+                </pic:pic>
+              </a:graphicData>
+            </a:graphic>
+          </wp:inline>
+        </w:drawing>
+      </w:r>
+    </w:p>
+    <w:p>
+      <w:pPr>
+        <w:rPr>
+          <w:rFonts w:ascii="Times New Roman" w:hAnsi="Times New Roman" w:cs="Times New Roman"/>
+        </w:rPr>
+      </w:pPr>
+      <w:proofErr w:type="spellStart"/>
+      <w:r>
+        <w:rPr>
+          <w:rFonts w:ascii="Times New Roman" w:hAnsi="Times New Roman" w:cs="Times New Roman"/>
+        </w:rPr>
+        <w:t>Cấu</w:t>
+      </w:r>
+      <w:proofErr w:type="spellEnd"/>
+      <w:r>
+        <w:rPr>
+          <w:rFonts w:ascii="Times New Roman" w:hAnsi="Times New Roman" w:cs="Times New Roman"/>
+        </w:rPr>
+        <w:t xml:space="preserve"> </w:t>
+      </w:r>
+      <w:proofErr w:type="spellStart"/>
+      <w:r>
+        <w:rPr>
+          <w:rFonts w:ascii="Times New Roman" w:hAnsi="Times New Roman" w:cs="Times New Roman"/>
+        </w:rPr>
+        <w:t>hình</w:t>
+      </w:r>
+      <w:proofErr w:type="spellEnd"/>
+      <w:r>
+        <w:rPr>
+          <w:rFonts w:ascii="Times New Roman" w:hAnsi="Times New Roman" w:cs="Times New Roman"/>
+        </w:rPr>
+        <w:t xml:space="preserve"> IP </w:t>
+      </w:r>
+      <w:proofErr w:type="spellStart"/>
+      <w:r>
+        <w:rPr>
+          <w:rFonts w:ascii="Times New Roman" w:hAnsi="Times New Roman" w:cs="Times New Roman"/>
+        </w:rPr>
+        <w:t>và</w:t>
+      </w:r>
+      <w:proofErr w:type="spellEnd"/>
+      <w:r>
+        <w:rPr>
+          <w:rFonts w:ascii="Times New Roman" w:hAnsi="Times New Roman" w:cs="Times New Roman"/>
+        </w:rPr>
+        <w:t xml:space="preserve"> </w:t>
+      </w:r>
+      <w:proofErr w:type="spellStart"/>
+      <w:r>
+        <w:rPr>
+          <w:rFonts w:ascii="Times New Roman" w:hAnsi="Times New Roman" w:cs="Times New Roman"/>
+        </w:rPr>
+        <w:t>kiểm</w:t>
+      </w:r>
+      <w:proofErr w:type="spellEnd"/>
+      <w:r>
+        <w:rPr>
+          <w:rFonts w:ascii="Times New Roman" w:hAnsi="Times New Roman" w:cs="Times New Roman"/>
+        </w:rPr>
+        <w:t xml:space="preserve"> </w:t>
+      </w:r>
+      <w:proofErr w:type="spellStart"/>
+      <w:r>
+        <w:rPr>
+          <w:rFonts w:ascii="Times New Roman" w:hAnsi="Times New Roman" w:cs="Times New Roman"/>
+        </w:rPr>
+        <w:t>tra</w:t>
+      </w:r>
+      <w:proofErr w:type="spellEnd"/>
+      <w:r>
+        <w:rPr>
+          <w:rFonts w:ascii="Times New Roman" w:hAnsi="Times New Roman" w:cs="Times New Roman"/>
+        </w:rPr>
+        <w:t xml:space="preserve"> </w:t>
+      </w:r>
+      <w:proofErr w:type="spellStart"/>
+      <w:r>
+        <w:rPr>
+          <w:rFonts w:ascii="Times New Roman" w:hAnsi="Times New Roman" w:cs="Times New Roman"/>
+        </w:rPr>
+        <w:t>kết</w:t>
+      </w:r>
+      <w:proofErr w:type="spellEnd"/>
+      <w:r>
+        <w:rPr>
+          <w:rFonts w:ascii="Times New Roman" w:hAnsi="Times New Roman" w:cs="Times New Roman"/>
+        </w:rPr>
+        <w:t xml:space="preserve"> </w:t>
+      </w:r>
+      <w:proofErr w:type="spellStart"/>
+      <w:r>
+        <w:rPr>
+          <w:rFonts w:ascii="Times New Roman" w:hAnsi="Times New Roman" w:cs="Times New Roman"/>
+        </w:rPr>
+        <w:t>nối</w:t>
+      </w:r>
+      <w:proofErr w:type="spellEnd"/>
+      <w:r>
+        <w:rPr>
+          <w:rFonts w:ascii="Times New Roman" w:hAnsi="Times New Roman" w:cs="Times New Roman"/>
+        </w:rPr>
+        <w:t xml:space="preserve"> </w:t>
+      </w:r>
+      <w:proofErr w:type="spellStart"/>
+      <w:r>
+        <w:rPr>
+          <w:rFonts w:ascii="Times New Roman" w:hAnsi="Times New Roman" w:cs="Times New Roman"/>
+        </w:rPr>
+        <w:t>của</w:t>
+      </w:r>
+      <w:proofErr w:type="spellEnd"/>
+      <w:r>
+        <w:rPr>
+          <w:rFonts w:ascii="Times New Roman" w:hAnsi="Times New Roman" w:cs="Times New Roman"/>
+        </w:rPr>
+        <w:t xml:space="preserve"> </w:t>
+      </w:r>
+      <w:proofErr w:type="spellStart"/>
+      <w:r>
+        <w:rPr>
+          <w:rFonts w:ascii="Times New Roman" w:hAnsi="Times New Roman" w:cs="Times New Roman"/>
+        </w:rPr>
+        <w:t>máy</w:t>
+      </w:r>
+      <w:proofErr w:type="spellEnd"/>
+      <w:r>
+        <w:rPr>
+          <w:rFonts w:ascii="Times New Roman" w:hAnsi="Times New Roman" w:cs="Times New Roman"/>
+        </w:rPr>
+        <w:t xml:space="preserve"> LAN-Test Ubuntu</w:t>
+      </w:r>
+    </w:p>
+    <w:p>
+      <w:pPr>
+        <w:rPr>
+          <w:rFonts w:ascii="Times New Roman" w:hAnsi="Times New Roman" w:cs="Times New Roman"/>
+        </w:rPr>
+      </w:pPr>
+      <w:r>
+        <w:rPr>
+          <w:rFonts w:ascii="Times New Roman" w:hAnsi="Times New Roman" w:cs="Times New Roman"/>
+        </w:rPr>
+        <w:drawing>
+          <wp:inline distT="0" distB="0" distL="0" distR="0" wp14:anchorId="289AFA2B" wp14:editId="56B70C5A">
+            <wp:extent cx="4619666" cy="3536315"/>
+            <wp:effectExtent l="0" t="0" r="9525" b="6985"/>
+            <wp:docPr id="1321630392" name="Picture 1"/>
+            <wp:cNvGraphicFramePr>
+              <a:graphicFrameLocks xmlns:a="http://schemas.openxmlformats.org/drawingml/2006/main" noChangeAspect="1"/>
+            </wp:cNvGraphicFramePr>
+            <a:graphic xmlns:a="http://schemas.openxmlformats.org/drawingml/2006/main">
+              <a:graphicData uri="http://schemas.openxmlformats.org/drawingml/2006/picture">
+                <pic:pic xmlns:pic="http://schemas.openxmlformats.org/drawingml/2006/picture">
+                  <pic:nvPicPr>
+                    <pic:cNvPr id="1321630392" name=""/>
+                    <pic:cNvPicPr/>
+                  </pic:nvPicPr>
+                  <pic:blipFill>
+                    <a:blip r:embed="rId15"/>
+                    <a:stretch>
+                      <a:fillRect/>
+                    </a:stretch>
+                  </pic:blipFill>
+                  <pic:spPr>
+                    <a:xfrm>
+                      <a:off x="0" y="0"/>
+                      <a:ext cx="4622081" cy="3538164"/>
+                    </a:xfrm>
+                    <a:prstGeom prst="rect">
+                      <a:avLst/>
+                    </a:prstGeom>
+                  </pic:spPr>
+                </pic:pic>
+              </a:graphicData>
+            </a:graphic>
+          </wp:inline>
+        </w:drawing>
+      </w:r>
+    </w:p>
+    <w:p>
+      <w:pPr>
+        <w:rPr>
+          <w:rFonts w:ascii="Times New Roman" w:hAnsi="Times New Roman" w:cs="Times New Roman"/>
+        </w:rPr>
+      </w:pPr>
+      <w:proofErr w:type="spellStart"/>
+      <w:r>
+        <w:rPr>
+          <w:rFonts w:ascii="Times New Roman" w:hAnsi="Times New Roman" w:cs="Times New Roman"/>
+        </w:rPr>
+        <w:t>Cấu</w:t>
+      </w:r>
+      <w:proofErr w:type="spellEnd"/>
+      <w:r>
+        <w:rPr>
+          <w:rFonts w:ascii="Times New Roman" w:hAnsi="Times New Roman" w:cs="Times New Roman"/>
+        </w:rPr>
+        <w:t xml:space="preserve"> </w:t>
+      </w:r>
+      <w:proofErr w:type="spellStart"/>
+      <w:r>
+        <w:rPr>
+          <w:rFonts w:ascii="Times New Roman" w:hAnsi="Times New Roman" w:cs="Times New Roman"/>
+        </w:rPr>
+        <w:t>hình</w:t>
+      </w:r>
+      <w:proofErr w:type="spellEnd"/>
+      <w:r>
+        <w:rPr>
+          <w:rFonts w:ascii="Times New Roman" w:hAnsi="Times New Roman" w:cs="Times New Roman"/>
+        </w:rPr>
+        <w:t xml:space="preserve"> IP </w:t>
+      </w:r>
+      <w:proofErr w:type="spellStart"/>
+      <w:r>
+        <w:rPr>
+          <w:rFonts w:ascii="Times New Roman" w:hAnsi="Times New Roman" w:cs="Times New Roman"/>
+        </w:rPr>
+        <w:t>và</w:t>
+      </w:r>
+      <w:proofErr w:type="spellEnd"/>
+      <w:r>
+        <w:rPr>
+          <w:rFonts w:ascii="Times New Roman" w:hAnsi="Times New Roman" w:cs="Times New Roman"/>
+        </w:rPr>
+        <w:t xml:space="preserve"> </w:t>
+      </w:r>
+      <w:proofErr w:type="spellStart"/>
+      <w:r>
+        <w:rPr>
+          <w:rFonts w:ascii="Times New Roman" w:hAnsi="Times New Roman" w:cs="Times New Roman"/>
+        </w:rPr>
+        <w:t>kiểm</w:t>
+      </w:r>
+      <w:proofErr w:type="spellEnd"/>
+      <w:r>
+        <w:rPr>
+          <w:rFonts w:ascii="Times New Roman" w:hAnsi="Times New Roman" w:cs="Times New Roman"/>
+        </w:rPr>
+        <w:t xml:space="preserve"> </w:t>
+      </w:r>
+      <w:proofErr w:type="spellStart"/>
+      <w:r>
+        <w:rPr>
+          <w:rFonts w:ascii="Times New Roman" w:hAnsi="Times New Roman" w:cs="Times New Roman"/>
+        </w:rPr>
+        <w:t>tra</w:t>
+      </w:r>
+      <w:proofErr w:type="spellEnd"/>
+      <w:r>
+        <w:rPr>
+          <w:rFonts w:ascii="Times New Roman" w:hAnsi="Times New Roman" w:cs="Times New Roman"/>
+        </w:rPr>
+        <w:t xml:space="preserve"> </w:t>
+      </w:r>
+      <w:proofErr w:type="spellStart"/>
+      <w:r>
+        <w:rPr>
+          <w:rFonts w:ascii="Times New Roman" w:hAnsi="Times New Roman" w:cs="Times New Roman"/>
+        </w:rPr>
+        <w:t>kết</w:t>
+      </w:r>
+      <w:proofErr w:type="spellEnd"/>
+      <w:r>
+        <w:rPr>
+          <w:rFonts w:ascii="Times New Roman" w:hAnsi="Times New Roman" w:cs="Times New Roman"/>
+        </w:rPr>
+        <w:t xml:space="preserve"> </w:t>
+      </w:r>
+      <w:proofErr w:type="spellStart"/>
+      <w:r>
+        <w:rPr>
+          <w:rFonts w:ascii="Times New Roman" w:hAnsi="Times New Roman" w:cs="Times New Roman"/>
+        </w:rPr>
+        <w:t>nối</w:t>
+      </w:r>
+      <w:proofErr w:type="spellEnd"/>
+      <w:r>
+        <w:rPr>
+          <w:rFonts w:ascii="Times New Roman" w:hAnsi="Times New Roman" w:cs="Times New Roman"/>
+        </w:rPr>
+        <w:t xml:space="preserve"> </w:t>
+      </w:r>
+      <w:proofErr w:type="spellStart"/>
+      <w:r>
+        <w:rPr>
+          <w:rFonts w:ascii="Times New Roman" w:hAnsi="Times New Roman" w:cs="Times New Roman"/>
+        </w:rPr>
+        <w:t>của</w:t>
+      </w:r>
+      <w:proofErr w:type="spellEnd"/>
+      <w:r>
+        <w:rPr>
+          <w:rFonts w:ascii="Times New Roman" w:hAnsi="Times New Roman" w:cs="Times New Roman"/>
+        </w:rPr>
+        <w:t xml:space="preserve"> Web Server </w:t>
+      </w:r>
+      <w:proofErr w:type="spellStart"/>
+      <w:r>
+        <w:rPr>
+          <w:rFonts w:ascii="Times New Roman" w:hAnsi="Times New Roman" w:cs="Times New Roman"/>
+        </w:rPr>
+        <w:t>trong</w:t>
+      </w:r>
+      <w:proofErr w:type="spellEnd"/>
+      <w:r>
+        <w:rPr>
+          <w:rFonts w:ascii="Times New Roman" w:hAnsi="Times New Roman" w:cs="Times New Roman"/>
+        </w:rPr>
+        <w:t xml:space="preserve"> </w:t>
+      </w:r>
+      <w:proofErr w:type="spellStart"/>
+      <w:r>
+        <w:rPr>
+          <w:rFonts w:ascii="Times New Roman" w:hAnsi="Times New Roman" w:cs="Times New Roman"/>
+        </w:rPr>
+        <w:t>vùng</w:t>
+      </w:r>
+      <w:proofErr w:type="spellEnd"/>
+      <w:r>
+        <w:rPr>
+          <w:rFonts w:ascii="Times New Roman" w:hAnsi="Times New Roman" w:cs="Times New Roman"/>
+        </w:rPr>
+        <w:t xml:space="preserve"> DMZ</w:t>
+      </w:r>
+    </w:p>
+    <w:p>
+      <w:pPr>
+        <w:rPr>
+          <w:rFonts w:ascii="Times New Roman" w:hAnsi="Times New Roman" w:cs="Times New Roman"/>
+        </w:rPr>
+      </w:pPr>
+      <w:r>
+        <w:rPr>
+          <w:noProof/>
+        </w:rPr>
+        <w:lastRenderedPageBreak/>
+        <w:drawing>
+          <wp:inline distT="0" distB="0" distL="0" distR="0" wp14:anchorId="571F1AE7" wp14:editId="7B1519FB">
+            <wp:extent cx="3200400" cy="1493520"/>
+            <wp:effectExtent l="0" t="0" r="0" b="0"/>
+            <wp:docPr id="354499888" name="Picture 1"/>
+            <wp:cNvGraphicFramePr>
+              <a:graphicFrameLocks xmlns:a="http://schemas.openxmlformats.org/drawingml/2006/main" noChangeAspect="1"/>
+            </wp:cNvGraphicFramePr>
+            <a:graphic xmlns:a="http://schemas.openxmlformats.org/drawingml/2006/main">
+              <a:graphicData uri="http://schemas.openxmlformats.org/drawingml/2006/picture">
+                <pic:pic xmlns:pic="http://schemas.openxmlformats.org/drawingml/2006/picture">
+                  <pic:nvPicPr>
+                    <pic:cNvPr id="354499888" name=""/>
+                    <pic:cNvPicPr/>
+                  </pic:nvPicPr>
+                  <pic:blipFill>
+                    <a:blip r:embed="rId16"/>
+                    <a:stretch>
+                      <a:fillRect/>
+                    </a:stretch>
+                  </pic:blipFill>
+                  <pic:spPr>
+                    <a:xfrm>
+                      <a:off x="0" y="0"/>
+                      <a:ext cx="3203872" cy="1495140"/>
+                    </a:xfrm>
+                    <a:prstGeom prst="rect">
+                      <a:avLst/>
+                    </a:prstGeom>
+                  </pic:spPr>
+                </pic:pic>
+              </a:graphicData>
+            </a:graphic>
+          </wp:inline>
+        </w:drawing>
+      </w:r>
+    </w:p>
+    <w:p>
+      <w:pPr>
+        <w:rPr>
+          <w:rFonts w:ascii="Times New Roman" w:hAnsi="Times New Roman" w:cs="Times New Roman"/>
+        </w:rPr>
+      </w:pPr>
+      <w:r>
+        <w:rPr>
+          <w:rFonts w:ascii="Times New Roman" w:hAnsi="Times New Roman" w:cs="Times New Roman"/>
+        </w:rPr>
+        <w:drawing>
+          <wp:inline distT="0" distB="0" distL="0" distR="0" wp14:anchorId="43A05591" wp14:editId="2A61F96A">
+            <wp:extent cx="3235284" cy="1333500"/>
+            <wp:effectExtent l="0" t="0" r="3810" b="0"/>
+            <wp:docPr id="132276572" name="Picture 1"/>
+            <wp:cNvGraphicFramePr>
+              <a:graphicFrameLocks xmlns:a="http://schemas.openxmlformats.org/drawingml/2006/main" noChangeAspect="1"/>
+            </wp:cNvGraphicFramePr>
+            <a:graphic xmlns:a="http://schemas.openxmlformats.org/drawingml/2006/main">
+              <a:graphicData uri="http://schemas.openxmlformats.org/drawingml/2006/picture">
+                <pic:pic xmlns:pic="http://schemas.openxmlformats.org/drawingml/2006/picture">
+                  <pic:nvPicPr>
+                    <pic:cNvPr id="132276572" name=""/>
+                    <pic:cNvPicPr/>
+                  </pic:nvPicPr>
+                  <pic:blipFill>
+                    <a:blip r:embed="rId17"/>
+                    <a:stretch>
+                      <a:fillRect/>
+                    </a:stretch>
+                  </pic:blipFill>
+                  <pic:spPr>
+                    <a:xfrm>
+                      <a:off x="0" y="0"/>
+                      <a:ext cx="3242333" cy="1336406"/>
+                    </a:xfrm>
+                    <a:prstGeom prst="rect">
+                      <a:avLst/>
+                    </a:prstGeom>
+                  </pic:spPr>
+                </pic:pic>
+              </a:graphicData>
+            </a:graphic>
+          </wp:inline>
+        </w:drawing>
+      </w:r>
+    </w:p>
+    <w:p>
+      <w:pPr>
+        <w:rPr>
+          <w:rFonts w:ascii="Times New Roman" w:hAnsi="Times New Roman" w:cs="Times New Roman"/>
+        </w:rPr>
+      </w:pPr>
+      <w:r>
+        <w:rPr>
+          <w:rFonts w:ascii="Times New Roman" w:hAnsi="Times New Roman" w:cs="Times New Roman"/>
+        </w:rPr>
+        <w:t>C</w:t>
+      </w:r>
+      <w:r>
+        <w:rPr>
+          <w:rFonts w:ascii="Times New Roman" w:hAnsi="Times New Roman" w:cs="Times New Roman"/>
+        </w:rPr>
+        <w:t xml:space="preserve">ài </w:t>
+      </w:r>
+      <w:proofErr w:type="spellStart"/>
+      <w:r>
+        <w:rPr>
+          <w:rFonts w:ascii="Times New Roman" w:hAnsi="Times New Roman" w:cs="Times New Roman"/>
+        </w:rPr>
+        <w:t>đặt</w:t>
+      </w:r>
+      <w:proofErr w:type="spellEnd"/>
+      <w:r>
+        <w:rPr>
+          <w:rFonts w:ascii="Times New Roman" w:hAnsi="Times New Roman" w:cs="Times New Roman"/>
+        </w:rPr>
+        <w:t xml:space="preserve"> </w:t>
+      </w:r>
+      <w:proofErr w:type="spellStart"/>
+      <w:r>
+        <w:rPr>
+          <w:rFonts w:ascii="Times New Roman" w:hAnsi="Times New Roman" w:cs="Times New Roman"/>
+        </w:rPr>
+        <w:t>và</w:t>
+      </w:r>
+      <w:proofErr w:type="spellEnd"/>
+      <w:r>
+        <w:rPr>
+          <w:rFonts w:ascii="Times New Roman" w:hAnsi="Times New Roman" w:cs="Times New Roman"/>
+        </w:rPr>
+        <w:t xml:space="preserve"> </w:t>
+      </w:r>
+      <w:proofErr w:type="spellStart"/>
+      <w:r>
+        <w:rPr>
+          <w:rFonts w:ascii="Times New Roman" w:hAnsi="Times New Roman" w:cs="Times New Roman"/>
+        </w:rPr>
+        <w:t>kiểm</w:t>
+      </w:r>
+      <w:proofErr w:type="spellEnd"/>
+      <w:r>
+        <w:rPr>
+          <w:rFonts w:ascii="Times New Roman" w:hAnsi="Times New Roman" w:cs="Times New Roman"/>
+        </w:rPr>
+        <w:t xml:space="preserve"> </w:t>
+      </w:r>
+      <w:proofErr w:type="spellStart"/>
+      <w:r>
+        <w:rPr>
+          <w:rFonts w:ascii="Times New Roman" w:hAnsi="Times New Roman" w:cs="Times New Roman"/>
+        </w:rPr>
+        <w:t>tra</w:t>
+      </w:r>
+      <w:proofErr w:type="spellEnd"/>
+      <w:r>
+        <w:rPr>
+          <w:rFonts w:ascii="Times New Roman" w:hAnsi="Times New Roman" w:cs="Times New Roman"/>
+        </w:rPr>
+        <w:t xml:space="preserve"> </w:t>
+      </w:r>
+      <w:proofErr w:type="spellStart"/>
+      <w:r>
+        <w:rPr>
+          <w:rFonts w:ascii="Times New Roman" w:hAnsi="Times New Roman" w:cs="Times New Roman"/>
+        </w:rPr>
+        <w:t>dịch</w:t>
+      </w:r>
+      <w:proofErr w:type="spellEnd"/>
+      <w:r>
+        <w:rPr>
+          <w:rFonts w:ascii="Times New Roman" w:hAnsi="Times New Roman" w:cs="Times New Roman"/>
+        </w:rPr>
+        <w:t xml:space="preserve"> </w:t>
+      </w:r>
+      <w:proofErr w:type="spellStart"/>
+      <w:r>
+        <w:rPr>
+          <w:rFonts w:ascii="Times New Roman" w:hAnsi="Times New Roman" w:cs="Times New Roman"/>
+        </w:rPr>
+        <w:t>vụ</w:t>
+      </w:r>
+      <w:proofErr w:type="spellEnd"/>
+      <w:r>
+        <w:rPr>
+          <w:rFonts w:ascii="Times New Roman" w:hAnsi="Times New Roman" w:cs="Times New Roman"/>
+        </w:rPr>
+        <w:t xml:space="preserve"> IIS </w:t>
+      </w:r>
+      <w:proofErr w:type="spellStart"/>
+      <w:r>
+        <w:rPr>
+          <w:rFonts w:ascii="Times New Roman" w:hAnsi="Times New Roman" w:cs="Times New Roman"/>
+        </w:rPr>
+        <w:t>trên</w:t>
+      </w:r>
+      <w:proofErr w:type="spellEnd"/>
+      <w:r>
+        <w:rPr>
+          <w:rFonts w:ascii="Times New Roman" w:hAnsi="Times New Roman" w:cs="Times New Roman"/>
+        </w:rPr>
+        <w:t xml:space="preserve"> </w:t>
+      </w:r>
+      <w:proofErr w:type="spellStart"/>
+      <w:r>
+        <w:rPr>
+          <w:rFonts w:ascii="Times New Roman" w:hAnsi="Times New Roman" w:cs="Times New Roman"/>
+        </w:rPr>
+        <w:t>máy</w:t>
+      </w:r>
+      <w:proofErr w:type="spellEnd"/>
+      <w:r>
+        <w:rPr>
+          <w:rFonts w:ascii="Times New Roman" w:hAnsi="Times New Roman" w:cs="Times New Roman"/>
+        </w:rPr>
+        <w:t xml:space="preserve"> D</w:t>
+      </w:r>
+      <w:r>
+        <w:rPr>
+          <w:rFonts w:ascii="Times New Roman" w:hAnsi="Times New Roman" w:cs="Times New Roman"/>
+        </w:rPr>
+        <w:t>M</w:t>
+      </w:r>
+      <w:r>
+        <w:rPr>
+          <w:rFonts w:ascii="Times New Roman" w:hAnsi="Times New Roman" w:cs="Times New Roman"/>
+        </w:rPr>
+        <w:t>Z-Web</w:t>
+      </w:r>
+    </w:p>
+    <w:p>
+      <w:pPr>
+        <w:rPr>
+          <w:rFonts w:ascii="Times New Roman" w:hAnsi="Times New Roman" w:cs="Times New Roman"/>
+        </w:rPr>
+      </w:pPr>
+      <w:r>
+        <w:rPr>
+          <w:noProof/>
+        </w:rPr>
+        <w:drawing>
+          <wp:inline distT="0" distB="0" distL="0" distR="0" wp14:anchorId="269CE8DB" wp14:editId="24AE5D97">
+            <wp:extent cx="4034973" cy="1965325"/>
+            <wp:effectExtent l="0" t="0" r="3810" b="0"/>
+            <wp:docPr id="1403225149" name="Picture 1"/>
+            <wp:cNvGraphicFramePr>
+              <a:graphicFrameLocks xmlns:a="http://schemas.openxmlformats.org/drawingml/2006/main" noChangeAspect="1"/>
+            </wp:cNvGraphicFramePr>
+            <a:graphic xmlns:a="http://schemas.openxmlformats.org/drawingml/2006/main">
+              <a:graphicData uri="http://schemas.openxmlformats.org/drawingml/2006/picture">
+                <pic:pic xmlns:pic="http://schemas.openxmlformats.org/drawingml/2006/picture">
+                  <pic:nvPicPr>
+                    <pic:cNvPr id="1403225149" name=""/>
+                    <pic:cNvPicPr/>
+                  </pic:nvPicPr>
+                  <pic:blipFill>
+                    <a:blip r:embed="rId18"/>
+                    <a:stretch>
+                      <a:fillRect/>
+                    </a:stretch>
+                  </pic:blipFill>
+                  <pic:spPr>
+                    <a:xfrm>
+                      <a:off x="0" y="0"/>
+                      <a:ext cx="4037014" cy="1966319"/>
+                    </a:xfrm>
+                    <a:prstGeom prst="rect">
+                      <a:avLst/>
+                    </a:prstGeom>
+                  </pic:spPr>
+                </pic:pic>
+              </a:graphicData>
+            </a:graphic>
+          </wp:inline>
+        </w:drawing>
+      </w:r>
+    </w:p>
+    <w:p>
+      <w:pPr>
+        <w:rPr>
+          <w:rFonts w:ascii="Times New Roman" w:hAnsi="Times New Roman" w:cs="Times New Roman"/>
+        </w:rPr>
+      </w:pPr>
+      <w:r>
+        <w:rPr>
+          <w:rFonts w:ascii="Times New Roman" w:hAnsi="Times New Roman" w:cs="Times New Roman"/>
+        </w:rPr>
+        <w:t xml:space="preserve">Cài </w:t>
+      </w:r>
+      <w:proofErr w:type="spellStart"/>
+      <w:r>
+        <w:rPr>
+          <w:rFonts w:ascii="Times New Roman" w:hAnsi="Times New Roman" w:cs="Times New Roman"/>
+        </w:rPr>
+        <w:t>đặt</w:t>
+      </w:r>
+      <w:proofErr w:type="spellEnd"/>
+      <w:r>
+        <w:rPr>
+          <w:rFonts w:ascii="Times New Roman" w:hAnsi="Times New Roman" w:cs="Times New Roman"/>
+        </w:rPr>
+        <w:t xml:space="preserve"> Active Directory Domain Services </w:t>
+      </w:r>
+      <w:proofErr w:type="spellStart"/>
+      <w:r>
+        <w:rPr>
+          <w:rFonts w:ascii="Times New Roman" w:hAnsi="Times New Roman" w:cs="Times New Roman"/>
+        </w:rPr>
+        <w:t>và</w:t>
+      </w:r>
+      <w:proofErr w:type="spellEnd"/>
+      <w:r>
+        <w:rPr>
+          <w:rFonts w:ascii="Times New Roman" w:hAnsi="Times New Roman" w:cs="Times New Roman"/>
+        </w:rPr>
+        <w:t xml:space="preserve"> DNS Server </w:t>
+      </w:r>
+      <w:proofErr w:type="spellStart"/>
+      <w:r>
+        <w:rPr>
+          <w:rFonts w:ascii="Times New Roman" w:hAnsi="Times New Roman" w:cs="Times New Roman"/>
+        </w:rPr>
+        <w:t>trên</w:t>
+      </w:r>
+      <w:proofErr w:type="spellEnd"/>
+      <w:r>
+        <w:rPr>
+          <w:rFonts w:ascii="Times New Roman" w:hAnsi="Times New Roman" w:cs="Times New Roman"/>
+        </w:rPr>
+        <w:t xml:space="preserve"> Windows Server</w:t>
+      </w:r>
+      <w:r>
+        <w:rPr>
+          <w:rFonts w:ascii="Times New Roman" w:hAnsi="Times New Roman" w:cs="Times New Roman"/>
+        </w:rPr>
+        <w:drawing>
+          <wp:inline distT="0" distB="0" distL="0" distR="0" wp14:anchorId="6F95B8F6" wp14:editId="6F0D6B75">
+            <wp:extent cx="2960854" cy="2490470"/>
+            <wp:effectExtent l="0" t="0" r="0" b="5080"/>
+            <wp:docPr id="1051524042" name="Picture 1"/>
+            <wp:cNvGraphicFramePr>
+              <a:graphicFrameLocks xmlns:a="http://schemas.openxmlformats.org/drawingml/2006/main" noChangeAspect="1"/>
+            </wp:cNvGraphicFramePr>
+            <a:graphic xmlns:a="http://schemas.openxmlformats.org/drawingml/2006/main">
+              <a:graphicData uri="http://schemas.openxmlformats.org/drawingml/2006/picture">
+                <pic:pic xmlns:pic="http://schemas.openxmlformats.org/drawingml/2006/picture">
+                  <pic:nvPicPr>
+                    <pic:cNvPr id="1051524042" name=""/>
+                    <pic:cNvPicPr/>
+                  </pic:nvPicPr>
+                  <pic:blipFill>
+                    <a:blip r:embed="rId19"/>
+                    <a:stretch>
+                      <a:fillRect/>
+                    </a:stretch>
+                  </pic:blipFill>
+                  <pic:spPr>
+                    <a:xfrm>
+                      <a:off x="0" y="0"/>
+                      <a:ext cx="2966127" cy="2494905"/>
+                    </a:xfrm>
+                    <a:prstGeom prst="rect">
+                      <a:avLst/>
+                    </a:prstGeom>
+                  </pic:spPr>
+                </pic:pic>
+              </a:graphicData>
+            </a:graphic>
+          </wp:inline>
+        </w:drawing>
+      </w:r>
+    </w:p>
+    <w:p>
+      <w:pPr>
+        <w:rPr>
+          <w:rFonts w:ascii="Times New Roman" w:hAnsi="Times New Roman" w:cs="Times New Roman"/>
+        </w:rPr>
+      </w:pPr>
+      <w:proofErr w:type="spellStart"/>
+      <w:r>
+        <w:rPr>
+          <w:rFonts w:ascii="Times New Roman" w:hAnsi="Times New Roman" w:cs="Times New Roman"/>
+        </w:rPr>
+        <w:lastRenderedPageBreak/>
+        <w:t>Cấu</w:t>
+      </w:r>
+      <w:proofErr w:type="spellEnd"/>
+      <w:r>
+        <w:rPr>
+          <w:rFonts w:ascii="Times New Roman" w:hAnsi="Times New Roman" w:cs="Times New Roman"/>
+        </w:rPr>
+        <w:t xml:space="preserve"> </w:t>
+      </w:r>
+      <w:proofErr w:type="spellStart"/>
+      <w:r>
+        <w:rPr>
+          <w:rFonts w:ascii="Times New Roman" w:hAnsi="Times New Roman" w:cs="Times New Roman"/>
+        </w:rPr>
+        <w:t>hình</w:t>
+      </w:r>
+      <w:proofErr w:type="spellEnd"/>
+      <w:r>
+        <w:rPr>
+          <w:rFonts w:ascii="Times New Roman" w:hAnsi="Times New Roman" w:cs="Times New Roman"/>
+        </w:rPr>
+        <w:t xml:space="preserve"> DNS Forwarder </w:t>
+      </w:r>
+      <w:proofErr w:type="spellStart"/>
+      <w:r>
+        <w:rPr>
+          <w:rFonts w:ascii="Times New Roman" w:hAnsi="Times New Roman" w:cs="Times New Roman"/>
+        </w:rPr>
+        <w:t>và</w:t>
+      </w:r>
+      <w:proofErr w:type="spellEnd"/>
+      <w:r>
+        <w:rPr>
+          <w:rFonts w:ascii="Times New Roman" w:hAnsi="Times New Roman" w:cs="Times New Roman"/>
+        </w:rPr>
+        <w:t xml:space="preserve"> </w:t>
+      </w:r>
+      <w:proofErr w:type="spellStart"/>
+      <w:r>
+        <w:rPr>
+          <w:rFonts w:ascii="Times New Roman" w:hAnsi="Times New Roman" w:cs="Times New Roman"/>
+        </w:rPr>
+        <w:t>kiểm</w:t>
+      </w:r>
+      <w:proofErr w:type="spellEnd"/>
+      <w:r>
+        <w:rPr>
+          <w:rFonts w:ascii="Times New Roman" w:hAnsi="Times New Roman" w:cs="Times New Roman"/>
+        </w:rPr>
+        <w:t xml:space="preserve"> </w:t>
+      </w:r>
+      <w:proofErr w:type="spellStart"/>
+      <w:r>
+        <w:rPr>
+          <w:rFonts w:ascii="Times New Roman" w:hAnsi="Times New Roman" w:cs="Times New Roman"/>
+        </w:rPr>
+        <w:t>tra</w:t>
+      </w:r>
+      <w:proofErr w:type="spellEnd"/>
+      <w:r>
+        <w:rPr>
+          <w:rFonts w:ascii="Times New Roman" w:hAnsi="Times New Roman" w:cs="Times New Roman"/>
+        </w:rPr>
+        <w:t xml:space="preserve"> </w:t>
+      </w:r>
+      <w:proofErr w:type="spellStart"/>
+      <w:r>
+        <w:rPr>
+          <w:rFonts w:ascii="Times New Roman" w:hAnsi="Times New Roman" w:cs="Times New Roman"/>
+        </w:rPr>
+        <w:t>phân</w:t>
+      </w:r>
+      <w:proofErr w:type="spellEnd"/>
+      <w:r>
+        <w:rPr>
+          <w:rFonts w:ascii="Times New Roman" w:hAnsi="Times New Roman" w:cs="Times New Roman"/>
+        </w:rPr>
+        <w:t xml:space="preserve"> </w:t>
+      </w:r>
+      <w:proofErr w:type="spellStart"/>
+      <w:r>
+        <w:rPr>
+          <w:rFonts w:ascii="Times New Roman" w:hAnsi="Times New Roman" w:cs="Times New Roman"/>
+        </w:rPr>
+        <w:t>giải</w:t>
+      </w:r>
+      <w:proofErr w:type="spellEnd"/>
+      <w:r>
+        <w:rPr>
+          <w:rFonts w:ascii="Times New Roman" w:hAnsi="Times New Roman" w:cs="Times New Roman"/>
+        </w:rPr>
+        <w:t xml:space="preserve"> </w:t>
+      </w:r>
+      <w:proofErr w:type="spellStart"/>
+      <w:r>
+        <w:rPr>
+          <w:rFonts w:ascii="Times New Roman" w:hAnsi="Times New Roman" w:cs="Times New Roman"/>
+        </w:rPr>
+        <w:t>tên</w:t>
+      </w:r>
+      <w:proofErr w:type="spellEnd"/>
+      <w:r>
+        <w:rPr>
+          <w:rFonts w:ascii="Times New Roman" w:hAnsi="Times New Roman" w:cs="Times New Roman"/>
+        </w:rPr>
+        <w:t xml:space="preserve"> </w:t>
+      </w:r>
+      <w:proofErr w:type="spellStart"/>
+      <w:r>
+        <w:rPr>
+          <w:rFonts w:ascii="Times New Roman" w:hAnsi="Times New Roman" w:cs="Times New Roman"/>
+        </w:rPr>
+        <w:t>miền</w:t>
+      </w:r>
+      <w:proofErr w:type="spellEnd"/>
+      <w:r>
+        <w:rPr>
+          <w:rFonts w:ascii="Times New Roman" w:hAnsi="Times New Roman" w:cs="Times New Roman"/>
+        </w:rPr>
+        <w:t xml:space="preserve"> </w:t>
+      </w:r>
+      <w:proofErr w:type="spellStart"/>
+      <w:r>
+        <w:rPr>
+          <w:rFonts w:ascii="Times New Roman" w:hAnsi="Times New Roman" w:cs="Times New Roman"/>
+        </w:rPr>
+        <w:t>trên</w:t>
+      </w:r>
+      <w:proofErr w:type="spellEnd"/>
+      <w:r>
+        <w:rPr>
+          <w:rFonts w:ascii="Times New Roman" w:hAnsi="Times New Roman" w:cs="Times New Roman"/>
+        </w:rPr>
+        <w:t xml:space="preserve"> Domain Controller</w:t>
+      </w:r>
+    </w:p>
+    <w:p>
+      <w:pPr>
+        <w:rPr>
+          <w:rFonts w:ascii="Times New Roman" w:hAnsi="Times New Roman" w:cs="Times New Roman"/>
+        </w:rPr>
+      </w:pPr>
+      <w:r>
+        <w:rPr>
+          <w:rFonts w:ascii="Times New Roman" w:hAnsi="Times New Roman" w:cs="Times New Roman"/>
+        </w:rPr>
+        <w:drawing>
+          <wp:inline distT="0" distB="0" distL="0" distR="0" wp14:anchorId="3AFE5649" wp14:editId="4A40F374">
+            <wp:extent cx="4480948" cy="1729890"/>
+            <wp:effectExtent l="0" t="0" r="0" b="3810"/>
+            <wp:docPr id="1416832281" name="Picture 1"/>
+            <wp:cNvGraphicFramePr>
+              <a:graphicFrameLocks xmlns:a="http://schemas.openxmlformats.org/drawingml/2006/main" noChangeAspect="1"/>
+            </wp:cNvGraphicFramePr>
+            <a:graphic xmlns:a="http://schemas.openxmlformats.org/drawingml/2006/main">
+              <a:graphicData uri="http://schemas.openxmlformats.org/drawingml/2006/picture">
+                <pic:pic xmlns:pic="http://schemas.openxmlformats.org/drawingml/2006/picture">
+                  <pic:nvPicPr>
+                    <pic:cNvPr id="1416832281" name=""/>
+                    <pic:cNvPicPr/>
+                  </pic:nvPicPr>
+                  <pic:blipFill>
+                    <a:blip r:embed="rId20"/>
+                    <a:stretch>
+                      <a:fillRect/>
+                    </a:stretch>
+                  </pic:blipFill>
+                  <pic:spPr>
+                    <a:xfrm>
+                      <a:off x="0" y="0"/>
+                      <a:ext cx="4480948" cy="1729890"/>
+                    </a:xfrm>
+                    <a:prstGeom prst="rect">
+                      <a:avLst/>
+                    </a:prstGeom>
+                  </pic:spPr>
+                </pic:pic>
+              </a:graphicData>
+            </a:graphic>
+          </wp:inline>
+        </w:drawing>
+      </w:r>
+    </w:p>
+    <w:p>
+      <w:pPr>
+        <w:rPr>
+          <w:rFonts w:ascii="Times New Roman" w:hAnsi="Times New Roman" w:cs="Times New Roman"/>
+        </w:rPr>
+      </w:pPr>
+      <w:proofErr w:type="spellStart"/>
+      <w:r>
+        <w:rPr>
+          <w:rFonts w:ascii="Times New Roman" w:hAnsi="Times New Roman" w:cs="Times New Roman"/>
+        </w:rPr>
+        <w:t>C</w:t>
+      </w:r>
+      <w:r>
+        <w:rPr>
+          <w:rFonts w:ascii="Times New Roman" w:hAnsi="Times New Roman" w:cs="Times New Roman"/>
+        </w:rPr>
+        <w:t>ấu</w:t>
+      </w:r>
+      <w:proofErr w:type="spellEnd"/>
+      <w:r>
+        <w:rPr>
+          <w:rFonts w:ascii="Times New Roman" w:hAnsi="Times New Roman" w:cs="Times New Roman"/>
+        </w:rPr>
+        <w:t xml:space="preserve"> </w:t>
+      </w:r>
+      <w:proofErr w:type="spellStart"/>
+      <w:r>
+        <w:rPr>
+          <w:rFonts w:ascii="Times New Roman" w:hAnsi="Times New Roman" w:cs="Times New Roman"/>
+        </w:rPr>
+        <w:t>hình</w:t>
+      </w:r>
+      <w:proofErr w:type="spellEnd"/>
+      <w:r>
+        <w:rPr>
+          <w:rFonts w:ascii="Times New Roman" w:hAnsi="Times New Roman" w:cs="Times New Roman"/>
+        </w:rPr>
+        <w:t xml:space="preserve"> Firewall Rules </w:t>
+      </w:r>
+      <w:proofErr w:type="spellStart"/>
+      <w:r>
+        <w:rPr>
+          <w:rFonts w:ascii="Times New Roman" w:hAnsi="Times New Roman" w:cs="Times New Roman"/>
+        </w:rPr>
+        <w:t>cho</w:t>
+      </w:r>
+      <w:proofErr w:type="spellEnd"/>
+      <w:r>
+        <w:rPr>
+          <w:rFonts w:ascii="Times New Roman" w:hAnsi="Times New Roman" w:cs="Times New Roman"/>
+        </w:rPr>
+        <w:t xml:space="preserve"> </w:t>
+      </w:r>
+      <w:proofErr w:type="spellStart"/>
+      <w:r>
+        <w:rPr>
+          <w:rFonts w:ascii="Times New Roman" w:hAnsi="Times New Roman" w:cs="Times New Roman"/>
+        </w:rPr>
+        <w:t>tình</w:t>
+      </w:r>
+      <w:proofErr w:type="spellEnd"/>
+      <w:r>
+        <w:rPr>
+          <w:rFonts w:ascii="Times New Roman" w:hAnsi="Times New Roman" w:cs="Times New Roman"/>
+        </w:rPr>
+        <w:t xml:space="preserve"> </w:t>
+      </w:r>
+      <w:proofErr w:type="spellStart"/>
+      <w:r>
+        <w:rPr>
+          <w:rFonts w:ascii="Times New Roman" w:hAnsi="Times New Roman" w:cs="Times New Roman"/>
+        </w:rPr>
+        <w:t>huống</w:t>
+      </w:r>
+      <w:proofErr w:type="spellEnd"/>
+      <w:r>
+        <w:rPr>
+          <w:rFonts w:ascii="Times New Roman" w:hAnsi="Times New Roman" w:cs="Times New Roman"/>
+        </w:rPr>
+        <w:t xml:space="preserve"> </w:t>
+      </w:r>
+      <w:proofErr w:type="spellStart"/>
+      <w:r>
+        <w:rPr>
+          <w:rFonts w:ascii="Times New Roman" w:hAnsi="Times New Roman" w:cs="Times New Roman"/>
+        </w:rPr>
+        <w:t>chặn</w:t>
+      </w:r>
+      <w:proofErr w:type="spellEnd"/>
+      <w:r>
+        <w:rPr>
+          <w:rFonts w:ascii="Times New Roman" w:hAnsi="Times New Roman" w:cs="Times New Roman"/>
+        </w:rPr>
+        <w:t xml:space="preserve"> ICMP </w:t>
+      </w:r>
+      <w:proofErr w:type="spellStart"/>
+      <w:r>
+        <w:rPr>
+          <w:rFonts w:ascii="Times New Roman" w:hAnsi="Times New Roman" w:cs="Times New Roman"/>
+        </w:rPr>
+        <w:t>và</w:t>
+      </w:r>
+      <w:proofErr w:type="spellEnd"/>
+      <w:r>
+        <w:rPr>
+          <w:rFonts w:ascii="Times New Roman" w:hAnsi="Times New Roman" w:cs="Times New Roman"/>
+        </w:rPr>
+        <w:t xml:space="preserve"> </w:t>
+      </w:r>
+      <w:proofErr w:type="spellStart"/>
+      <w:r>
+        <w:rPr>
+          <w:rFonts w:ascii="Times New Roman" w:hAnsi="Times New Roman" w:cs="Times New Roman"/>
+        </w:rPr>
+        <w:t>cho</w:t>
+      </w:r>
+      <w:proofErr w:type="spellEnd"/>
+      <w:r>
+        <w:rPr>
+          <w:rFonts w:ascii="Times New Roman" w:hAnsi="Times New Roman" w:cs="Times New Roman"/>
+        </w:rPr>
+        <w:t xml:space="preserve"> </w:t>
+      </w:r>
+      <w:proofErr w:type="spellStart"/>
+      <w:r>
+        <w:rPr>
+          <w:rFonts w:ascii="Times New Roman" w:hAnsi="Times New Roman" w:cs="Times New Roman"/>
+        </w:rPr>
+        <w:t>phép</w:t>
+      </w:r>
+      <w:proofErr w:type="spellEnd"/>
+      <w:r>
+        <w:rPr>
+          <w:rFonts w:ascii="Times New Roman" w:hAnsi="Times New Roman" w:cs="Times New Roman"/>
+        </w:rPr>
+        <w:t xml:space="preserve"> DNS, HTTP, HTTPS</w:t>
+      </w:r>
+    </w:p>
+    <w:p>
+      <w:pPr>
+        <w:rPr>
+          <w:rFonts w:ascii="Times New Roman" w:hAnsi="Times New Roman" w:cs="Times New Roman"/>
+        </w:rPr>
+      </w:pPr>
+      <w:r>
+        <w:rPr>
+          <w:rFonts w:ascii="Times New Roman" w:hAnsi="Times New Roman" w:cs="Times New Roman"/>
+        </w:rPr>
+        <w:drawing>
+          <wp:inline distT="0" distB="0" distL="0" distR="0" wp14:anchorId="396C7E4D" wp14:editId="4BC4175E">
+            <wp:extent cx="3707159" cy="3372485"/>
+            <wp:effectExtent l="0" t="0" r="7620" b="0"/>
+            <wp:docPr id="1466086545" name="Picture 1"/>
+            <wp:cNvGraphicFramePr>
+              <a:graphicFrameLocks xmlns:a="http://schemas.openxmlformats.org/drawingml/2006/main" noChangeAspect="1"/>
+            </wp:cNvGraphicFramePr>
+            <a:graphic xmlns:a="http://schemas.openxmlformats.org/drawingml/2006/main">
+              <a:graphicData uri="http://schemas.openxmlformats.org/drawingml/2006/picture">
+                <pic:pic xmlns:pic="http://schemas.openxmlformats.org/drawingml/2006/picture">
+                  <pic:nvPicPr>
+                    <pic:cNvPr id="1466086545" name=""/>
+                    <pic:cNvPicPr/>
+                  </pic:nvPicPr>
+                  <pic:blipFill>
+                    <a:blip r:embed="rId21"/>
+                    <a:stretch>
+                      <a:fillRect/>
+                    </a:stretch>
+                  </pic:blipFill>
+                  <pic:spPr>
+                    <a:xfrm>
+                      <a:off x="0" y="0"/>
+                      <a:ext cx="3709269" cy="3374405"/>
+                    </a:xfrm>
+                    <a:prstGeom prst="rect">
+                      <a:avLst/>
+                    </a:prstGeom>
+                  </pic:spPr>
+                </pic:pic>
+              </a:graphicData>
+            </a:graphic>
+          </wp:inline>
+        </w:drawing>
+      </w:r>
+    </w:p>
+    <w:p>
+      <w:pPr>
+        <w:rPr>
+          <w:rFonts w:ascii="Times New Roman" w:hAnsi="Times New Roman" w:cs="Times New Roman"/>
+        </w:rPr>
+      </w:pPr>
+      <w:proofErr w:type="spellStart"/>
+      <w:r>
+        <w:rPr>
+          <w:rFonts w:ascii="Times New Roman" w:hAnsi="Times New Roman" w:cs="Times New Roman"/>
+        </w:rPr>
+        <w:t>Tình</w:t>
+      </w:r>
+      <w:proofErr w:type="spellEnd"/>
+      <w:r>
+        <w:rPr>
+          <w:rFonts w:ascii="Times New Roman" w:hAnsi="Times New Roman" w:cs="Times New Roman"/>
+        </w:rPr>
+        <w:t xml:space="preserve"> </w:t>
+      </w:r>
+      <w:proofErr w:type="spellStart"/>
+      <w:r>
+        <w:rPr>
+          <w:rFonts w:ascii="Times New Roman" w:hAnsi="Times New Roman" w:cs="Times New Roman"/>
+        </w:rPr>
+        <w:t>huống</w:t>
+      </w:r>
+      <w:proofErr w:type="spellEnd"/>
+      <w:r>
+        <w:rPr>
+          <w:rFonts w:ascii="Times New Roman" w:hAnsi="Times New Roman" w:cs="Times New Roman"/>
+        </w:rPr>
+        <w:t xml:space="preserve"> 1 - </w:t>
+      </w:r>
+      <w:proofErr w:type="spellStart"/>
+      <w:r>
+        <w:rPr>
+          <w:rFonts w:ascii="Times New Roman" w:hAnsi="Times New Roman" w:cs="Times New Roman"/>
+        </w:rPr>
+        <w:t>Chặn</w:t>
+      </w:r>
+      <w:proofErr w:type="spellEnd"/>
+      <w:r>
+        <w:rPr>
+          <w:rFonts w:ascii="Times New Roman" w:hAnsi="Times New Roman" w:cs="Times New Roman"/>
+        </w:rPr>
+        <w:t xml:space="preserve"> ICMP </w:t>
+      </w:r>
+      <w:proofErr w:type="spellStart"/>
+      <w:r>
+        <w:rPr>
+          <w:rFonts w:ascii="Times New Roman" w:hAnsi="Times New Roman" w:cs="Times New Roman"/>
+        </w:rPr>
+        <w:t>nhưng</w:t>
+      </w:r>
+      <w:proofErr w:type="spellEnd"/>
+      <w:r>
+        <w:rPr>
+          <w:rFonts w:ascii="Times New Roman" w:hAnsi="Times New Roman" w:cs="Times New Roman"/>
+        </w:rPr>
+        <w:t xml:space="preserve"> </w:t>
+      </w:r>
+      <w:proofErr w:type="spellStart"/>
+      <w:r>
+        <w:rPr>
+          <w:rFonts w:ascii="Times New Roman" w:hAnsi="Times New Roman" w:cs="Times New Roman"/>
+        </w:rPr>
+        <w:t>vẫn</w:t>
+      </w:r>
+      <w:proofErr w:type="spellEnd"/>
+      <w:r>
+        <w:rPr>
+          <w:rFonts w:ascii="Times New Roman" w:hAnsi="Times New Roman" w:cs="Times New Roman"/>
+        </w:rPr>
+        <w:t xml:space="preserve"> </w:t>
+      </w:r>
+      <w:proofErr w:type="spellStart"/>
+      <w:r>
+        <w:rPr>
+          <w:rFonts w:ascii="Times New Roman" w:hAnsi="Times New Roman" w:cs="Times New Roman"/>
+        </w:rPr>
+        <w:t>cho</w:t>
+      </w:r>
+      <w:proofErr w:type="spellEnd"/>
+      <w:r>
+        <w:rPr>
+          <w:rFonts w:ascii="Times New Roman" w:hAnsi="Times New Roman" w:cs="Times New Roman"/>
+        </w:rPr>
+        <w:t xml:space="preserve"> </w:t>
+      </w:r>
+      <w:proofErr w:type="spellStart"/>
+      <w:r>
+        <w:rPr>
+          <w:rFonts w:ascii="Times New Roman" w:hAnsi="Times New Roman" w:cs="Times New Roman"/>
+        </w:rPr>
+        <w:t>phép</w:t>
+      </w:r>
+      <w:proofErr w:type="spellEnd"/>
+      <w:r>
+        <w:rPr>
+          <w:rFonts w:ascii="Times New Roman" w:hAnsi="Times New Roman" w:cs="Times New Roman"/>
+        </w:rPr>
+        <w:t xml:space="preserve"> DNS </w:t>
+      </w:r>
+      <w:proofErr w:type="spellStart"/>
+      <w:r>
+        <w:rPr>
+          <w:rFonts w:ascii="Times New Roman" w:hAnsi="Times New Roman" w:cs="Times New Roman"/>
+        </w:rPr>
+        <w:t>và</w:t>
+      </w:r>
+      <w:proofErr w:type="spellEnd"/>
+      <w:r>
+        <w:rPr>
+          <w:rFonts w:ascii="Times New Roman" w:hAnsi="Times New Roman" w:cs="Times New Roman"/>
+        </w:rPr>
+        <w:t xml:space="preserve"> Web</w:t>
+      </w:r>
+    </w:p>
+    <w:p>
+      <w:pPr>
+        <w:rPr>
+          <w:rFonts w:ascii="Times New Roman" w:hAnsi="Times New Roman" w:cs="Times New Roman"/>
+        </w:rPr>
+      </w:pPr>
+      <w:r>
+        <w:rPr>
+          <w:rFonts w:ascii="Times New Roman" w:hAnsi="Times New Roman" w:cs="Times New Roman"/>
+        </w:rPr>
+        <w:lastRenderedPageBreak/>
+        <w:drawing>
+          <wp:inline distT="0" distB="0" distL="0" distR="0" wp14:anchorId="5744388F" wp14:editId="6317255E">
+            <wp:extent cx="3773905" cy="2597785"/>
+            <wp:effectExtent l="0" t="0" r="0" b="0"/>
+            <wp:docPr id="786057164" name="Picture 1"/>
+            <wp:cNvGraphicFramePr>
+              <a:graphicFrameLocks xmlns:a="http://schemas.openxmlformats.org/drawingml/2006/main" noChangeAspect="1"/>
+            </wp:cNvGraphicFramePr>
+            <a:graphic xmlns:a="http://schemas.openxmlformats.org/drawingml/2006/main">
+              <a:graphicData uri="http://schemas.openxmlformats.org/drawingml/2006/picture">
+                <pic:pic xmlns:pic="http://schemas.openxmlformats.org/drawingml/2006/picture">
+                  <pic:nvPicPr>
+                    <pic:cNvPr id="786057164" name=""/>
+                    <pic:cNvPicPr/>
+                  </pic:nvPicPr>
+                  <pic:blipFill>
+                    <a:blip r:embed="rId22"/>
+                    <a:stretch>
+                      <a:fillRect/>
+                    </a:stretch>
+                  </pic:blipFill>
+                  <pic:spPr>
+                    <a:xfrm>
+                      <a:off x="0" y="0"/>
+                      <a:ext cx="3778472" cy="2600929"/>
+                    </a:xfrm>
+                    <a:prstGeom prst="rect">
+                      <a:avLst/>
+                    </a:prstGeom>
+                  </pic:spPr>
+                </pic:pic>
+              </a:graphicData>
+            </a:graphic>
+          </wp:inline>
+        </w:drawing>
+      </w:r>
+    </w:p>
+    <w:p>
+      <w:pPr>
+        <w:rPr>
+          <w:rFonts w:ascii="Times New Roman" w:hAnsi="Times New Roman" w:cs="Times New Roman"/>
+        </w:rPr>
+      </w:pPr>
+      <w:proofErr w:type="spellStart"/>
+      <w:r>
+        <w:rPr>
+          <w:rFonts w:ascii="Times New Roman" w:hAnsi="Times New Roman" w:cs="Times New Roman"/>
+          <w:b/>
+          <w:bCs/>
+        </w:rPr>
+        <w:t>Tình</w:t>
+      </w:r>
+      <w:proofErr w:type="spellEnd"/>
+      <w:r>
+        <w:rPr>
+          <w:rFonts w:ascii="Times New Roman" w:hAnsi="Times New Roman" w:cs="Times New Roman"/>
+          <w:b/>
+          <w:bCs/>
+        </w:rPr>
+        <w:t xml:space="preserve"> </w:t>
+      </w:r>
+      <w:proofErr w:type="spellStart"/>
+      <w:r>
+        <w:rPr>
+          <w:rFonts w:ascii="Times New Roman" w:hAnsi="Times New Roman" w:cs="Times New Roman"/>
+          <w:b/>
+          <w:bCs/>
+        </w:rPr>
+        <w:t>huống</w:t>
+      </w:r>
+      <w:proofErr w:type="spellEnd"/>
+      <w:r>
+        <w:rPr>
+          <w:rFonts w:ascii="Times New Roman" w:hAnsi="Times New Roman" w:cs="Times New Roman"/>
+          <w:b/>
+          <w:bCs/>
+        </w:rPr>
+        <w:t xml:space="preserve"> 1:</w:t>
+      </w:r>
+      <w:r>
+        <w:rPr>
+          <w:rFonts w:ascii="Times New Roman" w:hAnsi="Times New Roman" w:cs="Times New Roman"/>
+        </w:rPr>
+        <w:t xml:space="preserve"> Rule ICMP </w:t>
+      </w:r>
+      <w:proofErr w:type="spellStart"/>
+      <w:r>
+        <w:rPr>
+          <w:rFonts w:ascii="Times New Roman" w:hAnsi="Times New Roman" w:cs="Times New Roman"/>
+        </w:rPr>
+        <w:t>đã</w:t>
+      </w:r>
+      <w:proofErr w:type="spellEnd"/>
+      <w:r>
+        <w:rPr>
+          <w:rFonts w:ascii="Times New Roman" w:hAnsi="Times New Roman" w:cs="Times New Roman"/>
+        </w:rPr>
+        <w:t xml:space="preserve"> </w:t>
+      </w:r>
+      <w:proofErr w:type="spellStart"/>
+      <w:r>
+        <w:rPr>
+          <w:rFonts w:ascii="Times New Roman" w:hAnsi="Times New Roman" w:cs="Times New Roman"/>
+        </w:rPr>
+        <w:t>chặn</w:t>
+      </w:r>
+      <w:proofErr w:type="spellEnd"/>
+      <w:r>
+        <w:rPr>
+          <w:rFonts w:ascii="Times New Roman" w:hAnsi="Times New Roman" w:cs="Times New Roman"/>
+        </w:rPr>
+        <w:t xml:space="preserve"> </w:t>
+      </w:r>
+      <w:proofErr w:type="spellStart"/>
+      <w:r>
+        <w:rPr>
+          <w:rFonts w:ascii="Times New Roman" w:hAnsi="Times New Roman" w:cs="Times New Roman"/>
+        </w:rPr>
+        <w:t>thành</w:t>
+      </w:r>
+      <w:proofErr w:type="spellEnd"/>
+      <w:r>
+        <w:rPr>
+          <w:rFonts w:ascii="Times New Roman" w:hAnsi="Times New Roman" w:cs="Times New Roman"/>
+        </w:rPr>
+        <w:t xml:space="preserve"> </w:t>
+      </w:r>
+      <w:proofErr w:type="spellStart"/>
+      <w:r>
+        <w:rPr>
+          <w:rFonts w:ascii="Times New Roman" w:hAnsi="Times New Roman" w:cs="Times New Roman"/>
+        </w:rPr>
+        <w:t>công</w:t>
+      </w:r>
+      <w:proofErr w:type="spellEnd"/>
+      <w:r>
+        <w:rPr>
+          <w:rFonts w:ascii="Times New Roman" w:hAnsi="Times New Roman" w:cs="Times New Roman"/>
+        </w:rPr>
+        <w:t xml:space="preserve"> ping </w:t>
+      </w:r>
+      <w:proofErr w:type="spellStart"/>
+      <w:r>
+        <w:rPr>
+          <w:rFonts w:ascii="Times New Roman" w:hAnsi="Times New Roman" w:cs="Times New Roman"/>
+        </w:rPr>
+        <w:t>từ</w:t>
+      </w:r>
+      <w:proofErr w:type="spellEnd"/>
+      <w:r>
+        <w:rPr>
+          <w:rFonts w:ascii="Times New Roman" w:hAnsi="Times New Roman" w:cs="Times New Roman"/>
+        </w:rPr>
+        <w:t xml:space="preserve"> LAN </w:t>
+      </w:r>
+      <w:proofErr w:type="spellStart"/>
+      <w:r>
+        <w:rPr>
+          <w:rFonts w:ascii="Times New Roman" w:hAnsi="Times New Roman" w:cs="Times New Roman"/>
+        </w:rPr>
+        <w:t>ra</w:t>
+      </w:r>
+      <w:proofErr w:type="spellEnd"/>
+      <w:r>
+        <w:rPr>
+          <w:rFonts w:ascii="Times New Roman" w:hAnsi="Times New Roman" w:cs="Times New Roman"/>
+        </w:rPr>
+        <w:t xml:space="preserve"> </w:t>
+      </w:r>
+      <w:proofErr w:type="spellStart"/>
+      <w:r>
+        <w:rPr>
+          <w:rFonts w:ascii="Times New Roman" w:hAnsi="Times New Roman" w:cs="Times New Roman"/>
+        </w:rPr>
+        <w:t>ngoài</w:t>
+      </w:r>
+      <w:proofErr w:type="spellEnd"/>
+      <w:r>
+        <w:rPr>
+          <w:rFonts w:ascii="Times New Roman" w:hAnsi="Times New Roman" w:cs="Times New Roman"/>
+        </w:rPr>
+        <w:t xml:space="preserve">, </w:t>
+      </w:r>
+      <w:proofErr w:type="spellStart"/>
+      <w:r>
+        <w:rPr>
+          <w:rFonts w:ascii="Times New Roman" w:hAnsi="Times New Roman" w:cs="Times New Roman"/>
+        </w:rPr>
+        <w:t>thể</w:t>
+      </w:r>
+      <w:proofErr w:type="spellEnd"/>
+      <w:r>
+        <w:rPr>
+          <w:rFonts w:ascii="Times New Roman" w:hAnsi="Times New Roman" w:cs="Times New Roman"/>
+        </w:rPr>
+        <w:t xml:space="preserve"> </w:t>
+      </w:r>
+      <w:proofErr w:type="spellStart"/>
+      <w:r>
+        <w:rPr>
+          <w:rFonts w:ascii="Times New Roman" w:hAnsi="Times New Roman" w:cs="Times New Roman"/>
+        </w:rPr>
+        <w:t>hiện</w:t>
+      </w:r>
+      <w:proofErr w:type="spellEnd"/>
+      <w:r>
+        <w:rPr>
+          <w:rFonts w:ascii="Times New Roman" w:hAnsi="Times New Roman" w:cs="Times New Roman"/>
+        </w:rPr>
+        <w:t xml:space="preserve"> </w:t>
+      </w:r>
+      <w:proofErr w:type="spellStart"/>
+      <w:r>
+        <w:rPr>
+          <w:rFonts w:ascii="Times New Roman" w:hAnsi="Times New Roman" w:cs="Times New Roman"/>
+        </w:rPr>
+        <w:t>bằng</w:t>
+      </w:r>
+      <w:proofErr w:type="spellEnd"/>
+      <w:r>
+        <w:rPr>
+          <w:rFonts w:ascii="Times New Roman" w:hAnsi="Times New Roman" w:cs="Times New Roman"/>
+        </w:rPr>
+        <w:t xml:space="preserve"> </w:t>
+      </w:r>
+      <w:proofErr w:type="spellStart"/>
+      <w:r>
+        <w:rPr>
+          <w:rFonts w:ascii="Times New Roman" w:hAnsi="Times New Roman" w:cs="Times New Roman"/>
+        </w:rPr>
+        <w:t>kết</w:t>
+      </w:r>
+      <w:proofErr w:type="spellEnd"/>
+      <w:r>
+        <w:rPr>
+          <w:rFonts w:ascii="Times New Roman" w:hAnsi="Times New Roman" w:cs="Times New Roman"/>
+        </w:rPr>
+        <w:t xml:space="preserve"> </w:t>
+      </w:r>
+      <w:proofErr w:type="spellStart"/>
+      <w:r>
+        <w:rPr>
+          <w:rFonts w:ascii="Times New Roman" w:hAnsi="Times New Roman" w:cs="Times New Roman"/>
+        </w:rPr>
+        <w:t>quả</w:t>
+      </w:r>
+      <w:proofErr w:type="spellEnd"/>
+      <w:r>
+        <w:rPr>
+          <w:rFonts w:ascii="Times New Roman" w:hAnsi="Times New Roman" w:cs="Times New Roman"/>
+        </w:rPr>
+        <w:t xml:space="preserve"> 100% packet loss. Trong </w:t>
+      </w:r>
+      <w:proofErr w:type="spellStart"/>
+      <w:r>
+        <w:rPr>
+          <w:rFonts w:ascii="Times New Roman" w:hAnsi="Times New Roman" w:cs="Times New Roman"/>
+        </w:rPr>
+        <w:t>khi</w:t>
+      </w:r>
+      <w:proofErr w:type="spellEnd"/>
+      <w:r>
+        <w:rPr>
+          <w:rFonts w:ascii="Times New Roman" w:hAnsi="Times New Roman" w:cs="Times New Roman"/>
+        </w:rPr>
+        <w:t xml:space="preserve"> </w:t>
+      </w:r>
+      <w:proofErr w:type="spellStart"/>
+      <w:r>
+        <w:rPr>
+          <w:rFonts w:ascii="Times New Roman" w:hAnsi="Times New Roman" w:cs="Times New Roman"/>
+        </w:rPr>
+        <w:t>đó</w:t>
+      </w:r>
+      <w:proofErr w:type="spellEnd"/>
+      <w:r>
+        <w:rPr>
+          <w:rFonts w:ascii="Times New Roman" w:hAnsi="Times New Roman" w:cs="Times New Roman"/>
+        </w:rPr>
+        <w:t xml:space="preserve"> DNS, HTTP </w:t>
+      </w:r>
+      <w:proofErr w:type="spellStart"/>
+      <w:r>
+        <w:rPr>
+          <w:rFonts w:ascii="Times New Roman" w:hAnsi="Times New Roman" w:cs="Times New Roman"/>
+        </w:rPr>
+        <w:t>và</w:t>
+      </w:r>
+      <w:proofErr w:type="spellEnd"/>
+      <w:r>
+        <w:rPr>
+          <w:rFonts w:ascii="Times New Roman" w:hAnsi="Times New Roman" w:cs="Times New Roman"/>
+        </w:rPr>
+        <w:t xml:space="preserve"> HTTPS </w:t>
+      </w:r>
+      <w:proofErr w:type="spellStart"/>
+      <w:r>
+        <w:rPr>
+          <w:rFonts w:ascii="Times New Roman" w:hAnsi="Times New Roman" w:cs="Times New Roman"/>
+        </w:rPr>
+        <w:t>vẫn</w:t>
+      </w:r>
+      <w:proofErr w:type="spellEnd"/>
+      <w:r>
+        <w:rPr>
+          <w:rFonts w:ascii="Times New Roman" w:hAnsi="Times New Roman" w:cs="Times New Roman"/>
+        </w:rPr>
+        <w:t xml:space="preserve"> </w:t>
+      </w:r>
+      <w:proofErr w:type="spellStart"/>
+      <w:r>
+        <w:rPr>
+          <w:rFonts w:ascii="Times New Roman" w:hAnsi="Times New Roman" w:cs="Times New Roman"/>
+        </w:rPr>
+        <w:t>hoạt</w:t>
+      </w:r>
+      <w:proofErr w:type="spellEnd"/>
+      <w:r>
+        <w:rPr>
+          <w:rFonts w:ascii="Times New Roman" w:hAnsi="Times New Roman" w:cs="Times New Roman"/>
+        </w:rPr>
+        <w:t xml:space="preserve"> </w:t>
+      </w:r>
+      <w:proofErr w:type="spellStart"/>
+      <w:r>
+        <w:rPr>
+          <w:rFonts w:ascii="Times New Roman" w:hAnsi="Times New Roman" w:cs="Times New Roman"/>
+        </w:rPr>
+        <w:t>động</w:t>
+      </w:r>
+      <w:proofErr w:type="spellEnd"/>
+      <w:r>
+        <w:rPr>
+          <w:rFonts w:ascii="Times New Roman" w:hAnsi="Times New Roman" w:cs="Times New Roman"/>
+        </w:rPr>
+        <w:t xml:space="preserve"> </w:t>
+      </w:r>
+      <w:proofErr w:type="spellStart"/>
+      <w:r>
+        <w:rPr>
+          <w:rFonts w:ascii="Times New Roman" w:hAnsi="Times New Roman" w:cs="Times New Roman"/>
+        </w:rPr>
+        <w:t>nhờ</w:t>
+      </w:r>
+      <w:proofErr w:type="spellEnd"/>
+      <w:r>
+        <w:rPr>
+          <w:rFonts w:ascii="Times New Roman" w:hAnsi="Times New Roman" w:cs="Times New Roman"/>
+        </w:rPr>
+        <w:t xml:space="preserve"> </w:t>
+      </w:r>
+      <w:proofErr w:type="spellStart"/>
+      <w:r>
+        <w:rPr>
+          <w:rFonts w:ascii="Times New Roman" w:hAnsi="Times New Roman" w:cs="Times New Roman"/>
+        </w:rPr>
+        <w:t>các</w:t>
+      </w:r>
+      <w:proofErr w:type="spellEnd"/>
+      <w:r>
+        <w:rPr>
+          <w:rFonts w:ascii="Times New Roman" w:hAnsi="Times New Roman" w:cs="Times New Roman"/>
+        </w:rPr>
+        <w:t xml:space="preserve"> rule Pass </w:t>
+      </w:r>
+      <w:proofErr w:type="spellStart"/>
+      <w:r>
+        <w:rPr>
+          <w:rFonts w:ascii="Times New Roman" w:hAnsi="Times New Roman" w:cs="Times New Roman"/>
+        </w:rPr>
+        <w:t>riêng</w:t>
+      </w:r>
+      <w:proofErr w:type="spellEnd"/>
+      <w:r>
+        <w:rPr>
+          <w:rFonts w:ascii="Times New Roman" w:hAnsi="Times New Roman" w:cs="Times New Roman"/>
+        </w:rPr>
+        <w:t xml:space="preserve"> </w:t>
+      </w:r>
+      <w:proofErr w:type="spellStart"/>
+      <w:r>
+        <w:rPr>
+          <w:rFonts w:ascii="Times New Roman" w:hAnsi="Times New Roman" w:cs="Times New Roman"/>
+        </w:rPr>
+        <w:t>cho</w:t>
+      </w:r>
+      <w:proofErr w:type="spellEnd"/>
+      <w:r>
+        <w:rPr>
+          <w:rFonts w:ascii="Times New Roman" w:hAnsi="Times New Roman" w:cs="Times New Roman"/>
+        </w:rPr>
+        <w:t xml:space="preserve"> port 53, 80 </w:t>
+      </w:r>
+      <w:proofErr w:type="spellStart"/>
+      <w:r>
+        <w:rPr>
+          <w:rFonts w:ascii="Times New Roman" w:hAnsi="Times New Roman" w:cs="Times New Roman"/>
+        </w:rPr>
+        <w:t>và</w:t>
+      </w:r>
+      <w:proofErr w:type="spellEnd"/>
+      <w:r>
+        <w:rPr>
+          <w:rFonts w:ascii="Times New Roman" w:hAnsi="Times New Roman" w:cs="Times New Roman"/>
+        </w:rPr>
+        <w:t xml:space="preserve"> 443.</w:t>
+      </w:r>
+    </w:p>
+    <w:p>
+      <w:pPr>
+        <w:rPr>
+          <w:rFonts w:ascii="Times New Roman" w:hAnsi="Times New Roman" w:cs="Times New Roman"/>
+        </w:rPr>
+      </w:pPr>
+      <w:proofErr w:type="spellStart"/>
+      <w:r>
+        <w:rPr>
+          <w:rFonts w:ascii="Times New Roman" w:hAnsi="Times New Roman" w:cs="Times New Roman"/>
+        </w:rPr>
+        <w:t>Tình</w:t>
+      </w:r>
+      <w:proofErr w:type="spellEnd"/>
+      <w:r>
+        <w:rPr>
+          <w:rFonts w:ascii="Times New Roman" w:hAnsi="Times New Roman" w:cs="Times New Roman"/>
+        </w:rPr>
+        <w:t xml:space="preserve"> </w:t>
+      </w:r>
+      <w:proofErr w:type="spellStart"/>
+      <w:r>
+        <w:rPr>
+          <w:rFonts w:ascii="Times New Roman" w:hAnsi="Times New Roman" w:cs="Times New Roman"/>
+        </w:rPr>
+        <w:t>huống</w:t>
+      </w:r>
+      <w:proofErr w:type="spellEnd"/>
+      <w:r>
+        <w:rPr>
+          <w:rFonts w:ascii="Times New Roman" w:hAnsi="Times New Roman" w:cs="Times New Roman"/>
+        </w:rPr>
+        <w:t xml:space="preserve"> 2 - </w:t>
+      </w:r>
+      <w:proofErr w:type="spellStart"/>
+      <w:r>
+        <w:rPr>
+          <w:rFonts w:ascii="Times New Roman" w:hAnsi="Times New Roman" w:cs="Times New Roman"/>
+        </w:rPr>
+        <w:t>Chỉ</w:t>
+      </w:r>
+      <w:proofErr w:type="spellEnd"/>
+      <w:r>
+        <w:rPr>
+          <w:rFonts w:ascii="Times New Roman" w:hAnsi="Times New Roman" w:cs="Times New Roman"/>
+        </w:rPr>
+        <w:t xml:space="preserve"> </w:t>
+      </w:r>
+      <w:proofErr w:type="spellStart"/>
+      <w:r>
+        <w:rPr>
+          <w:rFonts w:ascii="Times New Roman" w:hAnsi="Times New Roman" w:cs="Times New Roman"/>
+        </w:rPr>
+        <w:t>cho</w:t>
+      </w:r>
+      <w:proofErr w:type="spellEnd"/>
+      <w:r>
+        <w:rPr>
+          <w:rFonts w:ascii="Times New Roman" w:hAnsi="Times New Roman" w:cs="Times New Roman"/>
+        </w:rPr>
+        <w:t xml:space="preserve"> </w:t>
+      </w:r>
+      <w:proofErr w:type="spellStart"/>
+      <w:r>
+        <w:rPr>
+          <w:rFonts w:ascii="Times New Roman" w:hAnsi="Times New Roman" w:cs="Times New Roman"/>
+        </w:rPr>
+        <w:t>phép</w:t>
+      </w:r>
+      <w:proofErr w:type="spellEnd"/>
+      <w:r>
+        <w:rPr>
+          <w:rFonts w:ascii="Times New Roman" w:hAnsi="Times New Roman" w:cs="Times New Roman"/>
+        </w:rPr>
+        <w:t xml:space="preserve"> </w:t>
+      </w:r>
+      <w:proofErr w:type="spellStart"/>
+      <w:r>
+        <w:rPr>
+          <w:rFonts w:ascii="Times New Roman" w:hAnsi="Times New Roman" w:cs="Times New Roman"/>
+        </w:rPr>
+        <w:t>máy</w:t>
+      </w:r>
+      <w:proofErr w:type="spellEnd"/>
+      <w:r>
+        <w:rPr>
+          <w:rFonts w:ascii="Times New Roman" w:hAnsi="Times New Roman" w:cs="Times New Roman"/>
+        </w:rPr>
+        <w:t xml:space="preserve"> 10.0.0.2 </w:t>
+      </w:r>
+      <w:proofErr w:type="spellStart"/>
+      <w:r>
+        <w:rPr>
+          <w:rFonts w:ascii="Times New Roman" w:hAnsi="Times New Roman" w:cs="Times New Roman"/>
+        </w:rPr>
+        <w:t>truy</w:t>
+      </w:r>
+      <w:proofErr w:type="spellEnd"/>
+      <w:r>
+        <w:rPr>
+          <w:rFonts w:ascii="Times New Roman" w:hAnsi="Times New Roman" w:cs="Times New Roman"/>
+        </w:rPr>
+        <w:t xml:space="preserve"> </w:t>
+      </w:r>
+      <w:proofErr w:type="spellStart"/>
+      <w:r>
+        <w:rPr>
+          <w:rFonts w:ascii="Times New Roman" w:hAnsi="Times New Roman" w:cs="Times New Roman"/>
+        </w:rPr>
+        <w:t>cập</w:t>
+      </w:r>
+      <w:proofErr w:type="spellEnd"/>
+      <w:r>
+        <w:rPr>
+          <w:rFonts w:ascii="Times New Roman" w:hAnsi="Times New Roman" w:cs="Times New Roman"/>
+        </w:rPr>
+        <w:t xml:space="preserve"> Internet</w:t>
+      </w:r>
+    </w:p>
+    <w:p>
+      <w:pPr>
+        <w:rPr>
+          <w:rFonts w:ascii="Times New Roman" w:hAnsi="Times New Roman" w:cs="Times New Roman"/>
+        </w:rPr>
+      </w:pPr>
+      <w:r>
+        <w:rPr>
+          <w:rFonts w:ascii="Times New Roman" w:hAnsi="Times New Roman" w:cs="Times New Roman"/>
+        </w:rPr>
+        <w:drawing>
+          <wp:inline distT="0" distB="0" distL="0" distR="0" wp14:anchorId="3DAB4338" wp14:editId="230B2853">
+            <wp:extent cx="2295300" cy="2278380"/>
+            <wp:effectExtent l="0" t="0" r="0" b="7620"/>
+            <wp:docPr id="1005258068" name="Picture 1"/>
+            <wp:cNvGraphicFramePr>
+              <a:graphicFrameLocks xmlns:a="http://schemas.openxmlformats.org/drawingml/2006/main" noChangeAspect="1"/>
+            </wp:cNvGraphicFramePr>
+            <a:graphic xmlns:a="http://schemas.openxmlformats.org/drawingml/2006/main">
+              <a:graphicData uri="http://schemas.openxmlformats.org/drawingml/2006/picture">
+                <pic:pic xmlns:pic="http://schemas.openxmlformats.org/drawingml/2006/picture">
+                  <pic:nvPicPr>
+                    <pic:cNvPr id="1005258068" name=""/>
+                    <pic:cNvPicPr/>
+                  </pic:nvPicPr>
+                  <pic:blipFill>
+                    <a:blip r:embed="rId23"/>
+                    <a:stretch>
+                      <a:fillRect/>
+                    </a:stretch>
+                  </pic:blipFill>
+                  <pic:spPr>
+                    <a:xfrm>
+                      <a:off x="0" y="0"/>
+                      <a:ext cx="2297716" cy="2280779"/>
+                    </a:xfrm>
+                    <a:prstGeom prst="rect">
+                      <a:avLst/>
+                    </a:prstGeom>
+                  </pic:spPr>
+                </pic:pic>
+              </a:graphicData>
+            </a:graphic>
+          </wp:inline>
+        </w:drawing>
+      </w:r>
+    </w:p>
+    <w:p>
+      <w:pPr>
+        <w:rPr>
+          <w:rFonts w:ascii="Times New Roman" w:hAnsi="Times New Roman" w:cs="Times New Roman"/>
+        </w:rPr>
+      </w:pPr>
+      <w:r>
+        <w:rPr>
+          <w:rFonts w:ascii="Times New Roman" w:hAnsi="Times New Roman" w:cs="Times New Roman"/>
+        </w:rPr>
+        <w:drawing>
+          <wp:inline distT="0" distB="0" distL="0" distR="0" wp14:anchorId="340A88BD" wp14:editId="118B3E7C">
+            <wp:extent cx="3947160" cy="1405428"/>
+            <wp:effectExtent l="0" t="0" r="0" b="4445"/>
+            <wp:docPr id="1089497080" name="Picture 1"/>
+            <wp:cNvGraphicFramePr>
+              <a:graphicFrameLocks xmlns:a="http://schemas.openxmlformats.org/drawingml/2006/main" noChangeAspect="1"/>
+            </wp:cNvGraphicFramePr>
+            <a:graphic xmlns:a="http://schemas.openxmlformats.org/drawingml/2006/main">
+              <a:graphicData uri="http://schemas.openxmlformats.org/drawingml/2006/picture">
+                <pic:pic xmlns:pic="http://schemas.openxmlformats.org/drawingml/2006/picture">
+                  <pic:nvPicPr>
+                    <pic:cNvPr id="1089497080" name=""/>
+                    <pic:cNvPicPr/>
+                  </pic:nvPicPr>
+                  <pic:blipFill>
+                    <a:blip r:embed="rId24"/>
+                    <a:stretch>
+                      <a:fillRect/>
+                    </a:stretch>
+                  </pic:blipFill>
+                  <pic:spPr>
+                    <a:xfrm>
+                      <a:off x="0" y="0"/>
+                      <a:ext cx="3952070" cy="1407176"/>
+                    </a:xfrm>
+                    <a:prstGeom prst="rect">
+                      <a:avLst/>
+                    </a:prstGeom>
+                  </pic:spPr>
+                </pic:pic>
+              </a:graphicData>
+            </a:graphic>
+          </wp:inline>
+        </w:drawing>
+      </w:r>
+    </w:p>
+    <w:p>
+      <w:pPr>
+        <w:rPr>
+          <w:rFonts w:ascii="Times New Roman" w:hAnsi="Times New Roman" w:cs="Times New Roman"/>
+        </w:rPr>
+      </w:pPr>
+      <w:r>
+        <w:rPr>
+          <w:rFonts w:ascii="Times New Roman" w:hAnsi="Times New Roman" w:cs="Times New Roman"/>
+        </w:rPr>
+        <w:lastRenderedPageBreak/>
+        <w:drawing>
+          <wp:inline distT="0" distB="0" distL="0" distR="0" wp14:anchorId="4CECE2B3" wp14:editId="0677C8B7">
+            <wp:extent cx="4000500" cy="587933"/>
+            <wp:effectExtent l="0" t="0" r="0" b="3175"/>
+            <wp:docPr id="1303445682" name="Picture 1"/>
+            <wp:cNvGraphicFramePr>
+              <a:graphicFrameLocks xmlns:a="http://schemas.openxmlformats.org/drawingml/2006/main" noChangeAspect="1"/>
+            </wp:cNvGraphicFramePr>
+            <a:graphic xmlns:a="http://schemas.openxmlformats.org/drawingml/2006/main">
+              <a:graphicData uri="http://schemas.openxmlformats.org/drawingml/2006/picture">
+                <pic:pic xmlns:pic="http://schemas.openxmlformats.org/drawingml/2006/picture">
+                  <pic:nvPicPr>
+                    <pic:cNvPr id="1303445682" name=""/>
+                    <pic:cNvPicPr/>
+                  </pic:nvPicPr>
+                  <pic:blipFill>
+                    <a:blip r:embed="rId25"/>
+                    <a:stretch>
+                      <a:fillRect/>
+                    </a:stretch>
+                  </pic:blipFill>
+                  <pic:spPr>
+                    <a:xfrm>
+                      <a:off x="0" y="0"/>
+                      <a:ext cx="4016301" cy="590255"/>
+                    </a:xfrm>
+                    <a:prstGeom prst="rect">
+                      <a:avLst/>
+                    </a:prstGeom>
+                  </pic:spPr>
+                </pic:pic>
+              </a:graphicData>
+            </a:graphic>
+          </wp:inline>
+        </w:drawing>
+      </w:r>
+    </w:p>
+    <w:p>
+      <w:pPr>
+        <w:rPr>
+          <w:rFonts w:ascii="Times New Roman" w:hAnsi="Times New Roman" w:cs="Times New Roman"/>
+        </w:rPr>
+      </w:pPr>
+      <w:proofErr w:type="spellStart"/>
+      <w:r>
+        <w:rPr>
+          <w:rFonts w:ascii="Times New Roman" w:hAnsi="Times New Roman" w:cs="Times New Roman"/>
+          <w:b/>
+          <w:bCs/>
+        </w:rPr>
+        <w:t>Tình</w:t>
+      </w:r>
+      <w:proofErr w:type="spellEnd"/>
+      <w:r>
+        <w:rPr>
+          <w:rFonts w:ascii="Times New Roman" w:hAnsi="Times New Roman" w:cs="Times New Roman"/>
+          <w:b/>
+          <w:bCs/>
+        </w:rPr>
+        <w:t xml:space="preserve"> </w:t>
+      </w:r>
+      <w:proofErr w:type="spellStart"/>
+      <w:r>
+        <w:rPr>
+          <w:rFonts w:ascii="Times New Roman" w:hAnsi="Times New Roman" w:cs="Times New Roman"/>
+          <w:b/>
+          <w:bCs/>
+        </w:rPr>
+        <w:t>huống</w:t>
+      </w:r>
+      <w:proofErr w:type="spellEnd"/>
+      <w:r>
+        <w:rPr>
+          <w:rFonts w:ascii="Times New Roman" w:hAnsi="Times New Roman" w:cs="Times New Roman"/>
+          <w:b/>
+          <w:bCs/>
+        </w:rPr>
+        <w:t xml:space="preserve"> 2:</w:t>
+      </w:r>
+      <w:r>
+        <w:rPr>
+          <w:rFonts w:ascii="Times New Roman" w:hAnsi="Times New Roman" w:cs="Times New Roman"/>
+        </w:rPr>
+        <w:t xml:space="preserve"> Rule Pass </w:t>
+      </w:r>
+      <w:proofErr w:type="spellStart"/>
+      <w:r>
+        <w:rPr>
+          <w:rFonts w:ascii="Times New Roman" w:hAnsi="Times New Roman" w:cs="Times New Roman"/>
+        </w:rPr>
+        <w:t>dành</w:t>
+      </w:r>
+      <w:proofErr w:type="spellEnd"/>
+      <w:r>
+        <w:rPr>
+          <w:rFonts w:ascii="Times New Roman" w:hAnsi="Times New Roman" w:cs="Times New Roman"/>
+        </w:rPr>
+        <w:t xml:space="preserve"> </w:t>
+      </w:r>
+      <w:proofErr w:type="spellStart"/>
+      <w:r>
+        <w:rPr>
+          <w:rFonts w:ascii="Times New Roman" w:hAnsi="Times New Roman" w:cs="Times New Roman"/>
+        </w:rPr>
+        <w:t>riêng</w:t>
+      </w:r>
+      <w:proofErr w:type="spellEnd"/>
+      <w:r>
+        <w:rPr>
+          <w:rFonts w:ascii="Times New Roman" w:hAnsi="Times New Roman" w:cs="Times New Roman"/>
+        </w:rPr>
+        <w:t xml:space="preserve"> </w:t>
+      </w:r>
+      <w:proofErr w:type="spellStart"/>
+      <w:r>
+        <w:rPr>
+          <w:rFonts w:ascii="Times New Roman" w:hAnsi="Times New Roman" w:cs="Times New Roman"/>
+        </w:rPr>
+        <w:t>cho</w:t>
+      </w:r>
+      <w:proofErr w:type="spellEnd"/>
+      <w:r>
+        <w:rPr>
+          <w:rFonts w:ascii="Times New Roman" w:hAnsi="Times New Roman" w:cs="Times New Roman"/>
+        </w:rPr>
+        <w:t xml:space="preserve"> 10.0.0.2 </w:t>
+      </w:r>
+      <w:proofErr w:type="spellStart"/>
+      <w:r>
+        <w:rPr>
+          <w:rFonts w:ascii="Times New Roman" w:hAnsi="Times New Roman" w:cs="Times New Roman"/>
+        </w:rPr>
+        <w:t>nằm</w:t>
+      </w:r>
+      <w:proofErr w:type="spellEnd"/>
+      <w:r>
+        <w:rPr>
+          <w:rFonts w:ascii="Times New Roman" w:hAnsi="Times New Roman" w:cs="Times New Roman"/>
+        </w:rPr>
+        <w:t xml:space="preserve"> </w:t>
+      </w:r>
+      <w:proofErr w:type="spellStart"/>
+      <w:r>
+        <w:rPr>
+          <w:rFonts w:ascii="Times New Roman" w:hAnsi="Times New Roman" w:cs="Times New Roman"/>
+        </w:rPr>
+        <w:t>trên</w:t>
+      </w:r>
+      <w:proofErr w:type="spellEnd"/>
+      <w:r>
+        <w:rPr>
+          <w:rFonts w:ascii="Times New Roman" w:hAnsi="Times New Roman" w:cs="Times New Roman"/>
+        </w:rPr>
+        <w:t xml:space="preserve"> rule Block </w:t>
+      </w:r>
+      <w:proofErr w:type="spellStart"/>
+      <w:r>
+        <w:rPr>
+          <w:rFonts w:ascii="Times New Roman" w:hAnsi="Times New Roman" w:cs="Times New Roman"/>
+        </w:rPr>
+        <w:t>toàn</w:t>
+      </w:r>
+      <w:proofErr w:type="spellEnd"/>
+      <w:r>
+        <w:rPr>
+          <w:rFonts w:ascii="Times New Roman" w:hAnsi="Times New Roman" w:cs="Times New Roman"/>
+        </w:rPr>
+        <w:t xml:space="preserve"> </w:t>
+      </w:r>
+      <w:proofErr w:type="spellStart"/>
+      <w:r>
+        <w:rPr>
+          <w:rFonts w:ascii="Times New Roman" w:hAnsi="Times New Roman" w:cs="Times New Roman"/>
+        </w:rPr>
+        <w:t>bộ</w:t>
+      </w:r>
+      <w:proofErr w:type="spellEnd"/>
+      <w:r>
+        <w:rPr>
+          <w:rFonts w:ascii="Times New Roman" w:hAnsi="Times New Roman" w:cs="Times New Roman"/>
+        </w:rPr>
+        <w:t xml:space="preserve"> LAN </w:t>
+      </w:r>
+      <w:proofErr w:type="spellStart"/>
+      <w:r>
+        <w:rPr>
+          <w:rFonts w:ascii="Times New Roman" w:hAnsi="Times New Roman" w:cs="Times New Roman"/>
+        </w:rPr>
+        <w:t>nên</w:t>
+      </w:r>
+      <w:proofErr w:type="spellEnd"/>
+      <w:r>
+        <w:rPr>
+          <w:rFonts w:ascii="Times New Roman" w:hAnsi="Times New Roman" w:cs="Times New Roman"/>
+        </w:rPr>
+        <w:t xml:space="preserve"> Domain Controller </w:t>
+      </w:r>
+      <w:proofErr w:type="spellStart"/>
+      <w:r>
+        <w:rPr>
+          <w:rFonts w:ascii="Times New Roman" w:hAnsi="Times New Roman" w:cs="Times New Roman"/>
+        </w:rPr>
+        <w:t>vẫn</w:t>
+      </w:r>
+      <w:proofErr w:type="spellEnd"/>
+      <w:r>
+        <w:rPr>
+          <w:rFonts w:ascii="Times New Roman" w:hAnsi="Times New Roman" w:cs="Times New Roman"/>
+        </w:rPr>
+        <w:t xml:space="preserve"> </w:t>
+      </w:r>
+      <w:proofErr w:type="spellStart"/>
+      <w:r>
+        <w:rPr>
+          <w:rFonts w:ascii="Times New Roman" w:hAnsi="Times New Roman" w:cs="Times New Roman"/>
+        </w:rPr>
+        <w:t>truy</w:t>
+      </w:r>
+      <w:proofErr w:type="spellEnd"/>
+      <w:r>
+        <w:rPr>
+          <w:rFonts w:ascii="Times New Roman" w:hAnsi="Times New Roman" w:cs="Times New Roman"/>
+        </w:rPr>
+        <w:t xml:space="preserve"> </w:t>
+      </w:r>
+      <w:proofErr w:type="spellStart"/>
+      <w:r>
+        <w:rPr>
+          <w:rFonts w:ascii="Times New Roman" w:hAnsi="Times New Roman" w:cs="Times New Roman"/>
+        </w:rPr>
+        <w:t>cập</w:t>
+      </w:r>
+      <w:proofErr w:type="spellEnd"/>
+      <w:r>
+        <w:rPr>
+          <w:rFonts w:ascii="Times New Roman" w:hAnsi="Times New Roman" w:cs="Times New Roman"/>
+        </w:rPr>
+        <w:t xml:space="preserve"> Internet. </w:t>
+      </w:r>
+      <w:proofErr w:type="spellStart"/>
+      <w:r>
+        <w:rPr>
+          <w:rFonts w:ascii="Times New Roman" w:hAnsi="Times New Roman" w:cs="Times New Roman"/>
+        </w:rPr>
+        <w:t>Máy</w:t>
+      </w:r>
+      <w:proofErr w:type="spellEnd"/>
+      <w:r>
+        <w:rPr>
+          <w:rFonts w:ascii="Times New Roman" w:hAnsi="Times New Roman" w:cs="Times New Roman"/>
+        </w:rPr>
+        <w:t xml:space="preserve"> LAN-Test 10.0.0.3 </w:t>
+      </w:r>
+      <w:proofErr w:type="spellStart"/>
+      <w:r>
+        <w:rPr>
+          <w:rFonts w:ascii="Times New Roman" w:hAnsi="Times New Roman" w:cs="Times New Roman"/>
+        </w:rPr>
+        <w:t>không</w:t>
+      </w:r>
+      <w:proofErr w:type="spellEnd"/>
+      <w:r>
+        <w:rPr>
+          <w:rFonts w:ascii="Times New Roman" w:hAnsi="Times New Roman" w:cs="Times New Roman"/>
+        </w:rPr>
+        <w:t xml:space="preserve"> </w:t>
+      </w:r>
+      <w:proofErr w:type="spellStart"/>
+      <w:r>
+        <w:rPr>
+          <w:rFonts w:ascii="Times New Roman" w:hAnsi="Times New Roman" w:cs="Times New Roman"/>
+        </w:rPr>
+        <w:t>khớp</w:t>
+      </w:r>
+      <w:proofErr w:type="spellEnd"/>
+      <w:r>
+        <w:rPr>
+          <w:rFonts w:ascii="Times New Roman" w:hAnsi="Times New Roman" w:cs="Times New Roman"/>
+        </w:rPr>
+        <w:t xml:space="preserve"> rule Pass </w:t>
+      </w:r>
+      <w:proofErr w:type="spellStart"/>
+      <w:r>
+        <w:rPr>
+          <w:rFonts w:ascii="Times New Roman" w:hAnsi="Times New Roman" w:cs="Times New Roman"/>
+        </w:rPr>
+        <w:t>nên</w:t>
+      </w:r>
+      <w:proofErr w:type="spellEnd"/>
+      <w:r>
+        <w:rPr>
+          <w:rFonts w:ascii="Times New Roman" w:hAnsi="Times New Roman" w:cs="Times New Roman"/>
+        </w:rPr>
+        <w:t xml:space="preserve"> </w:t>
+      </w:r>
+      <w:proofErr w:type="spellStart"/>
+      <w:r>
+        <w:rPr>
+          <w:rFonts w:ascii="Times New Roman" w:hAnsi="Times New Roman" w:cs="Times New Roman"/>
+        </w:rPr>
+        <w:t>bị</w:t>
+      </w:r>
+      <w:proofErr w:type="spellEnd"/>
+      <w:r>
+        <w:rPr>
+          <w:rFonts w:ascii="Times New Roman" w:hAnsi="Times New Roman" w:cs="Times New Roman"/>
+        </w:rPr>
+        <w:t xml:space="preserve"> rule Block </w:t>
+      </w:r>
+      <w:proofErr w:type="spellStart"/>
+      <w:r>
+        <w:rPr>
+          <w:rFonts w:ascii="Times New Roman" w:hAnsi="Times New Roman" w:cs="Times New Roman"/>
+        </w:rPr>
+        <w:t>phía</w:t>
+      </w:r>
+      <w:proofErr w:type="spellEnd"/>
+      <w:r>
+        <w:rPr>
+          <w:rFonts w:ascii="Times New Roman" w:hAnsi="Times New Roman" w:cs="Times New Roman"/>
+        </w:rPr>
+        <w:t xml:space="preserve"> </w:t>
+      </w:r>
+      <w:proofErr w:type="spellStart"/>
+      <w:r>
+        <w:rPr>
+          <w:rFonts w:ascii="Times New Roman" w:hAnsi="Times New Roman" w:cs="Times New Roman"/>
+        </w:rPr>
+        <w:t>dưới</w:t>
+      </w:r>
+      <w:proofErr w:type="spellEnd"/>
+      <w:r>
+        <w:rPr>
+          <w:rFonts w:ascii="Times New Roman" w:hAnsi="Times New Roman" w:cs="Times New Roman"/>
+        </w:rPr>
+        <w:t xml:space="preserve"> </w:t>
+      </w:r>
+      <w:proofErr w:type="spellStart"/>
+      <w:r>
+        <w:rPr>
+          <w:rFonts w:ascii="Times New Roman" w:hAnsi="Times New Roman" w:cs="Times New Roman"/>
+        </w:rPr>
+        <w:t>chặn</w:t>
+      </w:r>
+      <w:proofErr w:type="spellEnd"/>
+    </w:p>
+    <w:p>
+      <w:pPr>
+        <w:rPr>
+          <w:rFonts w:ascii="Times New Roman" w:hAnsi="Times New Roman" w:cs="Times New Roman"/>
+        </w:rPr>
+      </w:pPr>
+    </w:p>
+    <w:p>
+      <w:pPr>
+        <w:rPr>
+          <w:rFonts w:ascii="Times New Roman" w:hAnsi="Times New Roman" w:cs="Times New Roman"/>
+        </w:rPr>
+      </w:pPr>
+      <w:proofErr w:type="spellStart"/>
+      <w:r>
+        <w:rPr>
+          <w:rFonts w:ascii="Times New Roman" w:hAnsi="Times New Roman" w:cs="Times New Roman"/>
+        </w:rPr>
+        <w:t>Tình</w:t>
+      </w:r>
+      <w:proofErr w:type="spellEnd"/>
+      <w:r>
+        <w:rPr>
+          <w:rFonts w:ascii="Times New Roman" w:hAnsi="Times New Roman" w:cs="Times New Roman"/>
+        </w:rPr>
+        <w:t xml:space="preserve"> </w:t>
+      </w:r>
+      <w:proofErr w:type="spellStart"/>
+      <w:r>
+        <w:rPr>
+          <w:rFonts w:ascii="Times New Roman" w:hAnsi="Times New Roman" w:cs="Times New Roman"/>
+        </w:rPr>
+        <w:t>huống</w:t>
+      </w:r>
+      <w:proofErr w:type="spellEnd"/>
+      <w:r>
+        <w:rPr>
+          <w:rFonts w:ascii="Times New Roman" w:hAnsi="Times New Roman" w:cs="Times New Roman"/>
+        </w:rPr>
+        <w:t xml:space="preserve"> 3 — DMZ </w:t>
+      </w:r>
+      <w:proofErr w:type="spellStart"/>
+      <w:r>
+        <w:rPr>
+          <w:rFonts w:ascii="Times New Roman" w:hAnsi="Times New Roman" w:cs="Times New Roman"/>
+        </w:rPr>
+        <w:t>được</w:t>
+      </w:r>
+      <w:proofErr w:type="spellEnd"/>
+      <w:r>
+        <w:rPr>
+          <w:rFonts w:ascii="Times New Roman" w:hAnsi="Times New Roman" w:cs="Times New Roman"/>
+        </w:rPr>
+        <w:t xml:space="preserve"> </w:t>
+      </w:r>
+      <w:proofErr w:type="spellStart"/>
+      <w:r>
+        <w:rPr>
+          <w:rFonts w:ascii="Times New Roman" w:hAnsi="Times New Roman" w:cs="Times New Roman"/>
+        </w:rPr>
+        <w:t>ra</w:t>
+      </w:r>
+      <w:proofErr w:type="spellEnd"/>
+      <w:r>
+        <w:rPr>
+          <w:rFonts w:ascii="Times New Roman" w:hAnsi="Times New Roman" w:cs="Times New Roman"/>
+        </w:rPr>
+        <w:t xml:space="preserve"> Internet </w:t>
+      </w:r>
+      <w:proofErr w:type="spellStart"/>
+      <w:r>
+        <w:rPr>
+          <w:rFonts w:ascii="Times New Roman" w:hAnsi="Times New Roman" w:cs="Times New Roman"/>
+        </w:rPr>
+        <w:t>nhưng</w:t>
+      </w:r>
+      <w:proofErr w:type="spellEnd"/>
+      <w:r>
+        <w:rPr>
+          <w:rFonts w:ascii="Times New Roman" w:hAnsi="Times New Roman" w:cs="Times New Roman"/>
+        </w:rPr>
+        <w:t xml:space="preserve"> </w:t>
+      </w:r>
+      <w:proofErr w:type="spellStart"/>
+      <w:r>
+        <w:rPr>
+          <w:rFonts w:ascii="Times New Roman" w:hAnsi="Times New Roman" w:cs="Times New Roman"/>
+        </w:rPr>
+        <w:t>không</w:t>
+      </w:r>
+      <w:proofErr w:type="spellEnd"/>
+      <w:r>
+        <w:rPr>
+          <w:rFonts w:ascii="Times New Roman" w:hAnsi="Times New Roman" w:cs="Times New Roman"/>
+        </w:rPr>
+        <w:t xml:space="preserve"> </w:t>
+      </w:r>
+      <w:proofErr w:type="spellStart"/>
+      <w:r>
+        <w:rPr>
+          <w:rFonts w:ascii="Times New Roman" w:hAnsi="Times New Roman" w:cs="Times New Roman"/>
+        </w:rPr>
+        <w:t>được</w:t>
+      </w:r>
+      <w:proofErr w:type="spellEnd"/>
+      <w:r>
+        <w:rPr>
+          <w:rFonts w:ascii="Times New Roman" w:hAnsi="Times New Roman" w:cs="Times New Roman"/>
+        </w:rPr>
+        <w:t xml:space="preserve"> </w:t>
+      </w:r>
+      <w:proofErr w:type="spellStart"/>
+      <w:r>
+        <w:rPr>
+          <w:rFonts w:ascii="Times New Roman" w:hAnsi="Times New Roman" w:cs="Times New Roman"/>
+        </w:rPr>
+        <w:t>vào</w:t>
+      </w:r>
+      <w:proofErr w:type="spellEnd"/>
+      <w:r>
+        <w:rPr>
+          <w:rFonts w:ascii="Times New Roman" w:hAnsi="Times New Roman" w:cs="Times New Roman"/>
+        </w:rPr>
+        <w:t xml:space="preserve"> LAN</w:t>
+      </w:r>
+    </w:p>
+    <w:p>
+      <w:pPr>
+        <w:rPr>
+          <w:rFonts w:ascii="Times New Roman" w:hAnsi="Times New Roman" w:cs="Times New Roman"/>
+        </w:rPr>
+      </w:pPr>
+      <w:r>
+        <w:rPr>
+          <w:rFonts w:ascii="Times New Roman" w:hAnsi="Times New Roman" w:cs="Times New Roman"/>
+        </w:rPr>
+        <w:drawing>
+          <wp:inline distT="0" distB="0" distL="0" distR="0" wp14:anchorId="093E66D3" wp14:editId="4C9BACCB">
+            <wp:extent cx="3802380" cy="1428096"/>
+            <wp:effectExtent l="0" t="0" r="7620" b="1270"/>
+            <wp:docPr id="1467119119" name="Picture 1"/>
+            <wp:cNvGraphicFramePr>
+              <a:graphicFrameLocks xmlns:a="http://schemas.openxmlformats.org/drawingml/2006/main" noChangeAspect="1"/>
+            </wp:cNvGraphicFramePr>
+            <a:graphic xmlns:a="http://schemas.openxmlformats.org/drawingml/2006/main">
+              <a:graphicData uri="http://schemas.openxmlformats.org/drawingml/2006/picture">
+                <pic:pic xmlns:pic="http://schemas.openxmlformats.org/drawingml/2006/picture">
+                  <pic:nvPicPr>
+                    <pic:cNvPr id="1467119119" name=""/>
+                    <pic:cNvPicPr/>
+                  </pic:nvPicPr>
+                  <pic:blipFill>
+                    <a:blip r:embed="rId26"/>
+                    <a:stretch>
+                      <a:fillRect/>
+                    </a:stretch>
+                  </pic:blipFill>
+                  <pic:spPr>
+                    <a:xfrm>
+                      <a:off x="0" y="0"/>
+                      <a:ext cx="3810523" cy="1431154"/>
+                    </a:xfrm>
+                    <a:prstGeom prst="rect">
+                      <a:avLst/>
+                    </a:prstGeom>
+                  </pic:spPr>
+                </pic:pic>
+              </a:graphicData>
+            </a:graphic>
+          </wp:inline>
+        </w:drawing>
+      </w:r>
+    </w:p>
+    <w:p>
+      <w:pPr>
+        <w:rPr>
+          <w:rFonts w:ascii="Times New Roman" w:hAnsi="Times New Roman" w:cs="Times New Roman"/>
+        </w:rPr>
+      </w:pPr>
+      <w:r>
+        <w:rPr>
+          <w:rFonts w:ascii="Times New Roman" w:hAnsi="Times New Roman" w:cs="Times New Roman"/>
+        </w:rPr>
+        <w:drawing>
+          <wp:inline distT="0" distB="0" distL="0" distR="0" wp14:anchorId="0D4E7F00" wp14:editId="33983D92">
+            <wp:extent cx="3734722" cy="2538095"/>
+            <wp:effectExtent l="0" t="0" r="0" b="0"/>
+            <wp:docPr id="565150684" name="Picture 1"/>
+            <wp:cNvGraphicFramePr>
+              <a:graphicFrameLocks xmlns:a="http://schemas.openxmlformats.org/drawingml/2006/main" noChangeAspect="1"/>
+            </wp:cNvGraphicFramePr>
+            <a:graphic xmlns:a="http://schemas.openxmlformats.org/drawingml/2006/main">
+              <a:graphicData uri="http://schemas.openxmlformats.org/drawingml/2006/picture">
+                <pic:pic xmlns:pic="http://schemas.openxmlformats.org/drawingml/2006/picture">
+                  <pic:nvPicPr>
+                    <pic:cNvPr id="565150684" name=""/>
+                    <pic:cNvPicPr/>
+                  </pic:nvPicPr>
+                  <pic:blipFill>
+                    <a:blip r:embed="rId27"/>
+                    <a:stretch>
+                      <a:fillRect/>
+                    </a:stretch>
+                  </pic:blipFill>
+                  <pic:spPr>
+                    <a:xfrm>
+                      <a:off x="0" y="0"/>
+                      <a:ext cx="3742959" cy="2543693"/>
+                    </a:xfrm>
+                    <a:prstGeom prst="rect">
+                      <a:avLst/>
+                    </a:prstGeom>
+                  </pic:spPr>
+                </pic:pic>
+              </a:graphicData>
+            </a:graphic>
+          </wp:inline>
+        </w:drawing>
+      </w:r>
+    </w:p>
+    <w:p>
+      <w:pPr>
+        <w:rPr>
+          <w:rFonts w:ascii="Times New Roman" w:hAnsi="Times New Roman" w:cs="Times New Roman"/>
+        </w:rPr>
+      </w:pPr>
+      <w:r>
+        <w:rPr>
+          <w:noProof/>
+        </w:rPr>
+        <w:drawing>
+          <wp:inline distT="0" distB="0" distL="0" distR="0" wp14:anchorId="4703F1F8" wp14:editId="199FB690">
+            <wp:extent cx="3830026" cy="1339215"/>
+            <wp:effectExtent l="0" t="0" r="0" b="0"/>
+            <wp:docPr id="1886667746" name="Picture 1"/>
+            <wp:cNvGraphicFramePr>
+              <a:graphicFrameLocks xmlns:a="http://schemas.openxmlformats.org/drawingml/2006/main" noChangeAspect="1"/>
+            </wp:cNvGraphicFramePr>
+            <a:graphic xmlns:a="http://schemas.openxmlformats.org/drawingml/2006/main">
+              <a:graphicData uri="http://schemas.openxmlformats.org/drawingml/2006/picture">
+                <pic:pic xmlns:pic="http://schemas.openxmlformats.org/drawingml/2006/picture">
+                  <pic:nvPicPr>
+                    <pic:cNvPr id="1886667746" name=""/>
+                    <pic:cNvPicPr/>
+                  </pic:nvPicPr>
+                  <pic:blipFill>
+                    <a:blip r:embed="rId28"/>
+                    <a:stretch>
+                      <a:fillRect/>
+                    </a:stretch>
+                  </pic:blipFill>
+                  <pic:spPr>
+                    <a:xfrm>
+                      <a:off x="0" y="0"/>
+                      <a:ext cx="3834633" cy="1340826"/>
+                    </a:xfrm>
+                    <a:prstGeom prst="rect">
+                      <a:avLst/>
+                    </a:prstGeom>
+                  </pic:spPr>
+                </pic:pic>
+              </a:graphicData>
+            </a:graphic>
+          </wp:inline>
+        </w:drawing>
+      </w:r>
+    </w:p>
+    <w:p>
+      <w:pPr>
+        <w:rPr>
+          <w:rFonts w:ascii="Times New Roman" w:hAnsi="Times New Roman" w:cs="Times New Roman"/>
+        </w:rPr>
+      </w:pPr>
+      <w:r>
+        <w:rPr>
+          <w:rFonts w:ascii="Times New Roman" w:hAnsi="Times New Roman" w:cs="Times New Roman"/>
+        </w:rPr>
+        <w:lastRenderedPageBreak/>
+        <w:drawing>
+          <wp:inline distT="0" distB="0" distL="0" distR="0" wp14:anchorId="4C5FE999" wp14:editId="71C713F5">
+            <wp:extent cx="3878580" cy="1760965"/>
+            <wp:effectExtent l="0" t="0" r="7620" b="0"/>
+            <wp:docPr id="1301164709" name="Picture 1"/>
+            <wp:cNvGraphicFramePr>
+              <a:graphicFrameLocks xmlns:a="http://schemas.openxmlformats.org/drawingml/2006/main" noChangeAspect="1"/>
+            </wp:cNvGraphicFramePr>
+            <a:graphic xmlns:a="http://schemas.openxmlformats.org/drawingml/2006/main">
+              <a:graphicData uri="http://schemas.openxmlformats.org/drawingml/2006/picture">
+                <pic:pic xmlns:pic="http://schemas.openxmlformats.org/drawingml/2006/picture">
+                  <pic:nvPicPr>
+                    <pic:cNvPr id="1301164709" name=""/>
+                    <pic:cNvPicPr/>
+                  </pic:nvPicPr>
+                  <pic:blipFill>
+                    <a:blip r:embed="rId29"/>
+                    <a:stretch>
+                      <a:fillRect/>
+                    </a:stretch>
+                  </pic:blipFill>
+                  <pic:spPr>
+                    <a:xfrm>
+                      <a:off x="0" y="0"/>
+                      <a:ext cx="3881512" cy="1762296"/>
+                    </a:xfrm>
+                    <a:prstGeom prst="rect">
+                      <a:avLst/>
+                    </a:prstGeom>
+                  </pic:spPr>
+                </pic:pic>
+              </a:graphicData>
+            </a:graphic>
+          </wp:inline>
+        </w:drawing>
+      </w:r>
+    </w:p>
+    <w:p>
+      <w:pPr>
+        <w:rPr>
+          <w:rFonts w:ascii="Times New Roman" w:hAnsi="Times New Roman" w:cs="Times New Roman"/>
+        </w:rPr>
+      </w:pPr>
+      <w:proofErr w:type="spellStart"/>
+      <w:r>
+        <w:rPr>
+          <w:rFonts w:ascii="Times New Roman" w:hAnsi="Times New Roman" w:cs="Times New Roman"/>
+          <w:b/>
+          <w:bCs/>
+        </w:rPr>
+        <w:t>Tình</w:t>
+      </w:r>
+      <w:proofErr w:type="spellEnd"/>
+      <w:r>
+        <w:rPr>
+          <w:rFonts w:ascii="Times New Roman" w:hAnsi="Times New Roman" w:cs="Times New Roman"/>
+          <w:b/>
+          <w:bCs/>
+        </w:rPr>
+        <w:t xml:space="preserve"> </w:t>
+      </w:r>
+      <w:proofErr w:type="spellStart"/>
+      <w:r>
+        <w:rPr>
+          <w:rFonts w:ascii="Times New Roman" w:hAnsi="Times New Roman" w:cs="Times New Roman"/>
+          <w:b/>
+          <w:bCs/>
+        </w:rPr>
+        <w:t>huống</w:t>
+      </w:r>
+      <w:proofErr w:type="spellEnd"/>
+      <w:r>
+        <w:rPr>
+          <w:rFonts w:ascii="Times New Roman" w:hAnsi="Times New Roman" w:cs="Times New Roman"/>
+          <w:b/>
+          <w:bCs/>
+        </w:rPr>
+        <w:t xml:space="preserve"> 3:</w:t>
+      </w:r>
+      <w:r>
+        <w:rPr>
+          <w:rFonts w:ascii="Times New Roman" w:hAnsi="Times New Roman" w:cs="Times New Roman"/>
+        </w:rPr>
+        <w:t xml:space="preserve"> </w:t>
+      </w:r>
+      <w:proofErr w:type="spellStart"/>
+      <w:r>
+        <w:rPr>
+          <w:rFonts w:ascii="Times New Roman" w:hAnsi="Times New Roman" w:cs="Times New Roman"/>
+        </w:rPr>
+        <w:t>Trước</w:t>
+      </w:r>
+      <w:proofErr w:type="spellEnd"/>
+      <w:r>
+        <w:rPr>
+          <w:rFonts w:ascii="Times New Roman" w:hAnsi="Times New Roman" w:cs="Times New Roman"/>
+        </w:rPr>
+        <w:t xml:space="preserve"> </w:t>
+      </w:r>
+      <w:proofErr w:type="spellStart"/>
+      <w:r>
+        <w:rPr>
+          <w:rFonts w:ascii="Times New Roman" w:hAnsi="Times New Roman" w:cs="Times New Roman"/>
+        </w:rPr>
+        <w:t>khi</w:t>
+      </w:r>
+      <w:proofErr w:type="spellEnd"/>
+      <w:r>
+        <w:rPr>
+          <w:rFonts w:ascii="Times New Roman" w:hAnsi="Times New Roman" w:cs="Times New Roman"/>
+        </w:rPr>
+        <w:t xml:space="preserve"> </w:t>
+      </w:r>
+      <w:proofErr w:type="spellStart"/>
+      <w:r>
+        <w:rPr>
+          <w:rFonts w:ascii="Times New Roman" w:hAnsi="Times New Roman" w:cs="Times New Roman"/>
+        </w:rPr>
+        <w:t>thêm</w:t>
+      </w:r>
+      <w:proofErr w:type="spellEnd"/>
+      <w:r>
+        <w:rPr>
+          <w:rFonts w:ascii="Times New Roman" w:hAnsi="Times New Roman" w:cs="Times New Roman"/>
+        </w:rPr>
+        <w:t xml:space="preserve"> rule Block, DMZ-Web </w:t>
+      </w:r>
+      <w:proofErr w:type="spellStart"/>
+      <w:r>
+        <w:rPr>
+          <w:rFonts w:ascii="Times New Roman" w:hAnsi="Times New Roman" w:cs="Times New Roman"/>
+        </w:rPr>
+        <w:t>có</w:t>
+      </w:r>
+      <w:proofErr w:type="spellEnd"/>
+      <w:r>
+        <w:rPr>
+          <w:rFonts w:ascii="Times New Roman" w:hAnsi="Times New Roman" w:cs="Times New Roman"/>
+        </w:rPr>
+        <w:t xml:space="preserve"> </w:t>
+      </w:r>
+      <w:proofErr w:type="spellStart"/>
+      <w:r>
+        <w:rPr>
+          <w:rFonts w:ascii="Times New Roman" w:hAnsi="Times New Roman" w:cs="Times New Roman"/>
+        </w:rPr>
+        <w:t>thể</w:t>
+      </w:r>
+      <w:proofErr w:type="spellEnd"/>
+      <w:r>
+        <w:rPr>
+          <w:rFonts w:ascii="Times New Roman" w:hAnsi="Times New Roman" w:cs="Times New Roman"/>
+        </w:rPr>
+        <w:t xml:space="preserve"> </w:t>
+      </w:r>
+      <w:proofErr w:type="spellStart"/>
+      <w:r>
+        <w:rPr>
+          <w:rFonts w:ascii="Times New Roman" w:hAnsi="Times New Roman" w:cs="Times New Roman"/>
+        </w:rPr>
+        <w:t>liên</w:t>
+      </w:r>
+      <w:proofErr w:type="spellEnd"/>
+      <w:r>
+        <w:rPr>
+          <w:rFonts w:ascii="Times New Roman" w:hAnsi="Times New Roman" w:cs="Times New Roman"/>
+        </w:rPr>
+        <w:t xml:space="preserve"> </w:t>
+      </w:r>
+      <w:proofErr w:type="spellStart"/>
+      <w:r>
+        <w:rPr>
+          <w:rFonts w:ascii="Times New Roman" w:hAnsi="Times New Roman" w:cs="Times New Roman"/>
+        </w:rPr>
+        <w:t>lạc</w:t>
+      </w:r>
+      <w:proofErr w:type="spellEnd"/>
+      <w:r>
+        <w:rPr>
+          <w:rFonts w:ascii="Times New Roman" w:hAnsi="Times New Roman" w:cs="Times New Roman"/>
+        </w:rPr>
+        <w:t xml:space="preserve"> </w:t>
+      </w:r>
+      <w:proofErr w:type="spellStart"/>
+      <w:r>
+        <w:rPr>
+          <w:rFonts w:ascii="Times New Roman" w:hAnsi="Times New Roman" w:cs="Times New Roman"/>
+        </w:rPr>
+        <w:t>với</w:t>
+      </w:r>
+      <w:proofErr w:type="spellEnd"/>
+      <w:r>
+        <w:rPr>
+          <w:rFonts w:ascii="Times New Roman" w:hAnsi="Times New Roman" w:cs="Times New Roman"/>
+        </w:rPr>
+        <w:t xml:space="preserve"> </w:t>
+      </w:r>
+      <w:proofErr w:type="spellStart"/>
+      <w:r>
+        <w:rPr>
+          <w:rFonts w:ascii="Times New Roman" w:hAnsi="Times New Roman" w:cs="Times New Roman"/>
+        </w:rPr>
+        <w:t>máy</w:t>
+      </w:r>
+      <w:proofErr w:type="spellEnd"/>
+      <w:r>
+        <w:rPr>
+          <w:rFonts w:ascii="Times New Roman" w:hAnsi="Times New Roman" w:cs="Times New Roman"/>
+        </w:rPr>
+        <w:t xml:space="preserve"> </w:t>
+      </w:r>
+      <w:proofErr w:type="spellStart"/>
+      <w:r>
+        <w:rPr>
+          <w:rFonts w:ascii="Times New Roman" w:hAnsi="Times New Roman" w:cs="Times New Roman"/>
+        </w:rPr>
+        <w:t>trong</w:t>
+      </w:r>
+      <w:proofErr w:type="spellEnd"/>
+      <w:r>
+        <w:rPr>
+          <w:rFonts w:ascii="Times New Roman" w:hAnsi="Times New Roman" w:cs="Times New Roman"/>
+        </w:rPr>
+        <w:t xml:space="preserve"> LAN. Sau </w:t>
+      </w:r>
+      <w:proofErr w:type="spellStart"/>
+      <w:r>
+        <w:rPr>
+          <w:rFonts w:ascii="Times New Roman" w:hAnsi="Times New Roman" w:cs="Times New Roman"/>
+        </w:rPr>
+        <w:t>khi</w:t>
+      </w:r>
+      <w:proofErr w:type="spellEnd"/>
+      <w:r>
+        <w:rPr>
+          <w:rFonts w:ascii="Times New Roman" w:hAnsi="Times New Roman" w:cs="Times New Roman"/>
+        </w:rPr>
+        <w:t xml:space="preserve"> </w:t>
+      </w:r>
+      <w:proofErr w:type="spellStart"/>
+      <w:r>
+        <w:rPr>
+          <w:rFonts w:ascii="Times New Roman" w:hAnsi="Times New Roman" w:cs="Times New Roman"/>
+        </w:rPr>
+        <w:t>thêm</w:t>
+      </w:r>
+      <w:proofErr w:type="spellEnd"/>
+      <w:r>
+        <w:rPr>
+          <w:rFonts w:ascii="Times New Roman" w:hAnsi="Times New Roman" w:cs="Times New Roman"/>
+        </w:rPr>
+        <w:t xml:space="preserve"> Block DMZ net → LAN net ở </w:t>
+      </w:r>
+      <w:proofErr w:type="spellStart"/>
+      <w:r>
+        <w:rPr>
+          <w:rFonts w:ascii="Times New Roman" w:hAnsi="Times New Roman" w:cs="Times New Roman"/>
+        </w:rPr>
+        <w:t>trên</w:t>
+      </w:r>
+      <w:proofErr w:type="spellEnd"/>
+      <w:r>
+        <w:rPr>
+          <w:rFonts w:ascii="Times New Roman" w:hAnsi="Times New Roman" w:cs="Times New Roman"/>
+        </w:rPr>
+        <w:t xml:space="preserve"> rule Pass </w:t>
+      </w:r>
+      <w:proofErr w:type="spellStart"/>
+      <w:r>
+        <w:rPr>
+          <w:rFonts w:ascii="Times New Roman" w:hAnsi="Times New Roman" w:cs="Times New Roman"/>
+        </w:rPr>
+        <w:t>và</w:t>
+      </w:r>
+      <w:proofErr w:type="spellEnd"/>
+      <w:r>
+        <w:rPr>
+          <w:rFonts w:ascii="Times New Roman" w:hAnsi="Times New Roman" w:cs="Times New Roman"/>
+        </w:rPr>
+        <w:t xml:space="preserve"> Reset States, DMZ </w:t>
+      </w:r>
+      <w:proofErr w:type="spellStart"/>
+      <w:r>
+        <w:rPr>
+          <w:rFonts w:ascii="Times New Roman" w:hAnsi="Times New Roman" w:cs="Times New Roman"/>
+        </w:rPr>
+        <w:t>không</w:t>
+      </w:r>
+      <w:proofErr w:type="spellEnd"/>
+      <w:r>
+        <w:rPr>
+          <w:rFonts w:ascii="Times New Roman" w:hAnsi="Times New Roman" w:cs="Times New Roman"/>
+        </w:rPr>
+        <w:t xml:space="preserve"> </w:t>
+      </w:r>
+      <w:proofErr w:type="spellStart"/>
+      <w:r>
+        <w:rPr>
+          <w:rFonts w:ascii="Times New Roman" w:hAnsi="Times New Roman" w:cs="Times New Roman"/>
+        </w:rPr>
+        <w:t>còn</w:t>
+      </w:r>
+      <w:proofErr w:type="spellEnd"/>
+      <w:r>
+        <w:rPr>
+          <w:rFonts w:ascii="Times New Roman" w:hAnsi="Times New Roman" w:cs="Times New Roman"/>
+        </w:rPr>
+        <w:t xml:space="preserve"> </w:t>
+      </w:r>
+      <w:proofErr w:type="spellStart"/>
+      <w:r>
+        <w:rPr>
+          <w:rFonts w:ascii="Times New Roman" w:hAnsi="Times New Roman" w:cs="Times New Roman"/>
+        </w:rPr>
+        <w:t>truy</w:t>
+      </w:r>
+      <w:proofErr w:type="spellEnd"/>
+      <w:r>
+        <w:rPr>
+          <w:rFonts w:ascii="Times New Roman" w:hAnsi="Times New Roman" w:cs="Times New Roman"/>
+        </w:rPr>
+        <w:t xml:space="preserve"> </w:t>
+      </w:r>
+      <w:proofErr w:type="spellStart"/>
+      <w:r>
+        <w:rPr>
+          <w:rFonts w:ascii="Times New Roman" w:hAnsi="Times New Roman" w:cs="Times New Roman"/>
+        </w:rPr>
+        <w:t>cập</w:t>
+      </w:r>
+      <w:proofErr w:type="spellEnd"/>
+      <w:r>
+        <w:rPr>
+          <w:rFonts w:ascii="Times New Roman" w:hAnsi="Times New Roman" w:cs="Times New Roman"/>
+        </w:rPr>
+        <w:t xml:space="preserve"> LAN </w:t>
+      </w:r>
+      <w:proofErr w:type="spellStart"/>
+      <w:r>
+        <w:rPr>
+          <w:rFonts w:ascii="Times New Roman" w:hAnsi="Times New Roman" w:cs="Times New Roman"/>
+        </w:rPr>
+        <w:t>nhưng</w:t>
+      </w:r>
+      <w:proofErr w:type="spellEnd"/>
+      <w:r>
+        <w:rPr>
+          <w:rFonts w:ascii="Times New Roman" w:hAnsi="Times New Roman" w:cs="Times New Roman"/>
+        </w:rPr>
+        <w:t xml:space="preserve"> </w:t>
+      </w:r>
+      <w:proofErr w:type="spellStart"/>
+      <w:r>
+        <w:rPr>
+          <w:rFonts w:ascii="Times New Roman" w:hAnsi="Times New Roman" w:cs="Times New Roman"/>
+        </w:rPr>
+        <w:t>vẫn</w:t>
+      </w:r>
+      <w:proofErr w:type="spellEnd"/>
+      <w:r>
+        <w:rPr>
+          <w:rFonts w:ascii="Times New Roman" w:hAnsi="Times New Roman" w:cs="Times New Roman"/>
+        </w:rPr>
+        <w:t xml:space="preserve"> </w:t>
+      </w:r>
+      <w:proofErr w:type="spellStart"/>
+      <w:r>
+        <w:rPr>
+          <w:rFonts w:ascii="Times New Roman" w:hAnsi="Times New Roman" w:cs="Times New Roman"/>
+        </w:rPr>
+        <w:t>ra</w:t>
+      </w:r>
+      <w:proofErr w:type="spellEnd"/>
+      <w:r>
+        <w:rPr>
+          <w:rFonts w:ascii="Times New Roman" w:hAnsi="Times New Roman" w:cs="Times New Roman"/>
+        </w:rPr>
+        <w:t xml:space="preserve"> Internet.</w:t>
+      </w:r>
+    </w:p>
+    <w:p>
+      <w:pPr>
+        <w:rPr>
+          <w:rFonts w:ascii="Times New Roman" w:hAnsi="Times New Roman" w:cs="Times New Roman"/>
+        </w:rPr>
+      </w:pPr>
+    </w:p>
+    <w:p>
+      <w:pPr>
+        <w:rPr>
+          <w:rFonts w:ascii="Times New Roman" w:hAnsi="Times New Roman" w:cs="Times New Roman"/>
+        </w:rPr>
+      </w:pPr>
+      <w:proofErr w:type="spellStart"/>
+      <w:r>
+        <w:rPr>
+          <w:rFonts w:ascii="Times New Roman" w:hAnsi="Times New Roman" w:cs="Times New Roman"/>
+        </w:rPr>
+        <w:t>Tình</w:t>
+      </w:r>
+      <w:proofErr w:type="spellEnd"/>
+      <w:r>
+        <w:rPr>
+          <w:rFonts w:ascii="Times New Roman" w:hAnsi="Times New Roman" w:cs="Times New Roman"/>
+        </w:rPr>
+        <w:t xml:space="preserve"> </w:t>
+      </w:r>
+      <w:proofErr w:type="spellStart"/>
+      <w:r>
+        <w:rPr>
+          <w:rFonts w:ascii="Times New Roman" w:hAnsi="Times New Roman" w:cs="Times New Roman"/>
+        </w:rPr>
+        <w:t>huống</w:t>
+      </w:r>
+      <w:proofErr w:type="spellEnd"/>
+      <w:r>
+        <w:rPr>
+          <w:rFonts w:ascii="Times New Roman" w:hAnsi="Times New Roman" w:cs="Times New Roman"/>
+        </w:rPr>
+        <w:t xml:space="preserve"> 4 – Port Forward WAN port 8080 → IIS </w:t>
+      </w:r>
+      <w:proofErr w:type="spellStart"/>
+      <w:r>
+        <w:rPr>
+          <w:rFonts w:ascii="Times New Roman" w:hAnsi="Times New Roman" w:cs="Times New Roman"/>
+        </w:rPr>
+        <w:t>trong</w:t>
+      </w:r>
+      <w:proofErr w:type="spellEnd"/>
+      <w:r>
+        <w:rPr>
+          <w:rFonts w:ascii="Times New Roman" w:hAnsi="Times New Roman" w:cs="Times New Roman"/>
+        </w:rPr>
+        <w:t xml:space="preserve"> DMZ port 80</w:t>
+      </w:r>
+    </w:p>
+    <w:p>
+      <w:pPr>
+        <w:rPr>
+          <w:rFonts w:ascii="Times New Roman" w:hAnsi="Times New Roman" w:cs="Times New Roman"/>
+        </w:rPr>
+      </w:pPr>
+      <w:r>
+        <w:rPr>
+          <w:rFonts w:ascii="Times New Roman" w:hAnsi="Times New Roman" w:cs="Times New Roman"/>
+        </w:rPr>
+        <w:drawing>
+          <wp:inline distT="0" distB="0" distL="0" distR="0" wp14:anchorId="34600B1B" wp14:editId="4FD404B7">
+            <wp:extent cx="3967512" cy="3121025"/>
+            <wp:effectExtent l="0" t="0" r="0" b="3175"/>
+            <wp:docPr id="148502011" name="Picture 1"/>
+            <wp:cNvGraphicFramePr>
+              <a:graphicFrameLocks xmlns:a="http://schemas.openxmlformats.org/drawingml/2006/main" noChangeAspect="1"/>
+            </wp:cNvGraphicFramePr>
+            <a:graphic xmlns:a="http://schemas.openxmlformats.org/drawingml/2006/main">
+              <a:graphicData uri="http://schemas.openxmlformats.org/drawingml/2006/picture">
+                <pic:pic xmlns:pic="http://schemas.openxmlformats.org/drawingml/2006/picture">
+                  <pic:nvPicPr>
+                    <pic:cNvPr id="148502011" name=""/>
+                    <pic:cNvPicPr/>
+                  </pic:nvPicPr>
+                  <pic:blipFill>
+                    <a:blip r:embed="rId30"/>
+                    <a:stretch>
+                      <a:fillRect/>
+                    </a:stretch>
+                  </pic:blipFill>
+                  <pic:spPr>
+                    <a:xfrm>
+                      <a:off x="0" y="0"/>
+                      <a:ext cx="3971284" cy="3123992"/>
+                    </a:xfrm>
+                    <a:prstGeom prst="rect">
+                      <a:avLst/>
+                    </a:prstGeom>
+                  </pic:spPr>
+                </pic:pic>
+              </a:graphicData>
+            </a:graphic>
+          </wp:inline>
+        </w:drawing>
+      </w:r>
+    </w:p>
+    <w:p>
+      <w:pPr>
+        <w:rPr>
+          <w:rFonts w:ascii="Times New Roman" w:hAnsi="Times New Roman" w:cs="Times New Roman"/>
+        </w:rPr>
+      </w:pPr>
+      <w:r>
+        <w:rPr>
+          <w:rFonts w:ascii="Times New Roman" w:hAnsi="Times New Roman" w:cs="Times New Roman"/>
+        </w:rPr>
+        <w:lastRenderedPageBreak/>
+        <w:drawing>
+          <wp:inline distT="0" distB="0" distL="0" distR="0" wp14:anchorId="533ECA91" wp14:editId="1BDC5326">
+            <wp:extent cx="4370589" cy="4149725"/>
+            <wp:effectExtent l="0" t="0" r="0" b="3175"/>
+            <wp:docPr id="276322714" name="Picture 1"/>
+            <wp:cNvGraphicFramePr>
+              <a:graphicFrameLocks xmlns:a="http://schemas.openxmlformats.org/drawingml/2006/main" noChangeAspect="1"/>
+            </wp:cNvGraphicFramePr>
+            <a:graphic xmlns:a="http://schemas.openxmlformats.org/drawingml/2006/main">
+              <a:graphicData uri="http://schemas.openxmlformats.org/drawingml/2006/picture">
+                <pic:pic xmlns:pic="http://schemas.openxmlformats.org/drawingml/2006/picture">
+                  <pic:nvPicPr>
+                    <pic:cNvPr id="276322714" name=""/>
+                    <pic:cNvPicPr/>
+                  </pic:nvPicPr>
+                  <pic:blipFill>
+                    <a:blip r:embed="rId31"/>
+                    <a:stretch>
+                      <a:fillRect/>
+                    </a:stretch>
+                  </pic:blipFill>
+                  <pic:spPr>
+                    <a:xfrm>
+                      <a:off x="0" y="0"/>
+                      <a:ext cx="4372020" cy="4151084"/>
+                    </a:xfrm>
+                    <a:prstGeom prst="rect">
+                      <a:avLst/>
+                    </a:prstGeom>
+                  </pic:spPr>
+                </pic:pic>
+              </a:graphicData>
+            </a:graphic>
+          </wp:inline>
+        </w:drawing>
+      </w:r>
+    </w:p>
+    <w:p>
+      <w:pPr>
+        <w:rPr>
+          <w:rFonts w:ascii="Times New Roman" w:hAnsi="Times New Roman" w:cs="Times New Roman"/>
+        </w:rPr>
+      </w:pPr>
+      <w:proofErr w:type="spellStart"/>
+      <w:r>
+        <w:rPr>
+          <w:rFonts w:ascii="Times New Roman" w:hAnsi="Times New Roman" w:cs="Times New Roman"/>
+          <w:b/>
+          <w:bCs/>
+        </w:rPr>
+        <w:t>Tình</w:t>
+      </w:r>
+      <w:proofErr w:type="spellEnd"/>
+      <w:r>
+        <w:rPr>
+          <w:rFonts w:ascii="Times New Roman" w:hAnsi="Times New Roman" w:cs="Times New Roman"/>
+          <w:b/>
+          <w:bCs/>
+        </w:rPr>
+        <w:t xml:space="preserve"> </w:t>
+      </w:r>
+      <w:proofErr w:type="spellStart"/>
+      <w:r>
+        <w:rPr>
+          <w:rFonts w:ascii="Times New Roman" w:hAnsi="Times New Roman" w:cs="Times New Roman"/>
+          <w:b/>
+          <w:bCs/>
+        </w:rPr>
+        <w:t>huống</w:t>
+      </w:r>
+      <w:proofErr w:type="spellEnd"/>
+      <w:r>
+        <w:rPr>
+          <w:rFonts w:ascii="Times New Roman" w:hAnsi="Times New Roman" w:cs="Times New Roman"/>
+          <w:b/>
+          <w:bCs/>
+        </w:rPr>
+        <w:t xml:space="preserve"> 4:</w:t>
+      </w:r>
+      <w:r>
+        <w:rPr>
+          <w:rFonts w:ascii="Times New Roman" w:hAnsi="Times New Roman" w:cs="Times New Roman"/>
+        </w:rPr>
+        <w:t xml:space="preserve"> Port Forward </w:t>
+      </w:r>
+      <w:proofErr w:type="spellStart"/>
+      <w:r>
+        <w:rPr>
+          <w:rFonts w:ascii="Times New Roman" w:hAnsi="Times New Roman" w:cs="Times New Roman"/>
+        </w:rPr>
+        <w:t>chuyển</w:t>
+      </w:r>
+      <w:proofErr w:type="spellEnd"/>
+      <w:r>
+        <w:rPr>
+          <w:rFonts w:ascii="Times New Roman" w:hAnsi="Times New Roman" w:cs="Times New Roman"/>
+        </w:rPr>
+        <w:t xml:space="preserve"> </w:t>
+      </w:r>
+      <w:proofErr w:type="spellStart"/>
+      <w:r>
+        <w:rPr>
+          <w:rFonts w:ascii="Times New Roman" w:hAnsi="Times New Roman" w:cs="Times New Roman"/>
+        </w:rPr>
+        <w:t>lưu</w:t>
+      </w:r>
+      <w:proofErr w:type="spellEnd"/>
+      <w:r>
+        <w:rPr>
+          <w:rFonts w:ascii="Times New Roman" w:hAnsi="Times New Roman" w:cs="Times New Roman"/>
+        </w:rPr>
+        <w:t xml:space="preserve"> </w:t>
+      </w:r>
+      <w:proofErr w:type="spellStart"/>
+      <w:r>
+        <w:rPr>
+          <w:rFonts w:ascii="Times New Roman" w:hAnsi="Times New Roman" w:cs="Times New Roman"/>
+        </w:rPr>
+        <w:t>lượng</w:t>
+      </w:r>
+      <w:proofErr w:type="spellEnd"/>
+      <w:r>
+        <w:rPr>
+          <w:rFonts w:ascii="Times New Roman" w:hAnsi="Times New Roman" w:cs="Times New Roman"/>
+        </w:rPr>
+        <w:t xml:space="preserve"> TCP </w:t>
+      </w:r>
+      <w:proofErr w:type="spellStart"/>
+      <w:r>
+        <w:rPr>
+          <w:rFonts w:ascii="Times New Roman" w:hAnsi="Times New Roman" w:cs="Times New Roman"/>
+        </w:rPr>
+        <w:t>đến</w:t>
+      </w:r>
+      <w:proofErr w:type="spellEnd"/>
+      <w:r>
+        <w:rPr>
+          <w:rFonts w:ascii="Times New Roman" w:hAnsi="Times New Roman" w:cs="Times New Roman"/>
+        </w:rPr>
+        <w:t xml:space="preserve"> </w:t>
+      </w:r>
+      <w:proofErr w:type="spellStart"/>
+      <w:r>
+        <w:rPr>
+          <w:rFonts w:ascii="Times New Roman" w:hAnsi="Times New Roman" w:cs="Times New Roman"/>
+        </w:rPr>
+        <w:t>địa</w:t>
+      </w:r>
+      <w:proofErr w:type="spellEnd"/>
+      <w:r>
+        <w:rPr>
+          <w:rFonts w:ascii="Times New Roman" w:hAnsi="Times New Roman" w:cs="Times New Roman"/>
+        </w:rPr>
+        <w:t xml:space="preserve"> </w:t>
+      </w:r>
+      <w:proofErr w:type="spellStart"/>
+      <w:r>
+        <w:rPr>
+          <w:rFonts w:ascii="Times New Roman" w:hAnsi="Times New Roman" w:cs="Times New Roman"/>
+        </w:rPr>
+        <w:t>chỉ</w:t>
+      </w:r>
+      <w:proofErr w:type="spellEnd"/>
+      <w:r>
+        <w:rPr>
+          <w:rFonts w:ascii="Times New Roman" w:hAnsi="Times New Roman" w:cs="Times New Roman"/>
+        </w:rPr>
+        <w:t xml:space="preserve"> WAN </w:t>
+      </w:r>
+      <w:proofErr w:type="spellStart"/>
+      <w:r>
+        <w:rPr>
+          <w:rFonts w:ascii="Times New Roman" w:hAnsi="Times New Roman" w:cs="Times New Roman"/>
+        </w:rPr>
+        <w:t>pfSense</w:t>
+      </w:r>
+      <w:proofErr w:type="spellEnd"/>
+      <w:r>
+        <w:rPr>
+          <w:rFonts w:ascii="Times New Roman" w:hAnsi="Times New Roman" w:cs="Times New Roman"/>
+        </w:rPr>
+        <w:t xml:space="preserve"> port 8080 sang IIS </w:t>
+      </w:r>
+      <w:proofErr w:type="spellStart"/>
+      <w:r>
+        <w:rPr>
+          <w:rFonts w:ascii="Times New Roman" w:hAnsi="Times New Roman" w:cs="Times New Roman"/>
+        </w:rPr>
+        <w:t>tại</w:t>
+      </w:r>
+      <w:proofErr w:type="spellEnd"/>
+      <w:r>
+        <w:rPr>
+          <w:rFonts w:ascii="Times New Roman" w:hAnsi="Times New Roman" w:cs="Times New Roman"/>
+        </w:rPr>
+        <w:t xml:space="preserve"> 172.16.0.2:80. </w:t>
+      </w:r>
+      <w:proofErr w:type="spellStart"/>
+      <w:r>
+        <w:rPr>
+          <w:rFonts w:ascii="Times New Roman" w:hAnsi="Times New Roman" w:cs="Times New Roman"/>
+        </w:rPr>
+        <w:t>Việc</w:t>
+      </w:r>
+      <w:proofErr w:type="spellEnd"/>
+      <w:r>
+        <w:rPr>
+          <w:rFonts w:ascii="Times New Roman" w:hAnsi="Times New Roman" w:cs="Times New Roman"/>
+        </w:rPr>
+        <w:t xml:space="preserve"> </w:t>
+      </w:r>
+      <w:proofErr w:type="spellStart"/>
+      <w:r>
+        <w:rPr>
+          <w:rFonts w:ascii="Times New Roman" w:hAnsi="Times New Roman" w:cs="Times New Roman"/>
+        </w:rPr>
+        <w:t>máy</w:t>
+      </w:r>
+      <w:proofErr w:type="spellEnd"/>
+      <w:r>
+        <w:rPr>
+          <w:rFonts w:ascii="Times New Roman" w:hAnsi="Times New Roman" w:cs="Times New Roman"/>
+        </w:rPr>
+        <w:t xml:space="preserve"> </w:t>
+      </w:r>
+      <w:proofErr w:type="spellStart"/>
+      <w:r>
+        <w:rPr>
+          <w:rFonts w:ascii="Times New Roman" w:hAnsi="Times New Roman" w:cs="Times New Roman"/>
+        </w:rPr>
+        <w:t>thật</w:t>
+      </w:r>
+      <w:proofErr w:type="spellEnd"/>
+      <w:r>
+        <w:rPr>
+          <w:rFonts w:ascii="Times New Roman" w:hAnsi="Times New Roman" w:cs="Times New Roman"/>
+        </w:rPr>
+        <w:t xml:space="preserve"> </w:t>
+      </w:r>
+      <w:proofErr w:type="spellStart"/>
+      <w:r>
+        <w:rPr>
+          <w:rFonts w:ascii="Times New Roman" w:hAnsi="Times New Roman" w:cs="Times New Roman"/>
+        </w:rPr>
+        <w:t>mở</w:t>
+      </w:r>
+      <w:proofErr w:type="spellEnd"/>
+      <w:r>
+        <w:rPr>
+          <w:rFonts w:ascii="Times New Roman" w:hAnsi="Times New Roman" w:cs="Times New Roman"/>
+        </w:rPr>
+        <w:t xml:space="preserve"> </w:t>
+      </w:r>
+      <w:proofErr w:type="spellStart"/>
+      <w:r>
+        <w:rPr>
+          <w:rFonts w:ascii="Times New Roman" w:hAnsi="Times New Roman" w:cs="Times New Roman"/>
+        </w:rPr>
+        <w:t>được</w:t>
+      </w:r>
+      <w:proofErr w:type="spellEnd"/>
+      <w:r>
+        <w:rPr>
+          <w:rFonts w:ascii="Times New Roman" w:hAnsi="Times New Roman" w:cs="Times New Roman"/>
+        </w:rPr>
+        <w:t xml:space="preserve"> </w:t>
+      </w:r>
+      <w:proofErr w:type="spellStart"/>
+      <w:r>
+        <w:rPr>
+          <w:rFonts w:ascii="Times New Roman" w:hAnsi="Times New Roman" w:cs="Times New Roman"/>
+        </w:rPr>
+        <w:t>trang</w:t>
+      </w:r>
+      <w:proofErr w:type="spellEnd"/>
+      <w:r>
+        <w:rPr>
+          <w:rFonts w:ascii="Times New Roman" w:hAnsi="Times New Roman" w:cs="Times New Roman"/>
+        </w:rPr>
+        <w:t xml:space="preserve"> IIS qua 192.168.1.67:8080 </w:t>
+      </w:r>
+      <w:proofErr w:type="spellStart"/>
+      <w:r>
+        <w:rPr>
+          <w:rFonts w:ascii="Times New Roman" w:hAnsi="Times New Roman" w:cs="Times New Roman"/>
+        </w:rPr>
+        <w:t>chứng</w:t>
+      </w:r>
+      <w:proofErr w:type="spellEnd"/>
+      <w:r>
+        <w:rPr>
+          <w:rFonts w:ascii="Times New Roman" w:hAnsi="Times New Roman" w:cs="Times New Roman"/>
+        </w:rPr>
+        <w:t xml:space="preserve"> </w:t>
+      </w:r>
+      <w:proofErr w:type="spellStart"/>
+      <w:r>
+        <w:rPr>
+          <w:rFonts w:ascii="Times New Roman" w:hAnsi="Times New Roman" w:cs="Times New Roman"/>
+        </w:rPr>
+        <w:t>minh</w:t>
+      </w:r>
+      <w:proofErr w:type="spellEnd"/>
+      <w:r>
+        <w:rPr>
+          <w:rFonts w:ascii="Times New Roman" w:hAnsi="Times New Roman" w:cs="Times New Roman"/>
+        </w:rPr>
+        <w:t xml:space="preserve"> NAT Port Forward </w:t>
+      </w:r>
+      <w:proofErr w:type="spellStart"/>
+      <w:r>
+        <w:rPr>
+          <w:rFonts w:ascii="Times New Roman" w:hAnsi="Times New Roman" w:cs="Times New Roman"/>
+        </w:rPr>
+        <w:t>hoạt</w:t>
+      </w:r>
+      <w:proofErr w:type="spellEnd"/>
+      <w:r>
+        <w:rPr>
+          <w:rFonts w:ascii="Times New Roman" w:hAnsi="Times New Roman" w:cs="Times New Roman"/>
+        </w:rPr>
+        <w:t xml:space="preserve"> </w:t>
+      </w:r>
+      <w:proofErr w:type="spellStart"/>
+      <w:r>
+        <w:rPr>
+          <w:rFonts w:ascii="Times New Roman" w:hAnsi="Times New Roman" w:cs="Times New Roman"/>
+        </w:rPr>
+        <w:t>động</w:t>
+      </w:r>
+      <w:proofErr w:type="spellEnd"/>
+      <w:r>
+        <w:rPr>
+          <w:rFonts w:ascii="Times New Roman" w:hAnsi="Times New Roman" w:cs="Times New Roman"/>
+        </w:rPr>
+        <w:t xml:space="preserve"> </w:t>
+      </w:r>
+      <w:proofErr w:type="spellStart"/>
+      <w:r>
+        <w:rPr>
+          <w:rFonts w:ascii="Times New Roman" w:hAnsi="Times New Roman" w:cs="Times New Roman"/>
+        </w:rPr>
+        <w:t>đúng</w:t>
+      </w:r>
+      <w:proofErr w:type="spellEnd"/>
+      <w:r>
+        <w:rPr>
+          <w:rFonts w:ascii="Times New Roman" w:hAnsi="Times New Roman" w:cs="Times New Roman"/>
+        </w:rPr>
+        <w:t>.</w:t>
+      </w:r>
+      <w:r>
+        <w:rPr>
+          <w:rFonts w:ascii="Times New Roman" w:hAnsi="Times New Roman" w:cs="Times New Roman"/>
+        </w:rPr>
+        <w:tab/>
+      </w:r>
+    </w:p>
+    <w:p>
+      <w:pPr>
+        <w:rPr>
+          <w:rFonts w:ascii="Times New Roman" w:hAnsi="Times New Roman" w:cs="Times New Roman"/>
+        </w:rPr>
+      </w:pPr>
+      <w:proofErr w:type="spellStart"/>
+      <w:r>
+        <w:rPr>
+          <w:rFonts w:ascii="Times New Roman" w:hAnsi="Times New Roman" w:cs="Times New Roman"/>
+        </w:rPr>
+        <w:t>Tình</w:t>
+      </w:r>
+      <w:proofErr w:type="spellEnd"/>
+      <w:r>
+        <w:rPr>
+          <w:rFonts w:ascii="Times New Roman" w:hAnsi="Times New Roman" w:cs="Times New Roman"/>
+        </w:rPr>
+        <w:t xml:space="preserve"> </w:t>
+      </w:r>
+      <w:proofErr w:type="spellStart"/>
+      <w:r>
+        <w:rPr>
+          <w:rFonts w:ascii="Times New Roman" w:hAnsi="Times New Roman" w:cs="Times New Roman"/>
+        </w:rPr>
+        <w:t>huống</w:t>
+      </w:r>
+      <w:proofErr w:type="spellEnd"/>
+      <w:r>
+        <w:rPr>
+          <w:rFonts w:ascii="Times New Roman" w:hAnsi="Times New Roman" w:cs="Times New Roman"/>
+        </w:rPr>
+        <w:t xml:space="preserve"> 5 - </w:t>
+      </w:r>
+      <w:proofErr w:type="spellStart"/>
+      <w:r>
+        <w:rPr>
+          <w:rFonts w:ascii="Times New Roman" w:hAnsi="Times New Roman" w:cs="Times New Roman"/>
+        </w:rPr>
+        <w:t>Ghi</w:t>
+      </w:r>
+      <w:proofErr w:type="spellEnd"/>
+      <w:r>
+        <w:rPr>
+          <w:rFonts w:ascii="Times New Roman" w:hAnsi="Times New Roman" w:cs="Times New Roman"/>
+        </w:rPr>
+        <w:t xml:space="preserve"> </w:t>
+      </w:r>
+      <w:proofErr w:type="spellStart"/>
+      <w:r>
+        <w:rPr>
+          <w:rFonts w:ascii="Times New Roman" w:hAnsi="Times New Roman" w:cs="Times New Roman"/>
+        </w:rPr>
+        <w:t>nhận</w:t>
+      </w:r>
+      <w:proofErr w:type="spellEnd"/>
+      <w:r>
+        <w:rPr>
+          <w:rFonts w:ascii="Times New Roman" w:hAnsi="Times New Roman" w:cs="Times New Roman"/>
+        </w:rPr>
+        <w:t xml:space="preserve"> </w:t>
+      </w:r>
+      <w:proofErr w:type="spellStart"/>
+      <w:r>
+        <w:rPr>
+          <w:rFonts w:ascii="Times New Roman" w:hAnsi="Times New Roman" w:cs="Times New Roman"/>
+        </w:rPr>
+        <w:t>lưu</w:t>
+      </w:r>
+      <w:proofErr w:type="spellEnd"/>
+      <w:r>
+        <w:rPr>
+          <w:rFonts w:ascii="Times New Roman" w:hAnsi="Times New Roman" w:cs="Times New Roman"/>
+        </w:rPr>
+        <w:t xml:space="preserve"> </w:t>
+      </w:r>
+      <w:proofErr w:type="spellStart"/>
+      <w:r>
+        <w:rPr>
+          <w:rFonts w:ascii="Times New Roman" w:hAnsi="Times New Roman" w:cs="Times New Roman"/>
+        </w:rPr>
+        <w:t>lượng</w:t>
+      </w:r>
+      <w:proofErr w:type="spellEnd"/>
+      <w:r>
+        <w:rPr>
+          <w:rFonts w:ascii="Times New Roman" w:hAnsi="Times New Roman" w:cs="Times New Roman"/>
+        </w:rPr>
+        <w:t xml:space="preserve"> </w:t>
+      </w:r>
+      <w:proofErr w:type="spellStart"/>
+      <w:r>
+        <w:rPr>
+          <w:rFonts w:ascii="Times New Roman" w:hAnsi="Times New Roman" w:cs="Times New Roman"/>
+        </w:rPr>
+        <w:t>bị</w:t>
+      </w:r>
+      <w:proofErr w:type="spellEnd"/>
+      <w:r>
+        <w:rPr>
+          <w:rFonts w:ascii="Times New Roman" w:hAnsi="Times New Roman" w:cs="Times New Roman"/>
+        </w:rPr>
+        <w:t xml:space="preserve"> </w:t>
+      </w:r>
+      <w:proofErr w:type="spellStart"/>
+      <w:r>
+        <w:rPr>
+          <w:rFonts w:ascii="Times New Roman" w:hAnsi="Times New Roman" w:cs="Times New Roman"/>
+        </w:rPr>
+        <w:t>chặn</w:t>
+      </w:r>
+      <w:proofErr w:type="spellEnd"/>
+      <w:r>
+        <w:rPr>
+          <w:rFonts w:ascii="Times New Roman" w:hAnsi="Times New Roman" w:cs="Times New Roman"/>
+        </w:rPr>
+        <w:t xml:space="preserve"> </w:t>
+      </w:r>
+      <w:proofErr w:type="spellStart"/>
+      <w:r>
+        <w:rPr>
+          <w:rFonts w:ascii="Times New Roman" w:hAnsi="Times New Roman" w:cs="Times New Roman"/>
+        </w:rPr>
+        <w:t>trong</w:t>
+      </w:r>
+      <w:proofErr w:type="spellEnd"/>
+      <w:r>
+        <w:rPr>
+          <w:rFonts w:ascii="Times New Roman" w:hAnsi="Times New Roman" w:cs="Times New Roman"/>
+        </w:rPr>
+        <w:t xml:space="preserve"> Firewall Log </w:t>
+      </w:r>
+      <w:proofErr w:type="spellStart"/>
+      <w:r>
+        <w:rPr>
+          <w:rFonts w:ascii="Times New Roman" w:hAnsi="Times New Roman" w:cs="Times New Roman"/>
+        </w:rPr>
+        <w:t>của</w:t>
+      </w:r>
+      <w:proofErr w:type="spellEnd"/>
+      <w:r>
+        <w:rPr>
+          <w:rFonts w:ascii="Times New Roman" w:hAnsi="Times New Roman" w:cs="Times New Roman"/>
+        </w:rPr>
+        <w:t xml:space="preserve"> </w:t>
+      </w:r>
+      <w:proofErr w:type="spellStart"/>
+      <w:r>
+        <w:rPr>
+          <w:rFonts w:ascii="Times New Roman" w:hAnsi="Times New Roman" w:cs="Times New Roman"/>
+        </w:rPr>
+        <w:t>pfSense</w:t>
+      </w:r>
+      <w:proofErr w:type="spellEnd"/>
+      <w:r>
+        <w:rPr>
+          <w:rFonts w:ascii="Times New Roman" w:hAnsi="Times New Roman" w:cs="Times New Roman"/>
+        </w:rPr>
+        <w:drawing>
+          <wp:inline distT="0" distB="0" distL="0" distR="0" wp14:anchorId="40C39216" wp14:editId="445C0346">
+            <wp:extent cx="3584935" cy="2327910"/>
+            <wp:effectExtent l="0" t="0" r="0" b="0"/>
+            <wp:docPr id="1249460976" name="Picture 1"/>
+            <wp:cNvGraphicFramePr>
+              <a:graphicFrameLocks xmlns:a="http://schemas.openxmlformats.org/drawingml/2006/main" noChangeAspect="1"/>
+            </wp:cNvGraphicFramePr>
+            <a:graphic xmlns:a="http://schemas.openxmlformats.org/drawingml/2006/main">
+              <a:graphicData uri="http://schemas.openxmlformats.org/drawingml/2006/picture">
+                <pic:pic xmlns:pic="http://schemas.openxmlformats.org/drawingml/2006/picture">
+                  <pic:nvPicPr>
+                    <pic:cNvPr id="1249460976" name=""/>
+                    <pic:cNvPicPr/>
+                  </pic:nvPicPr>
+                  <pic:blipFill>
+                    <a:blip r:embed="rId32"/>
+                    <a:stretch>
+                      <a:fillRect/>
+                    </a:stretch>
+                  </pic:blipFill>
+                  <pic:spPr>
+                    <a:xfrm>
+                      <a:off x="0" y="0"/>
+                      <a:ext cx="3588414" cy="2330169"/>
+                    </a:xfrm>
+                    <a:prstGeom prst="rect">
+                      <a:avLst/>
+                    </a:prstGeom>
+                  </pic:spPr>
+                </pic:pic>
+              </a:graphicData>
+            </a:graphic>
+          </wp:inline>
+        </w:drawing>
+      </w:r>
+    </w:p>
+    <w:p>
+      <w:pPr>
+        <w:rPr>
+          <w:rFonts w:ascii="Times New Roman" w:hAnsi="Times New Roman" w:cs="Times New Roman"/>
+        </w:rPr>
+      </w:pPr>
+      <w:r>
+        <w:rPr>
+          <w:rFonts w:ascii="Times New Roman" w:hAnsi="Times New Roman" w:cs="Times New Roman"/>
+        </w:rPr>
+        <w:lastRenderedPageBreak/>
+        <w:drawing>
+          <wp:inline distT="0" distB="0" distL="0" distR="0" wp14:anchorId="40E7E0EA" wp14:editId="691E2B03">
+            <wp:extent cx="3771900" cy="1399881"/>
+            <wp:effectExtent l="0" t="0" r="0" b="0"/>
+            <wp:docPr id="658519000" name="Picture 1"/>
+            <wp:cNvGraphicFramePr>
+              <a:graphicFrameLocks xmlns:a="http://schemas.openxmlformats.org/drawingml/2006/main" noChangeAspect="1"/>
+            </wp:cNvGraphicFramePr>
+            <a:graphic xmlns:a="http://schemas.openxmlformats.org/drawingml/2006/main">
+              <a:graphicData uri="http://schemas.openxmlformats.org/drawingml/2006/picture">
+                <pic:pic xmlns:pic="http://schemas.openxmlformats.org/drawingml/2006/picture">
+                  <pic:nvPicPr>
+                    <pic:cNvPr id="658519000" name=""/>
+                    <pic:cNvPicPr/>
+                  </pic:nvPicPr>
+                  <pic:blipFill>
+                    <a:blip r:embed="rId33"/>
+                    <a:stretch>
+                      <a:fillRect/>
+                    </a:stretch>
+                  </pic:blipFill>
+                  <pic:spPr>
+                    <a:xfrm>
+                      <a:off x="0" y="0"/>
+                      <a:ext cx="3777490" cy="1401956"/>
+                    </a:xfrm>
+                    <a:prstGeom prst="rect">
+                      <a:avLst/>
+                    </a:prstGeom>
+                  </pic:spPr>
+                </pic:pic>
+              </a:graphicData>
+            </a:graphic>
+          </wp:inline>
+        </w:drawing>
+      </w:r>
+    </w:p>
+    <w:p>
+      <w:pPr>
+        <w:rPr>
+          <w:rFonts w:ascii="Times New Roman" w:hAnsi="Times New Roman" w:cs="Times New Roman"/>
+        </w:rPr>
+      </w:pPr>
+      <w:r>
+        <w:rPr>
+          <w:rFonts w:ascii="Times New Roman" w:hAnsi="Times New Roman" w:cs="Times New Roman"/>
+        </w:rPr>
+        <w:drawing>
+          <wp:inline distT="0" distB="0" distL="0" distR="0" wp14:anchorId="34D8B33E" wp14:editId="73BDCA04">
+            <wp:extent cx="4374441" cy="2719070"/>
+            <wp:effectExtent l="0" t="0" r="7620" b="5080"/>
+            <wp:docPr id="81830207" name="Picture 1"/>
+            <wp:cNvGraphicFramePr>
+              <a:graphicFrameLocks xmlns:a="http://schemas.openxmlformats.org/drawingml/2006/main" noChangeAspect="1"/>
+            </wp:cNvGraphicFramePr>
+            <a:graphic xmlns:a="http://schemas.openxmlformats.org/drawingml/2006/main">
+              <a:graphicData uri="http://schemas.openxmlformats.org/drawingml/2006/picture">
+                <pic:pic xmlns:pic="http://schemas.openxmlformats.org/drawingml/2006/picture">
+                  <pic:nvPicPr>
+                    <pic:cNvPr id="81830207" name=""/>
+                    <pic:cNvPicPr/>
+                  </pic:nvPicPr>
+                  <pic:blipFill>
+                    <a:blip r:embed="rId34"/>
+                    <a:stretch>
+                      <a:fillRect/>
+                    </a:stretch>
+                  </pic:blipFill>
+                  <pic:spPr>
+                    <a:xfrm>
+                      <a:off x="0" y="0"/>
+                      <a:ext cx="4380405" cy="2722777"/>
+                    </a:xfrm>
+                    <a:prstGeom prst="rect">
+                      <a:avLst/>
+                    </a:prstGeom>
+                  </pic:spPr>
+                </pic:pic>
+              </a:graphicData>
+            </a:graphic>
+          </wp:inline>
+        </w:drawing>
+      </w:r>
+    </w:p>
+    <w:p>
+      <w:pPr>
+        <w:rPr>
+          <w:rFonts w:ascii="Times New Roman" w:hAnsi="Times New Roman" w:cs="Times New Roman"/>
+        </w:rPr>
+      </w:pPr>
+      <w:proofErr w:type="spellStart"/>
+      <w:r>
+        <w:rPr>
+          <w:rFonts w:ascii="Times New Roman" w:hAnsi="Times New Roman" w:cs="Times New Roman"/>
+          <w:b/>
+          <w:bCs/>
+        </w:rPr>
+        <w:t>Tình</w:t>
+      </w:r>
+      <w:proofErr w:type="spellEnd"/>
+      <w:r>
+        <w:rPr>
+          <w:rFonts w:ascii="Times New Roman" w:hAnsi="Times New Roman" w:cs="Times New Roman"/>
+          <w:b/>
+          <w:bCs/>
+        </w:rPr>
+        <w:t xml:space="preserve"> </w:t>
+      </w:r>
+      <w:proofErr w:type="spellStart"/>
+      <w:r>
+        <w:rPr>
+          <w:rFonts w:ascii="Times New Roman" w:hAnsi="Times New Roman" w:cs="Times New Roman"/>
+          <w:b/>
+          <w:bCs/>
+        </w:rPr>
+        <w:t>huống</w:t>
+      </w:r>
+      <w:proofErr w:type="spellEnd"/>
+      <w:r>
+        <w:rPr>
+          <w:rFonts w:ascii="Times New Roman" w:hAnsi="Times New Roman" w:cs="Times New Roman"/>
+          <w:b/>
+          <w:bCs/>
+        </w:rPr>
+        <w:t xml:space="preserve"> 5:</w:t>
+      </w:r>
+      <w:r>
+        <w:rPr>
+          <w:rFonts w:ascii="Times New Roman" w:hAnsi="Times New Roman" w:cs="Times New Roman"/>
+        </w:rPr>
+        <w:t xml:space="preserve"> Khi DMZ-Web </w:t>
+      </w:r>
+      <w:proofErr w:type="spellStart"/>
+      <w:r>
+        <w:rPr>
+          <w:rFonts w:ascii="Times New Roman" w:hAnsi="Times New Roman" w:cs="Times New Roman"/>
+        </w:rPr>
+        <w:t>gửi</w:t>
+      </w:r>
+      <w:proofErr w:type="spellEnd"/>
+      <w:r>
+        <w:rPr>
+          <w:rFonts w:ascii="Times New Roman" w:hAnsi="Times New Roman" w:cs="Times New Roman"/>
+        </w:rPr>
+        <w:t xml:space="preserve"> ICMP </w:t>
+      </w:r>
+      <w:proofErr w:type="spellStart"/>
+      <w:r>
+        <w:rPr>
+          <w:rFonts w:ascii="Times New Roman" w:hAnsi="Times New Roman" w:cs="Times New Roman"/>
+        </w:rPr>
+        <w:t>đến</w:t>
+      </w:r>
+      <w:proofErr w:type="spellEnd"/>
+      <w:r>
+        <w:rPr>
+          <w:rFonts w:ascii="Times New Roman" w:hAnsi="Times New Roman" w:cs="Times New Roman"/>
+        </w:rPr>
+        <w:t xml:space="preserve"> 10.0.0.2, rule Block DMZ to LAN </w:t>
+      </w:r>
+      <w:proofErr w:type="spellStart"/>
+      <w:r>
+        <w:rPr>
+          <w:rFonts w:ascii="Times New Roman" w:hAnsi="Times New Roman" w:cs="Times New Roman"/>
+        </w:rPr>
+        <w:t>đã</w:t>
+      </w:r>
+      <w:proofErr w:type="spellEnd"/>
+      <w:r>
+        <w:rPr>
+          <w:rFonts w:ascii="Times New Roman" w:hAnsi="Times New Roman" w:cs="Times New Roman"/>
+        </w:rPr>
+        <w:t xml:space="preserve"> </w:t>
+      </w:r>
+      <w:proofErr w:type="spellStart"/>
+      <w:r>
+        <w:rPr>
+          <w:rFonts w:ascii="Times New Roman" w:hAnsi="Times New Roman" w:cs="Times New Roman"/>
+        </w:rPr>
+        <w:t>chặn</w:t>
+      </w:r>
+      <w:proofErr w:type="spellEnd"/>
+      <w:r>
+        <w:rPr>
+          <w:rFonts w:ascii="Times New Roman" w:hAnsi="Times New Roman" w:cs="Times New Roman"/>
+        </w:rPr>
+        <w:t xml:space="preserve"> </w:t>
+      </w:r>
+      <w:proofErr w:type="spellStart"/>
+      <w:r>
+        <w:rPr>
+          <w:rFonts w:ascii="Times New Roman" w:hAnsi="Times New Roman" w:cs="Times New Roman"/>
+        </w:rPr>
+        <w:t>lưu</w:t>
+      </w:r>
+      <w:proofErr w:type="spellEnd"/>
+      <w:r>
+        <w:rPr>
+          <w:rFonts w:ascii="Times New Roman" w:hAnsi="Times New Roman" w:cs="Times New Roman"/>
+        </w:rPr>
+        <w:t xml:space="preserve"> </w:t>
+      </w:r>
+      <w:proofErr w:type="spellStart"/>
+      <w:r>
+        <w:rPr>
+          <w:rFonts w:ascii="Times New Roman" w:hAnsi="Times New Roman" w:cs="Times New Roman"/>
+        </w:rPr>
+        <w:t>lượng</w:t>
+      </w:r>
+      <w:proofErr w:type="spellEnd"/>
+      <w:r>
+        <w:rPr>
+          <w:rFonts w:ascii="Times New Roman" w:hAnsi="Times New Roman" w:cs="Times New Roman"/>
+        </w:rPr>
+        <w:t xml:space="preserve">. Firewall Log </w:t>
+      </w:r>
+      <w:proofErr w:type="spellStart"/>
+      <w:r>
+        <w:rPr>
+          <w:rFonts w:ascii="Times New Roman" w:hAnsi="Times New Roman" w:cs="Times New Roman"/>
+        </w:rPr>
+        <w:t>ghi</w:t>
+      </w:r>
+      <w:proofErr w:type="spellEnd"/>
+      <w:r>
+        <w:rPr>
+          <w:rFonts w:ascii="Times New Roman" w:hAnsi="Times New Roman" w:cs="Times New Roman"/>
+        </w:rPr>
+        <w:t xml:space="preserve"> </w:t>
+      </w:r>
+      <w:proofErr w:type="spellStart"/>
+      <w:r>
+        <w:rPr>
+          <w:rFonts w:ascii="Times New Roman" w:hAnsi="Times New Roman" w:cs="Times New Roman"/>
+        </w:rPr>
+        <w:t>nhận</w:t>
+      </w:r>
+      <w:proofErr w:type="spellEnd"/>
+      <w:r>
+        <w:rPr>
+          <w:rFonts w:ascii="Times New Roman" w:hAnsi="Times New Roman" w:cs="Times New Roman"/>
+        </w:rPr>
+        <w:t xml:space="preserve"> </w:t>
+      </w:r>
+      <w:proofErr w:type="spellStart"/>
+      <w:r>
+        <w:rPr>
+          <w:rFonts w:ascii="Times New Roman" w:hAnsi="Times New Roman" w:cs="Times New Roman"/>
+        </w:rPr>
+        <w:t>rõ</w:t>
+      </w:r>
+      <w:proofErr w:type="spellEnd"/>
+      <w:r>
+        <w:rPr>
+          <w:rFonts w:ascii="Times New Roman" w:hAnsi="Times New Roman" w:cs="Times New Roman"/>
+        </w:rPr>
+        <w:t xml:space="preserve"> Source 172.16.0.2, Destination 10.0.0.2, </w:t>
+      </w:r>
+      <w:proofErr w:type="spellStart"/>
+      <w:r>
+        <w:rPr>
+          <w:rFonts w:ascii="Times New Roman" w:hAnsi="Times New Roman" w:cs="Times New Roman"/>
+        </w:rPr>
+        <w:t>giao</w:t>
+      </w:r>
+      <w:proofErr w:type="spellEnd"/>
+      <w:r>
+        <w:rPr>
+          <w:rFonts w:ascii="Times New Roman" w:hAnsi="Times New Roman" w:cs="Times New Roman"/>
+        </w:rPr>
+        <w:t xml:space="preserve"> </w:t>
+      </w:r>
+      <w:proofErr w:type="spellStart"/>
+      <w:r>
+        <w:rPr>
+          <w:rFonts w:ascii="Times New Roman" w:hAnsi="Times New Roman" w:cs="Times New Roman"/>
+        </w:rPr>
+        <w:t>thức</w:t>
+      </w:r>
+      <w:proofErr w:type="spellEnd"/>
+      <w:r>
+        <w:rPr>
+          <w:rFonts w:ascii="Times New Roman" w:hAnsi="Times New Roman" w:cs="Times New Roman"/>
+        </w:rPr>
+        <w:t xml:space="preserve"> ICMP </w:t>
+      </w:r>
+      <w:proofErr w:type="spellStart"/>
+      <w:r>
+        <w:rPr>
+          <w:rFonts w:ascii="Times New Roman" w:hAnsi="Times New Roman" w:cs="Times New Roman"/>
+        </w:rPr>
+        <w:t>và</w:t>
+      </w:r>
+      <w:proofErr w:type="spellEnd"/>
+      <w:r>
+        <w:rPr>
+          <w:rFonts w:ascii="Times New Roman" w:hAnsi="Times New Roman" w:cs="Times New Roman"/>
+        </w:rPr>
+        <w:t xml:space="preserve"> rule </w:t>
+      </w:r>
+      <w:proofErr w:type="spellStart"/>
+      <w:r>
+        <w:rPr>
+          <w:rFonts w:ascii="Times New Roman" w:hAnsi="Times New Roman" w:cs="Times New Roman"/>
+        </w:rPr>
+        <w:t>đã</w:t>
+      </w:r>
+      <w:proofErr w:type="spellEnd"/>
+      <w:r>
+        <w:rPr>
+          <w:rFonts w:ascii="Times New Roman" w:hAnsi="Times New Roman" w:cs="Times New Roman"/>
+        </w:rPr>
+        <w:t xml:space="preserve"> </w:t>
+      </w:r>
+      <w:proofErr w:type="spellStart"/>
+      <w:r>
+        <w:rPr>
+          <w:rFonts w:ascii="Times New Roman" w:hAnsi="Times New Roman" w:cs="Times New Roman"/>
+        </w:rPr>
+        <w:t>thực</w:t>
+      </w:r>
+      <w:proofErr w:type="spellEnd"/>
+      <w:r>
+        <w:rPr>
+          <w:rFonts w:ascii="Times New Roman" w:hAnsi="Times New Roman" w:cs="Times New Roman"/>
+        </w:rPr>
+        <w:t xml:space="preserve"> </w:t>
+      </w:r>
+      <w:proofErr w:type="spellStart"/>
+      <w:r>
+        <w:rPr>
+          <w:rFonts w:ascii="Times New Roman" w:hAnsi="Times New Roman" w:cs="Times New Roman"/>
+        </w:rPr>
+        <w:t>hiện</w:t>
+      </w:r>
+      <w:proofErr w:type="spellEnd"/>
+      <w:r>
+        <w:rPr>
+          <w:rFonts w:ascii="Times New Roman" w:hAnsi="Times New Roman" w:cs="Times New Roman"/>
+        </w:rPr>
+        <w:t xml:space="preserve"> </w:t>
+      </w:r>
+      <w:proofErr w:type="spellStart"/>
+      <w:r>
+        <w:rPr>
+          <w:rFonts w:ascii="Times New Roman" w:hAnsi="Times New Roman" w:cs="Times New Roman"/>
+        </w:rPr>
+        <w:t>việc</w:t>
+      </w:r>
+      <w:proofErr w:type="spellEnd"/>
+      <w:r>
+        <w:rPr>
+          <w:rFonts w:ascii="Times New Roman" w:hAnsi="Times New Roman" w:cs="Times New Roman"/>
+        </w:rPr>
+        <w:t xml:space="preserve"> </w:t>
+      </w:r>
+      <w:proofErr w:type="spellStart"/>
+      <w:r>
+        <w:rPr>
+          <w:rFonts w:ascii="Times New Roman" w:hAnsi="Times New Roman" w:cs="Times New Roman"/>
+        </w:rPr>
+        <w:t>chặn</w:t>
+      </w:r>
+      <w:proofErr w:type="spellEnd"/>
+      <w:r>
+        <w:rPr>
+          <w:rFonts w:ascii="Times New Roman" w:hAnsi="Times New Roman" w:cs="Times New Roman"/>
+        </w:rPr>
+        <w:t>.</w:t>
+      </w:r>
+    </w:p>
+    <w:p>
+      <w:pPr>
+        <w:rPr>
+          <w:rFonts w:ascii="Times New Roman" w:hAnsi="Times New Roman" w:cs="Times New Roman"/>
+        </w:rPr>
+      </w:pPr>
+      <w:proofErr w:type="spellStart"/>
+      <w:r>
+        <w:rPr>
+          <w:rFonts w:ascii="Times New Roman" w:hAnsi="Times New Roman" w:cs="Times New Roman"/>
+        </w:rPr>
+        <w:t>Câu</w:t>
+      </w:r>
+      <w:proofErr w:type="spellEnd"/>
+      <w:r>
+        <w:rPr>
+          <w:rFonts w:ascii="Times New Roman" w:hAnsi="Times New Roman" w:cs="Times New Roman"/>
+        </w:rPr>
+        <w:t xml:space="preserve"> </w:t>
+      </w:r>
+      <w:proofErr w:type="spellStart"/>
+      <w:r>
+        <w:rPr>
+          <w:rFonts w:ascii="Times New Roman" w:hAnsi="Times New Roman" w:cs="Times New Roman"/>
+        </w:rPr>
+        <w:t>hỏi</w:t>
+      </w:r>
+      <w:proofErr w:type="spellEnd"/>
+      <w:r>
+        <w:rPr>
+          <w:rFonts w:ascii="Times New Roman" w:hAnsi="Times New Roman" w:cs="Times New Roman"/>
+        </w:rPr>
+        <w:t>:</w:t>
+      </w:r>
+    </w:p>
+    <w:p>
+      <w:pPr>
+        <w:rPr>
+          <w:rFonts w:ascii="Times New Roman" w:hAnsi="Times New Roman" w:cs="Times New Roman"/>
+        </w:rPr>
+      </w:pPr>
+      <w:proofErr w:type="spellStart"/>
+      <w:r>
+        <w:rPr>
+          <w:rFonts w:ascii="Times New Roman" w:hAnsi="Times New Roman" w:cs="Times New Roman"/>
+          <w:b/>
+          <w:bCs/>
+        </w:rPr>
+        <w:t>Phân</w:t>
+      </w:r>
+      <w:proofErr w:type="spellEnd"/>
+      <w:r>
+        <w:rPr>
+          <w:rFonts w:ascii="Times New Roman" w:hAnsi="Times New Roman" w:cs="Times New Roman"/>
+          <w:b/>
+          <w:bCs/>
+        </w:rPr>
+        <w:t xml:space="preserve"> </w:t>
+      </w:r>
+      <w:proofErr w:type="spellStart"/>
+      <w:r>
+        <w:rPr>
+          <w:rFonts w:ascii="Times New Roman" w:hAnsi="Times New Roman" w:cs="Times New Roman"/>
+          <w:b/>
+          <w:bCs/>
+        </w:rPr>
+        <w:t>biệt</w:t>
+      </w:r>
+      <w:proofErr w:type="spellEnd"/>
+      <w:r>
+        <w:rPr>
+          <w:rFonts w:ascii="Times New Roman" w:hAnsi="Times New Roman" w:cs="Times New Roman"/>
+          <w:b/>
+          <w:bCs/>
+        </w:rPr>
+        <w:t xml:space="preserve"> </w:t>
+      </w:r>
+      <w:proofErr w:type="spellStart"/>
+      <w:r>
+        <w:rPr>
+          <w:rFonts w:ascii="Times New Roman" w:hAnsi="Times New Roman" w:cs="Times New Roman"/>
+          <w:b/>
+          <w:bCs/>
+        </w:rPr>
+        <w:t>vai</w:t>
+      </w:r>
+      <w:proofErr w:type="spellEnd"/>
+      <w:r>
+        <w:rPr>
+          <w:rFonts w:ascii="Times New Roman" w:hAnsi="Times New Roman" w:cs="Times New Roman"/>
+          <w:b/>
+          <w:bCs/>
+        </w:rPr>
+        <w:t xml:space="preserve"> </w:t>
+      </w:r>
+      <w:proofErr w:type="spellStart"/>
+      <w:r>
+        <w:rPr>
+          <w:rFonts w:ascii="Times New Roman" w:hAnsi="Times New Roman" w:cs="Times New Roman"/>
+          <w:b/>
+          <w:bCs/>
+        </w:rPr>
+        <w:t>trò</w:t>
+      </w:r>
+      <w:proofErr w:type="spellEnd"/>
+      <w:r>
+        <w:rPr>
+          <w:rFonts w:ascii="Times New Roman" w:hAnsi="Times New Roman" w:cs="Times New Roman"/>
+          <w:b/>
+          <w:bCs/>
+        </w:rPr>
+        <w:t xml:space="preserve"> </w:t>
+      </w:r>
+      <w:proofErr w:type="spellStart"/>
+      <w:r>
+        <w:rPr>
+          <w:rFonts w:ascii="Times New Roman" w:hAnsi="Times New Roman" w:cs="Times New Roman"/>
+          <w:b/>
+          <w:bCs/>
+        </w:rPr>
+        <w:t>của</w:t>
+      </w:r>
+      <w:proofErr w:type="spellEnd"/>
+      <w:r>
+        <w:rPr>
+          <w:rFonts w:ascii="Times New Roman" w:hAnsi="Times New Roman" w:cs="Times New Roman"/>
+          <w:b/>
+          <w:bCs/>
+        </w:rPr>
+        <w:t xml:space="preserve"> NAT </w:t>
+      </w:r>
+      <w:proofErr w:type="spellStart"/>
+      <w:r>
+        <w:rPr>
+          <w:rFonts w:ascii="Times New Roman" w:hAnsi="Times New Roman" w:cs="Times New Roman"/>
+          <w:b/>
+          <w:bCs/>
+        </w:rPr>
+        <w:t>và</w:t>
+      </w:r>
+      <w:proofErr w:type="spellEnd"/>
+      <w:r>
+        <w:rPr>
+          <w:rFonts w:ascii="Times New Roman" w:hAnsi="Times New Roman" w:cs="Times New Roman"/>
+          <w:b/>
+          <w:bCs/>
+        </w:rPr>
+        <w:t xml:space="preserve"> firewall rule </w:t>
+      </w:r>
+      <w:proofErr w:type="spellStart"/>
+      <w:r>
+        <w:rPr>
+          <w:rFonts w:ascii="Times New Roman" w:hAnsi="Times New Roman" w:cs="Times New Roman"/>
+          <w:b/>
+          <w:bCs/>
+        </w:rPr>
+        <w:t>trong</w:t>
+      </w:r>
+      <w:proofErr w:type="spellEnd"/>
+      <w:r>
+        <w:rPr>
+          <w:rFonts w:ascii="Times New Roman" w:hAnsi="Times New Roman" w:cs="Times New Roman"/>
+          <w:b/>
+          <w:bCs/>
+        </w:rPr>
+        <w:t xml:space="preserve"> </w:t>
+      </w:r>
+      <w:proofErr w:type="spellStart"/>
+      <w:r>
+        <w:rPr>
+          <w:rFonts w:ascii="Times New Roman" w:hAnsi="Times New Roman" w:cs="Times New Roman"/>
+          <w:b/>
+          <w:bCs/>
+        </w:rPr>
+        <w:t>mô</w:t>
+      </w:r>
+      <w:proofErr w:type="spellEnd"/>
+      <w:r>
+        <w:rPr>
+          <w:rFonts w:ascii="Times New Roman" w:hAnsi="Times New Roman" w:cs="Times New Roman"/>
+          <w:b/>
+          <w:bCs/>
+        </w:rPr>
+        <w:t xml:space="preserve"> </w:t>
+      </w:r>
+      <w:proofErr w:type="spellStart"/>
+      <w:r>
+        <w:rPr>
+          <w:rFonts w:ascii="Times New Roman" w:hAnsi="Times New Roman" w:cs="Times New Roman"/>
+          <w:b/>
+          <w:bCs/>
+        </w:rPr>
+        <w:t>hình</w:t>
+      </w:r>
+      <w:proofErr w:type="spellEnd"/>
+      <w:r>
+        <w:rPr>
+          <w:rFonts w:ascii="Times New Roman" w:hAnsi="Times New Roman" w:cs="Times New Roman"/>
+          <w:b/>
+          <w:bCs/>
+        </w:rPr>
+        <w:t>.</w:t>
+      </w:r>
+      <w:r>
+        <w:rPr>
+          <w:rFonts w:ascii="Times New Roman" w:hAnsi="Times New Roman" w:cs="Times New Roman"/>
+        </w:rPr>
+        <w:br/>
+      </w:r>
+      <w:proofErr w:type="spellStart"/>
+      <w:r>
+        <w:rPr>
+          <w:rFonts w:ascii="Times New Roman" w:hAnsi="Times New Roman" w:cs="Times New Roman"/>
+          <w:b/>
+          <w:bCs/>
+        </w:rPr>
+        <w:t>Trả</w:t>
+      </w:r>
+      <w:proofErr w:type="spellEnd"/>
+      <w:r>
+        <w:rPr>
+          <w:rFonts w:ascii="Times New Roman" w:hAnsi="Times New Roman" w:cs="Times New Roman"/>
+          <w:b/>
+          <w:bCs/>
+        </w:rPr>
+        <w:t xml:space="preserve"> </w:t>
+      </w:r>
+      <w:proofErr w:type="spellStart"/>
+      <w:r>
+        <w:rPr>
+          <w:rFonts w:ascii="Times New Roman" w:hAnsi="Times New Roman" w:cs="Times New Roman"/>
+          <w:b/>
+          <w:bCs/>
+        </w:rPr>
+        <w:t>lời</w:t>
+      </w:r>
+      <w:proofErr w:type="spellEnd"/>
+      <w:r>
+        <w:rPr>
+          <w:rFonts w:ascii="Times New Roman" w:hAnsi="Times New Roman" w:cs="Times New Roman"/>
+          <w:b/>
+          <w:bCs/>
+        </w:rPr>
+        <w:t>:</w:t>
+      </w:r>
+      <w:r>
+        <w:rPr>
+          <w:rFonts w:ascii="Times New Roman" w:hAnsi="Times New Roman" w:cs="Times New Roman"/>
+        </w:rPr>
+        <w:t xml:space="preserve"> NAT </w:t>
+      </w:r>
+      <w:proofErr w:type="spellStart"/>
+      <w:r>
+        <w:rPr>
+          <w:rFonts w:ascii="Times New Roman" w:hAnsi="Times New Roman" w:cs="Times New Roman"/>
+        </w:rPr>
+        <w:t>có</w:t>
+      </w:r>
+      <w:proofErr w:type="spellEnd"/>
+      <w:r>
+        <w:rPr>
+          <w:rFonts w:ascii="Times New Roman" w:hAnsi="Times New Roman" w:cs="Times New Roman"/>
+        </w:rPr>
+        <w:t xml:space="preserve"> </w:t>
+      </w:r>
+      <w:proofErr w:type="spellStart"/>
+      <w:r>
+        <w:rPr>
+          <w:rFonts w:ascii="Times New Roman" w:hAnsi="Times New Roman" w:cs="Times New Roman"/>
+        </w:rPr>
+        <w:t>nhiệm</w:t>
+      </w:r>
+      <w:proofErr w:type="spellEnd"/>
+      <w:r>
+        <w:rPr>
+          <w:rFonts w:ascii="Times New Roman" w:hAnsi="Times New Roman" w:cs="Times New Roman"/>
+        </w:rPr>
+        <w:t xml:space="preserve"> </w:t>
+      </w:r>
+      <w:proofErr w:type="spellStart"/>
+      <w:r>
+        <w:rPr>
+          <w:rFonts w:ascii="Times New Roman" w:hAnsi="Times New Roman" w:cs="Times New Roman"/>
+        </w:rPr>
+        <w:t>vụ</w:t>
+      </w:r>
+      <w:proofErr w:type="spellEnd"/>
+      <w:r>
+        <w:rPr>
+          <w:rFonts w:ascii="Times New Roman" w:hAnsi="Times New Roman" w:cs="Times New Roman"/>
+        </w:rPr>
+        <w:t xml:space="preserve"> </w:t>
+      </w:r>
+      <w:proofErr w:type="spellStart"/>
+      <w:r>
+        <w:rPr>
+          <w:rFonts w:ascii="Times New Roman" w:hAnsi="Times New Roman" w:cs="Times New Roman"/>
+        </w:rPr>
+        <w:t>chuyển</w:t>
+      </w:r>
+      <w:proofErr w:type="spellEnd"/>
+      <w:r>
+        <w:rPr>
+          <w:rFonts w:ascii="Times New Roman" w:hAnsi="Times New Roman" w:cs="Times New Roman"/>
+        </w:rPr>
+        <w:t xml:space="preserve"> </w:t>
+      </w:r>
+      <w:proofErr w:type="spellStart"/>
+      <w:r>
+        <w:rPr>
+          <w:rFonts w:ascii="Times New Roman" w:hAnsi="Times New Roman" w:cs="Times New Roman"/>
+        </w:rPr>
+        <w:t>đổi</w:t>
+      </w:r>
+      <w:proofErr w:type="spellEnd"/>
+      <w:r>
+        <w:rPr>
+          <w:rFonts w:ascii="Times New Roman" w:hAnsi="Times New Roman" w:cs="Times New Roman"/>
+        </w:rPr>
+        <w:t xml:space="preserve"> </w:t>
+      </w:r>
+      <w:proofErr w:type="spellStart"/>
+      <w:r>
+        <w:rPr>
+          <w:rFonts w:ascii="Times New Roman" w:hAnsi="Times New Roman" w:cs="Times New Roman"/>
+        </w:rPr>
+        <w:t>địa</w:t>
+      </w:r>
+      <w:proofErr w:type="spellEnd"/>
+      <w:r>
+        <w:rPr>
+          <w:rFonts w:ascii="Times New Roman" w:hAnsi="Times New Roman" w:cs="Times New Roman"/>
+        </w:rPr>
+        <w:t xml:space="preserve"> </w:t>
+      </w:r>
+      <w:proofErr w:type="spellStart"/>
+      <w:r>
+        <w:rPr>
+          <w:rFonts w:ascii="Times New Roman" w:hAnsi="Times New Roman" w:cs="Times New Roman"/>
+        </w:rPr>
+        <w:t>chỉ</w:t>
+      </w:r>
+      <w:proofErr w:type="spellEnd"/>
+      <w:r>
+        <w:rPr>
+          <w:rFonts w:ascii="Times New Roman" w:hAnsi="Times New Roman" w:cs="Times New Roman"/>
+        </w:rPr>
+        <w:t xml:space="preserve"> IP </w:t>
+      </w:r>
+      <w:proofErr w:type="spellStart"/>
+      <w:r>
+        <w:rPr>
+          <w:rFonts w:ascii="Times New Roman" w:hAnsi="Times New Roman" w:cs="Times New Roman"/>
+        </w:rPr>
+        <w:t>hoặc</w:t>
+      </w:r>
+      <w:proofErr w:type="spellEnd"/>
+      <w:r>
+        <w:rPr>
+          <w:rFonts w:ascii="Times New Roman" w:hAnsi="Times New Roman" w:cs="Times New Roman"/>
+        </w:rPr>
+        <w:t xml:space="preserve"> </w:t>
+      </w:r>
+      <w:proofErr w:type="spellStart"/>
+      <w:r>
+        <w:rPr>
+          <w:rFonts w:ascii="Times New Roman" w:hAnsi="Times New Roman" w:cs="Times New Roman"/>
+        </w:rPr>
+        <w:t>cổng</w:t>
+      </w:r>
+      <w:proofErr w:type="spellEnd"/>
+      <w:r>
+        <w:rPr>
+          <w:rFonts w:ascii="Times New Roman" w:hAnsi="Times New Roman" w:cs="Times New Roman"/>
+        </w:rPr>
+        <w:t xml:space="preserve"> </w:t>
+      </w:r>
+      <w:proofErr w:type="spellStart"/>
+      <w:r>
+        <w:rPr>
+          <w:rFonts w:ascii="Times New Roman" w:hAnsi="Times New Roman" w:cs="Times New Roman"/>
+        </w:rPr>
+        <w:t>giữa</w:t>
+      </w:r>
+      <w:proofErr w:type="spellEnd"/>
+      <w:r>
+        <w:rPr>
+          <w:rFonts w:ascii="Times New Roman" w:hAnsi="Times New Roman" w:cs="Times New Roman"/>
+        </w:rPr>
+        <w:t xml:space="preserve"> </w:t>
+      </w:r>
+      <w:proofErr w:type="spellStart"/>
+      <w:r>
+        <w:rPr>
+          <w:rFonts w:ascii="Times New Roman" w:hAnsi="Times New Roman" w:cs="Times New Roman"/>
+        </w:rPr>
+        <w:t>các</w:t>
+      </w:r>
+      <w:proofErr w:type="spellEnd"/>
+      <w:r>
+        <w:rPr>
+          <w:rFonts w:ascii="Times New Roman" w:hAnsi="Times New Roman" w:cs="Times New Roman"/>
+        </w:rPr>
+        <w:t xml:space="preserve"> </w:t>
+      </w:r>
+      <w:proofErr w:type="spellStart"/>
+      <w:r>
+        <w:rPr>
+          <w:rFonts w:ascii="Times New Roman" w:hAnsi="Times New Roman" w:cs="Times New Roman"/>
+        </w:rPr>
+        <w:t>mạng</w:t>
+      </w:r>
+      <w:proofErr w:type="spellEnd"/>
+      <w:r>
+        <w:rPr>
+          <w:rFonts w:ascii="Times New Roman" w:hAnsi="Times New Roman" w:cs="Times New Roman"/>
+        </w:rPr>
+        <w:t xml:space="preserve">, </w:t>
+      </w:r>
+      <w:proofErr w:type="spellStart"/>
+      <w:r>
+        <w:rPr>
+          <w:rFonts w:ascii="Times New Roman" w:hAnsi="Times New Roman" w:cs="Times New Roman"/>
+        </w:rPr>
+        <w:t>ví</w:t>
+      </w:r>
+      <w:proofErr w:type="spellEnd"/>
+      <w:r>
+        <w:rPr>
+          <w:rFonts w:ascii="Times New Roman" w:hAnsi="Times New Roman" w:cs="Times New Roman"/>
+        </w:rPr>
+        <w:t xml:space="preserve"> </w:t>
+      </w:r>
+      <w:proofErr w:type="spellStart"/>
+      <w:r>
+        <w:rPr>
+          <w:rFonts w:ascii="Times New Roman" w:hAnsi="Times New Roman" w:cs="Times New Roman"/>
+        </w:rPr>
+        <w:t>dụ</w:t>
+      </w:r>
+      <w:proofErr w:type="spellEnd"/>
+      <w:r>
+        <w:rPr>
+          <w:rFonts w:ascii="Times New Roman" w:hAnsi="Times New Roman" w:cs="Times New Roman"/>
+        </w:rPr>
+        <w:t xml:space="preserve"> </w:t>
+      </w:r>
+      <w:proofErr w:type="spellStart"/>
+      <w:r>
+        <w:rPr>
+          <w:rFonts w:ascii="Times New Roman" w:hAnsi="Times New Roman" w:cs="Times New Roman"/>
+        </w:rPr>
+        <w:t>chuyển</w:t>
+      </w:r>
+      <w:proofErr w:type="spellEnd"/>
+      <w:r>
+        <w:rPr>
+          <w:rFonts w:ascii="Times New Roman" w:hAnsi="Times New Roman" w:cs="Times New Roman"/>
+        </w:rPr>
+        <w:t xml:space="preserve"> </w:t>
+      </w:r>
+      <w:proofErr w:type="spellStart"/>
+      <w:r>
+        <w:rPr>
+          <w:rFonts w:ascii="Times New Roman" w:hAnsi="Times New Roman" w:cs="Times New Roman"/>
+        </w:rPr>
+        <w:t>tiếp</w:t>
+      </w:r>
+      <w:proofErr w:type="spellEnd"/>
+      <w:r>
+        <w:rPr>
+          <w:rFonts w:ascii="Times New Roman" w:hAnsi="Times New Roman" w:cs="Times New Roman"/>
+        </w:rPr>
+        <w:t xml:space="preserve"> WAN:8080 </w:t>
+      </w:r>
+      <w:proofErr w:type="spellStart"/>
+      <w:r>
+        <w:rPr>
+          <w:rFonts w:ascii="Times New Roman" w:hAnsi="Times New Roman" w:cs="Times New Roman"/>
+        </w:rPr>
+        <w:t>đến</w:t>
+      </w:r>
+      <w:proofErr w:type="spellEnd"/>
+      <w:r>
+        <w:rPr>
+          <w:rFonts w:ascii="Times New Roman" w:hAnsi="Times New Roman" w:cs="Times New Roman"/>
+        </w:rPr>
+        <w:t xml:space="preserve"> Web Server 172.16.0.2:80. Firewall rule </w:t>
+      </w:r>
+      <w:proofErr w:type="spellStart"/>
+      <w:r>
+        <w:rPr>
+          <w:rFonts w:ascii="Times New Roman" w:hAnsi="Times New Roman" w:cs="Times New Roman"/>
+        </w:rPr>
+        <w:t>quyết</w:t>
+      </w:r>
+      <w:proofErr w:type="spellEnd"/>
+      <w:r>
+        <w:rPr>
+          <w:rFonts w:ascii="Times New Roman" w:hAnsi="Times New Roman" w:cs="Times New Roman"/>
+        </w:rPr>
+        <w:t xml:space="preserve"> </w:t>
+      </w:r>
+      <w:proofErr w:type="spellStart"/>
+      <w:r>
+        <w:rPr>
+          <w:rFonts w:ascii="Times New Roman" w:hAnsi="Times New Roman" w:cs="Times New Roman"/>
+        </w:rPr>
+        <w:t>định</w:t>
+      </w:r>
+      <w:proofErr w:type="spellEnd"/>
+      <w:r>
+        <w:rPr>
+          <w:rFonts w:ascii="Times New Roman" w:hAnsi="Times New Roman" w:cs="Times New Roman"/>
+        </w:rPr>
+        <w:t xml:space="preserve"> </w:t>
+      </w:r>
+      <w:proofErr w:type="spellStart"/>
+      <w:r>
+        <w:rPr>
+          <w:rFonts w:ascii="Times New Roman" w:hAnsi="Times New Roman" w:cs="Times New Roman"/>
+        </w:rPr>
+        <w:t>lưu</w:t>
+      </w:r>
+      <w:proofErr w:type="spellEnd"/>
+      <w:r>
+        <w:rPr>
+          <w:rFonts w:ascii="Times New Roman" w:hAnsi="Times New Roman" w:cs="Times New Roman"/>
+        </w:rPr>
+        <w:t xml:space="preserve"> </w:t>
+      </w:r>
+      <w:proofErr w:type="spellStart"/>
+      <w:r>
+        <w:rPr>
+          <w:rFonts w:ascii="Times New Roman" w:hAnsi="Times New Roman" w:cs="Times New Roman"/>
+        </w:rPr>
+        <w:t>lượng</w:t>
+      </w:r>
+      <w:proofErr w:type="spellEnd"/>
+      <w:r>
+        <w:rPr>
+          <w:rFonts w:ascii="Times New Roman" w:hAnsi="Times New Roman" w:cs="Times New Roman"/>
+        </w:rPr>
+        <w:t xml:space="preserve"> </w:t>
+      </w:r>
+      <w:proofErr w:type="spellStart"/>
+      <w:r>
+        <w:rPr>
+          <w:rFonts w:ascii="Times New Roman" w:hAnsi="Times New Roman" w:cs="Times New Roman"/>
+        </w:rPr>
+        <w:t>nào</w:t>
+      </w:r>
+      <w:proofErr w:type="spellEnd"/>
+      <w:r>
+        <w:rPr>
+          <w:rFonts w:ascii="Times New Roman" w:hAnsi="Times New Roman" w:cs="Times New Roman"/>
+        </w:rPr>
+        <w:t xml:space="preserve"> </w:t>
+      </w:r>
+      <w:proofErr w:type="spellStart"/>
+      <w:r>
+        <w:rPr>
+          <w:rFonts w:ascii="Times New Roman" w:hAnsi="Times New Roman" w:cs="Times New Roman"/>
+        </w:rPr>
+        <w:t>được</w:t>
+      </w:r>
+      <w:proofErr w:type="spellEnd"/>
+      <w:r>
+        <w:rPr>
+          <w:rFonts w:ascii="Times New Roman" w:hAnsi="Times New Roman" w:cs="Times New Roman"/>
+        </w:rPr>
+        <w:t xml:space="preserve"> </w:t>
+      </w:r>
+      <w:proofErr w:type="spellStart"/>
+      <w:r>
+        <w:rPr>
+          <w:rFonts w:ascii="Times New Roman" w:hAnsi="Times New Roman" w:cs="Times New Roman"/>
+        </w:rPr>
+        <w:t>phép</w:t>
+      </w:r>
+      <w:proofErr w:type="spellEnd"/>
+      <w:r>
+        <w:rPr>
+          <w:rFonts w:ascii="Times New Roman" w:hAnsi="Times New Roman" w:cs="Times New Roman"/>
+        </w:rPr>
+        <w:t xml:space="preserve"> </w:t>
+      </w:r>
+      <w:proofErr w:type="spellStart"/>
+      <w:r>
+        <w:rPr>
+          <w:rFonts w:ascii="Times New Roman" w:hAnsi="Times New Roman" w:cs="Times New Roman"/>
+        </w:rPr>
+        <w:t>đi</w:t>
+      </w:r>
+      <w:proofErr w:type="spellEnd"/>
+      <w:r>
+        <w:rPr>
+          <w:rFonts w:ascii="Times New Roman" w:hAnsi="Times New Roman" w:cs="Times New Roman"/>
+        </w:rPr>
+        <w:t xml:space="preserve"> qua </w:t>
+      </w:r>
+      <w:proofErr w:type="spellStart"/>
+      <w:r>
+        <w:rPr>
+          <w:rFonts w:ascii="Times New Roman" w:hAnsi="Times New Roman" w:cs="Times New Roman"/>
+        </w:rPr>
+        <w:t>hoặc</w:t>
+      </w:r>
+      <w:proofErr w:type="spellEnd"/>
+      <w:r>
+        <w:rPr>
+          <w:rFonts w:ascii="Times New Roman" w:hAnsi="Times New Roman" w:cs="Times New Roman"/>
+        </w:rPr>
+        <w:t xml:space="preserve"> </w:t>
+      </w:r>
+      <w:proofErr w:type="spellStart"/>
+      <w:r>
+        <w:rPr>
+          <w:rFonts w:ascii="Times New Roman" w:hAnsi="Times New Roman" w:cs="Times New Roman"/>
+        </w:rPr>
+        <w:t>bị</w:t>
+      </w:r>
+      <w:proofErr w:type="spellEnd"/>
+      <w:r>
+        <w:rPr>
+          <w:rFonts w:ascii="Times New Roman" w:hAnsi="Times New Roman" w:cs="Times New Roman"/>
+        </w:rPr>
+        <w:t xml:space="preserve"> </w:t>
+      </w:r>
+      <w:proofErr w:type="spellStart"/>
+      <w:r>
+        <w:rPr>
+          <w:rFonts w:ascii="Times New Roman" w:hAnsi="Times New Roman" w:cs="Times New Roman"/>
+        </w:rPr>
+        <w:t>chặn</w:t>
+      </w:r>
+      <w:proofErr w:type="spellEnd"/>
+      <w:r>
+        <w:rPr>
+          <w:rFonts w:ascii="Times New Roman" w:hAnsi="Times New Roman" w:cs="Times New Roman"/>
+        </w:rPr>
+        <w:t xml:space="preserve"> </w:t>
+      </w:r>
+      <w:proofErr w:type="spellStart"/>
+      <w:r>
+        <w:rPr>
+          <w:rFonts w:ascii="Times New Roman" w:hAnsi="Times New Roman" w:cs="Times New Roman"/>
+        </w:rPr>
+        <w:t>dựa</w:t>
+      </w:r>
+      <w:proofErr w:type="spellEnd"/>
+      <w:r>
+        <w:rPr>
+          <w:rFonts w:ascii="Times New Roman" w:hAnsi="Times New Roman" w:cs="Times New Roman"/>
+        </w:rPr>
+        <w:t xml:space="preserve"> </w:t>
+      </w:r>
+      <w:proofErr w:type="spellStart"/>
+      <w:r>
+        <w:rPr>
+          <w:rFonts w:ascii="Times New Roman" w:hAnsi="Times New Roman" w:cs="Times New Roman"/>
+        </w:rPr>
+        <w:t>trên</w:t>
+      </w:r>
+      <w:proofErr w:type="spellEnd"/>
+      <w:r>
+        <w:rPr>
+          <w:rFonts w:ascii="Times New Roman" w:hAnsi="Times New Roman" w:cs="Times New Roman"/>
+        </w:rPr>
+        <w:t xml:space="preserve"> </w:t>
+      </w:r>
+      <w:proofErr w:type="spellStart"/>
+      <w:r>
+        <w:rPr>
+          <w:rFonts w:ascii="Times New Roman" w:hAnsi="Times New Roman" w:cs="Times New Roman"/>
+        </w:rPr>
+        <w:t>nguồn</w:t>
+      </w:r>
+      <w:proofErr w:type="spellEnd"/>
+      <w:r>
+        <w:rPr>
+          <w:rFonts w:ascii="Times New Roman" w:hAnsi="Times New Roman" w:cs="Times New Roman"/>
+        </w:rPr>
+        <w:t xml:space="preserve">, </w:t>
+      </w:r>
+      <w:proofErr w:type="spellStart"/>
+      <w:r>
+        <w:rPr>
+          <w:rFonts w:ascii="Times New Roman" w:hAnsi="Times New Roman" w:cs="Times New Roman"/>
+        </w:rPr>
+        <w:t>đích</w:t>
+      </w:r>
+      <w:proofErr w:type="spellEnd"/>
+      <w:r>
+        <w:rPr>
+          <w:rFonts w:ascii="Times New Roman" w:hAnsi="Times New Roman" w:cs="Times New Roman"/>
+        </w:rPr>
+        <w:t xml:space="preserve">, </w:t>
+      </w:r>
+      <w:proofErr w:type="spellStart"/>
+      <w:r>
+        <w:rPr>
+          <w:rFonts w:ascii="Times New Roman" w:hAnsi="Times New Roman" w:cs="Times New Roman"/>
+        </w:rPr>
+        <w:t>giao</w:t>
+      </w:r>
+      <w:proofErr w:type="spellEnd"/>
+      <w:r>
+        <w:rPr>
+          <w:rFonts w:ascii="Times New Roman" w:hAnsi="Times New Roman" w:cs="Times New Roman"/>
+        </w:rPr>
+        <w:t xml:space="preserve"> </w:t>
+      </w:r>
+      <w:proofErr w:type="spellStart"/>
+      <w:r>
+        <w:rPr>
+          <w:rFonts w:ascii="Times New Roman" w:hAnsi="Times New Roman" w:cs="Times New Roman"/>
+        </w:rPr>
+        <w:t>thức</w:t>
+      </w:r>
+      <w:proofErr w:type="spellEnd"/>
+      <w:r>
+        <w:rPr>
+          <w:rFonts w:ascii="Times New Roman" w:hAnsi="Times New Roman" w:cs="Times New Roman"/>
+        </w:rPr>
+        <w:t xml:space="preserve"> </w:t>
+      </w:r>
+      <w:proofErr w:type="spellStart"/>
+      <w:r>
+        <w:rPr>
+          <w:rFonts w:ascii="Times New Roman" w:hAnsi="Times New Roman" w:cs="Times New Roman"/>
+        </w:rPr>
+        <w:t>và</w:t>
+      </w:r>
+      <w:proofErr w:type="spellEnd"/>
+      <w:r>
+        <w:rPr>
+          <w:rFonts w:ascii="Times New Roman" w:hAnsi="Times New Roman" w:cs="Times New Roman"/>
+        </w:rPr>
+        <w:t xml:space="preserve"> </w:t>
+      </w:r>
+      <w:proofErr w:type="spellStart"/>
+      <w:r>
+        <w:rPr>
+          <w:rFonts w:ascii="Times New Roman" w:hAnsi="Times New Roman" w:cs="Times New Roman"/>
+        </w:rPr>
+        <w:t>cổng</w:t>
+      </w:r>
+      <w:proofErr w:type="spellEnd"/>
+      <w:r>
+        <w:rPr>
+          <w:rFonts w:ascii="Times New Roman" w:hAnsi="Times New Roman" w:cs="Times New Roman"/>
+        </w:rPr>
+        <w:t xml:space="preserve">. NAT </w:t>
+      </w:r>
+      <w:proofErr w:type="spellStart"/>
+      <w:r>
+        <w:rPr>
+          <w:rFonts w:ascii="Times New Roman" w:hAnsi="Times New Roman" w:cs="Times New Roman"/>
+        </w:rPr>
+        <w:t>không</w:t>
+      </w:r>
+      <w:proofErr w:type="spellEnd"/>
+      <w:r>
+        <w:rPr>
+          <w:rFonts w:ascii="Times New Roman" w:hAnsi="Times New Roman" w:cs="Times New Roman"/>
+        </w:rPr>
+        <w:t xml:space="preserve"> </w:t>
+      </w:r>
+      <w:proofErr w:type="spellStart"/>
+      <w:r>
+        <w:rPr>
+          <w:rFonts w:ascii="Times New Roman" w:hAnsi="Times New Roman" w:cs="Times New Roman"/>
+        </w:rPr>
+        <w:t>thay</w:t>
+      </w:r>
+      <w:proofErr w:type="spellEnd"/>
+      <w:r>
+        <w:rPr>
+          <w:rFonts w:ascii="Times New Roman" w:hAnsi="Times New Roman" w:cs="Times New Roman"/>
+        </w:rPr>
+        <w:t xml:space="preserve"> </w:t>
+      </w:r>
+      <w:proofErr w:type="spellStart"/>
+      <w:r>
+        <w:rPr>
+          <w:rFonts w:ascii="Times New Roman" w:hAnsi="Times New Roman" w:cs="Times New Roman"/>
+        </w:rPr>
+        <w:t>thế</w:t>
+      </w:r>
+      <w:proofErr w:type="spellEnd"/>
+      <w:r>
+        <w:rPr>
+          <w:rFonts w:ascii="Times New Roman" w:hAnsi="Times New Roman" w:cs="Times New Roman"/>
+        </w:rPr>
+        <w:t xml:space="preserve"> firewall rule.</w:t>
+      </w:r>
+    </w:p>
+    <w:p>
+      <w:pPr>
+        <w:rPr>
+          <w:rFonts w:ascii="Times New Roman" w:hAnsi="Times New Roman" w:cs="Times New Roman"/>
+        </w:rPr>
+      </w:pPr>
+      <w:proofErr w:type="spellStart"/>
+      <w:r>
+        <w:rPr>
+          <w:rFonts w:ascii="Times New Roman" w:hAnsi="Times New Roman" w:cs="Times New Roman"/>
+          <w:b/>
+          <w:bCs/>
+        </w:rPr>
+        <w:t>Vì</w:t>
+      </w:r>
+      <w:proofErr w:type="spellEnd"/>
+      <w:r>
+        <w:rPr>
+          <w:rFonts w:ascii="Times New Roman" w:hAnsi="Times New Roman" w:cs="Times New Roman"/>
+          <w:b/>
+          <w:bCs/>
+        </w:rPr>
+        <w:t xml:space="preserve"> </w:t>
+      </w:r>
+      <w:proofErr w:type="spellStart"/>
+      <w:r>
+        <w:rPr>
+          <w:rFonts w:ascii="Times New Roman" w:hAnsi="Times New Roman" w:cs="Times New Roman"/>
+          <w:b/>
+          <w:bCs/>
+        </w:rPr>
+        <w:t>sao</w:t>
+      </w:r>
+      <w:proofErr w:type="spellEnd"/>
+      <w:r>
+        <w:rPr>
+          <w:rFonts w:ascii="Times New Roman" w:hAnsi="Times New Roman" w:cs="Times New Roman"/>
+          <w:b/>
+          <w:bCs/>
+        </w:rPr>
+        <w:t xml:space="preserve"> </w:t>
+      </w:r>
+      <w:proofErr w:type="spellStart"/>
+      <w:r>
+        <w:rPr>
+          <w:rFonts w:ascii="Times New Roman" w:hAnsi="Times New Roman" w:cs="Times New Roman"/>
+          <w:b/>
+          <w:bCs/>
+        </w:rPr>
+        <w:t>nên</w:t>
+      </w:r>
+      <w:proofErr w:type="spellEnd"/>
+      <w:r>
+        <w:rPr>
+          <w:rFonts w:ascii="Times New Roman" w:hAnsi="Times New Roman" w:cs="Times New Roman"/>
+          <w:b/>
+          <w:bCs/>
+        </w:rPr>
+        <w:t xml:space="preserve"> </w:t>
+      </w:r>
+      <w:proofErr w:type="spellStart"/>
+      <w:r>
+        <w:rPr>
+          <w:rFonts w:ascii="Times New Roman" w:hAnsi="Times New Roman" w:cs="Times New Roman"/>
+          <w:b/>
+          <w:bCs/>
+        </w:rPr>
+        <w:t>tách</w:t>
+      </w:r>
+      <w:proofErr w:type="spellEnd"/>
+      <w:r>
+        <w:rPr>
+          <w:rFonts w:ascii="Times New Roman" w:hAnsi="Times New Roman" w:cs="Times New Roman"/>
+          <w:b/>
+          <w:bCs/>
+        </w:rPr>
+        <w:t xml:space="preserve"> </w:t>
+      </w:r>
+      <w:proofErr w:type="spellStart"/>
+      <w:r>
+        <w:rPr>
+          <w:rFonts w:ascii="Times New Roman" w:hAnsi="Times New Roman" w:cs="Times New Roman"/>
+          <w:b/>
+          <w:bCs/>
+        </w:rPr>
+        <w:t>máy</w:t>
+      </w:r>
+      <w:proofErr w:type="spellEnd"/>
+      <w:r>
+        <w:rPr>
+          <w:rFonts w:ascii="Times New Roman" w:hAnsi="Times New Roman" w:cs="Times New Roman"/>
+          <w:b/>
+          <w:bCs/>
+        </w:rPr>
+        <w:t xml:space="preserve"> </w:t>
+      </w:r>
+      <w:proofErr w:type="spellStart"/>
+      <w:r>
+        <w:rPr>
+          <w:rFonts w:ascii="Times New Roman" w:hAnsi="Times New Roman" w:cs="Times New Roman"/>
+          <w:b/>
+          <w:bCs/>
+        </w:rPr>
+        <w:t>chủ</w:t>
+      </w:r>
+      <w:proofErr w:type="spellEnd"/>
+      <w:r>
+        <w:rPr>
+          <w:rFonts w:ascii="Times New Roman" w:hAnsi="Times New Roman" w:cs="Times New Roman"/>
+          <w:b/>
+          <w:bCs/>
+        </w:rPr>
+        <w:t xml:space="preserve"> Web/Mail/FTP </w:t>
+      </w:r>
+      <w:proofErr w:type="spellStart"/>
+      <w:r>
+        <w:rPr>
+          <w:rFonts w:ascii="Times New Roman" w:hAnsi="Times New Roman" w:cs="Times New Roman"/>
+          <w:b/>
+          <w:bCs/>
+        </w:rPr>
+        <w:t>vào</w:t>
+      </w:r>
+      <w:proofErr w:type="spellEnd"/>
+      <w:r>
+        <w:rPr>
+          <w:rFonts w:ascii="Times New Roman" w:hAnsi="Times New Roman" w:cs="Times New Roman"/>
+          <w:b/>
+          <w:bCs/>
+        </w:rPr>
+        <w:t xml:space="preserve"> DMZ </w:t>
+      </w:r>
+      <w:proofErr w:type="spellStart"/>
+      <w:r>
+        <w:rPr>
+          <w:rFonts w:ascii="Times New Roman" w:hAnsi="Times New Roman" w:cs="Times New Roman"/>
+          <w:b/>
+          <w:bCs/>
+        </w:rPr>
+        <w:t>thay</w:t>
+      </w:r>
+      <w:proofErr w:type="spellEnd"/>
+      <w:r>
+        <w:rPr>
+          <w:rFonts w:ascii="Times New Roman" w:hAnsi="Times New Roman" w:cs="Times New Roman"/>
+          <w:b/>
+          <w:bCs/>
+        </w:rPr>
+        <w:t xml:space="preserve"> </w:t>
+      </w:r>
+      <w:proofErr w:type="spellStart"/>
+      <w:r>
+        <w:rPr>
+          <w:rFonts w:ascii="Times New Roman" w:hAnsi="Times New Roman" w:cs="Times New Roman"/>
+          <w:b/>
+          <w:bCs/>
+        </w:rPr>
+        <w:t>vì</w:t>
+      </w:r>
+      <w:proofErr w:type="spellEnd"/>
+      <w:r>
+        <w:rPr>
+          <w:rFonts w:ascii="Times New Roman" w:hAnsi="Times New Roman" w:cs="Times New Roman"/>
+          <w:b/>
+          <w:bCs/>
+        </w:rPr>
+        <w:t xml:space="preserve"> </w:t>
+      </w:r>
+      <w:proofErr w:type="spellStart"/>
+      <w:r>
+        <w:rPr>
+          <w:rFonts w:ascii="Times New Roman" w:hAnsi="Times New Roman" w:cs="Times New Roman"/>
+          <w:b/>
+          <w:bCs/>
+        </w:rPr>
+        <w:t>đặt</w:t>
+      </w:r>
+      <w:proofErr w:type="spellEnd"/>
+      <w:r>
+        <w:rPr>
+          <w:rFonts w:ascii="Times New Roman" w:hAnsi="Times New Roman" w:cs="Times New Roman"/>
+          <w:b/>
+          <w:bCs/>
+        </w:rPr>
+        <w:t xml:space="preserve"> </w:t>
+      </w:r>
+      <w:proofErr w:type="spellStart"/>
+      <w:r>
+        <w:rPr>
+          <w:rFonts w:ascii="Times New Roman" w:hAnsi="Times New Roman" w:cs="Times New Roman"/>
+          <w:b/>
+          <w:bCs/>
+        </w:rPr>
+        <w:t>trong</w:t>
+      </w:r>
+      <w:proofErr w:type="spellEnd"/>
+      <w:r>
+        <w:rPr>
+          <w:rFonts w:ascii="Times New Roman" w:hAnsi="Times New Roman" w:cs="Times New Roman"/>
+          <w:b/>
+          <w:bCs/>
+        </w:rPr>
+        <w:t xml:space="preserve"> LAN?</w:t>
+      </w:r>
+      <w:r>
+        <w:rPr>
+          <w:rFonts w:ascii="Times New Roman" w:hAnsi="Times New Roman" w:cs="Times New Roman"/>
+        </w:rPr>
+        <w:br/>
+      </w:r>
+      <w:proofErr w:type="spellStart"/>
+      <w:r>
+        <w:rPr>
+          <w:rFonts w:ascii="Times New Roman" w:hAnsi="Times New Roman" w:cs="Times New Roman"/>
+          <w:b/>
+          <w:bCs/>
+        </w:rPr>
+        <w:t>Trả</w:t>
+      </w:r>
+      <w:proofErr w:type="spellEnd"/>
+      <w:r>
+        <w:rPr>
+          <w:rFonts w:ascii="Times New Roman" w:hAnsi="Times New Roman" w:cs="Times New Roman"/>
+          <w:b/>
+          <w:bCs/>
+        </w:rPr>
+        <w:t xml:space="preserve"> </w:t>
+      </w:r>
+      <w:proofErr w:type="spellStart"/>
+      <w:r>
+        <w:rPr>
+          <w:rFonts w:ascii="Times New Roman" w:hAnsi="Times New Roman" w:cs="Times New Roman"/>
+          <w:b/>
+          <w:bCs/>
+        </w:rPr>
+        <w:t>lời</w:t>
+      </w:r>
+      <w:proofErr w:type="spellEnd"/>
+      <w:r>
+        <w:rPr>
+          <w:rFonts w:ascii="Times New Roman" w:hAnsi="Times New Roman" w:cs="Times New Roman"/>
+          <w:b/>
+          <w:bCs/>
+        </w:rPr>
+        <w:t>:</w:t>
+      </w:r>
+      <w:r>
+        <w:rPr>
+          <w:rFonts w:ascii="Times New Roman" w:hAnsi="Times New Roman" w:cs="Times New Roman"/>
+        </w:rPr>
+        <w:t xml:space="preserve"> Các </w:t>
+      </w:r>
+      <w:proofErr w:type="spellStart"/>
+      <w:r>
+        <w:rPr>
+          <w:rFonts w:ascii="Times New Roman" w:hAnsi="Times New Roman" w:cs="Times New Roman"/>
+        </w:rPr>
+        <w:t>máy</w:t>
+      </w:r>
+      <w:proofErr w:type="spellEnd"/>
+      <w:r>
+        <w:rPr>
+          <w:rFonts w:ascii="Times New Roman" w:hAnsi="Times New Roman" w:cs="Times New Roman"/>
+        </w:rPr>
+        <w:t xml:space="preserve"> </w:t>
+      </w:r>
+      <w:proofErr w:type="spellStart"/>
+      <w:r>
+        <w:rPr>
+          <w:rFonts w:ascii="Times New Roman" w:hAnsi="Times New Roman" w:cs="Times New Roman"/>
+        </w:rPr>
+        <w:t>chủ</w:t>
+      </w:r>
+      <w:proofErr w:type="spellEnd"/>
+      <w:r>
+        <w:rPr>
+          <w:rFonts w:ascii="Times New Roman" w:hAnsi="Times New Roman" w:cs="Times New Roman"/>
+        </w:rPr>
+        <w:t xml:space="preserve"> </w:t>
+      </w:r>
+      <w:proofErr w:type="spellStart"/>
+      <w:r>
+        <w:rPr>
+          <w:rFonts w:ascii="Times New Roman" w:hAnsi="Times New Roman" w:cs="Times New Roman"/>
+        </w:rPr>
+        <w:t>cung</w:t>
+      </w:r>
+      <w:proofErr w:type="spellEnd"/>
+      <w:r>
+        <w:rPr>
+          <w:rFonts w:ascii="Times New Roman" w:hAnsi="Times New Roman" w:cs="Times New Roman"/>
+        </w:rPr>
+        <w:t xml:space="preserve"> </w:t>
+      </w:r>
+      <w:proofErr w:type="spellStart"/>
+      <w:r>
+        <w:rPr>
+          <w:rFonts w:ascii="Times New Roman" w:hAnsi="Times New Roman" w:cs="Times New Roman"/>
+        </w:rPr>
+        <w:t>cấp</w:t>
+      </w:r>
+      <w:proofErr w:type="spellEnd"/>
+      <w:r>
+        <w:rPr>
+          <w:rFonts w:ascii="Times New Roman" w:hAnsi="Times New Roman" w:cs="Times New Roman"/>
+        </w:rPr>
+        <w:t xml:space="preserve"> </w:t>
+      </w:r>
+      <w:proofErr w:type="spellStart"/>
+      <w:r>
+        <w:rPr>
+          <w:rFonts w:ascii="Times New Roman" w:hAnsi="Times New Roman" w:cs="Times New Roman"/>
+        </w:rPr>
+        <w:t>dịch</w:t>
+      </w:r>
+      <w:proofErr w:type="spellEnd"/>
+      <w:r>
+        <w:rPr>
+          <w:rFonts w:ascii="Times New Roman" w:hAnsi="Times New Roman" w:cs="Times New Roman"/>
+        </w:rPr>
+        <w:t xml:space="preserve"> </w:t>
+      </w:r>
+      <w:proofErr w:type="spellStart"/>
+      <w:r>
+        <w:rPr>
+          <w:rFonts w:ascii="Times New Roman" w:hAnsi="Times New Roman" w:cs="Times New Roman"/>
+        </w:rPr>
+        <w:t>vụ</w:t>
+      </w:r>
+      <w:proofErr w:type="spellEnd"/>
+      <w:r>
+        <w:rPr>
+          <w:rFonts w:ascii="Times New Roman" w:hAnsi="Times New Roman" w:cs="Times New Roman"/>
+        </w:rPr>
+        <w:t xml:space="preserve"> </w:t>
+      </w:r>
+      <w:proofErr w:type="spellStart"/>
+      <w:r>
+        <w:rPr>
+          <w:rFonts w:ascii="Times New Roman" w:hAnsi="Times New Roman" w:cs="Times New Roman"/>
+        </w:rPr>
+        <w:t>ra</w:t>
+      </w:r>
+      <w:proofErr w:type="spellEnd"/>
+      <w:r>
+        <w:rPr>
+          <w:rFonts w:ascii="Times New Roman" w:hAnsi="Times New Roman" w:cs="Times New Roman"/>
+        </w:rPr>
+        <w:t xml:space="preserve"> </w:t>
+      </w:r>
+      <w:proofErr w:type="spellStart"/>
+      <w:r>
+        <w:rPr>
+          <w:rFonts w:ascii="Times New Roman" w:hAnsi="Times New Roman" w:cs="Times New Roman"/>
+        </w:rPr>
+        <w:t>bên</w:t>
+      </w:r>
+      <w:proofErr w:type="spellEnd"/>
+      <w:r>
+        <w:rPr>
+          <w:rFonts w:ascii="Times New Roman" w:hAnsi="Times New Roman" w:cs="Times New Roman"/>
+        </w:rPr>
+        <w:t xml:space="preserve"> </w:t>
+      </w:r>
+      <w:proofErr w:type="spellStart"/>
+      <w:r>
+        <w:rPr>
+          <w:rFonts w:ascii="Times New Roman" w:hAnsi="Times New Roman" w:cs="Times New Roman"/>
+        </w:rPr>
+        <w:t>ngoài</w:t>
+      </w:r>
+      <w:proofErr w:type="spellEnd"/>
+      <w:r>
+        <w:rPr>
+          <w:rFonts w:ascii="Times New Roman" w:hAnsi="Times New Roman" w:cs="Times New Roman"/>
+        </w:rPr>
+        <w:t xml:space="preserve"> </w:t>
+      </w:r>
+      <w:proofErr w:type="spellStart"/>
+      <w:r>
+        <w:rPr>
+          <w:rFonts w:ascii="Times New Roman" w:hAnsi="Times New Roman" w:cs="Times New Roman"/>
+        </w:rPr>
+        <w:t>có</w:t>
+      </w:r>
+      <w:proofErr w:type="spellEnd"/>
+      <w:r>
+        <w:rPr>
+          <w:rFonts w:ascii="Times New Roman" w:hAnsi="Times New Roman" w:cs="Times New Roman"/>
+        </w:rPr>
+        <w:t xml:space="preserve"> </w:t>
+      </w:r>
+      <w:proofErr w:type="spellStart"/>
+      <w:r>
+        <w:rPr>
+          <w:rFonts w:ascii="Times New Roman" w:hAnsi="Times New Roman" w:cs="Times New Roman"/>
+        </w:rPr>
+        <w:t>nguy</w:t>
+      </w:r>
+      <w:proofErr w:type="spellEnd"/>
+      <w:r>
+        <w:rPr>
+          <w:rFonts w:ascii="Times New Roman" w:hAnsi="Times New Roman" w:cs="Times New Roman"/>
+        </w:rPr>
+        <w:t xml:space="preserve"> </w:t>
+      </w:r>
+      <w:proofErr w:type="spellStart"/>
+      <w:r>
+        <w:rPr>
+          <w:rFonts w:ascii="Times New Roman" w:hAnsi="Times New Roman" w:cs="Times New Roman"/>
+        </w:rPr>
+        <w:t>cơ</w:t>
+      </w:r>
+      <w:proofErr w:type="spellEnd"/>
+      <w:r>
+        <w:rPr>
+          <w:rFonts w:ascii="Times New Roman" w:hAnsi="Times New Roman" w:cs="Times New Roman"/>
+        </w:rPr>
+        <w:t xml:space="preserve"> </w:t>
+      </w:r>
+      <w:proofErr w:type="spellStart"/>
+      <w:r>
+        <w:rPr>
+          <w:rFonts w:ascii="Times New Roman" w:hAnsi="Times New Roman" w:cs="Times New Roman"/>
+        </w:rPr>
+        <w:t>bị</w:t>
+      </w:r>
+      <w:proofErr w:type="spellEnd"/>
+      <w:r>
+        <w:rPr>
+          <w:rFonts w:ascii="Times New Roman" w:hAnsi="Times New Roman" w:cs="Times New Roman"/>
+        </w:rPr>
+        <w:t xml:space="preserve"> </w:t>
+      </w:r>
+      <w:proofErr w:type="spellStart"/>
+      <w:r>
+        <w:rPr>
+          <w:rFonts w:ascii="Times New Roman" w:hAnsi="Times New Roman" w:cs="Times New Roman"/>
+        </w:rPr>
+        <w:t>tấn</w:t>
+      </w:r>
+      <w:proofErr w:type="spellEnd"/>
+      <w:r>
+        <w:rPr>
+          <w:rFonts w:ascii="Times New Roman" w:hAnsi="Times New Roman" w:cs="Times New Roman"/>
+        </w:rPr>
+        <w:t xml:space="preserve"> </w:t>
+      </w:r>
+      <w:proofErr w:type="spellStart"/>
+      <w:r>
+        <w:rPr>
+          <w:rFonts w:ascii="Times New Roman" w:hAnsi="Times New Roman" w:cs="Times New Roman"/>
+        </w:rPr>
+        <w:t>công</w:t>
+      </w:r>
+      <w:proofErr w:type="spellEnd"/>
+      <w:r>
+        <w:rPr>
+          <w:rFonts w:ascii="Times New Roman" w:hAnsi="Times New Roman" w:cs="Times New Roman"/>
+        </w:rPr>
+        <w:t xml:space="preserve"> </w:t>
+      </w:r>
+      <w:proofErr w:type="spellStart"/>
+      <w:r>
+        <w:rPr>
+          <w:rFonts w:ascii="Times New Roman" w:hAnsi="Times New Roman" w:cs="Times New Roman"/>
+        </w:rPr>
+        <w:t>cao</w:t>
+      </w:r>
+      <w:proofErr w:type="spellEnd"/>
+      <w:r>
+        <w:rPr>
+          <w:rFonts w:ascii="Times New Roman" w:hAnsi="Times New Roman" w:cs="Times New Roman"/>
+        </w:rPr>
+        <w:t xml:space="preserve"> </w:t>
+      </w:r>
+      <w:proofErr w:type="spellStart"/>
+      <w:r>
+        <w:rPr>
+          <w:rFonts w:ascii="Times New Roman" w:hAnsi="Times New Roman" w:cs="Times New Roman"/>
+        </w:rPr>
+        <w:t>hơn</w:t>
+      </w:r>
+      <w:proofErr w:type="spellEnd"/>
+      <w:r>
+        <w:rPr>
+          <w:rFonts w:ascii="Times New Roman" w:hAnsi="Times New Roman" w:cs="Times New Roman"/>
+        </w:rPr>
+        <w:t xml:space="preserve">. </w:t>
+      </w:r>
+      <w:proofErr w:type="spellStart"/>
+      <w:r>
+        <w:rPr>
+          <w:rFonts w:ascii="Times New Roman" w:hAnsi="Times New Roman" w:cs="Times New Roman"/>
+        </w:rPr>
+        <w:t>Đặt</w:t>
+      </w:r>
+      <w:proofErr w:type="spellEnd"/>
+      <w:r>
+        <w:rPr>
+          <w:rFonts w:ascii="Times New Roman" w:hAnsi="Times New Roman" w:cs="Times New Roman"/>
+        </w:rPr>
+        <w:t xml:space="preserve"> </w:t>
+      </w:r>
+      <w:proofErr w:type="spellStart"/>
+      <w:r>
+        <w:rPr>
+          <w:rFonts w:ascii="Times New Roman" w:hAnsi="Times New Roman" w:cs="Times New Roman"/>
+        </w:rPr>
+        <w:t>chúng</w:t>
+      </w:r>
+      <w:proofErr w:type="spellEnd"/>
+      <w:r>
+        <w:rPr>
+          <w:rFonts w:ascii="Times New Roman" w:hAnsi="Times New Roman" w:cs="Times New Roman"/>
+        </w:rPr>
+        <w:t xml:space="preserve"> </w:t>
+      </w:r>
+      <w:proofErr w:type="spellStart"/>
+      <w:r>
+        <w:rPr>
+          <w:rFonts w:ascii="Times New Roman" w:hAnsi="Times New Roman" w:cs="Times New Roman"/>
+        </w:rPr>
+        <w:t>trong</w:t>
+      </w:r>
+      <w:proofErr w:type="spellEnd"/>
+      <w:r>
+        <w:rPr>
+          <w:rFonts w:ascii="Times New Roman" w:hAnsi="Times New Roman" w:cs="Times New Roman"/>
+        </w:rPr>
+        <w:t xml:space="preserve"> DMZ </w:t>
+      </w:r>
+      <w:proofErr w:type="spellStart"/>
+      <w:r>
+        <w:rPr>
+          <w:rFonts w:ascii="Times New Roman" w:hAnsi="Times New Roman" w:cs="Times New Roman"/>
+        </w:rPr>
+        <w:t>giúp</w:t>
+      </w:r>
+      <w:proofErr w:type="spellEnd"/>
+      <w:r>
+        <w:rPr>
+          <w:rFonts w:ascii="Times New Roman" w:hAnsi="Times New Roman" w:cs="Times New Roman"/>
+        </w:rPr>
+        <w:t xml:space="preserve"> </w:t>
+      </w:r>
+      <w:proofErr w:type="spellStart"/>
+      <w:r>
+        <w:rPr>
+          <w:rFonts w:ascii="Times New Roman" w:hAnsi="Times New Roman" w:cs="Times New Roman"/>
+        </w:rPr>
+        <w:t>cô</w:t>
+      </w:r>
+      <w:proofErr w:type="spellEnd"/>
+      <w:r>
+        <w:rPr>
+          <w:rFonts w:ascii="Times New Roman" w:hAnsi="Times New Roman" w:cs="Times New Roman"/>
+        </w:rPr>
+        <w:t xml:space="preserve"> </w:t>
+      </w:r>
+      <w:proofErr w:type="spellStart"/>
+      <w:r>
+        <w:rPr>
+          <w:rFonts w:ascii="Times New Roman" w:hAnsi="Times New Roman" w:cs="Times New Roman"/>
+        </w:rPr>
+        <w:t>lập</w:t>
+      </w:r>
+      <w:proofErr w:type="spellEnd"/>
+      <w:r>
+        <w:rPr>
+          <w:rFonts w:ascii="Times New Roman" w:hAnsi="Times New Roman" w:cs="Times New Roman"/>
+        </w:rPr>
+        <w:t xml:space="preserve"> </w:t>
+      </w:r>
+      <w:proofErr w:type="spellStart"/>
+      <w:r>
+        <w:rPr>
+          <w:rFonts w:ascii="Times New Roman" w:hAnsi="Times New Roman" w:cs="Times New Roman"/>
+        </w:rPr>
+        <w:t>khỏi</w:t>
+      </w:r>
+      <w:proofErr w:type="spellEnd"/>
+      <w:r>
+        <w:rPr>
+          <w:rFonts w:ascii="Times New Roman" w:hAnsi="Times New Roman" w:cs="Times New Roman"/>
+        </w:rPr>
+        <w:t xml:space="preserve"> </w:t>
+      </w:r>
+      <w:proofErr w:type="spellStart"/>
+      <w:r>
+        <w:rPr>
+          <w:rFonts w:ascii="Times New Roman" w:hAnsi="Times New Roman" w:cs="Times New Roman"/>
+        </w:rPr>
+        <w:t>mạng</w:t>
+      </w:r>
+      <w:proofErr w:type="spellEnd"/>
+      <w:r>
+        <w:rPr>
+          <w:rFonts w:ascii="Times New Roman" w:hAnsi="Times New Roman" w:cs="Times New Roman"/>
+        </w:rPr>
+        <w:t xml:space="preserve"> LAN </w:t>
+      </w:r>
+      <w:proofErr w:type="spellStart"/>
+      <w:r>
+        <w:rPr>
+          <w:rFonts w:ascii="Times New Roman" w:hAnsi="Times New Roman" w:cs="Times New Roman"/>
+        </w:rPr>
+        <w:t>nội</w:t>
+      </w:r>
+      <w:proofErr w:type="spellEnd"/>
+      <w:r>
+        <w:rPr>
+          <w:rFonts w:ascii="Times New Roman" w:hAnsi="Times New Roman" w:cs="Times New Roman"/>
+        </w:rPr>
+        <w:t xml:space="preserve"> </w:t>
+      </w:r>
+      <w:proofErr w:type="spellStart"/>
+      <w:r>
+        <w:rPr>
+          <w:rFonts w:ascii="Times New Roman" w:hAnsi="Times New Roman" w:cs="Times New Roman"/>
+        </w:rPr>
+        <w:t>bộ</w:t>
+      </w:r>
+      <w:proofErr w:type="spellEnd"/>
+      <w:r>
+        <w:rPr>
+          <w:rFonts w:ascii="Times New Roman" w:hAnsi="Times New Roman" w:cs="Times New Roman"/>
+        </w:rPr>
+        <w:t xml:space="preserve">; </w:t>
+      </w:r>
+      <w:proofErr w:type="spellStart"/>
+      <w:r>
+        <w:rPr>
+          <w:rFonts w:ascii="Times New Roman" w:hAnsi="Times New Roman" w:cs="Times New Roman"/>
+        </w:rPr>
+        <w:t>nếu</w:t>
+      </w:r>
+      <w:proofErr w:type="spellEnd"/>
+      <w:r>
+        <w:rPr>
+          <w:rFonts w:ascii="Times New Roman" w:hAnsi="Times New Roman" w:cs="Times New Roman"/>
+        </w:rPr>
+        <w:t xml:space="preserve"> </w:t>
+      </w:r>
+      <w:proofErr w:type="spellStart"/>
+      <w:r>
+        <w:rPr>
+          <w:rFonts w:ascii="Times New Roman" w:hAnsi="Times New Roman" w:cs="Times New Roman"/>
+        </w:rPr>
+        <w:t>máy</w:t>
+      </w:r>
+      <w:proofErr w:type="spellEnd"/>
+      <w:r>
+        <w:rPr>
+          <w:rFonts w:ascii="Times New Roman" w:hAnsi="Times New Roman" w:cs="Times New Roman"/>
+        </w:rPr>
+        <w:t xml:space="preserve"> </w:t>
+      </w:r>
+      <w:proofErr w:type="spellStart"/>
+      <w:r>
+        <w:rPr>
+          <w:rFonts w:ascii="Times New Roman" w:hAnsi="Times New Roman" w:cs="Times New Roman"/>
+        </w:rPr>
+        <w:t>chủ</w:t>
+      </w:r>
+      <w:proofErr w:type="spellEnd"/>
+      <w:r>
+        <w:rPr>
+          <w:rFonts w:ascii="Times New Roman" w:hAnsi="Times New Roman" w:cs="Times New Roman"/>
+        </w:rPr>
+        <w:t xml:space="preserve"> DMZ </w:t>
+      </w:r>
+      <w:proofErr w:type="spellStart"/>
+      <w:r>
+        <w:rPr>
+          <w:rFonts w:ascii="Times New Roman" w:hAnsi="Times New Roman" w:cs="Times New Roman"/>
+        </w:rPr>
+        <w:t>bị</w:t>
+      </w:r>
+      <w:proofErr w:type="spellEnd"/>
+      <w:r>
+        <w:rPr>
+          <w:rFonts w:ascii="Times New Roman" w:hAnsi="Times New Roman" w:cs="Times New Roman"/>
+        </w:rPr>
+        <w:t xml:space="preserve"> </w:t>
+      </w:r>
+      <w:proofErr w:type="spellStart"/>
+      <w:r>
+        <w:rPr>
+          <w:rFonts w:ascii="Times New Roman" w:hAnsi="Times New Roman" w:cs="Times New Roman"/>
+        </w:rPr>
+        <w:t>xâm</w:t>
+      </w:r>
+      <w:proofErr w:type="spellEnd"/>
+      <w:r>
+        <w:rPr>
+          <w:rFonts w:ascii="Times New Roman" w:hAnsi="Times New Roman" w:cs="Times New Roman"/>
+        </w:rPr>
+        <w:t xml:space="preserve"> </w:t>
+      </w:r>
+      <w:proofErr w:type="spellStart"/>
+      <w:r>
+        <w:rPr>
+          <w:rFonts w:ascii="Times New Roman" w:hAnsi="Times New Roman" w:cs="Times New Roman"/>
+        </w:rPr>
+        <w:t>nhập</w:t>
+      </w:r>
+      <w:proofErr w:type="spellEnd"/>
+      <w:r>
+        <w:rPr>
+          <w:rFonts w:ascii="Times New Roman" w:hAnsi="Times New Roman" w:cs="Times New Roman"/>
+        </w:rPr>
+        <w:t xml:space="preserve">, firewall </w:t>
+      </w:r>
+      <w:proofErr w:type="spellStart"/>
+      <w:r>
+        <w:rPr>
+          <w:rFonts w:ascii="Times New Roman" w:hAnsi="Times New Roman" w:cs="Times New Roman"/>
+        </w:rPr>
+        <w:t>vẫn</w:t>
+      </w:r>
+      <w:proofErr w:type="spellEnd"/>
+      <w:r>
+        <w:rPr>
+          <w:rFonts w:ascii="Times New Roman" w:hAnsi="Times New Roman" w:cs="Times New Roman"/>
+        </w:rPr>
+        <w:t xml:space="preserve"> </w:t>
+      </w:r>
+      <w:proofErr w:type="spellStart"/>
+      <w:r>
+        <w:rPr>
+          <w:rFonts w:ascii="Times New Roman" w:hAnsi="Times New Roman" w:cs="Times New Roman"/>
+        </w:rPr>
+        <w:t>có</w:t>
+      </w:r>
+      <w:proofErr w:type="spellEnd"/>
+      <w:r>
+        <w:rPr>
+          <w:rFonts w:ascii="Times New Roman" w:hAnsi="Times New Roman" w:cs="Times New Roman"/>
+        </w:rPr>
+        <w:t xml:space="preserve"> </w:t>
+      </w:r>
+      <w:proofErr w:type="spellStart"/>
+      <w:r>
+        <w:rPr>
+          <w:rFonts w:ascii="Times New Roman" w:hAnsi="Times New Roman" w:cs="Times New Roman"/>
+        </w:rPr>
+        <w:t>thể</w:t>
+      </w:r>
+      <w:proofErr w:type="spellEnd"/>
+      <w:r>
+        <w:rPr>
+          <w:rFonts w:ascii="Times New Roman" w:hAnsi="Times New Roman" w:cs="Times New Roman"/>
+        </w:rPr>
+        <w:t xml:space="preserve"> </w:t>
+      </w:r>
+      <w:proofErr w:type="spellStart"/>
+      <w:r>
+        <w:rPr>
+          <w:rFonts w:ascii="Times New Roman" w:hAnsi="Times New Roman" w:cs="Times New Roman"/>
+        </w:rPr>
+        <w:t>ngăn</w:t>
+      </w:r>
+      <w:proofErr w:type="spellEnd"/>
+      <w:r>
+        <w:rPr>
+          <w:rFonts w:ascii="Times New Roman" w:hAnsi="Times New Roman" w:cs="Times New Roman"/>
+        </w:rPr>
+        <w:t xml:space="preserve"> </w:t>
+      </w:r>
+      <w:proofErr w:type="spellStart"/>
+      <w:r>
+        <w:rPr>
+          <w:rFonts w:ascii="Times New Roman" w:hAnsi="Times New Roman" w:cs="Times New Roman"/>
+        </w:rPr>
+        <w:t>kẻ</w:t>
+      </w:r>
+      <w:proofErr w:type="spellEnd"/>
+      <w:r>
+        <w:rPr>
+          <w:rFonts w:ascii="Times New Roman" w:hAnsi="Times New Roman" w:cs="Times New Roman"/>
+        </w:rPr>
+        <w:t xml:space="preserve"> </w:t>
+      </w:r>
+      <w:proofErr w:type="spellStart"/>
+      <w:r>
+        <w:rPr>
+          <w:rFonts w:ascii="Times New Roman" w:hAnsi="Times New Roman" w:cs="Times New Roman"/>
+        </w:rPr>
+        <w:t>tấn</w:t>
+      </w:r>
+      <w:proofErr w:type="spellEnd"/>
+      <w:r>
+        <w:rPr>
+          <w:rFonts w:ascii="Times New Roman" w:hAnsi="Times New Roman" w:cs="Times New Roman"/>
+        </w:rPr>
+        <w:t xml:space="preserve"> </w:t>
+      </w:r>
+      <w:proofErr w:type="spellStart"/>
+      <w:r>
+        <w:rPr>
+          <w:rFonts w:ascii="Times New Roman" w:hAnsi="Times New Roman" w:cs="Times New Roman"/>
+        </w:rPr>
+        <w:t>công</w:t>
+      </w:r>
+      <w:proofErr w:type="spellEnd"/>
+      <w:r>
+        <w:rPr>
+          <w:rFonts w:ascii="Times New Roman" w:hAnsi="Times New Roman" w:cs="Times New Roman"/>
+        </w:rPr>
+        <w:t xml:space="preserve"> </w:t>
+      </w:r>
+      <w:proofErr w:type="spellStart"/>
+      <w:r>
+        <w:rPr>
+          <w:rFonts w:ascii="Times New Roman" w:hAnsi="Times New Roman" w:cs="Times New Roman"/>
+        </w:rPr>
+        <w:t>truy</w:t>
+      </w:r>
+      <w:proofErr w:type="spellEnd"/>
+      <w:r>
+        <w:rPr>
+          <w:rFonts w:ascii="Times New Roman" w:hAnsi="Times New Roman" w:cs="Times New Roman"/>
+        </w:rPr>
+        <w:t xml:space="preserve"> </w:t>
+      </w:r>
+      <w:proofErr w:type="spellStart"/>
+      <w:r>
+        <w:rPr>
+          <w:rFonts w:ascii="Times New Roman" w:hAnsi="Times New Roman" w:cs="Times New Roman"/>
+        </w:rPr>
+        <w:t>cập</w:t>
+      </w:r>
+      <w:proofErr w:type="spellEnd"/>
+      <w:r>
+        <w:rPr>
+          <w:rFonts w:ascii="Times New Roman" w:hAnsi="Times New Roman" w:cs="Times New Roman"/>
+        </w:rPr>
+        <w:t xml:space="preserve"> </w:t>
+      </w:r>
+      <w:proofErr w:type="spellStart"/>
+      <w:r>
+        <w:rPr>
+          <w:rFonts w:ascii="Times New Roman" w:hAnsi="Times New Roman" w:cs="Times New Roman"/>
+        </w:rPr>
+        <w:t>trực</w:t>
+      </w:r>
+      <w:proofErr w:type="spellEnd"/>
+      <w:r>
+        <w:rPr>
+          <w:rFonts w:ascii="Times New Roman" w:hAnsi="Times New Roman" w:cs="Times New Roman"/>
+        </w:rPr>
+        <w:t xml:space="preserve"> </w:t>
+      </w:r>
+      <w:proofErr w:type="spellStart"/>
+      <w:r>
+        <w:rPr>
+          <w:rFonts w:ascii="Times New Roman" w:hAnsi="Times New Roman" w:cs="Times New Roman"/>
+        </w:rPr>
+        <w:t>tiếp</w:t>
+      </w:r>
+      <w:proofErr w:type="spellEnd"/>
+      <w:r>
+        <w:rPr>
+          <w:rFonts w:ascii="Times New Roman" w:hAnsi="Times New Roman" w:cs="Times New Roman"/>
+        </w:rPr>
+        <w:t xml:space="preserve"> </w:t>
+      </w:r>
+      <w:proofErr w:type="spellStart"/>
+      <w:r>
+        <w:rPr>
+          <w:rFonts w:ascii="Times New Roman" w:hAnsi="Times New Roman" w:cs="Times New Roman"/>
+        </w:rPr>
+        <w:t>vào</w:t>
+      </w:r>
+      <w:proofErr w:type="spellEnd"/>
+      <w:r>
+        <w:rPr>
+          <w:rFonts w:ascii="Times New Roman" w:hAnsi="Times New Roman" w:cs="Times New Roman"/>
+        </w:rPr>
+        <w:t xml:space="preserve"> </w:t>
+      </w:r>
+      <w:proofErr w:type="spellStart"/>
+      <w:r>
+        <w:rPr>
+          <w:rFonts w:ascii="Times New Roman" w:hAnsi="Times New Roman" w:cs="Times New Roman"/>
+        </w:rPr>
+        <w:t>các</w:t>
+      </w:r>
+      <w:proofErr w:type="spellEnd"/>
+      <w:r>
+        <w:rPr>
+          <w:rFonts w:ascii="Times New Roman" w:hAnsi="Times New Roman" w:cs="Times New Roman"/>
+        </w:rPr>
+        <w:t xml:space="preserve"> </w:t>
+      </w:r>
+      <w:proofErr w:type="spellStart"/>
+      <w:r>
+        <w:rPr>
+          <w:rFonts w:ascii="Times New Roman" w:hAnsi="Times New Roman" w:cs="Times New Roman"/>
+        </w:rPr>
+        <w:t>máy</w:t>
+      </w:r>
+      <w:proofErr w:type="spellEnd"/>
+      <w:r>
+        <w:rPr>
+          <w:rFonts w:ascii="Times New Roman" w:hAnsi="Times New Roman" w:cs="Times New Roman"/>
+        </w:rPr>
+        <w:t xml:space="preserve"> </w:t>
+      </w:r>
+      <w:proofErr w:type="spellStart"/>
+      <w:r>
+        <w:rPr>
+          <w:rFonts w:ascii="Times New Roman" w:hAnsi="Times New Roman" w:cs="Times New Roman"/>
+        </w:rPr>
+        <w:t>quan</w:t>
+      </w:r>
+      <w:proofErr w:type="spellEnd"/>
+      <w:r>
+        <w:rPr>
+          <w:rFonts w:ascii="Times New Roman" w:hAnsi="Times New Roman" w:cs="Times New Roman"/>
+        </w:rPr>
+        <w:t xml:space="preserve"> </w:t>
+      </w:r>
+      <w:proofErr w:type="spellStart"/>
+      <w:r>
+        <w:rPr>
+          <w:rFonts w:ascii="Times New Roman" w:hAnsi="Times New Roman" w:cs="Times New Roman"/>
+        </w:rPr>
+        <w:t>trọng</w:t>
+      </w:r>
+      <w:proofErr w:type="spellEnd"/>
+      <w:r>
+        <w:rPr>
+          <w:rFonts w:ascii="Times New Roman" w:hAnsi="Times New Roman" w:cs="Times New Roman"/>
+        </w:rPr>
+        <w:t xml:space="preserve"> </w:t>
+      </w:r>
+      <w:proofErr w:type="spellStart"/>
+      <w:r>
+        <w:rPr>
+          <w:rFonts w:ascii="Times New Roman" w:hAnsi="Times New Roman" w:cs="Times New Roman"/>
+        </w:rPr>
+        <w:t>trong</w:t>
+      </w:r>
+      <w:proofErr w:type="spellEnd"/>
+      <w:r>
+        <w:rPr>
+          <w:rFonts w:ascii="Times New Roman" w:hAnsi="Times New Roman" w:cs="Times New Roman"/>
+        </w:rPr>
+        <w:t xml:space="preserve"> LAN.</w:t>
+      </w:r>
+    </w:p>
+    <w:p>
+      <w:pPr>
+        <w:rPr>
+          <w:rFonts w:ascii="Times New Roman" w:hAnsi="Times New Roman" w:cs="Times New Roman"/>
+        </w:rPr>
+      </w:pPr>
+      <w:proofErr w:type="spellStart"/>
+      <w:r>
+        <w:rPr>
+          <w:rFonts w:ascii="Times New Roman" w:hAnsi="Times New Roman" w:cs="Times New Roman"/>
+          <w:b/>
+          <w:bCs/>
+        </w:rPr>
+        <w:t>Nếu</w:t>
+      </w:r>
+      <w:proofErr w:type="spellEnd"/>
+      <w:r>
+        <w:rPr>
+          <w:rFonts w:ascii="Times New Roman" w:hAnsi="Times New Roman" w:cs="Times New Roman"/>
+          <w:b/>
+          <w:bCs/>
+        </w:rPr>
+        <w:t xml:space="preserve"> rule Block </w:t>
+      </w:r>
+      <w:proofErr w:type="spellStart"/>
+      <w:r>
+        <w:rPr>
+          <w:rFonts w:ascii="Times New Roman" w:hAnsi="Times New Roman" w:cs="Times New Roman"/>
+          <w:b/>
+          <w:bCs/>
+        </w:rPr>
+        <w:t>nằm</w:t>
+      </w:r>
+      <w:proofErr w:type="spellEnd"/>
+      <w:r>
+        <w:rPr>
+          <w:rFonts w:ascii="Times New Roman" w:hAnsi="Times New Roman" w:cs="Times New Roman"/>
+          <w:b/>
+          <w:bCs/>
+        </w:rPr>
+        <w:t xml:space="preserve"> </w:t>
+      </w:r>
+      <w:proofErr w:type="spellStart"/>
+      <w:r>
+        <w:rPr>
+          <w:rFonts w:ascii="Times New Roman" w:hAnsi="Times New Roman" w:cs="Times New Roman"/>
+          <w:b/>
+          <w:bCs/>
+        </w:rPr>
+        <w:t>dưới</w:t>
+      </w:r>
+      <w:proofErr w:type="spellEnd"/>
+      <w:r>
+        <w:rPr>
+          <w:rFonts w:ascii="Times New Roman" w:hAnsi="Times New Roman" w:cs="Times New Roman"/>
+          <w:b/>
+          <w:bCs/>
+        </w:rPr>
+        <w:t xml:space="preserve"> </w:t>
+      </w:r>
+      <w:proofErr w:type="spellStart"/>
+      <w:r>
+        <w:rPr>
+          <w:rFonts w:ascii="Times New Roman" w:hAnsi="Times New Roman" w:cs="Times New Roman"/>
+          <w:b/>
+          <w:bCs/>
+        </w:rPr>
+        <w:t>một</w:t>
+      </w:r>
+      <w:proofErr w:type="spellEnd"/>
+      <w:r>
+        <w:rPr>
+          <w:rFonts w:ascii="Times New Roman" w:hAnsi="Times New Roman" w:cs="Times New Roman"/>
+          <w:b/>
+          <w:bCs/>
+        </w:rPr>
+        <w:t xml:space="preserve"> rule Pass </w:t>
+      </w:r>
+      <w:proofErr w:type="spellStart"/>
+      <w:r>
+        <w:rPr>
+          <w:rFonts w:ascii="Times New Roman" w:hAnsi="Times New Roman" w:cs="Times New Roman"/>
+          <w:b/>
+          <w:bCs/>
+        </w:rPr>
+        <w:t>tổng</w:t>
+      </w:r>
+      <w:proofErr w:type="spellEnd"/>
+      <w:r>
+        <w:rPr>
+          <w:rFonts w:ascii="Times New Roman" w:hAnsi="Times New Roman" w:cs="Times New Roman"/>
+          <w:b/>
+          <w:bCs/>
+        </w:rPr>
+        <w:t xml:space="preserve"> </w:t>
+      </w:r>
+      <w:proofErr w:type="spellStart"/>
+      <w:r>
+        <w:rPr>
+          <w:rFonts w:ascii="Times New Roman" w:hAnsi="Times New Roman" w:cs="Times New Roman"/>
+          <w:b/>
+          <w:bCs/>
+        </w:rPr>
+        <w:t>quát</w:t>
+      </w:r>
+      <w:proofErr w:type="spellEnd"/>
+      <w:r>
+        <w:rPr>
+          <w:rFonts w:ascii="Times New Roman" w:hAnsi="Times New Roman" w:cs="Times New Roman"/>
+          <w:b/>
+          <w:bCs/>
+        </w:rPr>
+        <w:t xml:space="preserve"> </w:t>
+      </w:r>
+      <w:proofErr w:type="spellStart"/>
+      <w:r>
+        <w:rPr>
+          <w:rFonts w:ascii="Times New Roman" w:hAnsi="Times New Roman" w:cs="Times New Roman"/>
+          <w:b/>
+          <w:bCs/>
+        </w:rPr>
+        <w:t>thì</w:t>
+      </w:r>
+      <w:proofErr w:type="spellEnd"/>
+      <w:r>
+        <w:rPr>
+          <w:rFonts w:ascii="Times New Roman" w:hAnsi="Times New Roman" w:cs="Times New Roman"/>
+          <w:b/>
+          <w:bCs/>
+        </w:rPr>
+        <w:t xml:space="preserve"> </w:t>
+      </w:r>
+      <w:proofErr w:type="spellStart"/>
+      <w:r>
+        <w:rPr>
+          <w:rFonts w:ascii="Times New Roman" w:hAnsi="Times New Roman" w:cs="Times New Roman"/>
+          <w:b/>
+          <w:bCs/>
+        </w:rPr>
+        <w:t>kết</w:t>
+      </w:r>
+      <w:proofErr w:type="spellEnd"/>
+      <w:r>
+        <w:rPr>
+          <w:rFonts w:ascii="Times New Roman" w:hAnsi="Times New Roman" w:cs="Times New Roman"/>
+          <w:b/>
+          <w:bCs/>
+        </w:rPr>
+        <w:t xml:space="preserve"> </w:t>
+      </w:r>
+      <w:proofErr w:type="spellStart"/>
+      <w:r>
+        <w:rPr>
+          <w:rFonts w:ascii="Times New Roman" w:hAnsi="Times New Roman" w:cs="Times New Roman"/>
+          <w:b/>
+          <w:bCs/>
+        </w:rPr>
+        <w:t>quả</w:t>
+      </w:r>
+      <w:proofErr w:type="spellEnd"/>
+      <w:r>
+        <w:rPr>
+          <w:rFonts w:ascii="Times New Roman" w:hAnsi="Times New Roman" w:cs="Times New Roman"/>
+          <w:b/>
+          <w:bCs/>
+        </w:rPr>
+        <w:t xml:space="preserve"> </w:t>
+      </w:r>
+      <w:proofErr w:type="spellStart"/>
+      <w:r>
+        <w:rPr>
+          <w:rFonts w:ascii="Times New Roman" w:hAnsi="Times New Roman" w:cs="Times New Roman"/>
+          <w:b/>
+          <w:bCs/>
+        </w:rPr>
+        <w:t>có</w:t>
+      </w:r>
+      <w:proofErr w:type="spellEnd"/>
+      <w:r>
+        <w:rPr>
+          <w:rFonts w:ascii="Times New Roman" w:hAnsi="Times New Roman" w:cs="Times New Roman"/>
+          <w:b/>
+          <w:bCs/>
+        </w:rPr>
+        <w:t xml:space="preserve"> </w:t>
+      </w:r>
+      <w:proofErr w:type="spellStart"/>
+      <w:r>
+        <w:rPr>
+          <w:rFonts w:ascii="Times New Roman" w:hAnsi="Times New Roman" w:cs="Times New Roman"/>
+          <w:b/>
+          <w:bCs/>
+        </w:rPr>
+        <w:t>thể</w:t>
+      </w:r>
+      <w:proofErr w:type="spellEnd"/>
+      <w:r>
+        <w:rPr>
+          <w:rFonts w:ascii="Times New Roman" w:hAnsi="Times New Roman" w:cs="Times New Roman"/>
+          <w:b/>
+          <w:bCs/>
+        </w:rPr>
+        <w:t xml:space="preserve"> </w:t>
+      </w:r>
+      <w:proofErr w:type="spellStart"/>
+      <w:r>
+        <w:rPr>
+          <w:rFonts w:ascii="Times New Roman" w:hAnsi="Times New Roman" w:cs="Times New Roman"/>
+          <w:b/>
+          <w:bCs/>
+        </w:rPr>
+        <w:t>như</w:t>
+      </w:r>
+      <w:proofErr w:type="spellEnd"/>
+      <w:r>
+        <w:rPr>
+          <w:rFonts w:ascii="Times New Roman" w:hAnsi="Times New Roman" w:cs="Times New Roman"/>
+          <w:b/>
+          <w:bCs/>
+        </w:rPr>
+        <w:t xml:space="preserve"> </w:t>
+      </w:r>
+      <w:proofErr w:type="spellStart"/>
+      <w:r>
+        <w:rPr>
+          <w:rFonts w:ascii="Times New Roman" w:hAnsi="Times New Roman" w:cs="Times New Roman"/>
+          <w:b/>
+          <w:bCs/>
+        </w:rPr>
+        <w:t>thế</w:t>
+      </w:r>
+      <w:proofErr w:type="spellEnd"/>
+      <w:r>
+        <w:rPr>
+          <w:rFonts w:ascii="Times New Roman" w:hAnsi="Times New Roman" w:cs="Times New Roman"/>
+          <w:b/>
+          <w:bCs/>
+        </w:rPr>
+        <w:t xml:space="preserve"> </w:t>
+      </w:r>
+      <w:proofErr w:type="spellStart"/>
+      <w:r>
+        <w:rPr>
+          <w:rFonts w:ascii="Times New Roman" w:hAnsi="Times New Roman" w:cs="Times New Roman"/>
+          <w:b/>
+          <w:bCs/>
+        </w:rPr>
+        <w:t>nào</w:t>
+      </w:r>
+      <w:proofErr w:type="spellEnd"/>
+      <w:r>
+        <w:rPr>
+          <w:rFonts w:ascii="Times New Roman" w:hAnsi="Times New Roman" w:cs="Times New Roman"/>
+          <w:b/>
+          <w:bCs/>
+        </w:rPr>
+        <w:t>?</w:t>
+      </w:r>
+      <w:r>
+        <w:rPr>
+          <w:rFonts w:ascii="Times New Roman" w:hAnsi="Times New Roman" w:cs="Times New Roman"/>
+        </w:rPr>
+        <w:br/>
+      </w:r>
+      <w:proofErr w:type="spellStart"/>
+      <w:r>
+        <w:rPr>
+          <w:rFonts w:ascii="Times New Roman" w:hAnsi="Times New Roman" w:cs="Times New Roman"/>
+          <w:b/>
+          <w:bCs/>
+        </w:rPr>
+        <w:t>Trả</w:t>
+      </w:r>
+      <w:proofErr w:type="spellEnd"/>
+      <w:r>
+        <w:rPr>
+          <w:rFonts w:ascii="Times New Roman" w:hAnsi="Times New Roman" w:cs="Times New Roman"/>
+          <w:b/>
+          <w:bCs/>
+        </w:rPr>
+        <w:t xml:space="preserve"> </w:t>
+      </w:r>
+      <w:proofErr w:type="spellStart"/>
+      <w:r>
+        <w:rPr>
+          <w:rFonts w:ascii="Times New Roman" w:hAnsi="Times New Roman" w:cs="Times New Roman"/>
+          <w:b/>
+          <w:bCs/>
+        </w:rPr>
+        <w:t>lời</w:t>
+      </w:r>
+      <w:proofErr w:type="spellEnd"/>
+      <w:r>
+        <w:rPr>
+          <w:rFonts w:ascii="Times New Roman" w:hAnsi="Times New Roman" w:cs="Times New Roman"/>
+          <w:b/>
+          <w:bCs/>
+        </w:rPr>
+        <w:t>:</w:t>
+      </w:r>
+      <w:r>
+        <w:rPr>
+          <w:rFonts w:ascii="Times New Roman" w:hAnsi="Times New Roman" w:cs="Times New Roman"/>
+        </w:rPr>
+        <w:t xml:space="preserve"> </w:t>
+      </w:r>
+      <w:proofErr w:type="spellStart"/>
+      <w:r>
+        <w:rPr>
+          <w:rFonts w:ascii="Times New Roman" w:hAnsi="Times New Roman" w:cs="Times New Roman"/>
+        </w:rPr>
+        <w:t>pfSense</w:t>
+      </w:r>
+      <w:proofErr w:type="spellEnd"/>
+      <w:r>
+        <w:rPr>
+          <w:rFonts w:ascii="Times New Roman" w:hAnsi="Times New Roman" w:cs="Times New Roman"/>
+        </w:rPr>
+        <w:t xml:space="preserve"> </w:t>
+      </w:r>
+      <w:proofErr w:type="spellStart"/>
+      <w:r>
+        <w:rPr>
+          <w:rFonts w:ascii="Times New Roman" w:hAnsi="Times New Roman" w:cs="Times New Roman"/>
+        </w:rPr>
+        <w:t>xử</w:t>
+      </w:r>
+      <w:proofErr w:type="spellEnd"/>
+      <w:r>
+        <w:rPr>
+          <w:rFonts w:ascii="Times New Roman" w:hAnsi="Times New Roman" w:cs="Times New Roman"/>
+        </w:rPr>
+        <w:t xml:space="preserve"> </w:t>
+      </w:r>
+      <w:proofErr w:type="spellStart"/>
+      <w:r>
+        <w:rPr>
+          <w:rFonts w:ascii="Times New Roman" w:hAnsi="Times New Roman" w:cs="Times New Roman"/>
+        </w:rPr>
+        <w:t>lý</w:t>
+      </w:r>
+      <w:proofErr w:type="spellEnd"/>
+      <w:r>
+        <w:rPr>
+          <w:rFonts w:ascii="Times New Roman" w:hAnsi="Times New Roman" w:cs="Times New Roman"/>
+        </w:rPr>
+        <w:t xml:space="preserve"> rule </w:t>
+      </w:r>
+      <w:proofErr w:type="spellStart"/>
+      <w:r>
+        <w:rPr>
+          <w:rFonts w:ascii="Times New Roman" w:hAnsi="Times New Roman" w:cs="Times New Roman"/>
+        </w:rPr>
+        <w:t>theo</w:t>
+      </w:r>
+      <w:proofErr w:type="spellEnd"/>
+      <w:r>
+        <w:rPr>
+          <w:rFonts w:ascii="Times New Roman" w:hAnsi="Times New Roman" w:cs="Times New Roman"/>
+        </w:rPr>
+        <w:t xml:space="preserve"> </w:t>
+      </w:r>
+      <w:proofErr w:type="spellStart"/>
+      <w:r>
+        <w:rPr>
+          <w:rFonts w:ascii="Times New Roman" w:hAnsi="Times New Roman" w:cs="Times New Roman"/>
+        </w:rPr>
+        <w:t>thứ</w:t>
+      </w:r>
+      <w:proofErr w:type="spellEnd"/>
+      <w:r>
+        <w:rPr>
+          <w:rFonts w:ascii="Times New Roman" w:hAnsi="Times New Roman" w:cs="Times New Roman"/>
+        </w:rPr>
+        <w:t xml:space="preserve"> </w:t>
+      </w:r>
+      <w:proofErr w:type="spellStart"/>
+      <w:r>
+        <w:rPr>
+          <w:rFonts w:ascii="Times New Roman" w:hAnsi="Times New Roman" w:cs="Times New Roman"/>
+        </w:rPr>
+        <w:t>tự</w:t>
+      </w:r>
+      <w:proofErr w:type="spellEnd"/>
+      <w:r>
+        <w:rPr>
+          <w:rFonts w:ascii="Times New Roman" w:hAnsi="Times New Roman" w:cs="Times New Roman"/>
+        </w:rPr>
+        <w:t xml:space="preserve"> </w:t>
+      </w:r>
+      <w:proofErr w:type="spellStart"/>
+      <w:r>
+        <w:rPr>
+          <w:rFonts w:ascii="Times New Roman" w:hAnsi="Times New Roman" w:cs="Times New Roman"/>
+        </w:rPr>
+        <w:t>từ</w:t>
+      </w:r>
+      <w:proofErr w:type="spellEnd"/>
+      <w:r>
+        <w:rPr>
+          <w:rFonts w:ascii="Times New Roman" w:hAnsi="Times New Roman" w:cs="Times New Roman"/>
+        </w:rPr>
+        <w:t xml:space="preserve"> </w:t>
+      </w:r>
+      <w:proofErr w:type="spellStart"/>
+      <w:r>
+        <w:rPr>
+          <w:rFonts w:ascii="Times New Roman" w:hAnsi="Times New Roman" w:cs="Times New Roman"/>
+        </w:rPr>
+        <w:t>trên</w:t>
+      </w:r>
+      <w:proofErr w:type="spellEnd"/>
+      <w:r>
+        <w:rPr>
+          <w:rFonts w:ascii="Times New Roman" w:hAnsi="Times New Roman" w:cs="Times New Roman"/>
+        </w:rPr>
+        <w:t xml:space="preserve"> </w:t>
+      </w:r>
+      <w:proofErr w:type="spellStart"/>
+      <w:r>
+        <w:rPr>
+          <w:rFonts w:ascii="Times New Roman" w:hAnsi="Times New Roman" w:cs="Times New Roman"/>
+        </w:rPr>
+        <w:t>xuống</w:t>
+      </w:r>
+      <w:proofErr w:type="spellEnd"/>
+      <w:r>
+        <w:rPr>
+          <w:rFonts w:ascii="Times New Roman" w:hAnsi="Times New Roman" w:cs="Times New Roman"/>
+        </w:rPr>
+        <w:t xml:space="preserve"> </w:t>
+      </w:r>
+      <w:proofErr w:type="spellStart"/>
+      <w:r>
+        <w:rPr>
+          <w:rFonts w:ascii="Times New Roman" w:hAnsi="Times New Roman" w:cs="Times New Roman"/>
+        </w:rPr>
+        <w:t>và</w:t>
+      </w:r>
+      <w:proofErr w:type="spellEnd"/>
+      <w:r>
+        <w:rPr>
+          <w:rFonts w:ascii="Times New Roman" w:hAnsi="Times New Roman" w:cs="Times New Roman"/>
+        </w:rPr>
+        <w:t xml:space="preserve"> </w:t>
+      </w:r>
+      <w:proofErr w:type="spellStart"/>
+      <w:r>
+        <w:rPr>
+          <w:rFonts w:ascii="Times New Roman" w:hAnsi="Times New Roman" w:cs="Times New Roman"/>
+        </w:rPr>
+        <w:t>áp</w:t>
+      </w:r>
+      <w:proofErr w:type="spellEnd"/>
+      <w:r>
+        <w:rPr>
+          <w:rFonts w:ascii="Times New Roman" w:hAnsi="Times New Roman" w:cs="Times New Roman"/>
+        </w:rPr>
+        <w:t xml:space="preserve"> </w:t>
+      </w:r>
+      <w:proofErr w:type="spellStart"/>
+      <w:r>
+        <w:rPr>
+          <w:rFonts w:ascii="Times New Roman" w:hAnsi="Times New Roman" w:cs="Times New Roman"/>
+        </w:rPr>
+        <w:t>dụng</w:t>
+      </w:r>
+      <w:proofErr w:type="spellEnd"/>
+      <w:r>
+        <w:rPr>
+          <w:rFonts w:ascii="Times New Roman" w:hAnsi="Times New Roman" w:cs="Times New Roman"/>
+        </w:rPr>
+        <w:t xml:space="preserve"> rule </w:t>
+      </w:r>
+      <w:proofErr w:type="spellStart"/>
+      <w:r>
+        <w:rPr>
+          <w:rFonts w:ascii="Times New Roman" w:hAnsi="Times New Roman" w:cs="Times New Roman"/>
+        </w:rPr>
+        <w:t>phù</w:t>
+      </w:r>
+      <w:proofErr w:type="spellEnd"/>
+      <w:r>
+        <w:rPr>
+          <w:rFonts w:ascii="Times New Roman" w:hAnsi="Times New Roman" w:cs="Times New Roman"/>
+        </w:rPr>
+        <w:t xml:space="preserve"> </w:t>
+      </w:r>
+      <w:proofErr w:type="spellStart"/>
+      <w:r>
+        <w:rPr>
+          <w:rFonts w:ascii="Times New Roman" w:hAnsi="Times New Roman" w:cs="Times New Roman"/>
+        </w:rPr>
+        <w:t>hợp</w:t>
+      </w:r>
+      <w:proofErr w:type="spellEnd"/>
+      <w:r>
+        <w:rPr>
+          <w:rFonts w:ascii="Times New Roman" w:hAnsi="Times New Roman" w:cs="Times New Roman"/>
+        </w:rPr>
+        <w:t xml:space="preserve"> </w:t>
+      </w:r>
+      <w:proofErr w:type="spellStart"/>
+      <w:r>
+        <w:rPr>
+          <w:rFonts w:ascii="Times New Roman" w:hAnsi="Times New Roman" w:cs="Times New Roman"/>
+        </w:rPr>
+        <w:t>đầu</w:t>
+      </w:r>
+      <w:proofErr w:type="spellEnd"/>
+      <w:r>
+        <w:rPr>
+          <w:rFonts w:ascii="Times New Roman" w:hAnsi="Times New Roman" w:cs="Times New Roman"/>
+        </w:rPr>
+        <w:t xml:space="preserve"> </w:t>
+      </w:r>
+      <w:proofErr w:type="spellStart"/>
+      <w:r>
+        <w:rPr>
+          <w:rFonts w:ascii="Times New Roman" w:hAnsi="Times New Roman" w:cs="Times New Roman"/>
+        </w:rPr>
+        <w:t>tiên</w:t>
+      </w:r>
+      <w:proofErr w:type="spellEnd"/>
+      <w:r>
+        <w:rPr>
+          <w:rFonts w:ascii="Times New Roman" w:hAnsi="Times New Roman" w:cs="Times New Roman"/>
+        </w:rPr>
+        <w:t xml:space="preserve">. </w:t>
+      </w:r>
+      <w:proofErr w:type="spellStart"/>
+      <w:r>
+        <w:rPr>
+          <w:rFonts w:ascii="Times New Roman" w:hAnsi="Times New Roman" w:cs="Times New Roman"/>
+        </w:rPr>
+        <w:t>Nếu</w:t>
+      </w:r>
+      <w:proofErr w:type="spellEnd"/>
+      <w:r>
+        <w:rPr>
+          <w:rFonts w:ascii="Times New Roman" w:hAnsi="Times New Roman" w:cs="Times New Roman"/>
+        </w:rPr>
+        <w:t xml:space="preserve"> </w:t>
+      </w:r>
+      <w:proofErr w:type="spellStart"/>
+      <w:r>
+        <w:rPr>
+          <w:rFonts w:ascii="Times New Roman" w:hAnsi="Times New Roman" w:cs="Times New Roman"/>
+        </w:rPr>
+        <w:t>một</w:t>
+      </w:r>
+      <w:proofErr w:type="spellEnd"/>
+      <w:r>
+        <w:rPr>
+          <w:rFonts w:ascii="Times New Roman" w:hAnsi="Times New Roman" w:cs="Times New Roman"/>
+        </w:rPr>
+        <w:t xml:space="preserve"> rule Pass </w:t>
+      </w:r>
+      <w:proofErr w:type="spellStart"/>
+      <w:r>
+        <w:rPr>
+          <w:rFonts w:ascii="Times New Roman" w:hAnsi="Times New Roman" w:cs="Times New Roman"/>
+        </w:rPr>
+        <w:t>tổng</w:t>
+      </w:r>
+      <w:proofErr w:type="spellEnd"/>
+      <w:r>
+        <w:rPr>
+          <w:rFonts w:ascii="Times New Roman" w:hAnsi="Times New Roman" w:cs="Times New Roman"/>
+        </w:rPr>
+        <w:t xml:space="preserve"> </w:t>
+      </w:r>
+      <w:proofErr w:type="spellStart"/>
+      <w:r>
+        <w:rPr>
+          <w:rFonts w:ascii="Times New Roman" w:hAnsi="Times New Roman" w:cs="Times New Roman"/>
+        </w:rPr>
+        <w:t>quát</w:t>
+      </w:r>
+      <w:proofErr w:type="spellEnd"/>
+      <w:r>
+        <w:rPr>
+          <w:rFonts w:ascii="Times New Roman" w:hAnsi="Times New Roman" w:cs="Times New Roman"/>
+        </w:rPr>
+        <w:t xml:space="preserve"> </w:t>
+      </w:r>
+      <w:proofErr w:type="spellStart"/>
+      <w:r>
+        <w:rPr>
+          <w:rFonts w:ascii="Times New Roman" w:hAnsi="Times New Roman" w:cs="Times New Roman"/>
+        </w:rPr>
+        <w:t>nằm</w:t>
+      </w:r>
+      <w:proofErr w:type="spellEnd"/>
+      <w:r>
+        <w:rPr>
+          <w:rFonts w:ascii="Times New Roman" w:hAnsi="Times New Roman" w:cs="Times New Roman"/>
+        </w:rPr>
+        <w:t xml:space="preserve"> </w:t>
+      </w:r>
+      <w:proofErr w:type="spellStart"/>
+      <w:r>
+        <w:rPr>
+          <w:rFonts w:ascii="Times New Roman" w:hAnsi="Times New Roman" w:cs="Times New Roman"/>
+        </w:rPr>
+        <w:t>phía</w:t>
+      </w:r>
+      <w:proofErr w:type="spellEnd"/>
+      <w:r>
+        <w:rPr>
+          <w:rFonts w:ascii="Times New Roman" w:hAnsi="Times New Roman" w:cs="Times New Roman"/>
+        </w:rPr>
+        <w:t xml:space="preserve"> </w:t>
+      </w:r>
+      <w:proofErr w:type="spellStart"/>
+      <w:r>
+        <w:rPr>
+          <w:rFonts w:ascii="Times New Roman" w:hAnsi="Times New Roman" w:cs="Times New Roman"/>
+        </w:rPr>
+        <w:t>trên</w:t>
+      </w:r>
+      <w:proofErr w:type="spellEnd"/>
+      <w:r>
+        <w:rPr>
+          <w:rFonts w:ascii="Times New Roman" w:hAnsi="Times New Roman" w:cs="Times New Roman"/>
+        </w:rPr>
+        <w:t xml:space="preserve">, </w:t>
+      </w:r>
+      <w:proofErr w:type="spellStart"/>
+      <w:r>
+        <w:rPr>
+          <w:rFonts w:ascii="Times New Roman" w:hAnsi="Times New Roman" w:cs="Times New Roman"/>
+        </w:rPr>
+        <w:t>lưu</w:t>
+      </w:r>
+      <w:proofErr w:type="spellEnd"/>
+      <w:r>
+        <w:rPr>
+          <w:rFonts w:ascii="Times New Roman" w:hAnsi="Times New Roman" w:cs="Times New Roman"/>
+        </w:rPr>
+        <w:t xml:space="preserve"> </w:t>
+      </w:r>
+      <w:proofErr w:type="spellStart"/>
+      <w:r>
+        <w:rPr>
+          <w:rFonts w:ascii="Times New Roman" w:hAnsi="Times New Roman" w:cs="Times New Roman"/>
+        </w:rPr>
+        <w:t>lượng</w:t>
+      </w:r>
+      <w:proofErr w:type="spellEnd"/>
+      <w:r>
+        <w:rPr>
+          <w:rFonts w:ascii="Times New Roman" w:hAnsi="Times New Roman" w:cs="Times New Roman"/>
+        </w:rPr>
+        <w:t xml:space="preserve"> </w:t>
+      </w:r>
+      <w:proofErr w:type="spellStart"/>
+      <w:r>
+        <w:rPr>
+          <w:rFonts w:ascii="Times New Roman" w:hAnsi="Times New Roman" w:cs="Times New Roman"/>
+        </w:rPr>
+        <w:t>có</w:t>
+      </w:r>
+      <w:proofErr w:type="spellEnd"/>
+      <w:r>
+        <w:rPr>
+          <w:rFonts w:ascii="Times New Roman" w:hAnsi="Times New Roman" w:cs="Times New Roman"/>
+        </w:rPr>
+        <w:t xml:space="preserve"> </w:t>
+      </w:r>
+      <w:proofErr w:type="spellStart"/>
+      <w:r>
+        <w:rPr>
+          <w:rFonts w:ascii="Times New Roman" w:hAnsi="Times New Roman" w:cs="Times New Roman"/>
+        </w:rPr>
+        <w:t>thể</w:t>
+      </w:r>
+      <w:proofErr w:type="spellEnd"/>
+      <w:r>
+        <w:rPr>
+          <w:rFonts w:ascii="Times New Roman" w:hAnsi="Times New Roman" w:cs="Times New Roman"/>
+        </w:rPr>
+        <w:t xml:space="preserve"> </w:t>
+      </w:r>
+      <w:proofErr w:type="spellStart"/>
+      <w:r>
+        <w:rPr>
+          <w:rFonts w:ascii="Times New Roman" w:hAnsi="Times New Roman" w:cs="Times New Roman"/>
+        </w:rPr>
+        <w:t>được</w:t>
+      </w:r>
+      <w:proofErr w:type="spellEnd"/>
+      <w:r>
+        <w:rPr>
+          <w:rFonts w:ascii="Times New Roman" w:hAnsi="Times New Roman" w:cs="Times New Roman"/>
+        </w:rPr>
+        <w:t xml:space="preserve"> </w:t>
+      </w:r>
+      <w:proofErr w:type="spellStart"/>
+      <w:r>
+        <w:rPr>
+          <w:rFonts w:ascii="Times New Roman" w:hAnsi="Times New Roman" w:cs="Times New Roman"/>
+        </w:rPr>
+        <w:t>cho</w:t>
+      </w:r>
+      <w:proofErr w:type="spellEnd"/>
+      <w:r>
+        <w:rPr>
+          <w:rFonts w:ascii="Times New Roman" w:hAnsi="Times New Roman" w:cs="Times New Roman"/>
+        </w:rPr>
+        <w:t xml:space="preserve"> </w:t>
+      </w:r>
+      <w:proofErr w:type="spellStart"/>
+      <w:r>
+        <w:rPr>
+          <w:rFonts w:ascii="Times New Roman" w:hAnsi="Times New Roman" w:cs="Times New Roman"/>
+        </w:rPr>
+        <w:t>phép</w:t>
+      </w:r>
+      <w:proofErr w:type="spellEnd"/>
+      <w:r>
+        <w:rPr>
+          <w:rFonts w:ascii="Times New Roman" w:hAnsi="Times New Roman" w:cs="Times New Roman"/>
+        </w:rPr>
+        <w:t xml:space="preserve"> </w:t>
+      </w:r>
+      <w:proofErr w:type="spellStart"/>
+      <w:r>
+        <w:rPr>
+          <w:rFonts w:ascii="Times New Roman" w:hAnsi="Times New Roman" w:cs="Times New Roman"/>
+        </w:rPr>
+        <w:t>trước</w:t>
+      </w:r>
+      <w:proofErr w:type="spellEnd"/>
+      <w:r>
+        <w:rPr>
+          <w:rFonts w:ascii="Times New Roman" w:hAnsi="Times New Roman" w:cs="Times New Roman"/>
+        </w:rPr>
+        <w:t xml:space="preserve"> </w:t>
+      </w:r>
+      <w:proofErr w:type="spellStart"/>
+      <w:r>
+        <w:rPr>
+          <w:rFonts w:ascii="Times New Roman" w:hAnsi="Times New Roman" w:cs="Times New Roman"/>
+        </w:rPr>
+        <w:t>khi</w:t>
+      </w:r>
+      <w:proofErr w:type="spellEnd"/>
+      <w:r>
+        <w:rPr>
+          <w:rFonts w:ascii="Times New Roman" w:hAnsi="Times New Roman" w:cs="Times New Roman"/>
+        </w:rPr>
+        <w:t xml:space="preserve"> </w:t>
+      </w:r>
+      <w:proofErr w:type="spellStart"/>
+      <w:r>
+        <w:rPr>
+          <w:rFonts w:ascii="Times New Roman" w:hAnsi="Times New Roman" w:cs="Times New Roman"/>
+        </w:rPr>
+        <w:t>tới</w:t>
+      </w:r>
+      <w:proofErr w:type="spellEnd"/>
+      <w:r>
+        <w:rPr>
+          <w:rFonts w:ascii="Times New Roman" w:hAnsi="Times New Roman" w:cs="Times New Roman"/>
+        </w:rPr>
+        <w:t xml:space="preserve"> rule Block, </w:t>
+      </w:r>
+      <w:proofErr w:type="spellStart"/>
+      <w:r>
+        <w:rPr>
+          <w:rFonts w:ascii="Times New Roman" w:hAnsi="Times New Roman" w:cs="Times New Roman"/>
+        </w:rPr>
+        <w:t>làm</w:t>
+      </w:r>
+      <w:proofErr w:type="spellEnd"/>
+      <w:r>
+        <w:rPr>
+          <w:rFonts w:ascii="Times New Roman" w:hAnsi="Times New Roman" w:cs="Times New Roman"/>
+        </w:rPr>
+        <w:t xml:space="preserve"> rule Block </w:t>
+      </w:r>
+      <w:proofErr w:type="spellStart"/>
+      <w:r>
+        <w:rPr>
+          <w:rFonts w:ascii="Times New Roman" w:hAnsi="Times New Roman" w:cs="Times New Roman"/>
+        </w:rPr>
+        <w:t>phía</w:t>
+      </w:r>
+      <w:proofErr w:type="spellEnd"/>
+      <w:r>
+        <w:rPr>
+          <w:rFonts w:ascii="Times New Roman" w:hAnsi="Times New Roman" w:cs="Times New Roman"/>
+        </w:rPr>
+        <w:t xml:space="preserve"> </w:t>
+      </w:r>
+      <w:proofErr w:type="spellStart"/>
+      <w:r>
+        <w:rPr>
+          <w:rFonts w:ascii="Times New Roman" w:hAnsi="Times New Roman" w:cs="Times New Roman"/>
+        </w:rPr>
+        <w:t>dưới</w:t>
+      </w:r>
+      <w:proofErr w:type="spellEnd"/>
+      <w:r>
+        <w:rPr>
+          <w:rFonts w:ascii="Times New Roman" w:hAnsi="Times New Roman" w:cs="Times New Roman"/>
+        </w:rPr>
+        <w:t xml:space="preserve"> </w:t>
+      </w:r>
+      <w:proofErr w:type="spellStart"/>
+      <w:r>
+        <w:rPr>
+          <w:rFonts w:ascii="Times New Roman" w:hAnsi="Times New Roman" w:cs="Times New Roman"/>
+        </w:rPr>
+        <w:t>không</w:t>
+      </w:r>
+      <w:proofErr w:type="spellEnd"/>
+      <w:r>
+        <w:rPr>
+          <w:rFonts w:ascii="Times New Roman" w:hAnsi="Times New Roman" w:cs="Times New Roman"/>
+        </w:rPr>
+        <w:t xml:space="preserve"> </w:t>
+      </w:r>
+      <w:proofErr w:type="spellStart"/>
+      <w:r>
+        <w:rPr>
+          <w:rFonts w:ascii="Times New Roman" w:hAnsi="Times New Roman" w:cs="Times New Roman"/>
+        </w:rPr>
+        <w:t>có</w:t>
+      </w:r>
+      <w:proofErr w:type="spellEnd"/>
+      <w:r>
+        <w:rPr>
+          <w:rFonts w:ascii="Times New Roman" w:hAnsi="Times New Roman" w:cs="Times New Roman"/>
+        </w:rPr>
+        <w:t xml:space="preserve"> </w:t>
+      </w:r>
+      <w:proofErr w:type="spellStart"/>
+      <w:r>
+        <w:rPr>
+          <w:rFonts w:ascii="Times New Roman" w:hAnsi="Times New Roman" w:cs="Times New Roman"/>
+        </w:rPr>
+        <w:t>tác</w:t>
+      </w:r>
+      <w:proofErr w:type="spellEnd"/>
+      <w:r>
+        <w:rPr>
+          <w:rFonts w:ascii="Times New Roman" w:hAnsi="Times New Roman" w:cs="Times New Roman"/>
+        </w:rPr>
+        <w:t xml:space="preserve"> </w:t>
+      </w:r>
+      <w:proofErr w:type="spellStart"/>
+      <w:r>
+        <w:rPr>
+          <w:rFonts w:ascii="Times New Roman" w:hAnsi="Times New Roman" w:cs="Times New Roman"/>
+        </w:rPr>
+        <w:t>dụng</w:t>
+      </w:r>
+      <w:proofErr w:type="spellEnd"/>
+      <w:r>
+        <w:rPr>
+          <w:rFonts w:ascii="Times New Roman" w:hAnsi="Times New Roman" w:cs="Times New Roman"/>
+        </w:rPr>
+        <w:t>.</w:t>
+      </w:r>
+    </w:p>
+    <w:p>
+      <w:pPr>
+        <w:rPr>
+          <w:rFonts w:ascii="Times New Roman" w:hAnsi="Times New Roman" w:cs="Times New Roman"/>
+        </w:rPr>
+      </w:pPr>
+      <w:proofErr w:type="spellStart"/>
+      <w:r>
+        <w:rPr>
+          <w:rFonts w:ascii="Times New Roman" w:hAnsi="Times New Roman" w:cs="Times New Roman"/>
+          <w:b/>
+          <w:bCs/>
+        </w:rPr>
+        <w:lastRenderedPageBreak/>
+        <w:t>Muốn</w:t>
+      </w:r>
+      <w:proofErr w:type="spellEnd"/>
+      <w:r>
+        <w:rPr>
+          <w:rFonts w:ascii="Times New Roman" w:hAnsi="Times New Roman" w:cs="Times New Roman"/>
+          <w:b/>
+          <w:bCs/>
+        </w:rPr>
+        <w:t xml:space="preserve"> </w:t>
+      </w:r>
+      <w:proofErr w:type="spellStart"/>
+      <w:r>
+        <w:rPr>
+          <w:rFonts w:ascii="Times New Roman" w:hAnsi="Times New Roman" w:cs="Times New Roman"/>
+          <w:b/>
+          <w:bCs/>
+        </w:rPr>
+        <w:t>chặn</w:t>
+      </w:r>
+      <w:proofErr w:type="spellEnd"/>
+      <w:r>
+        <w:rPr>
+          <w:rFonts w:ascii="Times New Roman" w:hAnsi="Times New Roman" w:cs="Times New Roman"/>
+          <w:b/>
+          <w:bCs/>
+        </w:rPr>
+        <w:t xml:space="preserve"> ping </w:t>
+      </w:r>
+      <w:proofErr w:type="spellStart"/>
+      <w:r>
+        <w:rPr>
+          <w:rFonts w:ascii="Times New Roman" w:hAnsi="Times New Roman" w:cs="Times New Roman"/>
+          <w:b/>
+          <w:bCs/>
+        </w:rPr>
+        <w:t>nhưng</w:t>
+      </w:r>
+      <w:proofErr w:type="spellEnd"/>
+      <w:r>
+        <w:rPr>
+          <w:rFonts w:ascii="Times New Roman" w:hAnsi="Times New Roman" w:cs="Times New Roman"/>
+          <w:b/>
+          <w:bCs/>
+        </w:rPr>
+        <w:t xml:space="preserve"> </w:t>
+      </w:r>
+      <w:proofErr w:type="spellStart"/>
+      <w:r>
+        <w:rPr>
+          <w:rFonts w:ascii="Times New Roman" w:hAnsi="Times New Roman" w:cs="Times New Roman"/>
+          <w:b/>
+          <w:bCs/>
+        </w:rPr>
+        <w:t>vẫn</w:t>
+      </w:r>
+      <w:proofErr w:type="spellEnd"/>
+      <w:r>
+        <w:rPr>
+          <w:rFonts w:ascii="Times New Roman" w:hAnsi="Times New Roman" w:cs="Times New Roman"/>
+          <w:b/>
+          <w:bCs/>
+        </w:rPr>
+        <w:t xml:space="preserve"> </w:t>
+      </w:r>
+      <w:proofErr w:type="spellStart"/>
+      <w:r>
+        <w:rPr>
+          <w:rFonts w:ascii="Times New Roman" w:hAnsi="Times New Roman" w:cs="Times New Roman"/>
+          <w:b/>
+          <w:bCs/>
+        </w:rPr>
+        <w:t>cho</w:t>
+      </w:r>
+      <w:proofErr w:type="spellEnd"/>
+      <w:r>
+        <w:rPr>
+          <w:rFonts w:ascii="Times New Roman" w:hAnsi="Times New Roman" w:cs="Times New Roman"/>
+          <w:b/>
+          <w:bCs/>
+        </w:rPr>
+        <w:t xml:space="preserve"> </w:t>
+      </w:r>
+      <w:proofErr w:type="spellStart"/>
+      <w:r>
+        <w:rPr>
+          <w:rFonts w:ascii="Times New Roman" w:hAnsi="Times New Roman" w:cs="Times New Roman"/>
+          <w:b/>
+          <w:bCs/>
+        </w:rPr>
+        <w:t>truy</w:t>
+      </w:r>
+      <w:proofErr w:type="spellEnd"/>
+      <w:r>
+        <w:rPr>
+          <w:rFonts w:ascii="Times New Roman" w:hAnsi="Times New Roman" w:cs="Times New Roman"/>
+          <w:b/>
+          <w:bCs/>
+        </w:rPr>
+        <w:t xml:space="preserve"> </w:t>
+      </w:r>
+      <w:proofErr w:type="spellStart"/>
+      <w:r>
+        <w:rPr>
+          <w:rFonts w:ascii="Times New Roman" w:hAnsi="Times New Roman" w:cs="Times New Roman"/>
+          <w:b/>
+          <w:bCs/>
+        </w:rPr>
+        <w:t>cập</w:t>
+      </w:r>
+      <w:proofErr w:type="spellEnd"/>
+      <w:r>
+        <w:rPr>
+          <w:rFonts w:ascii="Times New Roman" w:hAnsi="Times New Roman" w:cs="Times New Roman"/>
+          <w:b/>
+          <w:bCs/>
+        </w:rPr>
+        <w:t xml:space="preserve"> web, </w:t>
+      </w:r>
+      <w:proofErr w:type="spellStart"/>
+      <w:r>
+        <w:rPr>
+          <w:rFonts w:ascii="Times New Roman" w:hAnsi="Times New Roman" w:cs="Times New Roman"/>
+          <w:b/>
+          <w:bCs/>
+        </w:rPr>
+        <w:t>cần</w:t>
+      </w:r>
+      <w:proofErr w:type="spellEnd"/>
+      <w:r>
+        <w:rPr>
+          <w:rFonts w:ascii="Times New Roman" w:hAnsi="Times New Roman" w:cs="Times New Roman"/>
+          <w:b/>
+          <w:bCs/>
+        </w:rPr>
+        <w:t xml:space="preserve"> </w:t>
+      </w:r>
+      <w:proofErr w:type="spellStart"/>
+      <w:r>
+        <w:rPr>
+          <w:rFonts w:ascii="Times New Roman" w:hAnsi="Times New Roman" w:cs="Times New Roman"/>
+          <w:b/>
+          <w:bCs/>
+        </w:rPr>
+        <w:t>cấu</w:t>
+      </w:r>
+      <w:proofErr w:type="spellEnd"/>
+      <w:r>
+        <w:rPr>
+          <w:rFonts w:ascii="Times New Roman" w:hAnsi="Times New Roman" w:cs="Times New Roman"/>
+          <w:b/>
+          <w:bCs/>
+        </w:rPr>
+        <w:t xml:space="preserve"> </w:t>
+      </w:r>
+      <w:proofErr w:type="spellStart"/>
+      <w:r>
+        <w:rPr>
+          <w:rFonts w:ascii="Times New Roman" w:hAnsi="Times New Roman" w:cs="Times New Roman"/>
+          <w:b/>
+          <w:bCs/>
+        </w:rPr>
+        <w:t>hình</w:t>
+      </w:r>
+      <w:proofErr w:type="spellEnd"/>
+      <w:r>
+        <w:rPr>
+          <w:rFonts w:ascii="Times New Roman" w:hAnsi="Times New Roman" w:cs="Times New Roman"/>
+          <w:b/>
+          <w:bCs/>
+        </w:rPr>
+        <w:t xml:space="preserve"> </w:t>
+      </w:r>
+      <w:proofErr w:type="spellStart"/>
+      <w:r>
+        <w:rPr>
+          <w:rFonts w:ascii="Times New Roman" w:hAnsi="Times New Roman" w:cs="Times New Roman"/>
+          <w:b/>
+          <w:bCs/>
+        </w:rPr>
+        <w:t>các</w:t>
+      </w:r>
+      <w:proofErr w:type="spellEnd"/>
+      <w:r>
+        <w:rPr>
+          <w:rFonts w:ascii="Times New Roman" w:hAnsi="Times New Roman" w:cs="Times New Roman"/>
+          <w:b/>
+          <w:bCs/>
+        </w:rPr>
+        <w:t xml:space="preserve"> rule </w:t>
+      </w:r>
+      <w:proofErr w:type="spellStart"/>
+      <w:r>
+        <w:rPr>
+          <w:rFonts w:ascii="Times New Roman" w:hAnsi="Times New Roman" w:cs="Times New Roman"/>
+          <w:b/>
+          <w:bCs/>
+        </w:rPr>
+        <w:t>nào</w:t>
+      </w:r>
+      <w:proofErr w:type="spellEnd"/>
+      <w:r>
+        <w:rPr>
+          <w:rFonts w:ascii="Times New Roman" w:hAnsi="Times New Roman" w:cs="Times New Roman"/>
+          <w:b/>
+          <w:bCs/>
+        </w:rPr>
+        <w:t>?</w:t>
+      </w:r>
+      <w:r>
+        <w:rPr>
+          <w:rFonts w:ascii="Times New Roman" w:hAnsi="Times New Roman" w:cs="Times New Roman"/>
+        </w:rPr>
+        <w:br/>
+      </w:r>
+      <w:proofErr w:type="spellStart"/>
+      <w:r>
+        <w:rPr>
+          <w:rFonts w:ascii="Times New Roman" w:hAnsi="Times New Roman" w:cs="Times New Roman"/>
+          <w:b/>
+          <w:bCs/>
+        </w:rPr>
+        <w:t>Trả</w:t>
+      </w:r>
+      <w:proofErr w:type="spellEnd"/>
+      <w:r>
+        <w:rPr>
+          <w:rFonts w:ascii="Times New Roman" w:hAnsi="Times New Roman" w:cs="Times New Roman"/>
+          <w:b/>
+          <w:bCs/>
+        </w:rPr>
+        <w:t xml:space="preserve"> </w:t>
+      </w:r>
+      <w:proofErr w:type="spellStart"/>
+      <w:r>
+        <w:rPr>
+          <w:rFonts w:ascii="Times New Roman" w:hAnsi="Times New Roman" w:cs="Times New Roman"/>
+          <w:b/>
+          <w:bCs/>
+        </w:rPr>
+        <w:t>lời</w:t>
+      </w:r>
+      <w:proofErr w:type="spellEnd"/>
+      <w:r>
+        <w:rPr>
+          <w:rFonts w:ascii="Times New Roman" w:hAnsi="Times New Roman" w:cs="Times New Roman"/>
+          <w:b/>
+          <w:bCs/>
+        </w:rPr>
+        <w:t>:</w:t>
+      </w:r>
+      <w:r>
+        <w:rPr>
+          <w:rFonts w:ascii="Times New Roman" w:hAnsi="Times New Roman" w:cs="Times New Roman"/>
+        </w:rPr>
+        <w:t xml:space="preserve"> </w:t>
+      </w:r>
+      <w:proofErr w:type="spellStart"/>
+      <w:r>
+        <w:rPr>
+          <w:rFonts w:ascii="Times New Roman" w:hAnsi="Times New Roman" w:cs="Times New Roman"/>
+        </w:rPr>
+        <w:t>Tạo</w:t>
+      </w:r>
+      <w:proofErr w:type="spellEnd"/>
+      <w:r>
+        <w:rPr>
+          <w:rFonts w:ascii="Times New Roman" w:hAnsi="Times New Roman" w:cs="Times New Roman"/>
+        </w:rPr>
+        <w:t xml:space="preserve"> rule Block ICMP </w:t>
+      </w:r>
+      <w:proofErr w:type="spellStart"/>
+      <w:r>
+        <w:rPr>
+          <w:rFonts w:ascii="Times New Roman" w:hAnsi="Times New Roman" w:cs="Times New Roman"/>
+        </w:rPr>
+        <w:t>từ</w:t>
+      </w:r>
+      <w:proofErr w:type="spellEnd"/>
+      <w:r>
+        <w:rPr>
+          <w:rFonts w:ascii="Times New Roman" w:hAnsi="Times New Roman" w:cs="Times New Roman"/>
+        </w:rPr>
+        <w:t xml:space="preserve"> LAN </w:t>
+      </w:r>
+      <w:proofErr w:type="spellStart"/>
+      <w:r>
+        <w:rPr>
+          <w:rFonts w:ascii="Times New Roman" w:hAnsi="Times New Roman" w:cs="Times New Roman"/>
+        </w:rPr>
+        <w:t>đến</w:t>
+      </w:r>
+      <w:proofErr w:type="spellEnd"/>
+      <w:r>
+        <w:rPr>
+          <w:rFonts w:ascii="Times New Roman" w:hAnsi="Times New Roman" w:cs="Times New Roman"/>
+        </w:rPr>
+        <w:t xml:space="preserve"> Any </w:t>
+      </w:r>
+      <w:proofErr w:type="spellStart"/>
+      <w:r>
+        <w:rPr>
+          <w:rFonts w:ascii="Times New Roman" w:hAnsi="Times New Roman" w:cs="Times New Roman"/>
+        </w:rPr>
+        <w:t>để</w:t>
+      </w:r>
+      <w:proofErr w:type="spellEnd"/>
+      <w:r>
+        <w:rPr>
+          <w:rFonts w:ascii="Times New Roman" w:hAnsi="Times New Roman" w:cs="Times New Roman"/>
+        </w:rPr>
+        <w:t xml:space="preserve"> </w:t>
+      </w:r>
+      <w:proofErr w:type="spellStart"/>
+      <w:r>
+        <w:rPr>
+          <w:rFonts w:ascii="Times New Roman" w:hAnsi="Times New Roman" w:cs="Times New Roman"/>
+        </w:rPr>
+        <w:t>chặn</w:t>
+      </w:r>
+      <w:proofErr w:type="spellEnd"/>
+      <w:r>
+        <w:rPr>
+          <w:rFonts w:ascii="Times New Roman" w:hAnsi="Times New Roman" w:cs="Times New Roman"/>
+        </w:rPr>
+        <w:t xml:space="preserve"> ping; </w:t>
+      </w:r>
+      <w:proofErr w:type="spellStart"/>
+      <w:r>
+        <w:rPr>
+          <w:rFonts w:ascii="Times New Roman" w:hAnsi="Times New Roman" w:cs="Times New Roman"/>
+        </w:rPr>
+        <w:t>sau</w:t>
+      </w:r>
+      <w:proofErr w:type="spellEnd"/>
+      <w:r>
+        <w:rPr>
+          <w:rFonts w:ascii="Times New Roman" w:hAnsi="Times New Roman" w:cs="Times New Roman"/>
+        </w:rPr>
+        <w:t xml:space="preserve"> </w:t>
+      </w:r>
+      <w:proofErr w:type="spellStart"/>
+      <w:r>
+        <w:rPr>
+          <w:rFonts w:ascii="Times New Roman" w:hAnsi="Times New Roman" w:cs="Times New Roman"/>
+        </w:rPr>
+        <w:t>đó</w:t>
+      </w:r>
+      <w:proofErr w:type="spellEnd"/>
+      <w:r>
+        <w:rPr>
+          <w:rFonts w:ascii="Times New Roman" w:hAnsi="Times New Roman" w:cs="Times New Roman"/>
+        </w:rPr>
+        <w:t xml:space="preserve"> </w:t>
+      </w:r>
+      <w:proofErr w:type="spellStart"/>
+      <w:r>
+        <w:rPr>
+          <w:rFonts w:ascii="Times New Roman" w:hAnsi="Times New Roman" w:cs="Times New Roman"/>
+        </w:rPr>
+        <w:t>tạo</w:t>
+      </w:r>
+      <w:proofErr w:type="spellEnd"/>
+      <w:r>
+        <w:rPr>
+          <w:rFonts w:ascii="Times New Roman" w:hAnsi="Times New Roman" w:cs="Times New Roman"/>
+        </w:rPr>
+        <w:t xml:space="preserve"> rule Pass TCP port 80 </w:t>
+      </w:r>
+      <w:proofErr w:type="spellStart"/>
+      <w:r>
+        <w:rPr>
+          <w:rFonts w:ascii="Times New Roman" w:hAnsi="Times New Roman" w:cs="Times New Roman"/>
+        </w:rPr>
+        <w:t>và</w:t>
+      </w:r>
+      <w:proofErr w:type="spellEnd"/>
+      <w:r>
+        <w:rPr>
+          <w:rFonts w:ascii="Times New Roman" w:hAnsi="Times New Roman" w:cs="Times New Roman"/>
+        </w:rPr>
+        <w:t xml:space="preserve"> Pass TCP port 443 </w:t>
+      </w:r>
+      <w:proofErr w:type="spellStart"/>
+      <w:r>
+        <w:rPr>
+          <w:rFonts w:ascii="Times New Roman" w:hAnsi="Times New Roman" w:cs="Times New Roman"/>
+        </w:rPr>
+        <w:t>để</w:t>
+      </w:r>
+      <w:proofErr w:type="spellEnd"/>
+      <w:r>
+        <w:rPr>
+          <w:rFonts w:ascii="Times New Roman" w:hAnsi="Times New Roman" w:cs="Times New Roman"/>
+        </w:rPr>
+        <w:t xml:space="preserve"> </w:t>
+      </w:r>
+      <w:proofErr w:type="spellStart"/>
+      <w:r>
+        <w:rPr>
+          <w:rFonts w:ascii="Times New Roman" w:hAnsi="Times New Roman" w:cs="Times New Roman"/>
+        </w:rPr>
+        <w:t>cho</w:t>
+      </w:r>
+      <w:proofErr w:type="spellEnd"/>
+      <w:r>
+        <w:rPr>
+          <w:rFonts w:ascii="Times New Roman" w:hAnsi="Times New Roman" w:cs="Times New Roman"/>
+        </w:rPr>
+        <w:t xml:space="preserve"> </w:t>
+      </w:r>
+      <w:proofErr w:type="spellStart"/>
+      <w:r>
+        <w:rPr>
+          <w:rFonts w:ascii="Times New Roman" w:hAnsi="Times New Roman" w:cs="Times New Roman"/>
+        </w:rPr>
+        <w:t>phép</w:t>
+      </w:r>
+      <w:proofErr w:type="spellEnd"/>
+      <w:r>
+        <w:rPr>
+          <w:rFonts w:ascii="Times New Roman" w:hAnsi="Times New Roman" w:cs="Times New Roman"/>
+        </w:rPr>
+        <w:t xml:space="preserve"> HTTP </w:t>
+      </w:r>
+      <w:proofErr w:type="spellStart"/>
+      <w:r>
+        <w:rPr>
+          <w:rFonts w:ascii="Times New Roman" w:hAnsi="Times New Roman" w:cs="Times New Roman"/>
+        </w:rPr>
+        <w:t>và</w:t>
+      </w:r>
+      <w:proofErr w:type="spellEnd"/>
+      <w:r>
+        <w:rPr>
+          <w:rFonts w:ascii="Times New Roman" w:hAnsi="Times New Roman" w:cs="Times New Roman"/>
+        </w:rPr>
+        <w:t xml:space="preserve"> HTTPS. </w:t>
+      </w:r>
+      <w:proofErr w:type="spellStart"/>
+      <w:r>
+        <w:rPr>
+          <w:rFonts w:ascii="Times New Roman" w:hAnsi="Times New Roman" w:cs="Times New Roman"/>
+        </w:rPr>
+        <w:t>Nếu</w:t>
+      </w:r>
+      <w:proofErr w:type="spellEnd"/>
+      <w:r>
+        <w:rPr>
+          <w:rFonts w:ascii="Times New Roman" w:hAnsi="Times New Roman" w:cs="Times New Roman"/>
+        </w:rPr>
+        <w:t xml:space="preserve"> </w:t>
+      </w:r>
+      <w:proofErr w:type="spellStart"/>
+      <w:r>
+        <w:rPr>
+          <w:rFonts w:ascii="Times New Roman" w:hAnsi="Times New Roman" w:cs="Times New Roman"/>
+        </w:rPr>
+        <w:t>cần</w:t>
+      </w:r>
+      <w:proofErr w:type="spellEnd"/>
+      <w:r>
+        <w:rPr>
+          <w:rFonts w:ascii="Times New Roman" w:hAnsi="Times New Roman" w:cs="Times New Roman"/>
+        </w:rPr>
+        <w:t xml:space="preserve"> </w:t>
+      </w:r>
+      <w:proofErr w:type="spellStart"/>
+      <w:r>
+        <w:rPr>
+          <w:rFonts w:ascii="Times New Roman" w:hAnsi="Times New Roman" w:cs="Times New Roman"/>
+        </w:rPr>
+        <w:t>phân</w:t>
+      </w:r>
+      <w:proofErr w:type="spellEnd"/>
+      <w:r>
+        <w:rPr>
+          <w:rFonts w:ascii="Times New Roman" w:hAnsi="Times New Roman" w:cs="Times New Roman"/>
+        </w:rPr>
+        <w:t xml:space="preserve"> </w:t>
+      </w:r>
+      <w:proofErr w:type="spellStart"/>
+      <w:r>
+        <w:rPr>
+          <w:rFonts w:ascii="Times New Roman" w:hAnsi="Times New Roman" w:cs="Times New Roman"/>
+        </w:rPr>
+        <w:t>giải</w:t>
+      </w:r>
+      <w:proofErr w:type="spellEnd"/>
+      <w:r>
+        <w:rPr>
+          <w:rFonts w:ascii="Times New Roman" w:hAnsi="Times New Roman" w:cs="Times New Roman"/>
+        </w:rPr>
+        <w:t xml:space="preserve"> </w:t>
+      </w:r>
+      <w:proofErr w:type="spellStart"/>
+      <w:r>
+        <w:rPr>
+          <w:rFonts w:ascii="Times New Roman" w:hAnsi="Times New Roman" w:cs="Times New Roman"/>
+        </w:rPr>
+        <w:t>tên</w:t>
+      </w:r>
+      <w:proofErr w:type="spellEnd"/>
+      <w:r>
+        <w:rPr>
+          <w:rFonts w:ascii="Times New Roman" w:hAnsi="Times New Roman" w:cs="Times New Roman"/>
+        </w:rPr>
+        <w:t xml:space="preserve"> </w:t>
+      </w:r>
+      <w:proofErr w:type="spellStart"/>
+      <w:r>
+        <w:rPr>
+          <w:rFonts w:ascii="Times New Roman" w:hAnsi="Times New Roman" w:cs="Times New Roman"/>
+        </w:rPr>
+        <w:t>miền</w:t>
+      </w:r>
+      <w:proofErr w:type="spellEnd"/>
+      <w:r>
+        <w:rPr>
+          <w:rFonts w:ascii="Times New Roman" w:hAnsi="Times New Roman" w:cs="Times New Roman"/>
+        </w:rPr>
+        <w:t xml:space="preserve"> </w:t>
+      </w:r>
+      <w:proofErr w:type="spellStart"/>
+      <w:r>
+        <w:rPr>
+          <w:rFonts w:ascii="Times New Roman" w:hAnsi="Times New Roman" w:cs="Times New Roman"/>
+        </w:rPr>
+        <w:t>thì</w:t>
+      </w:r>
+      <w:proofErr w:type="spellEnd"/>
+      <w:r>
+        <w:rPr>
+          <w:rFonts w:ascii="Times New Roman" w:hAnsi="Times New Roman" w:cs="Times New Roman"/>
+        </w:rPr>
+        <w:t xml:space="preserve"> </w:t>
+      </w:r>
+      <w:proofErr w:type="spellStart"/>
+      <w:r>
+        <w:rPr>
+          <w:rFonts w:ascii="Times New Roman" w:hAnsi="Times New Roman" w:cs="Times New Roman"/>
+        </w:rPr>
+        <w:t>thêm</w:t>
+      </w:r>
+      <w:proofErr w:type="spellEnd"/>
+      <w:r>
+        <w:rPr>
+          <w:rFonts w:ascii="Times New Roman" w:hAnsi="Times New Roman" w:cs="Times New Roman"/>
+        </w:rPr>
+        <w:t xml:space="preserve"> Pass TCP/UDP port 53 </w:t>
+      </w:r>
+      <w:proofErr w:type="spellStart"/>
+      <w:r>
+        <w:rPr>
+          <w:rFonts w:ascii="Times New Roman" w:hAnsi="Times New Roman" w:cs="Times New Roman"/>
+        </w:rPr>
+        <w:t>cho</w:t>
+      </w:r>
+      <w:proofErr w:type="spellEnd"/>
+      <w:r>
+        <w:rPr>
+          <w:rFonts w:ascii="Times New Roman" w:hAnsi="Times New Roman" w:cs="Times New Roman"/>
+        </w:rPr>
+        <w:t xml:space="preserve"> DNS.</w:t>
+      </w:r>
+    </w:p>
+    <w:p>
+      <w:pPr>
+        <w:rPr>
+          <w:rFonts w:ascii="Times New Roman" w:hAnsi="Times New Roman" w:cs="Times New Roman"/>
+        </w:rPr>
+      </w:pPr>
+      <w:r>
+        <w:rPr>
+          <w:rFonts w:ascii="Times New Roman" w:hAnsi="Times New Roman" w:cs="Times New Roman"/>
+          <w:b/>
+          <w:bCs/>
+        </w:rPr>
+        <w:t xml:space="preserve">Logging </w:t>
+      </w:r>
+      <w:proofErr w:type="spellStart"/>
+      <w:r>
+        <w:rPr>
+          <w:rFonts w:ascii="Times New Roman" w:hAnsi="Times New Roman" w:cs="Times New Roman"/>
+          <w:b/>
+          <w:bCs/>
+        </w:rPr>
+        <w:t>của</w:t>
+      </w:r>
+      <w:proofErr w:type="spellEnd"/>
+      <w:r>
+        <w:rPr>
+          <w:rFonts w:ascii="Times New Roman" w:hAnsi="Times New Roman" w:cs="Times New Roman"/>
+          <w:b/>
+          <w:bCs/>
+        </w:rPr>
+        <w:t xml:space="preserve"> firewall </w:t>
+      </w:r>
+      <w:proofErr w:type="spellStart"/>
+      <w:r>
+        <w:rPr>
+          <w:rFonts w:ascii="Times New Roman" w:hAnsi="Times New Roman" w:cs="Times New Roman"/>
+          <w:b/>
+          <w:bCs/>
+        </w:rPr>
+        <w:t>giúp</w:t>
+      </w:r>
+      <w:proofErr w:type="spellEnd"/>
+      <w:r>
+        <w:rPr>
+          <w:rFonts w:ascii="Times New Roman" w:hAnsi="Times New Roman" w:cs="Times New Roman"/>
+          <w:b/>
+          <w:bCs/>
+        </w:rPr>
+        <w:t xml:space="preserve"> </w:t>
+      </w:r>
+      <w:proofErr w:type="spellStart"/>
+      <w:r>
+        <w:rPr>
+          <w:rFonts w:ascii="Times New Roman" w:hAnsi="Times New Roman" w:cs="Times New Roman"/>
+          <w:b/>
+          <w:bCs/>
+        </w:rPr>
+        <w:t>ích</w:t>
+      </w:r>
+      <w:proofErr w:type="spellEnd"/>
+      <w:r>
+        <w:rPr>
+          <w:rFonts w:ascii="Times New Roman" w:hAnsi="Times New Roman" w:cs="Times New Roman"/>
+          <w:b/>
+          <w:bCs/>
+        </w:rPr>
+        <w:t xml:space="preserve"> </w:t>
+      </w:r>
+      <w:proofErr w:type="spellStart"/>
+      <w:r>
+        <w:rPr>
+          <w:rFonts w:ascii="Times New Roman" w:hAnsi="Times New Roman" w:cs="Times New Roman"/>
+          <w:b/>
+          <w:bCs/>
+        </w:rPr>
+        <w:t>gì</w:t>
+      </w:r>
+      <w:proofErr w:type="spellEnd"/>
+      <w:r>
+        <w:rPr>
+          <w:rFonts w:ascii="Times New Roman" w:hAnsi="Times New Roman" w:cs="Times New Roman"/>
+          <w:b/>
+          <w:bCs/>
+        </w:rPr>
+        <w:t xml:space="preserve"> </w:t>
+      </w:r>
+      <w:proofErr w:type="spellStart"/>
+      <w:r>
+        <w:rPr>
+          <w:rFonts w:ascii="Times New Roman" w:hAnsi="Times New Roman" w:cs="Times New Roman"/>
+          <w:b/>
+          <w:bCs/>
+        </w:rPr>
+        <w:t>trong</w:t>
+      </w:r>
+      <w:proofErr w:type="spellEnd"/>
+      <w:r>
+        <w:rPr>
+          <w:rFonts w:ascii="Times New Roman" w:hAnsi="Times New Roman" w:cs="Times New Roman"/>
+          <w:b/>
+          <w:bCs/>
+        </w:rPr>
+        <w:t xml:space="preserve"> </w:t>
+      </w:r>
+      <w:proofErr w:type="spellStart"/>
+      <w:r>
+        <w:rPr>
+          <w:rFonts w:ascii="Times New Roman" w:hAnsi="Times New Roman" w:cs="Times New Roman"/>
+          <w:b/>
+          <w:bCs/>
+        </w:rPr>
+        <w:t>xử</w:t>
+      </w:r>
+      <w:proofErr w:type="spellEnd"/>
+      <w:r>
+        <w:rPr>
+          <w:rFonts w:ascii="Times New Roman" w:hAnsi="Times New Roman" w:cs="Times New Roman"/>
+          <w:b/>
+          <w:bCs/>
+        </w:rPr>
+        <w:t xml:space="preserve"> </w:t>
+      </w:r>
+      <w:proofErr w:type="spellStart"/>
+      <w:r>
+        <w:rPr>
+          <w:rFonts w:ascii="Times New Roman" w:hAnsi="Times New Roman" w:cs="Times New Roman"/>
+          <w:b/>
+          <w:bCs/>
+        </w:rPr>
+        <w:t>lý</w:t>
+      </w:r>
+      <w:proofErr w:type="spellEnd"/>
+      <w:r>
+        <w:rPr>
+          <w:rFonts w:ascii="Times New Roman" w:hAnsi="Times New Roman" w:cs="Times New Roman"/>
+          <w:b/>
+          <w:bCs/>
+        </w:rPr>
+        <w:t xml:space="preserve"> </w:t>
+      </w:r>
+      <w:proofErr w:type="spellStart"/>
+      <w:r>
+        <w:rPr>
+          <w:rFonts w:ascii="Times New Roman" w:hAnsi="Times New Roman" w:cs="Times New Roman"/>
+          <w:b/>
+          <w:bCs/>
+        </w:rPr>
+        <w:t>sự</w:t>
+      </w:r>
+      <w:proofErr w:type="spellEnd"/>
+      <w:r>
+        <w:rPr>
+          <w:rFonts w:ascii="Times New Roman" w:hAnsi="Times New Roman" w:cs="Times New Roman"/>
+          <w:b/>
+          <w:bCs/>
+        </w:rPr>
+        <w:t xml:space="preserve"> </w:t>
+      </w:r>
+      <w:proofErr w:type="spellStart"/>
+      <w:r>
+        <w:rPr>
+          <w:rFonts w:ascii="Times New Roman" w:hAnsi="Times New Roman" w:cs="Times New Roman"/>
+          <w:b/>
+          <w:bCs/>
+        </w:rPr>
+        <w:t>cố</w:t>
+      </w:r>
+      <w:proofErr w:type="spellEnd"/>
+      <w:r>
+        <w:rPr>
+          <w:rFonts w:ascii="Times New Roman" w:hAnsi="Times New Roman" w:cs="Times New Roman"/>
+          <w:b/>
+          <w:bCs/>
+        </w:rPr>
+        <w:t>?</w:t>
+      </w:r>
+      <w:r>
+        <w:rPr>
+          <w:rFonts w:ascii="Times New Roman" w:hAnsi="Times New Roman" w:cs="Times New Roman"/>
+        </w:rPr>
+        <w:br/>
+      </w:r>
+      <w:proofErr w:type="spellStart"/>
+      <w:r>
+        <w:rPr>
+          <w:rFonts w:ascii="Times New Roman" w:hAnsi="Times New Roman" w:cs="Times New Roman"/>
+          <w:b/>
+          <w:bCs/>
+        </w:rPr>
+        <w:t>Trả</w:t>
+      </w:r>
+      <w:proofErr w:type="spellEnd"/>
+      <w:r>
+        <w:rPr>
+          <w:rFonts w:ascii="Times New Roman" w:hAnsi="Times New Roman" w:cs="Times New Roman"/>
+          <w:b/>
+          <w:bCs/>
+        </w:rPr>
+        <w:t xml:space="preserve"> </w:t>
+      </w:r>
+      <w:proofErr w:type="spellStart"/>
+      <w:r>
+        <w:rPr>
+          <w:rFonts w:ascii="Times New Roman" w:hAnsi="Times New Roman" w:cs="Times New Roman"/>
+          <w:b/>
+          <w:bCs/>
+        </w:rPr>
+        <w:t>lời</w:t>
+      </w:r>
+      <w:proofErr w:type="spellEnd"/>
+      <w:r>
+        <w:rPr>
+          <w:rFonts w:ascii="Times New Roman" w:hAnsi="Times New Roman" w:cs="Times New Roman"/>
+          <w:b/>
+          <w:bCs/>
+        </w:rPr>
+        <w:t>:</w:t>
+      </w:r>
+      <w:r>
+        <w:rPr>
+          <w:rFonts w:ascii="Times New Roman" w:hAnsi="Times New Roman" w:cs="Times New Roman"/>
+        </w:rPr>
+        <w:t xml:space="preserve"> Firewall Logging </w:t>
+      </w:r>
+      <w:proofErr w:type="spellStart"/>
+      <w:r>
+        <w:rPr>
+          <w:rFonts w:ascii="Times New Roman" w:hAnsi="Times New Roman" w:cs="Times New Roman"/>
+        </w:rPr>
+        <w:t>cho</w:t>
+      </w:r>
+      <w:proofErr w:type="spellEnd"/>
+      <w:r>
+        <w:rPr>
+          <w:rFonts w:ascii="Times New Roman" w:hAnsi="Times New Roman" w:cs="Times New Roman"/>
+        </w:rPr>
+        <w:t xml:space="preserve"> </w:t>
+      </w:r>
+      <w:proofErr w:type="spellStart"/>
+      <w:r>
+        <w:rPr>
+          <w:rFonts w:ascii="Times New Roman" w:hAnsi="Times New Roman" w:cs="Times New Roman"/>
+        </w:rPr>
+        <w:t>biết</w:t>
+      </w:r>
+      <w:proofErr w:type="spellEnd"/>
+      <w:r>
+        <w:rPr>
+          <w:rFonts w:ascii="Times New Roman" w:hAnsi="Times New Roman" w:cs="Times New Roman"/>
+        </w:rPr>
+        <w:t xml:space="preserve"> </w:t>
+      </w:r>
+      <w:proofErr w:type="spellStart"/>
+      <w:r>
+        <w:rPr>
+          <w:rFonts w:ascii="Times New Roman" w:hAnsi="Times New Roman" w:cs="Times New Roman"/>
+        </w:rPr>
+        <w:t>gói</w:t>
+      </w:r>
+      <w:proofErr w:type="spellEnd"/>
+      <w:r>
+        <w:rPr>
+          <w:rFonts w:ascii="Times New Roman" w:hAnsi="Times New Roman" w:cs="Times New Roman"/>
+        </w:rPr>
+        <w:t xml:space="preserve"> tin </w:t>
+      </w:r>
+      <w:proofErr w:type="spellStart"/>
+      <w:r>
+        <w:rPr>
+          <w:rFonts w:ascii="Times New Roman" w:hAnsi="Times New Roman" w:cs="Times New Roman"/>
+        </w:rPr>
+        <w:t>nào</w:t>
+      </w:r>
+      <w:proofErr w:type="spellEnd"/>
+      <w:r>
+        <w:rPr>
+          <w:rFonts w:ascii="Times New Roman" w:hAnsi="Times New Roman" w:cs="Times New Roman"/>
+        </w:rPr>
+        <w:t xml:space="preserve"> </w:t>
+      </w:r>
+      <w:proofErr w:type="spellStart"/>
+      <w:r>
+        <w:rPr>
+          <w:rFonts w:ascii="Times New Roman" w:hAnsi="Times New Roman" w:cs="Times New Roman"/>
+        </w:rPr>
+        <w:t>bị</w:t>
+      </w:r>
+      <w:proofErr w:type="spellEnd"/>
+      <w:r>
+        <w:rPr>
+          <w:rFonts w:ascii="Times New Roman" w:hAnsi="Times New Roman" w:cs="Times New Roman"/>
+        </w:rPr>
+        <w:t xml:space="preserve"> </w:t>
+      </w:r>
+      <w:proofErr w:type="spellStart"/>
+      <w:r>
+        <w:rPr>
+          <w:rFonts w:ascii="Times New Roman" w:hAnsi="Times New Roman" w:cs="Times New Roman"/>
+        </w:rPr>
+        <w:t>cho</w:t>
+      </w:r>
+      <w:proofErr w:type="spellEnd"/>
+      <w:r>
+        <w:rPr>
+          <w:rFonts w:ascii="Times New Roman" w:hAnsi="Times New Roman" w:cs="Times New Roman"/>
+        </w:rPr>
+        <w:t xml:space="preserve"> </w:t>
+      </w:r>
+      <w:proofErr w:type="spellStart"/>
+      <w:r>
+        <w:rPr>
+          <w:rFonts w:ascii="Times New Roman" w:hAnsi="Times New Roman" w:cs="Times New Roman"/>
+        </w:rPr>
+        <w:t>phép</w:t>
+      </w:r>
+      <w:proofErr w:type="spellEnd"/>
+      <w:r>
+        <w:rPr>
+          <w:rFonts w:ascii="Times New Roman" w:hAnsi="Times New Roman" w:cs="Times New Roman"/>
+        </w:rPr>
+        <w:t xml:space="preserve"> </w:t>
+      </w:r>
+      <w:proofErr w:type="spellStart"/>
+      <w:r>
+        <w:rPr>
+          <w:rFonts w:ascii="Times New Roman" w:hAnsi="Times New Roman" w:cs="Times New Roman"/>
+        </w:rPr>
+        <w:t>hoặc</w:t>
+      </w:r>
+      <w:proofErr w:type="spellEnd"/>
+      <w:r>
+        <w:rPr>
+          <w:rFonts w:ascii="Times New Roman" w:hAnsi="Times New Roman" w:cs="Times New Roman"/>
+        </w:rPr>
+        <w:t xml:space="preserve"> </w:t>
+      </w:r>
+      <w:proofErr w:type="spellStart"/>
+      <w:r>
+        <w:rPr>
+          <w:rFonts w:ascii="Times New Roman" w:hAnsi="Times New Roman" w:cs="Times New Roman"/>
+        </w:rPr>
+        <w:t>bị</w:t>
+      </w:r>
+      <w:proofErr w:type="spellEnd"/>
+      <w:r>
+        <w:rPr>
+          <w:rFonts w:ascii="Times New Roman" w:hAnsi="Times New Roman" w:cs="Times New Roman"/>
+        </w:rPr>
+        <w:t xml:space="preserve"> </w:t>
+      </w:r>
+      <w:proofErr w:type="spellStart"/>
+      <w:r>
+        <w:rPr>
+          <w:rFonts w:ascii="Times New Roman" w:hAnsi="Times New Roman" w:cs="Times New Roman"/>
+        </w:rPr>
+        <w:t>chặn</w:t>
+      </w:r>
+      <w:proofErr w:type="spellEnd"/>
+      <w:r>
+        <w:rPr>
+          <w:rFonts w:ascii="Times New Roman" w:hAnsi="Times New Roman" w:cs="Times New Roman"/>
+        </w:rPr>
+        <w:t xml:space="preserve">, interface </w:t>
+      </w:r>
+      <w:proofErr w:type="spellStart"/>
+      <w:r>
+        <w:rPr>
+          <w:rFonts w:ascii="Times New Roman" w:hAnsi="Times New Roman" w:cs="Times New Roman"/>
+        </w:rPr>
+        <w:t>xử</w:t>
+      </w:r>
+      <w:proofErr w:type="spellEnd"/>
+      <w:r>
+        <w:rPr>
+          <w:rFonts w:ascii="Times New Roman" w:hAnsi="Times New Roman" w:cs="Times New Roman"/>
+        </w:rPr>
+        <w:t xml:space="preserve"> </w:t>
+      </w:r>
+      <w:proofErr w:type="spellStart"/>
+      <w:r>
+        <w:rPr>
+          <w:rFonts w:ascii="Times New Roman" w:hAnsi="Times New Roman" w:cs="Times New Roman"/>
+        </w:rPr>
+        <w:t>lý</w:t>
+      </w:r>
+      <w:proofErr w:type="spellEnd"/>
+      <w:r>
+        <w:rPr>
+          <w:rFonts w:ascii="Times New Roman" w:hAnsi="Times New Roman" w:cs="Times New Roman"/>
+        </w:rPr>
+        <w:t xml:space="preserve">, </w:t>
+      </w:r>
+      <w:proofErr w:type="spellStart"/>
+      <w:r>
+        <w:rPr>
+          <w:rFonts w:ascii="Times New Roman" w:hAnsi="Times New Roman" w:cs="Times New Roman"/>
+        </w:rPr>
+        <w:t>địa</w:t>
+      </w:r>
+      <w:proofErr w:type="spellEnd"/>
+      <w:r>
+        <w:rPr>
+          <w:rFonts w:ascii="Times New Roman" w:hAnsi="Times New Roman" w:cs="Times New Roman"/>
+        </w:rPr>
+        <w:t xml:space="preserve"> </w:t>
+      </w:r>
+      <w:proofErr w:type="spellStart"/>
+      <w:r>
+        <w:rPr>
+          <w:rFonts w:ascii="Times New Roman" w:hAnsi="Times New Roman" w:cs="Times New Roman"/>
+        </w:rPr>
+        <w:t>chỉ</w:t>
+      </w:r>
+      <w:proofErr w:type="spellEnd"/>
+      <w:r>
+        <w:rPr>
+          <w:rFonts w:ascii="Times New Roman" w:hAnsi="Times New Roman" w:cs="Times New Roman"/>
+        </w:rPr>
+        <w:t xml:space="preserve"> </w:t>
+      </w:r>
+      <w:proofErr w:type="spellStart"/>
+      <w:r>
+        <w:rPr>
+          <w:rFonts w:ascii="Times New Roman" w:hAnsi="Times New Roman" w:cs="Times New Roman"/>
+        </w:rPr>
+        <w:t>nguồn</w:t>
+      </w:r>
+      <w:proofErr w:type="spellEnd"/>
+      <w:r>
+        <w:rPr>
+          <w:rFonts w:ascii="Times New Roman" w:hAnsi="Times New Roman" w:cs="Times New Roman"/>
+        </w:rPr>
+        <w:t xml:space="preserve">, </w:t>
+      </w:r>
+      <w:proofErr w:type="spellStart"/>
+      <w:r>
+        <w:rPr>
+          <w:rFonts w:ascii="Times New Roman" w:hAnsi="Times New Roman" w:cs="Times New Roman"/>
+        </w:rPr>
+        <w:t>địa</w:t>
+      </w:r>
+      <w:proofErr w:type="spellEnd"/>
+      <w:r>
+        <w:rPr>
+          <w:rFonts w:ascii="Times New Roman" w:hAnsi="Times New Roman" w:cs="Times New Roman"/>
+        </w:rPr>
+        <w:t xml:space="preserve"> </w:t>
+      </w:r>
+      <w:proofErr w:type="spellStart"/>
+      <w:r>
+        <w:rPr>
+          <w:rFonts w:ascii="Times New Roman" w:hAnsi="Times New Roman" w:cs="Times New Roman"/>
+        </w:rPr>
+        <w:t>chỉ</w:t>
+      </w:r>
+      <w:proofErr w:type="spellEnd"/>
+      <w:r>
+        <w:rPr>
+          <w:rFonts w:ascii="Times New Roman" w:hAnsi="Times New Roman" w:cs="Times New Roman"/>
+        </w:rPr>
+        <w:t xml:space="preserve"> </w:t>
+      </w:r>
+      <w:proofErr w:type="spellStart"/>
+      <w:r>
+        <w:rPr>
+          <w:rFonts w:ascii="Times New Roman" w:hAnsi="Times New Roman" w:cs="Times New Roman"/>
+        </w:rPr>
+        <w:t>đích</w:t>
+      </w:r>
+      <w:proofErr w:type="spellEnd"/>
+      <w:r>
+        <w:rPr>
+          <w:rFonts w:ascii="Times New Roman" w:hAnsi="Times New Roman" w:cs="Times New Roman"/>
+        </w:rPr>
+        <w:t xml:space="preserve">, </w:t>
+      </w:r>
+      <w:proofErr w:type="spellStart"/>
+      <w:r>
+        <w:rPr>
+          <w:rFonts w:ascii="Times New Roman" w:hAnsi="Times New Roman" w:cs="Times New Roman"/>
+        </w:rPr>
+        <w:t>giao</w:t>
+      </w:r>
+      <w:proofErr w:type="spellEnd"/>
+      <w:r>
+        <w:rPr>
+          <w:rFonts w:ascii="Times New Roman" w:hAnsi="Times New Roman" w:cs="Times New Roman"/>
+        </w:rPr>
+        <w:t xml:space="preserve"> </w:t>
+      </w:r>
+      <w:proofErr w:type="spellStart"/>
+      <w:r>
+        <w:rPr>
+          <w:rFonts w:ascii="Times New Roman" w:hAnsi="Times New Roman" w:cs="Times New Roman"/>
+        </w:rPr>
+        <w:t>thức</w:t>
+      </w:r>
+      <w:proofErr w:type="spellEnd"/>
+      <w:r>
+        <w:rPr>
+          <w:rFonts w:ascii="Times New Roman" w:hAnsi="Times New Roman" w:cs="Times New Roman"/>
+        </w:rPr>
+        <w:t xml:space="preserve"> </w:t>
+      </w:r>
+      <w:proofErr w:type="spellStart"/>
+      <w:r>
+        <w:rPr>
+          <w:rFonts w:ascii="Times New Roman" w:hAnsi="Times New Roman" w:cs="Times New Roman"/>
+        </w:rPr>
+        <w:t>và</w:t>
+      </w:r>
+      <w:proofErr w:type="spellEnd"/>
+      <w:r>
+        <w:rPr>
+          <w:rFonts w:ascii="Times New Roman" w:hAnsi="Times New Roman" w:cs="Times New Roman"/>
+        </w:rPr>
+        <w:t xml:space="preserve"> rule </w:t>
+      </w:r>
+      <w:proofErr w:type="spellStart"/>
+      <w:r>
+        <w:rPr>
+          <w:rFonts w:ascii="Times New Roman" w:hAnsi="Times New Roman" w:cs="Times New Roman"/>
+        </w:rPr>
+        <w:t>liên</w:t>
+      </w:r>
+      <w:proofErr w:type="spellEnd"/>
+      <w:r>
+        <w:rPr>
+          <w:rFonts w:ascii="Times New Roman" w:hAnsi="Times New Roman" w:cs="Times New Roman"/>
+        </w:rPr>
+        <w:t xml:space="preserve"> </w:t>
+      </w:r>
+      <w:proofErr w:type="spellStart"/>
+      <w:r>
+        <w:rPr>
+          <w:rFonts w:ascii="Times New Roman" w:hAnsi="Times New Roman" w:cs="Times New Roman"/>
+        </w:rPr>
+        <w:t>quan</w:t>
+      </w:r>
+      <w:proofErr w:type="spellEnd"/>
+      <w:r>
+        <w:rPr>
+          <w:rFonts w:ascii="Times New Roman" w:hAnsi="Times New Roman" w:cs="Times New Roman"/>
+        </w:rPr>
+        <w:t xml:space="preserve">. </w:t>
+      </w:r>
+      <w:proofErr w:type="spellStart"/>
+      <w:r>
+        <w:rPr>
+          <w:rFonts w:ascii="Times New Roman" w:hAnsi="Times New Roman" w:cs="Times New Roman"/>
+        </w:rPr>
+        <w:t>Nhờ</w:t>
+      </w:r>
+      <w:proofErr w:type="spellEnd"/>
+      <w:r>
+        <w:rPr>
+          <w:rFonts w:ascii="Times New Roman" w:hAnsi="Times New Roman" w:cs="Times New Roman"/>
+        </w:rPr>
+        <w:t xml:space="preserve"> </w:t>
+      </w:r>
+      <w:proofErr w:type="spellStart"/>
+      <w:r>
+        <w:rPr>
+          <w:rFonts w:ascii="Times New Roman" w:hAnsi="Times New Roman" w:cs="Times New Roman"/>
+        </w:rPr>
+        <w:t>đó</w:t>
+      </w:r>
+      <w:proofErr w:type="spellEnd"/>
+      <w:r>
+        <w:rPr>
+          <w:rFonts w:ascii="Times New Roman" w:hAnsi="Times New Roman" w:cs="Times New Roman"/>
+        </w:rPr>
+        <w:t xml:space="preserve"> </w:t>
+      </w:r>
+      <w:proofErr w:type="spellStart"/>
+      <w:r>
+        <w:rPr>
+          <w:rFonts w:ascii="Times New Roman" w:hAnsi="Times New Roman" w:cs="Times New Roman"/>
+        </w:rPr>
+        <w:t>có</w:t>
+      </w:r>
+      <w:proofErr w:type="spellEnd"/>
+      <w:r>
+        <w:rPr>
+          <w:rFonts w:ascii="Times New Roman" w:hAnsi="Times New Roman" w:cs="Times New Roman"/>
+        </w:rPr>
+        <w:t xml:space="preserve"> </w:t>
+      </w:r>
+      <w:proofErr w:type="spellStart"/>
+      <w:r>
+        <w:rPr>
+          <w:rFonts w:ascii="Times New Roman" w:hAnsi="Times New Roman" w:cs="Times New Roman"/>
+        </w:rPr>
+        <w:t>thể</w:t>
+      </w:r>
+      <w:proofErr w:type="spellEnd"/>
+      <w:r>
+        <w:rPr>
+          <w:rFonts w:ascii="Times New Roman" w:hAnsi="Times New Roman" w:cs="Times New Roman"/>
+        </w:rPr>
+        <w:t xml:space="preserve"> </w:t>
+      </w:r>
+      <w:proofErr w:type="spellStart"/>
+      <w:r>
+        <w:rPr>
+          <w:rFonts w:ascii="Times New Roman" w:hAnsi="Times New Roman" w:cs="Times New Roman"/>
+        </w:rPr>
+        <w:t>xác</w:t>
+      </w:r>
+      <w:proofErr w:type="spellEnd"/>
+      <w:r>
+        <w:rPr>
+          <w:rFonts w:ascii="Times New Roman" w:hAnsi="Times New Roman" w:cs="Times New Roman"/>
+        </w:rPr>
+        <w:t xml:space="preserve"> </w:t>
+      </w:r>
+      <w:proofErr w:type="spellStart"/>
+      <w:r>
+        <w:rPr>
+          <w:rFonts w:ascii="Times New Roman" w:hAnsi="Times New Roman" w:cs="Times New Roman"/>
+        </w:rPr>
+        <w:t>định</w:t>
+      </w:r>
+      <w:proofErr w:type="spellEnd"/>
+      <w:r>
+        <w:rPr>
+          <w:rFonts w:ascii="Times New Roman" w:hAnsi="Times New Roman" w:cs="Times New Roman"/>
+        </w:rPr>
+        <w:t xml:space="preserve"> </w:t>
+      </w:r>
+      <w:proofErr w:type="spellStart"/>
+      <w:r>
+        <w:rPr>
+          <w:rFonts w:ascii="Times New Roman" w:hAnsi="Times New Roman" w:cs="Times New Roman"/>
+        </w:rPr>
+        <w:t>chính</w:t>
+      </w:r>
+      <w:proofErr w:type="spellEnd"/>
+      <w:r>
+        <w:rPr>
+          <w:rFonts w:ascii="Times New Roman" w:hAnsi="Times New Roman" w:cs="Times New Roman"/>
+        </w:rPr>
+        <w:t xml:space="preserve"> </w:t>
+      </w:r>
+      <w:proofErr w:type="spellStart"/>
+      <w:r>
+        <w:rPr>
+          <w:rFonts w:ascii="Times New Roman" w:hAnsi="Times New Roman" w:cs="Times New Roman"/>
+        </w:rPr>
+        <w:t>xác</w:t>
+      </w:r>
+      <w:proofErr w:type="spellEnd"/>
+      <w:r>
+        <w:rPr>
+          <w:rFonts w:ascii="Times New Roman" w:hAnsi="Times New Roman" w:cs="Times New Roman"/>
+        </w:rPr>
+        <w:t xml:space="preserve"> firewall </w:t>
+      </w:r>
+      <w:proofErr w:type="spellStart"/>
+      <w:r>
+        <w:rPr>
+          <w:rFonts w:ascii="Times New Roman" w:hAnsi="Times New Roman" w:cs="Times New Roman"/>
+        </w:rPr>
+        <w:t>có</w:t>
+      </w:r>
+      <w:proofErr w:type="spellEnd"/>
+      <w:r>
+        <w:rPr>
+          <w:rFonts w:ascii="Times New Roman" w:hAnsi="Times New Roman" w:cs="Times New Roman"/>
+        </w:rPr>
+        <w:t xml:space="preserve"> </w:t>
+      </w:r>
+      <w:proofErr w:type="spellStart"/>
+      <w:r>
+        <w:rPr>
+          <w:rFonts w:ascii="Times New Roman" w:hAnsi="Times New Roman" w:cs="Times New Roman"/>
+        </w:rPr>
+        <w:t>phải</w:t>
+      </w:r>
+      <w:proofErr w:type="spellEnd"/>
+      <w:r>
+        <w:rPr>
+          <w:rFonts w:ascii="Times New Roman" w:hAnsi="Times New Roman" w:cs="Times New Roman"/>
+        </w:rPr>
+        <w:t xml:space="preserve"> </w:t>
+      </w:r>
+      <w:proofErr w:type="spellStart"/>
+      <w:r>
+        <w:rPr>
+          <w:rFonts w:ascii="Times New Roman" w:hAnsi="Times New Roman" w:cs="Times New Roman"/>
+        </w:rPr>
+        <w:t>nguyên</w:t>
+      </w:r>
+      <w:proofErr w:type="spellEnd"/>
+      <w:r>
+        <w:rPr>
+          <w:rFonts w:ascii="Times New Roman" w:hAnsi="Times New Roman" w:cs="Times New Roman"/>
+        </w:rPr>
+        <w:t xml:space="preserve"> </w:t>
+      </w:r>
+      <w:proofErr w:type="spellStart"/>
+      <w:r>
+        <w:rPr>
+          <w:rFonts w:ascii="Times New Roman" w:hAnsi="Times New Roman" w:cs="Times New Roman"/>
+        </w:rPr>
+        <w:t>nhân</w:t>
+      </w:r>
+      <w:proofErr w:type="spellEnd"/>
+      <w:r>
+        <w:rPr>
+          <w:rFonts w:ascii="Times New Roman" w:hAnsi="Times New Roman" w:cs="Times New Roman"/>
+        </w:rPr>
+        <w:t xml:space="preserve"> </w:t>
+      </w:r>
+      <w:proofErr w:type="spellStart"/>
+      <w:r>
+        <w:rPr>
+          <w:rFonts w:ascii="Times New Roman" w:hAnsi="Times New Roman" w:cs="Times New Roman"/>
+        </w:rPr>
+        <w:t>gây</w:t>
+      </w:r>
+      <w:proofErr w:type="spellEnd"/>
+      <w:r>
+        <w:rPr>
+          <w:rFonts w:ascii="Times New Roman" w:hAnsi="Times New Roman" w:cs="Times New Roman"/>
+        </w:rPr>
+        <w:t xml:space="preserve"> </w:t>
+      </w:r>
+      <w:proofErr w:type="spellStart"/>
+      <w:r>
+        <w:rPr>
+          <w:rFonts w:ascii="Times New Roman" w:hAnsi="Times New Roman" w:cs="Times New Roman"/>
+        </w:rPr>
+        <w:t>mất</w:t>
+      </w:r>
+      <w:proofErr w:type="spellEnd"/>
+      <w:r>
+        <w:rPr>
+          <w:rFonts w:ascii="Times New Roman" w:hAnsi="Times New Roman" w:cs="Times New Roman"/>
+        </w:rPr>
+        <w:t xml:space="preserve"> </w:t>
+      </w:r>
+      <w:proofErr w:type="spellStart"/>
+      <w:r>
+        <w:rPr>
+          <w:rFonts w:ascii="Times New Roman" w:hAnsi="Times New Roman" w:cs="Times New Roman"/>
+        </w:rPr>
+        <w:t>kết</w:t>
+      </w:r>
+      <w:proofErr w:type="spellEnd"/>
+      <w:r>
+        <w:rPr>
+          <w:rFonts w:ascii="Times New Roman" w:hAnsi="Times New Roman" w:cs="Times New Roman"/>
+        </w:rPr>
+        <w:t xml:space="preserve"> </w:t>
+      </w:r>
+      <w:proofErr w:type="spellStart"/>
+      <w:r>
+        <w:rPr>
+          <w:rFonts w:ascii="Times New Roman" w:hAnsi="Times New Roman" w:cs="Times New Roman"/>
+        </w:rPr>
+        <w:t>nối</w:t>
+      </w:r>
+      <w:proofErr w:type="spellEnd"/>
+      <w:r>
+        <w:rPr>
+          <w:rFonts w:ascii="Times New Roman" w:hAnsi="Times New Roman" w:cs="Times New Roman"/>
+        </w:rPr>
+        <w:t xml:space="preserve"> hay </w:t>
+      </w:r>
+      <w:proofErr w:type="spellStart"/>
+      <w:r>
+        <w:rPr>
+          <w:rFonts w:ascii="Times New Roman" w:hAnsi="Times New Roman" w:cs="Times New Roman"/>
+        </w:rPr>
+        <w:t>không</w:t>
+      </w:r>
+      <w:proofErr w:type="spellEnd"/>
+      <w:r>
+        <w:rPr>
+          <w:rFonts w:ascii="Times New Roman" w:hAnsi="Times New Roman" w:cs="Times New Roman"/>
+        </w:rPr>
+        <w:t>.</w:t>
+      </w:r>
+    </w:p>
+    <w:p>
+      <w:pPr>
+        <w:rPr>
+          <w:rFonts w:ascii="Times New Roman" w:hAnsi="Times New Roman" w:cs="Times New Roman"/>
+        </w:rPr>
+      </w:pPr>
+      <w:r>
+        <w:rPr>
+          <w:rFonts w:ascii="Times New Roman" w:hAnsi="Times New Roman" w:cs="Times New Roman"/>
+        </w:rPr>
+        <w:t xml:space="preserve"> </w:t>
+      </w:r>
+      <w:proofErr w:type="spellStart"/>
+      <w:r>
+        <w:rPr>
+          <w:rFonts w:ascii="Times New Roman" w:hAnsi="Times New Roman" w:cs="Times New Roman"/>
+          <w:b/>
+          <w:bCs/>
+        </w:rPr>
+        <w:t>Nêu</w:t>
+      </w:r>
+      <w:proofErr w:type="spellEnd"/>
+      <w:r>
+        <w:rPr>
+          <w:rFonts w:ascii="Times New Roman" w:hAnsi="Times New Roman" w:cs="Times New Roman"/>
+          <w:b/>
+          <w:bCs/>
+        </w:rPr>
+        <w:t xml:space="preserve"> </w:t>
+      </w:r>
+      <w:proofErr w:type="spellStart"/>
+      <w:r>
+        <w:rPr>
+          <w:rFonts w:ascii="Times New Roman" w:hAnsi="Times New Roman" w:cs="Times New Roman"/>
+          <w:b/>
+          <w:bCs/>
+        </w:rPr>
+        <w:t>ít</w:t>
+      </w:r>
+      <w:proofErr w:type="spellEnd"/>
+      <w:r>
+        <w:rPr>
+          <w:rFonts w:ascii="Times New Roman" w:hAnsi="Times New Roman" w:cs="Times New Roman"/>
+          <w:b/>
+          <w:bCs/>
+        </w:rPr>
+        <w:t xml:space="preserve"> </w:t>
+      </w:r>
+      <w:proofErr w:type="spellStart"/>
+      <w:r>
+        <w:rPr>
+          <w:rFonts w:ascii="Times New Roman" w:hAnsi="Times New Roman" w:cs="Times New Roman"/>
+          <w:b/>
+          <w:bCs/>
+        </w:rPr>
+        <w:t>nhất</w:t>
+      </w:r>
+      <w:proofErr w:type="spellEnd"/>
+      <w:r>
+        <w:rPr>
+          <w:rFonts w:ascii="Times New Roman" w:hAnsi="Times New Roman" w:cs="Times New Roman"/>
+          <w:b/>
+          <w:bCs/>
+        </w:rPr>
+        <w:t xml:space="preserve"> </w:t>
+      </w:r>
+      <w:proofErr w:type="spellStart"/>
+      <w:r>
+        <w:rPr>
+          <w:rFonts w:ascii="Times New Roman" w:hAnsi="Times New Roman" w:cs="Times New Roman"/>
+          <w:b/>
+          <w:bCs/>
+        </w:rPr>
+        <w:t>ba</w:t>
+      </w:r>
+      <w:proofErr w:type="spellEnd"/>
+      <w:r>
+        <w:rPr>
+          <w:rFonts w:ascii="Times New Roman" w:hAnsi="Times New Roman" w:cs="Times New Roman"/>
+          <w:b/>
+          <w:bCs/>
+        </w:rPr>
+        <w:t xml:space="preserve"> </w:t>
+      </w:r>
+      <w:proofErr w:type="spellStart"/>
+      <w:r>
+        <w:rPr>
+          <w:rFonts w:ascii="Times New Roman" w:hAnsi="Times New Roman" w:cs="Times New Roman"/>
+          <w:b/>
+          <w:bCs/>
+        </w:rPr>
+        <w:t>biện</w:t>
+      </w:r>
+      <w:proofErr w:type="spellEnd"/>
+      <w:r>
+        <w:rPr>
+          <w:rFonts w:ascii="Times New Roman" w:hAnsi="Times New Roman" w:cs="Times New Roman"/>
+          <w:b/>
+          <w:bCs/>
+        </w:rPr>
+        <w:t xml:space="preserve"> </w:t>
+      </w:r>
+      <w:proofErr w:type="spellStart"/>
+      <w:r>
+        <w:rPr>
+          <w:rFonts w:ascii="Times New Roman" w:hAnsi="Times New Roman" w:cs="Times New Roman"/>
+          <w:b/>
+          <w:bCs/>
+        </w:rPr>
+        <w:t>pháp</w:t>
+      </w:r>
+      <w:proofErr w:type="spellEnd"/>
+      <w:r>
+        <w:rPr>
+          <w:rFonts w:ascii="Times New Roman" w:hAnsi="Times New Roman" w:cs="Times New Roman"/>
+          <w:b/>
+          <w:bCs/>
+        </w:rPr>
+        <w:t xml:space="preserve"> hardening </w:t>
+      </w:r>
+      <w:proofErr w:type="spellStart"/>
+      <w:r>
+        <w:rPr>
+          <w:rFonts w:ascii="Times New Roman" w:hAnsi="Times New Roman" w:cs="Times New Roman"/>
+          <w:b/>
+          <w:bCs/>
+        </w:rPr>
+        <w:t>cho</w:t>
+      </w:r>
+      <w:proofErr w:type="spellEnd"/>
+      <w:r>
+        <w:rPr>
+          <w:rFonts w:ascii="Times New Roman" w:hAnsi="Times New Roman" w:cs="Times New Roman"/>
+          <w:b/>
+          <w:bCs/>
+        </w:rPr>
+        <w:t xml:space="preserve"> </w:t>
+      </w:r>
+      <w:proofErr w:type="spellStart"/>
+      <w:r>
+        <w:rPr>
+          <w:rFonts w:ascii="Times New Roman" w:hAnsi="Times New Roman" w:cs="Times New Roman"/>
+          <w:b/>
+          <w:bCs/>
+        </w:rPr>
+        <w:t>pfSense</w:t>
+      </w:r>
+      <w:proofErr w:type="spellEnd"/>
+      <w:r>
+        <w:rPr>
+          <w:rFonts w:ascii="Times New Roman" w:hAnsi="Times New Roman" w:cs="Times New Roman"/>
+          <w:b/>
+          <w:bCs/>
+        </w:rPr>
+        <w:t xml:space="preserve"> </w:t>
+      </w:r>
+      <w:proofErr w:type="spellStart"/>
+      <w:r>
+        <w:rPr>
+          <w:rFonts w:ascii="Times New Roman" w:hAnsi="Times New Roman" w:cs="Times New Roman"/>
+          <w:b/>
+          <w:bCs/>
+        </w:rPr>
+        <w:t>trong</w:t>
+      </w:r>
+      <w:proofErr w:type="spellEnd"/>
+      <w:r>
+        <w:rPr>
+          <w:rFonts w:ascii="Times New Roman" w:hAnsi="Times New Roman" w:cs="Times New Roman"/>
+          <w:b/>
+          <w:bCs/>
+        </w:rPr>
+        <w:t xml:space="preserve"> </w:t>
+      </w:r>
+      <w:proofErr w:type="spellStart"/>
+      <w:r>
+        <w:rPr>
+          <w:rFonts w:ascii="Times New Roman" w:hAnsi="Times New Roman" w:cs="Times New Roman"/>
+          <w:b/>
+          <w:bCs/>
+        </w:rPr>
+        <w:t>mô</w:t>
+      </w:r>
+      <w:proofErr w:type="spellEnd"/>
+      <w:r>
+        <w:rPr>
+          <w:rFonts w:ascii="Times New Roman" w:hAnsi="Times New Roman" w:cs="Times New Roman"/>
+          <w:b/>
+          <w:bCs/>
+        </w:rPr>
+        <w:t xml:space="preserve"> </w:t>
+      </w:r>
+      <w:proofErr w:type="spellStart"/>
+      <w:r>
+        <w:rPr>
+          <w:rFonts w:ascii="Times New Roman" w:hAnsi="Times New Roman" w:cs="Times New Roman"/>
+          <w:b/>
+          <w:bCs/>
+        </w:rPr>
+        <w:t>hình</w:t>
+      </w:r>
+      <w:proofErr w:type="spellEnd"/>
+      <w:r>
+        <w:rPr>
+          <w:rFonts w:ascii="Times New Roman" w:hAnsi="Times New Roman" w:cs="Times New Roman"/>
+          <w:b/>
+          <w:bCs/>
+        </w:rPr>
+        <w:t xml:space="preserve"> </w:t>
+      </w:r>
+      <w:proofErr w:type="spellStart"/>
+      <w:r>
+        <w:rPr>
+          <w:rFonts w:ascii="Times New Roman" w:hAnsi="Times New Roman" w:cs="Times New Roman"/>
+          <w:b/>
+          <w:bCs/>
+        </w:rPr>
+        <w:t>này</w:t>
+      </w:r>
+      <w:proofErr w:type="spellEnd"/>
+      <w:r>
+        <w:rPr>
+          <w:rFonts w:ascii="Times New Roman" w:hAnsi="Times New Roman" w:cs="Times New Roman"/>
+          <w:b/>
+          <w:bCs/>
+        </w:rPr>
+        <w:t>.</w:t>
+      </w:r>
+      <w:r>
+        <w:rPr>
+          <w:rFonts w:ascii="Times New Roman" w:hAnsi="Times New Roman" w:cs="Times New Roman"/>
+        </w:rPr>
+        <w:br/>
+      </w:r>
+      <w:proofErr w:type="spellStart"/>
+      <w:r>
+        <w:rPr>
+          <w:rFonts w:ascii="Times New Roman" w:hAnsi="Times New Roman" w:cs="Times New Roman"/>
+          <w:b/>
+          <w:bCs/>
+        </w:rPr>
+        <w:t>Trả</w:t>
+      </w:r>
+      <w:proofErr w:type="spellEnd"/>
+      <w:r>
+        <w:rPr>
+          <w:rFonts w:ascii="Times New Roman" w:hAnsi="Times New Roman" w:cs="Times New Roman"/>
+          <w:b/>
+          <w:bCs/>
+        </w:rPr>
+        <w:t xml:space="preserve"> </w:t>
+      </w:r>
+      <w:proofErr w:type="spellStart"/>
+      <w:r>
+        <w:rPr>
+          <w:rFonts w:ascii="Times New Roman" w:hAnsi="Times New Roman" w:cs="Times New Roman"/>
+          <w:b/>
+          <w:bCs/>
+        </w:rPr>
+        <w:t>lời</w:t>
+      </w:r>
+      <w:proofErr w:type="spellEnd"/>
+      <w:r>
+        <w:rPr>
+          <w:rFonts w:ascii="Times New Roman" w:hAnsi="Times New Roman" w:cs="Times New Roman"/>
+          <w:b/>
+          <w:bCs/>
+        </w:rPr>
+        <w:t>:</w:t>
+      </w:r>
+      <w:r>
+        <w:rPr>
+          <w:rFonts w:ascii="Times New Roman" w:hAnsi="Times New Roman" w:cs="Times New Roman"/>
+        </w:rPr>
+        <w:t xml:space="preserve"> </w:t>
+      </w:r>
+      <w:proofErr w:type="spellStart"/>
+      <w:r>
+        <w:rPr>
+          <w:rFonts w:ascii="Times New Roman" w:hAnsi="Times New Roman" w:cs="Times New Roman"/>
+        </w:rPr>
+        <w:t>Có</w:t>
+      </w:r>
+      <w:proofErr w:type="spellEnd"/>
+      <w:r>
+        <w:rPr>
+          <w:rFonts w:ascii="Times New Roman" w:hAnsi="Times New Roman" w:cs="Times New Roman"/>
+        </w:rPr>
+        <w:t xml:space="preserve"> </w:t>
+      </w:r>
+      <w:proofErr w:type="spellStart"/>
+      <w:r>
+        <w:rPr>
+          <w:rFonts w:ascii="Times New Roman" w:hAnsi="Times New Roman" w:cs="Times New Roman"/>
+        </w:rPr>
+        <w:t>thể</w:t>
+      </w:r>
+      <w:proofErr w:type="spellEnd"/>
+      <w:r>
+        <w:rPr>
+          <w:rFonts w:ascii="Times New Roman" w:hAnsi="Times New Roman" w:cs="Times New Roman"/>
+        </w:rPr>
+        <w:t xml:space="preserve"> </w:t>
+      </w:r>
+      <w:proofErr w:type="spellStart"/>
+      <w:r>
+        <w:rPr>
+          <w:rFonts w:ascii="Times New Roman" w:hAnsi="Times New Roman" w:cs="Times New Roman"/>
+        </w:rPr>
+        <w:t>áp</w:t>
+      </w:r>
+      <w:proofErr w:type="spellEnd"/>
+      <w:r>
+        <w:rPr>
+          <w:rFonts w:ascii="Times New Roman" w:hAnsi="Times New Roman" w:cs="Times New Roman"/>
+        </w:rPr>
+        <w:t xml:space="preserve"> </w:t>
+      </w:r>
+      <w:proofErr w:type="spellStart"/>
+      <w:r>
+        <w:rPr>
+          <w:rFonts w:ascii="Times New Roman" w:hAnsi="Times New Roman" w:cs="Times New Roman"/>
+        </w:rPr>
+        <w:t>dụng</w:t>
+      </w:r>
+      <w:proofErr w:type="spellEnd"/>
+      <w:r>
+        <w:rPr>
+          <w:rFonts w:ascii="Times New Roman" w:hAnsi="Times New Roman" w:cs="Times New Roman"/>
+        </w:rPr>
+        <w:t xml:space="preserve"> </w:t>
+      </w:r>
+      <w:proofErr w:type="spellStart"/>
+      <w:r>
+        <w:rPr>
+          <w:rFonts w:ascii="Times New Roman" w:hAnsi="Times New Roman" w:cs="Times New Roman"/>
+        </w:rPr>
+        <w:t>các</w:t>
+      </w:r>
+      <w:proofErr w:type="spellEnd"/>
+      <w:r>
+        <w:rPr>
+          <w:rFonts w:ascii="Times New Roman" w:hAnsi="Times New Roman" w:cs="Times New Roman"/>
+        </w:rPr>
+        <w:t xml:space="preserve"> </w:t>
+      </w:r>
+      <w:proofErr w:type="spellStart"/>
+      <w:r>
+        <w:rPr>
+          <w:rFonts w:ascii="Times New Roman" w:hAnsi="Times New Roman" w:cs="Times New Roman"/>
+        </w:rPr>
+        <w:t>biện</w:t>
+      </w:r>
+      <w:proofErr w:type="spellEnd"/>
+      <w:r>
+        <w:rPr>
+          <w:rFonts w:ascii="Times New Roman" w:hAnsi="Times New Roman" w:cs="Times New Roman"/>
+        </w:rPr>
+        <w:t xml:space="preserve"> </w:t>
+      </w:r>
+      <w:proofErr w:type="spellStart"/>
+      <w:r>
+        <w:rPr>
+          <w:rFonts w:ascii="Times New Roman" w:hAnsi="Times New Roman" w:cs="Times New Roman"/>
+        </w:rPr>
+        <w:t>pháp</w:t>
+      </w:r>
+      <w:proofErr w:type="spellEnd"/>
+      <w:r>
+        <w:rPr>
+          <w:rFonts w:ascii="Times New Roman" w:hAnsi="Times New Roman" w:cs="Times New Roman"/>
+        </w:rPr>
+        <w:t xml:space="preserve"> </w:t>
+      </w:r>
+      <w:proofErr w:type="spellStart"/>
+      <w:r>
+        <w:rPr>
+          <w:rFonts w:ascii="Times New Roman" w:hAnsi="Times New Roman" w:cs="Times New Roman"/>
+        </w:rPr>
+        <w:t>như</w:t>
+      </w:r>
+      <w:proofErr w:type="spellEnd"/>
+      <w:r>
+        <w:rPr>
+          <w:rFonts w:ascii="Times New Roman" w:hAnsi="Times New Roman" w:cs="Times New Roman"/>
+        </w:rPr>
+        <w:t xml:space="preserve"> </w:t>
+      </w:r>
+      <w:proofErr w:type="spellStart"/>
+      <w:r>
+        <w:rPr>
+          <w:rFonts w:ascii="Times New Roman" w:hAnsi="Times New Roman" w:cs="Times New Roman"/>
+        </w:rPr>
+        <w:t>đổi</w:t>
+      </w:r>
+      <w:proofErr w:type="spellEnd"/>
+      <w:r>
+        <w:rPr>
+          <w:rFonts w:ascii="Times New Roman" w:hAnsi="Times New Roman" w:cs="Times New Roman"/>
+        </w:rPr>
+        <w:t xml:space="preserve"> </w:t>
+      </w:r>
+      <w:proofErr w:type="spellStart"/>
+      <w:r>
+        <w:rPr>
+          <w:rFonts w:ascii="Times New Roman" w:hAnsi="Times New Roman" w:cs="Times New Roman"/>
+        </w:rPr>
+        <w:t>mật</w:t>
+      </w:r>
+      <w:proofErr w:type="spellEnd"/>
+      <w:r>
+        <w:rPr>
+          <w:rFonts w:ascii="Times New Roman" w:hAnsi="Times New Roman" w:cs="Times New Roman"/>
+        </w:rPr>
+        <w:t xml:space="preserve"> </w:t>
+      </w:r>
+      <w:proofErr w:type="spellStart"/>
+      <w:r>
+        <w:rPr>
+          <w:rFonts w:ascii="Times New Roman" w:hAnsi="Times New Roman" w:cs="Times New Roman"/>
+        </w:rPr>
+        <w:t>khẩu</w:t>
+      </w:r>
+      <w:proofErr w:type="spellEnd"/>
+      <w:r>
+        <w:rPr>
+          <w:rFonts w:ascii="Times New Roman" w:hAnsi="Times New Roman" w:cs="Times New Roman"/>
+        </w:rPr>
+        <w:t xml:space="preserve"> admin </w:t>
+      </w:r>
+      <w:proofErr w:type="spellStart"/>
+      <w:r>
+        <w:rPr>
+          <w:rFonts w:ascii="Times New Roman" w:hAnsi="Times New Roman" w:cs="Times New Roman"/>
+        </w:rPr>
+        <w:t>mặc</w:t>
+      </w:r>
+      <w:proofErr w:type="spellEnd"/>
+      <w:r>
+        <w:rPr>
+          <w:rFonts w:ascii="Times New Roman" w:hAnsi="Times New Roman" w:cs="Times New Roman"/>
+        </w:rPr>
+        <w:t xml:space="preserve"> </w:t>
+      </w:r>
+      <w:proofErr w:type="spellStart"/>
+      <w:r>
+        <w:rPr>
+          <w:rFonts w:ascii="Times New Roman" w:hAnsi="Times New Roman" w:cs="Times New Roman"/>
+        </w:rPr>
+        <w:t>định</w:t>
+      </w:r>
+      <w:proofErr w:type="spellEnd"/>
+      <w:r>
+        <w:rPr>
+          <w:rFonts w:ascii="Times New Roman" w:hAnsi="Times New Roman" w:cs="Times New Roman"/>
+        </w:rPr>
+        <w:t xml:space="preserve"> sang </w:t>
+      </w:r>
+      <w:proofErr w:type="spellStart"/>
+      <w:r>
+        <w:rPr>
+          <w:rFonts w:ascii="Times New Roman" w:hAnsi="Times New Roman" w:cs="Times New Roman"/>
+        </w:rPr>
+        <w:t>mật</w:t>
+      </w:r>
+      <w:proofErr w:type="spellEnd"/>
+      <w:r>
+        <w:rPr>
+          <w:rFonts w:ascii="Times New Roman" w:hAnsi="Times New Roman" w:cs="Times New Roman"/>
+        </w:rPr>
+        <w:t xml:space="preserve"> </w:t>
+      </w:r>
+      <w:proofErr w:type="spellStart"/>
+      <w:r>
+        <w:rPr>
+          <w:rFonts w:ascii="Times New Roman" w:hAnsi="Times New Roman" w:cs="Times New Roman"/>
+        </w:rPr>
+        <w:t>khẩu</w:t>
+      </w:r>
+      <w:proofErr w:type="spellEnd"/>
+      <w:r>
+        <w:rPr>
+          <w:rFonts w:ascii="Times New Roman" w:hAnsi="Times New Roman" w:cs="Times New Roman"/>
+        </w:rPr>
+        <w:t xml:space="preserve"> </w:t>
+      </w:r>
+      <w:proofErr w:type="spellStart"/>
+      <w:r>
+        <w:rPr>
+          <w:rFonts w:ascii="Times New Roman" w:hAnsi="Times New Roman" w:cs="Times New Roman"/>
+        </w:rPr>
+        <w:t>mạnh</w:t>
+      </w:r>
+      <w:proofErr w:type="spellEnd"/>
+      <w:r>
+        <w:rPr>
+          <w:rFonts w:ascii="Times New Roman" w:hAnsi="Times New Roman" w:cs="Times New Roman"/>
+        </w:rPr>
+        <w:t xml:space="preserve">; </w:t>
+      </w:r>
+      <w:proofErr w:type="spellStart"/>
+      <w:r>
+        <w:rPr>
+          <w:rFonts w:ascii="Times New Roman" w:hAnsi="Times New Roman" w:cs="Times New Roman"/>
+        </w:rPr>
+        <w:t>chỉ</w:t>
+      </w:r>
+      <w:proofErr w:type="spellEnd"/>
+      <w:r>
+        <w:rPr>
+          <w:rFonts w:ascii="Times New Roman" w:hAnsi="Times New Roman" w:cs="Times New Roman"/>
+        </w:rPr>
+        <w:t xml:space="preserve"> </w:t>
+      </w:r>
+      <w:proofErr w:type="spellStart"/>
+      <w:r>
+        <w:rPr>
+          <w:rFonts w:ascii="Times New Roman" w:hAnsi="Times New Roman" w:cs="Times New Roman"/>
+        </w:rPr>
+        <w:t>cho</w:t>
+      </w:r>
+      <w:proofErr w:type="spellEnd"/>
+      <w:r>
+        <w:rPr>
+          <w:rFonts w:ascii="Times New Roman" w:hAnsi="Times New Roman" w:cs="Times New Roman"/>
+        </w:rPr>
+        <w:t xml:space="preserve"> </w:t>
+      </w:r>
+      <w:proofErr w:type="spellStart"/>
+      <w:r>
+        <w:rPr>
+          <w:rFonts w:ascii="Times New Roman" w:hAnsi="Times New Roman" w:cs="Times New Roman"/>
+        </w:rPr>
+        <w:t>phép</w:t>
+      </w:r>
+      <w:proofErr w:type="spellEnd"/>
+      <w:r>
+        <w:rPr>
+          <w:rFonts w:ascii="Times New Roman" w:hAnsi="Times New Roman" w:cs="Times New Roman"/>
+        </w:rPr>
+        <w:t xml:space="preserve"> </w:t>
+      </w:r>
+      <w:proofErr w:type="spellStart"/>
+      <w:r>
+        <w:rPr>
+          <w:rFonts w:ascii="Times New Roman" w:hAnsi="Times New Roman" w:cs="Times New Roman"/>
+        </w:rPr>
+        <w:t>truy</w:t>
+      </w:r>
+      <w:proofErr w:type="spellEnd"/>
+      <w:r>
+        <w:rPr>
+          <w:rFonts w:ascii="Times New Roman" w:hAnsi="Times New Roman" w:cs="Times New Roman"/>
+        </w:rPr>
+        <w:t xml:space="preserve"> </w:t>
+      </w:r>
+      <w:proofErr w:type="spellStart"/>
+      <w:r>
+        <w:rPr>
+          <w:rFonts w:ascii="Times New Roman" w:hAnsi="Times New Roman" w:cs="Times New Roman"/>
+        </w:rPr>
+        <w:t>cập</w:t>
+      </w:r>
+      <w:proofErr w:type="spellEnd"/>
+      <w:r>
+        <w:rPr>
+          <w:rFonts w:ascii="Times New Roman" w:hAnsi="Times New Roman" w:cs="Times New Roman"/>
+        </w:rPr>
+        <w:t xml:space="preserve"> </w:t>
+      </w:r>
+      <w:proofErr w:type="spellStart"/>
+      <w:r>
+        <w:rPr>
+          <w:rFonts w:ascii="Times New Roman" w:hAnsi="Times New Roman" w:cs="Times New Roman"/>
+        </w:rPr>
+        <w:t>WebGUI</w:t>
+      </w:r>
+      <w:proofErr w:type="spellEnd"/>
+      <w:r>
+        <w:rPr>
+          <w:rFonts w:ascii="Times New Roman" w:hAnsi="Times New Roman" w:cs="Times New Roman"/>
+        </w:rPr>
+        <w:t xml:space="preserve"> </w:t>
+      </w:r>
+      <w:proofErr w:type="spellStart"/>
+      <w:r>
+        <w:rPr>
+          <w:rFonts w:ascii="Times New Roman" w:hAnsi="Times New Roman" w:cs="Times New Roman"/>
+        </w:rPr>
+        <w:t>từ</w:t>
+      </w:r>
+      <w:proofErr w:type="spellEnd"/>
+      <w:r>
+        <w:rPr>
+          <w:rFonts w:ascii="Times New Roman" w:hAnsi="Times New Roman" w:cs="Times New Roman"/>
+        </w:rPr>
+        <w:t xml:space="preserve"> </w:t>
+      </w:r>
+      <w:proofErr w:type="spellStart"/>
+      <w:r>
+        <w:rPr>
+          <w:rFonts w:ascii="Times New Roman" w:hAnsi="Times New Roman" w:cs="Times New Roman"/>
+        </w:rPr>
+        <w:t>mạng</w:t>
+      </w:r>
+      <w:proofErr w:type="spellEnd"/>
+      <w:r>
+        <w:rPr>
+          <w:rFonts w:ascii="Times New Roman" w:hAnsi="Times New Roman" w:cs="Times New Roman"/>
+        </w:rPr>
+        <w:t xml:space="preserve"> </w:t>
+      </w:r>
+      <w:proofErr w:type="spellStart"/>
+      <w:r>
+        <w:rPr>
+          <w:rFonts w:ascii="Times New Roman" w:hAnsi="Times New Roman" w:cs="Times New Roman"/>
+        </w:rPr>
+        <w:t>quản</w:t>
+      </w:r>
+      <w:proofErr w:type="spellEnd"/>
+      <w:r>
+        <w:rPr>
+          <w:rFonts w:ascii="Times New Roman" w:hAnsi="Times New Roman" w:cs="Times New Roman"/>
+        </w:rPr>
+        <w:t xml:space="preserve"> </w:t>
+      </w:r>
+      <w:proofErr w:type="spellStart"/>
+      <w:r>
+        <w:rPr>
+          <w:rFonts w:ascii="Times New Roman" w:hAnsi="Times New Roman" w:cs="Times New Roman"/>
+        </w:rPr>
+        <w:t>trị</w:t>
+      </w:r>
+      <w:proofErr w:type="spellEnd"/>
+      <w:r>
+        <w:rPr>
+          <w:rFonts w:ascii="Times New Roman" w:hAnsi="Times New Roman" w:cs="Times New Roman"/>
+        </w:rPr>
+        <w:t xml:space="preserve">/LAN </w:t>
+      </w:r>
+      <w:proofErr w:type="spellStart"/>
+      <w:r>
+        <w:rPr>
+          <w:rFonts w:ascii="Times New Roman" w:hAnsi="Times New Roman" w:cs="Times New Roman"/>
+        </w:rPr>
+        <w:t>và</w:t>
+      </w:r>
+      <w:proofErr w:type="spellEnd"/>
+      <w:r>
+        <w:rPr>
+          <w:rFonts w:ascii="Times New Roman" w:hAnsi="Times New Roman" w:cs="Times New Roman"/>
+        </w:rPr>
+        <w:t xml:space="preserve"> </w:t>
+      </w:r>
+      <w:proofErr w:type="spellStart"/>
+      <w:r>
+        <w:rPr>
+          <w:rFonts w:ascii="Times New Roman" w:hAnsi="Times New Roman" w:cs="Times New Roman"/>
+        </w:rPr>
+        <w:t>sử</w:t>
+      </w:r>
+      <w:proofErr w:type="spellEnd"/>
+      <w:r>
+        <w:rPr>
+          <w:rFonts w:ascii="Times New Roman" w:hAnsi="Times New Roman" w:cs="Times New Roman"/>
+        </w:rPr>
+        <w:t xml:space="preserve"> </w:t>
+      </w:r>
+      <w:proofErr w:type="spellStart"/>
+      <w:r>
+        <w:rPr>
+          <w:rFonts w:ascii="Times New Roman" w:hAnsi="Times New Roman" w:cs="Times New Roman"/>
+        </w:rPr>
+        <w:t>dụng</w:t>
+      </w:r>
+      <w:proofErr w:type="spellEnd"/>
+      <w:r>
+        <w:rPr>
+          <w:rFonts w:ascii="Times New Roman" w:hAnsi="Times New Roman" w:cs="Times New Roman"/>
+        </w:rPr>
+        <w:t xml:space="preserve"> HTTPS; </w:t>
+      </w:r>
+      <w:proofErr w:type="spellStart"/>
+      <w:r>
+        <w:rPr>
+          <w:rFonts w:ascii="Times New Roman" w:hAnsi="Times New Roman" w:cs="Times New Roman"/>
+        </w:rPr>
+        <w:t>chỉ</w:t>
+      </w:r>
+      <w:proofErr w:type="spellEnd"/>
+      <w:r>
+        <w:rPr>
+          <w:rFonts w:ascii="Times New Roman" w:hAnsi="Times New Roman" w:cs="Times New Roman"/>
+        </w:rPr>
+        <w:t xml:space="preserve"> </w:t>
+      </w:r>
+      <w:proofErr w:type="spellStart"/>
+      <w:r>
+        <w:rPr>
+          <w:rFonts w:ascii="Times New Roman" w:hAnsi="Times New Roman" w:cs="Times New Roman"/>
+        </w:rPr>
+        <w:t>mở</w:t>
+      </w:r>
+      <w:proofErr w:type="spellEnd"/>
+      <w:r>
+        <w:rPr>
+          <w:rFonts w:ascii="Times New Roman" w:hAnsi="Times New Roman" w:cs="Times New Roman"/>
+        </w:rPr>
+        <w:t xml:space="preserve"> </w:t>
+      </w:r>
+      <w:proofErr w:type="spellStart"/>
+      <w:r>
+        <w:rPr>
+          <w:rFonts w:ascii="Times New Roman" w:hAnsi="Times New Roman" w:cs="Times New Roman"/>
+        </w:rPr>
+        <w:t>những</w:t>
+      </w:r>
+      <w:proofErr w:type="spellEnd"/>
+      <w:r>
+        <w:rPr>
+          <w:rFonts w:ascii="Times New Roman" w:hAnsi="Times New Roman" w:cs="Times New Roman"/>
+        </w:rPr>
+        <w:t xml:space="preserve"> port </w:t>
+      </w:r>
+      <w:proofErr w:type="spellStart"/>
+      <w:r>
+        <w:rPr>
+          <w:rFonts w:ascii="Times New Roman" w:hAnsi="Times New Roman" w:cs="Times New Roman"/>
+        </w:rPr>
+        <w:t>và</w:t>
+      </w:r>
+      <w:proofErr w:type="spellEnd"/>
+      <w:r>
+        <w:rPr>
+          <w:rFonts w:ascii="Times New Roman" w:hAnsi="Times New Roman" w:cs="Times New Roman"/>
+        </w:rPr>
+        <w:t xml:space="preserve"> </w:t>
+      </w:r>
+      <w:proofErr w:type="spellStart"/>
+      <w:r>
+        <w:rPr>
+          <w:rFonts w:ascii="Times New Roman" w:hAnsi="Times New Roman" w:cs="Times New Roman"/>
+        </w:rPr>
+        <w:t>dịch</w:t>
+      </w:r>
+      <w:proofErr w:type="spellEnd"/>
+      <w:r>
+        <w:rPr>
+          <w:rFonts w:ascii="Times New Roman" w:hAnsi="Times New Roman" w:cs="Times New Roman"/>
+        </w:rPr>
+        <w:t xml:space="preserve"> </w:t>
+      </w:r>
+      <w:proofErr w:type="spellStart"/>
+      <w:r>
+        <w:rPr>
+          <w:rFonts w:ascii="Times New Roman" w:hAnsi="Times New Roman" w:cs="Times New Roman"/>
+        </w:rPr>
+        <w:t>vụ</w:t>
+      </w:r>
+      <w:proofErr w:type="spellEnd"/>
+      <w:r>
+        <w:rPr>
+          <w:rFonts w:ascii="Times New Roman" w:hAnsi="Times New Roman" w:cs="Times New Roman"/>
+        </w:rPr>
+        <w:t xml:space="preserve"> </w:t>
+      </w:r>
+      <w:proofErr w:type="spellStart"/>
+      <w:r>
+        <w:rPr>
+          <w:rFonts w:ascii="Times New Roman" w:hAnsi="Times New Roman" w:cs="Times New Roman"/>
+        </w:rPr>
+        <w:t>thực</w:t>
+      </w:r>
+      <w:proofErr w:type="spellEnd"/>
+      <w:r>
+        <w:rPr>
+          <w:rFonts w:ascii="Times New Roman" w:hAnsi="Times New Roman" w:cs="Times New Roman"/>
+        </w:rPr>
+        <w:t xml:space="preserve"> </w:t>
+      </w:r>
+      <w:proofErr w:type="spellStart"/>
+      <w:r>
+        <w:rPr>
+          <w:rFonts w:ascii="Times New Roman" w:hAnsi="Times New Roman" w:cs="Times New Roman"/>
+        </w:rPr>
+        <w:t>sự</w:t>
+      </w:r>
+      <w:proofErr w:type="spellEnd"/>
+      <w:r>
+        <w:rPr>
+          <w:rFonts w:ascii="Times New Roman" w:hAnsi="Times New Roman" w:cs="Times New Roman"/>
+        </w:rPr>
+        <w:t xml:space="preserve"> </w:t>
+      </w:r>
+      <w:proofErr w:type="spellStart"/>
+      <w:r>
+        <w:rPr>
+          <w:rFonts w:ascii="Times New Roman" w:hAnsi="Times New Roman" w:cs="Times New Roman"/>
+        </w:rPr>
+        <w:t>cần</w:t>
+      </w:r>
+      <w:proofErr w:type="spellEnd"/>
+      <w:r>
+        <w:rPr>
+          <w:rFonts w:ascii="Times New Roman" w:hAnsi="Times New Roman" w:cs="Times New Roman"/>
+        </w:rPr>
+        <w:t xml:space="preserve"> </w:t>
+      </w:r>
+      <w:proofErr w:type="spellStart"/>
+      <w:r>
+        <w:rPr>
+          <w:rFonts w:ascii="Times New Roman" w:hAnsi="Times New Roman" w:cs="Times New Roman"/>
+        </w:rPr>
+        <w:t>thiết</w:t>
+      </w:r>
+      <w:proofErr w:type="spellEnd"/>
+      <w:r>
+        <w:rPr>
+          <w:rFonts w:ascii="Times New Roman" w:hAnsi="Times New Roman" w:cs="Times New Roman"/>
+        </w:rPr>
+        <w:t xml:space="preserve"> </w:t>
+      </w:r>
+      <w:proofErr w:type="spellStart"/>
+      <w:r>
+        <w:rPr>
+          <w:rFonts w:ascii="Times New Roman" w:hAnsi="Times New Roman" w:cs="Times New Roman"/>
+        </w:rPr>
+        <w:t>theo</w:t>
+      </w:r>
+      <w:proofErr w:type="spellEnd"/>
+      <w:r>
+        <w:rPr>
+          <w:rFonts w:ascii="Times New Roman" w:hAnsi="Times New Roman" w:cs="Times New Roman"/>
+        </w:rPr>
+        <w:t xml:space="preserve"> </w:t>
+      </w:r>
+      <w:proofErr w:type="spellStart"/>
+      <w:r>
+        <w:rPr>
+          <w:rFonts w:ascii="Times New Roman" w:hAnsi="Times New Roman" w:cs="Times New Roman"/>
+        </w:rPr>
+        <w:t>nguyên</w:t>
+      </w:r>
+      <w:proofErr w:type="spellEnd"/>
+      <w:r>
+        <w:rPr>
+          <w:rFonts w:ascii="Times New Roman" w:hAnsi="Times New Roman" w:cs="Times New Roman"/>
+        </w:rPr>
+        <w:t xml:space="preserve"> </w:t>
+      </w:r>
+      <w:proofErr w:type="spellStart"/>
+      <w:r>
+        <w:rPr>
+          <w:rFonts w:ascii="Times New Roman" w:hAnsi="Times New Roman" w:cs="Times New Roman"/>
+        </w:rPr>
+        <w:t>tắc</w:t>
+      </w:r>
+      <w:proofErr w:type="spellEnd"/>
+      <w:r>
+        <w:rPr>
+          <w:rFonts w:ascii="Times New Roman" w:hAnsi="Times New Roman" w:cs="Times New Roman"/>
+        </w:rPr>
+        <w:t xml:space="preserve"> least privilege; </w:t>
+      </w:r>
+      <w:proofErr w:type="spellStart"/>
+      <w:r>
+        <w:rPr>
+          <w:rFonts w:ascii="Times New Roman" w:hAnsi="Times New Roman" w:cs="Times New Roman"/>
+        </w:rPr>
+        <w:t>tắt</w:t>
+      </w:r>
+      <w:proofErr w:type="spellEnd"/>
+      <w:r>
+        <w:rPr>
+          <w:rFonts w:ascii="Times New Roman" w:hAnsi="Times New Roman" w:cs="Times New Roman"/>
+        </w:rPr>
+        <w:t xml:space="preserve"> SSH </w:t>
+      </w:r>
+      <w:proofErr w:type="spellStart"/>
+      <w:r>
+        <w:rPr>
+          <w:rFonts w:ascii="Times New Roman" w:hAnsi="Times New Roman" w:cs="Times New Roman"/>
+        </w:rPr>
+        <w:t>hoặc</w:t>
+      </w:r>
+      <w:proofErr w:type="spellEnd"/>
+      <w:r>
+        <w:rPr>
+          <w:rFonts w:ascii="Times New Roman" w:hAnsi="Times New Roman" w:cs="Times New Roman"/>
+        </w:rPr>
+        <w:t xml:space="preserve"> </w:t>
+      </w:r>
+      <w:proofErr w:type="spellStart"/>
+      <w:r>
+        <w:rPr>
+          <w:rFonts w:ascii="Times New Roman" w:hAnsi="Times New Roman" w:cs="Times New Roman"/>
+        </w:rPr>
+        <w:t>dịch</w:t>
+      </w:r>
+      <w:proofErr w:type="spellEnd"/>
+      <w:r>
+        <w:rPr>
+          <w:rFonts w:ascii="Times New Roman" w:hAnsi="Times New Roman" w:cs="Times New Roman"/>
+        </w:rPr>
+        <w:t xml:space="preserve"> </w:t>
+      </w:r>
+      <w:proofErr w:type="spellStart"/>
+      <w:r>
+        <w:rPr>
+          <w:rFonts w:ascii="Times New Roman" w:hAnsi="Times New Roman" w:cs="Times New Roman"/>
+        </w:rPr>
+        <w:t>vụ</w:t>
+      </w:r>
+      <w:proofErr w:type="spellEnd"/>
+      <w:r>
+        <w:rPr>
+          <w:rFonts w:ascii="Times New Roman" w:hAnsi="Times New Roman" w:cs="Times New Roman"/>
+        </w:rPr>
+        <w:t xml:space="preserve"> </w:t>
+      </w:r>
+      <w:proofErr w:type="spellStart"/>
+      <w:r>
+        <w:rPr>
+          <w:rFonts w:ascii="Times New Roman" w:hAnsi="Times New Roman" w:cs="Times New Roman"/>
+        </w:rPr>
+        <w:t>không</w:t>
+      </w:r>
+      <w:proofErr w:type="spellEnd"/>
+      <w:r>
+        <w:rPr>
+          <w:rFonts w:ascii="Times New Roman" w:hAnsi="Times New Roman" w:cs="Times New Roman"/>
+        </w:rPr>
+        <w:t xml:space="preserve"> </w:t>
+      </w:r>
+      <w:proofErr w:type="spellStart"/>
+      <w:r>
+        <w:rPr>
+          <w:rFonts w:ascii="Times New Roman" w:hAnsi="Times New Roman" w:cs="Times New Roman"/>
+        </w:rPr>
+        <w:t>sử</w:t>
+      </w:r>
+      <w:proofErr w:type="spellEnd"/>
+      <w:r>
+        <w:rPr>
+          <w:rFonts w:ascii="Times New Roman" w:hAnsi="Times New Roman" w:cs="Times New Roman"/>
+        </w:rPr>
+        <w:t xml:space="preserve"> </w:t>
+      </w:r>
+      <w:proofErr w:type="spellStart"/>
+      <w:r>
+        <w:rPr>
+          <w:rFonts w:ascii="Times New Roman" w:hAnsi="Times New Roman" w:cs="Times New Roman"/>
+        </w:rPr>
+        <w:t>dụng</w:t>
+      </w:r>
+      <w:proofErr w:type="spellEnd"/>
+      <w:r>
+        <w:rPr>
+          <w:rFonts w:ascii="Times New Roman" w:hAnsi="Times New Roman" w:cs="Times New Roman"/>
+        </w:rPr>
+        <w:t xml:space="preserve">; </w:t>
+      </w:r>
+      <w:proofErr w:type="spellStart"/>
+      <w:r>
+        <w:rPr>
+          <w:rFonts w:ascii="Times New Roman" w:hAnsi="Times New Roman" w:cs="Times New Roman"/>
+        </w:rPr>
+        <w:t>cập</w:t>
+      </w:r>
+      <w:proofErr w:type="spellEnd"/>
+      <w:r>
+        <w:rPr>
+          <w:rFonts w:ascii="Times New Roman" w:hAnsi="Times New Roman" w:cs="Times New Roman"/>
+        </w:rPr>
+        <w:t xml:space="preserve"> </w:t>
+      </w:r>
+      <w:proofErr w:type="spellStart"/>
+      <w:r>
+        <w:rPr>
+          <w:rFonts w:ascii="Times New Roman" w:hAnsi="Times New Roman" w:cs="Times New Roman"/>
+        </w:rPr>
+        <w:t>nhật</w:t>
+      </w:r>
+      <w:proofErr w:type="spellEnd"/>
+      <w:r>
+        <w:rPr>
+          <w:rFonts w:ascii="Times New Roman" w:hAnsi="Times New Roman" w:cs="Times New Roman"/>
+        </w:rPr>
+        <w:t xml:space="preserve"> </w:t>
+      </w:r>
+      <w:proofErr w:type="spellStart"/>
+      <w:r>
+        <w:rPr>
+          <w:rFonts w:ascii="Times New Roman" w:hAnsi="Times New Roman" w:cs="Times New Roman"/>
+        </w:rPr>
+        <w:t>pfSense</w:t>
+      </w:r>
+      <w:proofErr w:type="spellEnd"/>
+      <w:r>
+        <w:rPr>
+          <w:rFonts w:ascii="Times New Roman" w:hAnsi="Times New Roman" w:cs="Times New Roman"/>
+        </w:rPr>
+        <w:t xml:space="preserve"> </w:t>
+      </w:r>
+      <w:proofErr w:type="spellStart"/>
+      <w:r>
+        <w:rPr>
+          <w:rFonts w:ascii="Times New Roman" w:hAnsi="Times New Roman" w:cs="Times New Roman"/>
+        </w:rPr>
+        <w:t>và</w:t>
+      </w:r>
+      <w:proofErr w:type="spellEnd"/>
+      <w:r>
+        <w:rPr>
+          <w:rFonts w:ascii="Times New Roman" w:hAnsi="Times New Roman" w:cs="Times New Roman"/>
+        </w:rPr>
+        <w:t xml:space="preserve"> </w:t>
+      </w:r>
+      <w:proofErr w:type="spellStart"/>
+      <w:r>
+        <w:rPr>
+          <w:rFonts w:ascii="Times New Roman" w:hAnsi="Times New Roman" w:cs="Times New Roman"/>
+        </w:rPr>
+        <w:t>sao</w:t>
+      </w:r>
+      <w:proofErr w:type="spellEnd"/>
+      <w:r>
+        <w:rPr>
+          <w:rFonts w:ascii="Times New Roman" w:hAnsi="Times New Roman" w:cs="Times New Roman"/>
+        </w:rPr>
+        <w:t xml:space="preserve"> </w:t>
+      </w:r>
+      <w:proofErr w:type="spellStart"/>
+      <w:r>
+        <w:rPr>
+          <w:rFonts w:ascii="Times New Roman" w:hAnsi="Times New Roman" w:cs="Times New Roman"/>
+        </w:rPr>
+        <w:t>lưu</w:t>
+      </w:r>
+      <w:proofErr w:type="spellEnd"/>
+      <w:r>
+        <w:rPr>
+          <w:rFonts w:ascii="Times New Roman" w:hAnsi="Times New Roman" w:cs="Times New Roman"/>
+        </w:rPr>
+        <w:t xml:space="preserve"> </w:t>
+      </w:r>
+      <w:proofErr w:type="spellStart"/>
+      <w:r>
+        <w:rPr>
+          <w:rFonts w:ascii="Times New Roman" w:hAnsi="Times New Roman" w:cs="Times New Roman"/>
+        </w:rPr>
+        <w:t>cấu</w:t>
+      </w:r>
+      <w:proofErr w:type="spellEnd"/>
+      <w:r>
+        <w:rPr>
+          <w:rFonts w:ascii="Times New Roman" w:hAnsi="Times New Roman" w:cs="Times New Roman"/>
+        </w:rPr>
+        <w:t xml:space="preserve"> </w:t>
+      </w:r>
+      <w:proofErr w:type="spellStart"/>
+      <w:r>
+        <w:rPr>
+          <w:rFonts w:ascii="Times New Roman" w:hAnsi="Times New Roman" w:cs="Times New Roman"/>
+        </w:rPr>
+        <w:t>hình</w:t>
+      </w:r>
+      <w:proofErr w:type="spellEnd"/>
+      <w:r>
+        <w:rPr>
+          <w:rFonts w:ascii="Times New Roman" w:hAnsi="Times New Roman" w:cs="Times New Roman"/>
+        </w:rPr>
+        <w:t xml:space="preserve"> </w:t>
+      </w:r>
+      <w:proofErr w:type="spellStart"/>
+      <w:r>
+        <w:rPr>
+          <w:rFonts w:ascii="Times New Roman" w:hAnsi="Times New Roman" w:cs="Times New Roman"/>
+        </w:rPr>
+        <w:t>định</w:t>
+      </w:r>
+      <w:proofErr w:type="spellEnd"/>
+      <w:r>
+        <w:rPr>
+          <w:rFonts w:ascii="Times New Roman" w:hAnsi="Times New Roman" w:cs="Times New Roman"/>
+        </w:rPr>
+        <w:t xml:space="preserve"> </w:t>
+      </w:r>
+      <w:proofErr w:type="spellStart"/>
+      <w:r>
+        <w:rPr>
+          <w:rFonts w:ascii="Times New Roman" w:hAnsi="Times New Roman" w:cs="Times New Roman"/>
+        </w:rPr>
+        <w:t>kỳ</w:t>
+      </w:r>
+      <w:proofErr w:type="spellEnd"/>
+      <w:r>
+        <w:rPr>
+          <w:rFonts w:ascii="Times New Roman" w:hAnsi="Times New Roman" w:cs="Times New Roman"/>
+        </w:rPr>
+        <w:t xml:space="preserve">; </w:t>
+      </w:r>
+      <w:proofErr w:type="spellStart"/>
+      <w:r>
+        <w:rPr>
+          <w:rFonts w:ascii="Times New Roman" w:hAnsi="Times New Roman" w:cs="Times New Roman"/>
+        </w:rPr>
+        <w:t>bật</w:t>
+      </w:r>
+      <w:proofErr w:type="spellEnd"/>
+      <w:r>
+        <w:rPr>
+          <w:rFonts w:ascii="Times New Roman" w:hAnsi="Times New Roman" w:cs="Times New Roman"/>
+        </w:rPr>
+        <w:t xml:space="preserve"> logging </w:t>
+      </w:r>
+      <w:proofErr w:type="spellStart"/>
+      <w:r>
+        <w:rPr>
+          <w:rFonts w:ascii="Times New Roman" w:hAnsi="Times New Roman" w:cs="Times New Roman"/>
+        </w:rPr>
+        <w:t>để</w:t>
+      </w:r>
+      <w:proofErr w:type="spellEnd"/>
+      <w:r>
+        <w:rPr>
+          <w:rFonts w:ascii="Times New Roman" w:hAnsi="Times New Roman" w:cs="Times New Roman"/>
+        </w:rPr>
+        <w:t xml:space="preserve"> </w:t>
+      </w:r>
+      <w:proofErr w:type="spellStart"/>
+      <w:r>
+        <w:rPr>
+          <w:rFonts w:ascii="Times New Roman" w:hAnsi="Times New Roman" w:cs="Times New Roman"/>
+        </w:rPr>
+        <w:t>theo</w:t>
+      </w:r>
+      <w:proofErr w:type="spellEnd"/>
+      <w:r>
+        <w:rPr>
+          <w:rFonts w:ascii="Times New Roman" w:hAnsi="Times New Roman" w:cs="Times New Roman"/>
+        </w:rPr>
+        <w:t xml:space="preserve"> </w:t>
+      </w:r>
+      <w:proofErr w:type="spellStart"/>
+      <w:r>
+        <w:rPr>
+          <w:rFonts w:ascii="Times New Roman" w:hAnsi="Times New Roman" w:cs="Times New Roman"/>
+        </w:rPr>
+        <w:t>dõi</w:t>
+      </w:r>
+      <w:proofErr w:type="spellEnd"/>
+      <w:r>
+        <w:rPr>
+          <w:rFonts w:ascii="Times New Roman" w:hAnsi="Times New Roman" w:cs="Times New Roman"/>
+        </w:rPr>
+        <w:t xml:space="preserve"> </w:t>
+      </w:r>
+      <w:proofErr w:type="spellStart"/>
+      <w:r>
+        <w:rPr>
+          <w:rFonts w:ascii="Times New Roman" w:hAnsi="Times New Roman" w:cs="Times New Roman"/>
+        </w:rPr>
+        <w:t>các</w:t>
+      </w:r>
+      <w:proofErr w:type="spellEnd"/>
+      <w:r>
+        <w:rPr>
+          <w:rFonts w:ascii="Times New Roman" w:hAnsi="Times New Roman" w:cs="Times New Roman"/>
+        </w:rPr>
+        <w:t xml:space="preserve"> </w:t>
+      </w:r>
+      <w:proofErr w:type="spellStart"/>
+      <w:r>
+        <w:rPr>
+          <w:rFonts w:ascii="Times New Roman" w:hAnsi="Times New Roman" w:cs="Times New Roman"/>
+        </w:rPr>
+        <w:t>lưu</w:t>
+      </w:r>
+      <w:proofErr w:type="spellEnd"/>
+      <w:r>
+        <w:rPr>
+          <w:rFonts w:ascii="Times New Roman" w:hAnsi="Times New Roman" w:cs="Times New Roman"/>
+        </w:rPr>
+        <w:t xml:space="preserve"> </w:t>
+      </w:r>
+      <w:proofErr w:type="spellStart"/>
+      <w:r>
+        <w:rPr>
+          <w:rFonts w:ascii="Times New Roman" w:hAnsi="Times New Roman" w:cs="Times New Roman"/>
+        </w:rPr>
+        <w:t>lượng</w:t>
+      </w:r>
+      <w:proofErr w:type="spellEnd"/>
+      <w:r>
+        <w:rPr>
+          <w:rFonts w:ascii="Times New Roman" w:hAnsi="Times New Roman" w:cs="Times New Roman"/>
+        </w:rPr>
+        <w:t xml:space="preserve"> </w:t>
+      </w:r>
+      <w:proofErr w:type="spellStart"/>
+      <w:r>
+        <w:rPr>
+          <w:rFonts w:ascii="Times New Roman" w:hAnsi="Times New Roman" w:cs="Times New Roman"/>
+        </w:rPr>
+        <w:t>bất</w:t>
+      </w:r>
+      <w:proofErr w:type="spellEnd"/>
+      <w:r>
+        <w:rPr>
+          <w:rFonts w:ascii="Times New Roman" w:hAnsi="Times New Roman" w:cs="Times New Roman"/>
+        </w:rPr>
+        <w:t xml:space="preserve"> </w:t>
+      </w:r>
+      <w:proofErr w:type="spellStart"/>
+      <w:r>
+        <w:rPr>
+          <w:rFonts w:ascii="Times New Roman" w:hAnsi="Times New Roman" w:cs="Times New Roman"/>
+        </w:rPr>
+        <w:t>thường</w:t>
+      </w:r>
+      <w:proofErr w:type="spellEnd"/>
+      <w:r>
+        <w:rPr>
+          <w:rFonts w:ascii="Times New Roman" w:hAnsi="Times New Roman" w:cs="Times New Roman"/>
+        </w:rPr>
+        <w:t>.</w:t>
+      </w:r>
+    </w:p>
+    <w:p>
+      <w:pPr>
+        <w:rPr>
+          <w:rFonts w:ascii="Times New Roman" w:hAnsi="Times New Roman" w:cs="Times New Roman"/>
+        </w:rPr>
+      </w:pPr>
+    </w:p>
+    <w:p>
+      <w:pPr>
+        <w:rPr>
+          <w:rFonts w:ascii="Times New Roman" w:hAnsi="Times New Roman" w:cs="Times New Roman"/>
+        </w:rPr>
+      </w:pPr>
+    </w:p>
+    <w:p>
+      <w:pPr>
+        <w:rPr>
+          <w:rFonts w:ascii="Times New Roman" w:hAnsi="Times New Roman" w:cs="Times New Roman"/>
+        </w:rPr>
+      </w:pPr>
+    </w:p>
+    <w:p>
+      <w:pPr>
+        <w:rPr>
+          <w:rFonts w:ascii="Times New Roman" w:hAnsi="Times New Roman" w:cs="Times New Roman"/>
+        </w:rPr>
+      </w:pPr>
     </w:p>
     <w:p>
       <w:pPr>
